--- a/open_mahjong_web/client/public/rulebooks/shanghai-lajihe.docx
+++ b/open_mahjong_web/client/public/rulebooks/shanghai-lajihe.docx
@@ -1,6 +1,6 @@
 
 <file path=word/document.xml><?xml version="1.0" encoding="utf-8"?>
-<w:document xmlns:wpc="http://schemas.microsoft.com/office/word/2010/wordprocessingCanvas" xmlns:cx="http://schemas.microsoft.com/office/drawing/2014/chartex" xmlns:cx1="http://schemas.microsoft.com/office/drawing/2015/9/8/chartex" xmlns:cx2="http://schemas.microsoft.com/office/drawing/2015/10/21/chartex" xmlns:cx3="http://schemas.microsoft.com/office/drawing/2016/5/9/chartex" xmlns:cx4="http://schemas.microsoft.com/office/drawing/2016/5/10/chartex" xmlns:cx5="http://schemas.microsoft.com/office/drawing/2016/5/11/chartex" xmlns:cx6="http://schemas.microsoft.com/office/drawing/2016/5/12/chartex" xmlns:cx7="http://schemas.microsoft.com/office/drawing/2016/5/13/chartex" xmlns:cx8="http://schemas.microsoft.com/office/drawing/2016/5/14/chartex" xmlns:mc="http://schemas.openxmlformats.org/markup-compatibility/2006" xmlns:o="urn:schemas-microsoft-com:office:office" xmlns:r="http://schemas.openxmlformats.org/officeDocument/2006/relationships" xmlns:m="http://schemas.openxmlformats.org/officeDocument/2006/math" xmlns:v="urn:schemas-microsoft-com:vml" xmlns:wp14="http://schemas.microsoft.com/office/word/2010/wordprocessingDrawing" xmlns:wp="http://schemas.openxmlformats.org/drawingml/2006/wordprocessingDrawing" xmlns:w="http://schemas.openxmlformats.org/wordprocessingml/2006/main" xmlns:w14="http://schemas.microsoft.com/office/word/2010/wordml" xmlns:w10="urn:schemas-microsoft-com:office:word" xmlns:w15="http://schemas.microsoft.com/office/word/2012/wordml" xmlns:wpg="http://schemas.microsoft.com/office/word/2010/wordprocessingGroup" xmlns:wpi="http://schemas.microsoft.com/office/word/2010/wordprocessingInk" xmlns:wne="http://schemas.microsoft.com/office/word/2006/wordml" xmlns:wps="http://schemas.microsoft.com/office/word/2010/wordprocessingShape" xmlns:wpsCustomData="http://www.wps.cn/officeDocument/2013/wpsCustomData" mc:Ignorable="w14 w15 wp14">
+<w:document xmlns:wpc="http://schemas.microsoft.com/office/word/2010/wordprocessingCanvas" xmlns:cx="http://schemas.microsoft.com/office/drawing/2014/chartex" xmlns:cx1="http://schemas.microsoft.com/office/drawing/2015/9/8/chartex" xmlns:cx2="http://schemas.microsoft.com/office/drawing/2015/10/21/chartex" xmlns:cx3="http://schemas.microsoft.com/office/drawing/2016/5/9/chartex" xmlns:cx4="http://schemas.microsoft.com/office/drawing/2016/5/10/chartex" xmlns:cx5="http://schemas.microsoft.com/office/drawing/2016/5/11/chartex" xmlns:cx6="http://schemas.microsoft.com/office/drawing/2016/5/12/chartex" xmlns:cx7="http://schemas.microsoft.com/office/drawing/2016/5/13/chartex" xmlns:cx8="http://schemas.microsoft.com/office/drawing/2016/5/14/chartex" xmlns:mc="http://schemas.openxmlformats.org/markup-compatibility/2006" xmlns:aink="http://schemas.microsoft.com/office/drawing/2016/ink" xmlns:am3d="http://schemas.microsoft.com/office/drawing/2017/model3d" xmlns:o="urn:schemas-microsoft-com:office:office" xmlns:oel="http://schemas.microsoft.com/office/2019/extlst" xmlns:r="http://schemas.openxmlformats.org/officeDocument/2006/relationships" xmlns:m="http://schemas.openxmlformats.org/officeDocument/2006/math" xmlns:v="urn:schemas-microsoft-com:vml" xmlns:wp14="http://schemas.microsoft.com/office/word/2010/wordprocessingDrawing" xmlns:wp="http://schemas.openxmlformats.org/drawingml/2006/wordprocessingDrawing" xmlns:w10="urn:schemas-microsoft-com:office:word" xmlns:w="http://schemas.openxmlformats.org/wordprocessingml/2006/main" xmlns:w14="http://schemas.microsoft.com/office/word/2010/wordml" xmlns:w15="http://schemas.microsoft.com/office/word/2012/wordml" xmlns:w16cex="http://schemas.microsoft.com/office/word/2018/wordml/cex" xmlns:w16cid="http://schemas.microsoft.com/office/word/2016/wordml/cid" xmlns:w16="http://schemas.microsoft.com/office/word/2018/wordml" xmlns:w16du="http://schemas.microsoft.com/office/word/2023/wordml/word16du" xmlns:w16sdtdh="http://schemas.microsoft.com/office/word/2020/wordml/sdtdatahash" xmlns:w16sdtfl="http://schemas.microsoft.com/office/word/2024/wordml/sdtformatlock" xmlns:w16se="http://schemas.microsoft.com/office/word/2015/wordml/symex" xmlns:wpg="http://schemas.microsoft.com/office/word/2010/wordprocessingGroup" xmlns:wpi="http://schemas.microsoft.com/office/word/2010/wordprocessingInk" xmlns:wne="http://schemas.microsoft.com/office/word/2006/wordml" xmlns:wps="http://schemas.microsoft.com/office/word/2010/wordprocessingShape" mc:Ignorable="w14 w15 w16se w16cid w16 w16cex w16sdtdh w16sdtfl w16du wp14">
   <w:body>
     <w:p>
       <w:pPr>
@@ -30,11 +30,11 @@
               <w14:alpha w14:val="60000"/>
             </w14:schemeClr>
           </w14:shadow>
-          <w14:textFill>
-            <w14:solidFill>
-              <w14:schemeClr w14:val="tx1"/>
-            </w14:solidFill>
-          </w14:textFill>
+          <w14:textOutline w14:w="0" w14:cap="flat" w14:cmpd="sng" w14:algn="ctr">
+            <w14:noFill/>
+            <w14:prstDash w14:val="solid"/>
+            <w14:round/>
+          </w14:textOutline>
         </w:rPr>
       </w:pPr>
       <w:r>
@@ -49,13 +49,53 @@
               <w14:alpha w14:val="60000"/>
             </w14:schemeClr>
           </w14:shadow>
-          <w14:textFill>
-            <w14:solidFill>
-              <w14:schemeClr w14:val="tx1"/>
-            </w14:solidFill>
-          </w14:textFill>
-        </w:rPr>
-        <w:t>上海垃圾和规则</w:t>
+          <w14:textOutline w14:w="0" w14:cap="flat" w14:cmpd="sng" w14:algn="ctr">
+            <w14:noFill/>
+            <w14:prstDash w14:val="solid"/>
+            <w14:round/>
+          </w14:textOutline>
+        </w:rPr>
+        <w:t>上海</w:t>
+      </w:r>
+      <w:r>
+        <w:rPr>
+          <w:rFonts w:hint="eastAsia"/>
+          <w:bCs/>
+          <w:color w:val="000000" w:themeColor="text1"/>
+          <w:sz w:val="44"/>
+          <w:szCs w:val="44"/>
+          <w14:shadow w14:blurRad="38100" w14:dist="19050" w14:dir="2700000" w14:sx="100000" w14:sy="100000" w14:kx="0" w14:ky="0" w14:algn="tl">
+            <w14:schemeClr w14:val="dk1">
+              <w14:alpha w14:val="60000"/>
+            </w14:schemeClr>
+          </w14:shadow>
+          <w14:textOutline w14:w="0" w14:cap="flat" w14:cmpd="sng" w14:algn="ctr">
+            <w14:noFill/>
+            <w14:prstDash w14:val="solid"/>
+            <w14:round/>
+          </w14:textOutline>
+        </w:rPr>
+        <w:t>垃圾和</w:t>
+      </w:r>
+      <w:r>
+        <w:rPr>
+          <w:rFonts w:hint="eastAsia"/>
+          <w:bCs/>
+          <w:color w:val="000000" w:themeColor="text1"/>
+          <w:sz w:val="44"/>
+          <w:szCs w:val="44"/>
+          <w14:shadow w14:blurRad="38100" w14:dist="19050" w14:dir="2700000" w14:sx="100000" w14:sy="100000" w14:kx="0" w14:ky="0" w14:algn="tl">
+            <w14:schemeClr w14:val="dk1">
+              <w14:alpha w14:val="60000"/>
+            </w14:schemeClr>
+          </w14:shadow>
+          <w14:textOutline w14:w="0" w14:cap="flat" w14:cmpd="sng" w14:algn="ctr">
+            <w14:noFill/>
+            <w14:prstDash w14:val="solid"/>
+            <w14:round/>
+          </w14:textOutline>
+        </w:rPr>
+        <w:t>规则</w:t>
       </w:r>
     </w:p>
     <w:p>
@@ -73,7 +113,7 @@
     </w:p>
     <w:p>
       <w:pPr>
-        <w:pStyle w:val="31"/>
+        <w:pStyle w:val="a9"/>
         <w:numPr>
           <w:ilvl w:val="0"/>
           <w:numId w:val="1"/>
@@ -83,17 +123,9 @@
           <w:rFonts w:hint="eastAsia"/>
           <w:b/>
           <w:bCs/>
-          <w:color w:val="4E95D9" w:themeColor="text2" w:themeTint="80"/>
+          <w:color w:val="4C94D8" w:themeColor="text2" w:themeTint="80"/>
           <w:sz w:val="32"/>
           <w:szCs w:val="32"/>
-          <w14:textFill>
-            <w14:solidFill>
-              <w14:schemeClr w14:val="tx2">
-                <w14:lumMod w14:val="50000"/>
-                <w14:lumOff w14:val="50000"/>
-              </w14:schemeClr>
-            </w14:solidFill>
-          </w14:textFill>
         </w:rPr>
       </w:pPr>
       <w:r>
@@ -101,250 +133,22 @@
           <w:rFonts w:hint="eastAsia"/>
           <w:b/>
           <w:bCs/>
-          <w:color w:val="4E95D9" w:themeColor="text2" w:themeTint="80"/>
+          <w:color w:val="4C94D8" w:themeColor="text2" w:themeTint="80"/>
           <w:sz w:val="32"/>
           <w:szCs w:val="32"/>
-          <w14:textFill>
-            <w14:solidFill>
-              <w14:schemeClr w14:val="tx2">
-                <w14:lumMod w14:val="50000"/>
-                <w14:lumOff w14:val="50000"/>
-              </w14:schemeClr>
-            </w14:solidFill>
-          </w14:textFill>
         </w:rPr>
         <w:t>基础规则</w:t>
       </w:r>
     </w:p>
     <w:p>
       <w:pPr>
-        <w:pStyle w:val="31"/>
-        <w:numPr>
-          <w:ilvl w:val="0"/>
-          <w:numId w:val="2"/>
-        </w:numPr>
-        <w:spacing w:after="0" w:line="240" w:lineRule="atLeast"/>
-        <w:ind w:left="552" w:leftChars="50" w:hanging="442"/>
-        <w:contextualSpacing w:val="0"/>
-        <w:rPr>
-          <w:rFonts w:hint="eastAsia"/>
-          <w:szCs w:val="22"/>
-        </w:rPr>
-      </w:pPr>
-      <w:r>
-        <w:rPr>
-          <w:rFonts w:hint="eastAsia"/>
-          <w:szCs w:val="22"/>
-        </w:rPr>
-        <w:t>用牌：144张标准麻将牌，包含</w:t>
-      </w:r>
-      <w:r>
-        <w:rPr>
-          <w:szCs w:val="22"/>
-        </w:rPr>
-        <w:t>数牌万、筒、</w:t>
-      </w:r>
-      <w:r>
-        <w:rPr>
-          <w:rFonts w:hint="eastAsia"/>
-          <w:szCs w:val="22"/>
-        </w:rPr>
-        <w:t>条</w:t>
-      </w:r>
-      <w:r>
-        <w:rPr>
-          <w:szCs w:val="22"/>
-        </w:rPr>
-        <w:t>（每色1–9各4张）</w:t>
-      </w:r>
-      <w:r>
-        <w:rPr>
-          <w:rFonts w:hint="eastAsia"/>
-          <w:szCs w:val="22"/>
-        </w:rPr>
-        <w:t>，风向牌</w:t>
-      </w:r>
-      <w:r>
-        <w:rPr>
-          <w:szCs w:val="22"/>
-        </w:rPr>
-        <w:t>东、南、西、北、中、发、白</w:t>
-      </w:r>
-      <w:r>
-        <w:rPr>
-          <w:rFonts w:hint="eastAsia"/>
-          <w:szCs w:val="22"/>
-        </w:rPr>
-        <w:t>（</w:t>
-      </w:r>
-      <w:r>
-        <w:rPr>
-          <w:szCs w:val="22"/>
-        </w:rPr>
-        <w:t>各4张</w:t>
-      </w:r>
-      <w:r>
-        <w:rPr>
-          <w:rFonts w:hint="eastAsia"/>
-          <w:szCs w:val="22"/>
-        </w:rPr>
-        <w:t>）及花牌春、夏、秋、冬、梅、兰、竹、菊（各1张）。</w:t>
-      </w:r>
-    </w:p>
-    <w:p>
-      <w:pPr>
-        <w:pStyle w:val="31"/>
-        <w:numPr>
-          <w:ilvl w:val="0"/>
-          <w:numId w:val="2"/>
-        </w:numPr>
-        <w:spacing w:after="0" w:line="240" w:lineRule="atLeast"/>
-        <w:ind w:left="552" w:leftChars="50" w:hanging="442"/>
-        <w:contextualSpacing w:val="0"/>
-        <w:rPr>
-          <w:rFonts w:hint="eastAsia"/>
-          <w:szCs w:val="22"/>
-        </w:rPr>
-      </w:pPr>
-      <w:r>
-        <w:rPr>
-          <w:rFonts w:hint="eastAsia"/>
-          <w:szCs w:val="22"/>
-        </w:rPr>
-        <w:t>四人对战，第一局随机定庄，其后和牌者或一炮多响者（如有）做庄；荒庄则庄家不变。</w:t>
-      </w:r>
-    </w:p>
-    <w:p>
-      <w:pPr>
-        <w:pStyle w:val="31"/>
-        <w:numPr>
-          <w:ilvl w:val="0"/>
-          <w:numId w:val="2"/>
-        </w:numPr>
-        <w:spacing w:after="0" w:line="240" w:lineRule="atLeast"/>
-        <w:ind w:left="552" w:leftChars="50" w:hanging="442"/>
-        <w:contextualSpacing w:val="0"/>
-        <w:rPr>
-          <w:rFonts w:hint="eastAsia"/>
-          <w:szCs w:val="22"/>
-        </w:rPr>
-      </w:pPr>
-      <w:r>
-        <w:rPr>
-          <w:rFonts w:hint="eastAsia"/>
-          <w:szCs w:val="22"/>
-        </w:rPr>
-        <w:t>允许吃、碰、明杠、补杠、暗杠、铳和与自摸和，其中吃只能吃上家打出的牌，杠之后需逆时针从牌墙尾部补摸一张牌，暗杠需要亮明所杠牌；吃碰之后必须打出一张牌，不可以补杠或暗杠。</w:t>
-      </w:r>
-    </w:p>
-    <w:p>
-      <w:pPr>
-        <w:pStyle w:val="31"/>
-        <w:numPr>
-          <w:ilvl w:val="0"/>
-          <w:numId w:val="2"/>
-        </w:numPr>
-        <w:spacing w:after="0" w:line="240" w:lineRule="atLeast"/>
-        <w:ind w:left="552" w:leftChars="50" w:hanging="442"/>
-        <w:contextualSpacing w:val="0"/>
-        <w:rPr>
-          <w:rFonts w:hint="eastAsia"/>
-          <w:szCs w:val="22"/>
-        </w:rPr>
-      </w:pPr>
-      <w:r>
-        <w:rPr>
-          <w:rFonts w:hint="eastAsia" w:eastAsiaTheme="minorHAnsi"/>
-          <w:szCs w:val="22"/>
-        </w:rPr>
-        <w:t>不允许吃碰牌后打出可以和用于吃碰的两张牌组成面子的牌（即禁食替，如用23吃1后打1或4，或用88碰8后打8），但是第四口吃牌除外。</w:t>
-      </w:r>
-    </w:p>
-    <w:p>
-      <w:pPr>
-        <w:pStyle w:val="31"/>
-        <w:numPr>
-          <w:ilvl w:val="0"/>
-          <w:numId w:val="2"/>
-        </w:numPr>
-        <w:spacing w:after="0" w:line="240" w:lineRule="atLeast"/>
-        <w:ind w:left="552" w:leftChars="50" w:hanging="442"/>
-        <w:contextualSpacing w:val="0"/>
-        <w:rPr>
-          <w:rFonts w:hint="eastAsia"/>
-          <w:szCs w:val="22"/>
-        </w:rPr>
-      </w:pPr>
-      <w:r>
-        <w:rPr>
-          <w:rFonts w:hint="eastAsia" w:eastAsiaTheme="minorHAnsi"/>
-          <w:szCs w:val="22"/>
-        </w:rPr>
-        <w:t>如果自家打出自己听的牌，或有人打出自家和牌而不和，则直到下一次摸牌前都不可以再和牌；</w:t>
-      </w:r>
-      <w:r>
-        <w:rPr>
-          <w:rFonts w:hint="eastAsia"/>
-          <w:szCs w:val="22"/>
-        </w:rPr>
-        <w:t>别家打出可以碰的牌不碰同理。</w:t>
-      </w:r>
-    </w:p>
-    <w:p>
-      <w:pPr>
-        <w:pStyle w:val="31"/>
-        <w:numPr>
-          <w:ilvl w:val="0"/>
-          <w:numId w:val="2"/>
-        </w:numPr>
-        <w:spacing w:after="0" w:line="240" w:lineRule="atLeast"/>
-        <w:ind w:left="552" w:leftChars="50" w:hanging="442"/>
-        <w:contextualSpacing w:val="0"/>
-        <w:rPr>
-          <w:rFonts w:hint="eastAsia"/>
-          <w:szCs w:val="22"/>
-        </w:rPr>
-      </w:pPr>
-      <w:r>
-        <w:rPr>
-          <w:rFonts w:hint="eastAsia"/>
-          <w:szCs w:val="22"/>
-        </w:rPr>
-        <w:t>花牌仅用于补花，不可以作为正常手牌使用，玩家摸到花必须将花补出，随后逆时针从牌墙尾部补摸一张牌，每摸一张花补一张牌。</w:t>
-      </w:r>
-    </w:p>
-    <w:p>
-      <w:pPr>
-        <w:pStyle w:val="31"/>
-        <w:numPr>
-          <w:ilvl w:val="0"/>
-          <w:numId w:val="2"/>
-        </w:numPr>
-        <w:spacing w:after="0" w:line="240" w:lineRule="atLeast"/>
-        <w:ind w:left="552" w:leftChars="50" w:hanging="442"/>
-        <w:contextualSpacing w:val="0"/>
-        <w:rPr>
-          <w:rFonts w:hint="eastAsia"/>
-          <w:szCs w:val="22"/>
-        </w:rPr>
-      </w:pPr>
-      <w:r>
-        <w:rPr>
-          <w:rFonts w:hint="eastAsia"/>
-          <w:szCs w:val="22"/>
-        </w:rPr>
-        <w:t>若起手手牌有花牌，则分三种情况：</w:t>
-      </w:r>
-    </w:p>
-    <w:p>
-      <w:pPr>
-        <w:pStyle w:val="31"/>
+        <w:pStyle w:val="a9"/>
         <w:numPr>
           <w:ilvl w:val="0"/>
           <w:numId w:val="3"/>
         </w:numPr>
         <w:spacing w:after="0" w:line="240" w:lineRule="atLeast"/>
-        <w:ind w:left="687" w:leftChars="150" w:hanging="357"/>
+        <w:ind w:leftChars="50" w:left="552" w:hanging="442"/>
         <w:contextualSpacing w:val="0"/>
         <w:rPr>
           <w:rFonts w:hint="eastAsia"/>
@@ -356,18 +160,77 @@
           <w:rFonts w:hint="eastAsia"/>
           <w:szCs w:val="22"/>
         </w:rPr>
-        <w:t>庄家起手，先补完所有的花，后执行打牌、杠牌或和牌操作。</w:t>
+        <w:t>用牌：144张标准麻将牌，包含</w:t>
+      </w:r>
+      <w:r>
+        <w:rPr>
+          <w:szCs w:val="22"/>
+        </w:rPr>
+        <w:t>数牌万、筒、</w:t>
+      </w:r>
+      <w:r>
+        <w:rPr>
+          <w:rFonts w:hint="eastAsia"/>
+          <w:szCs w:val="22"/>
+        </w:rPr>
+        <w:t>条</w:t>
+      </w:r>
+      <w:r>
+        <w:rPr>
+          <w:szCs w:val="22"/>
+        </w:rPr>
+        <w:t>（每色1–9各4张）</w:t>
+      </w:r>
+      <w:r>
+        <w:rPr>
+          <w:rFonts w:hint="eastAsia"/>
+          <w:szCs w:val="22"/>
+        </w:rPr>
+        <w:t>，</w:t>
+      </w:r>
+      <w:r>
+        <w:rPr>
+          <w:rFonts w:hint="eastAsia"/>
+          <w:szCs w:val="22"/>
+        </w:rPr>
+        <w:t>风向牌</w:t>
+      </w:r>
+      <w:r>
+        <w:rPr>
+          <w:szCs w:val="22"/>
+        </w:rPr>
+        <w:t>东、南、西、北、中、发、白</w:t>
+      </w:r>
+      <w:r>
+        <w:rPr>
+          <w:rFonts w:hint="eastAsia"/>
+          <w:szCs w:val="22"/>
+        </w:rPr>
+        <w:t>（</w:t>
+      </w:r>
+      <w:r>
+        <w:rPr>
+          <w:szCs w:val="22"/>
+        </w:rPr>
+        <w:t>各4张</w:t>
+      </w:r>
+      <w:r>
+        <w:rPr>
+          <w:rFonts w:hint="eastAsia"/>
+          <w:szCs w:val="22"/>
+        </w:rPr>
+        <w:t>）及花牌春、夏、秋、冬、梅、兰、竹、菊（各1张）。</w:t>
       </w:r>
     </w:p>
     <w:p>
       <w:pPr>
-        <w:pStyle w:val="31"/>
+        <w:pStyle w:val="a9"/>
         <w:numPr>
           <w:ilvl w:val="0"/>
           <w:numId w:val="3"/>
         </w:numPr>
         <w:spacing w:after="0" w:line="240" w:lineRule="atLeast"/>
-        <w:ind w:left="687" w:leftChars="150" w:hanging="357"/>
+        <w:ind w:leftChars="50" w:left="552" w:hanging="442"/>
         <w:contextualSpacing w:val="0"/>
         <w:rPr>
           <w:rFonts w:hint="eastAsia"/>
@@ -379,18 +242,25 @@
           <w:rFonts w:hint="eastAsia"/>
           <w:szCs w:val="22"/>
         </w:rPr>
-        <w:t>子家起手，尚未摸牌且准备碰（杠）对家或下家打出的牌，此时则需先喊碰（杠），取回对应舍牌，随后补完所有的花，最后再执行打牌、杠牌或和牌操作。</w:t>
+        <w:t>四人对战，第一局随机定庄，其后和牌者或一炮多响者（如有）做庄</w:t>
+      </w:r>
+      <w:r>
+        <w:rPr>
+          <w:rFonts w:hint="eastAsia"/>
+          <w:szCs w:val="22"/>
+        </w:rPr>
+        <w:t>；荒庄则庄家不变。</w:t>
       </w:r>
     </w:p>
     <w:p>
       <w:pPr>
-        <w:pStyle w:val="31"/>
+        <w:pStyle w:val="a9"/>
         <w:numPr>
           <w:ilvl w:val="0"/>
           <w:numId w:val="3"/>
         </w:numPr>
         <w:spacing w:after="0" w:line="240" w:lineRule="atLeast"/>
-        <w:ind w:left="687" w:leftChars="150" w:hanging="357"/>
+        <w:ind w:leftChars="50" w:left="552" w:hanging="442"/>
         <w:contextualSpacing w:val="0"/>
         <w:rPr>
           <w:rFonts w:hint="eastAsia"/>
@@ -402,18 +272,53 @@
           <w:rFonts w:hint="eastAsia"/>
           <w:szCs w:val="22"/>
         </w:rPr>
-        <w:t>子家起手，尚未摸牌且轮到自己的摸牌回合，此时确定其他人无响应后，应先将手上的花全部补出，随后从牌头摸一张牌进入回合。在从牌头正常摸牌之前，可以再对上家的舍牌喊吃或碰（杠），或在补花听牌后对上家舍牌直接喊和。</w:t>
+        <w:t>允许吃、碰、明杠、补杠、暗杠、铳和与自摸和，其中吃只能吃上家打出的牌，</w:t>
+      </w:r>
+      <w:r>
+        <w:rPr>
+          <w:rFonts w:hint="eastAsia"/>
+          <w:szCs w:val="22"/>
+        </w:rPr>
+        <w:t>杠之后需逆时针从牌墙</w:t>
+      </w:r>
+      <w:r>
+        <w:rPr>
+          <w:rFonts w:hint="eastAsia"/>
+          <w:szCs w:val="22"/>
+        </w:rPr>
+        <w:t>尾部</w:t>
+      </w:r>
+      <w:r>
+        <w:rPr>
+          <w:rFonts w:hint="eastAsia"/>
+          <w:szCs w:val="22"/>
+        </w:rPr>
+        <w:t>补摸一张牌，</w:t>
+      </w:r>
+      <w:r>
+        <w:rPr>
+          <w:rFonts w:hint="eastAsia"/>
+          <w:szCs w:val="22"/>
+        </w:rPr>
+        <w:t>暗杠需要亮明所杠牌</w:t>
+      </w:r>
+      <w:r>
+        <w:rPr>
+          <w:rFonts w:hint="eastAsia"/>
+          <w:szCs w:val="22"/>
+        </w:rPr>
+        <w:t>；吃碰之后必须打出一张牌，不可以补杠或暗杠。</w:t>
       </w:r>
     </w:p>
     <w:p>
       <w:pPr>
-        <w:pStyle w:val="31"/>
+        <w:pStyle w:val="a9"/>
         <w:numPr>
           <w:ilvl w:val="0"/>
-          <w:numId w:val="2"/>
+          <w:numId w:val="3"/>
         </w:numPr>
         <w:spacing w:after="0" w:line="240" w:lineRule="atLeast"/>
-        <w:ind w:left="552" w:leftChars="50" w:hanging="442"/>
+        <w:ind w:leftChars="50" w:left="552" w:hanging="442"/>
         <w:contextualSpacing w:val="0"/>
         <w:rPr>
           <w:rFonts w:hint="eastAsia"/>
@@ -422,23 +327,646 @@
       </w:pPr>
       <w:r>
         <w:rPr>
-          <w:rFonts w:hint="eastAsia"/>
-          <w:szCs w:val="22"/>
-        </w:rPr>
-        <w:t>和牌要求：完成基本型（四面子一雀头）或七对型（七个对子）或手牌（包括副露区）全部由风向牌组成（见番种：全风向）即可和牌。</w:t>
+          <w:rFonts w:eastAsiaTheme="minorHAnsi" w:hint="eastAsia"/>
+          <w:szCs w:val="22"/>
+        </w:rPr>
+        <w:t>不允许吃碰牌后打出可以和用于吃碰的两张牌组成面子的牌（即禁食替，如用23吃1后打1或4，或用88碰8后打8），但是第四口吃</w:t>
+      </w:r>
+      <w:r>
+        <w:rPr>
+          <w:rFonts w:eastAsiaTheme="minorHAnsi" w:hint="eastAsia"/>
+          <w:szCs w:val="22"/>
+        </w:rPr>
+        <w:t>牌</w:t>
+      </w:r>
+      <w:r>
+        <w:rPr>
+          <w:rFonts w:eastAsiaTheme="minorHAnsi" w:hint="eastAsia"/>
+          <w:szCs w:val="22"/>
+        </w:rPr>
+        <w:t>除外。</w:t>
       </w:r>
     </w:p>
     <w:p>
       <w:pPr>
+        <w:pStyle w:val="a9"/>
+        <w:numPr>
+          <w:ilvl w:val="0"/>
+          <w:numId w:val="3"/>
+        </w:numPr>
         <w:spacing w:after="0" w:line="240" w:lineRule="atLeast"/>
-        <w:rPr>
-          <w:rFonts w:hint="eastAsia"/>
-          <w:szCs w:val="22"/>
-        </w:rPr>
-      </w:pPr>
+        <w:ind w:leftChars="50" w:left="552" w:hanging="442"/>
+        <w:contextualSpacing w:val="0"/>
+        <w:rPr>
+          <w:rFonts w:hint="eastAsia"/>
+          <w:szCs w:val="22"/>
+        </w:rPr>
+      </w:pPr>
+      <w:r>
+        <w:rPr>
+          <w:rFonts w:eastAsiaTheme="minorHAnsi" w:hint="eastAsia"/>
+          <w:szCs w:val="22"/>
+        </w:rPr>
+        <w:t>如果自家打出自己</w:t>
+      </w:r>
+      <w:r>
+        <w:rPr>
+          <w:rFonts w:eastAsiaTheme="minorHAnsi" w:hint="eastAsia"/>
+          <w:szCs w:val="22"/>
+        </w:rPr>
+        <w:t>听的</w:t>
+      </w:r>
+      <w:r>
+        <w:rPr>
+          <w:rFonts w:eastAsiaTheme="minorHAnsi" w:hint="eastAsia"/>
+          <w:szCs w:val="22"/>
+        </w:rPr>
+        <w:t>牌，或有人打出自家和牌而不和，则直到下一次摸牌前都不可以再和牌</w:t>
+      </w:r>
+      <w:r>
+        <w:rPr>
+          <w:rFonts w:eastAsiaTheme="minorHAnsi" w:hint="eastAsia"/>
+          <w:szCs w:val="22"/>
+        </w:rPr>
+        <w:t>（即振听）</w:t>
+      </w:r>
+      <w:r>
+        <w:rPr>
+          <w:rFonts w:eastAsiaTheme="minorHAnsi" w:hint="eastAsia"/>
+          <w:szCs w:val="22"/>
+        </w:rPr>
+        <w:t>；</w:t>
+      </w:r>
+      <w:r>
+        <w:rPr>
+          <w:rFonts w:hint="eastAsia"/>
+          <w:szCs w:val="22"/>
+        </w:rPr>
+        <w:t>别家打出可以碰的牌不碰同理。</w:t>
+      </w:r>
     </w:p>
     <w:p>
       <w:pPr>
+        <w:pStyle w:val="a9"/>
+        <w:numPr>
+          <w:ilvl w:val="0"/>
+          <w:numId w:val="3"/>
+        </w:numPr>
+        <w:spacing w:after="0" w:line="240" w:lineRule="atLeast"/>
+        <w:ind w:leftChars="50" w:left="552" w:hanging="442"/>
+        <w:contextualSpacing w:val="0"/>
+        <w:rPr>
+          <w:rFonts w:hint="eastAsia"/>
+          <w:szCs w:val="22"/>
+        </w:rPr>
+      </w:pPr>
+      <w:r>
+        <w:rPr>
+          <w:rFonts w:hint="eastAsia"/>
+          <w:szCs w:val="22"/>
+        </w:rPr>
+        <w:t>花牌</w:t>
+      </w:r>
+      <w:r>
+        <w:rPr>
+          <w:rFonts w:hint="eastAsia"/>
+          <w:szCs w:val="22"/>
+        </w:rPr>
+        <w:t>仅</w:t>
+      </w:r>
+      <w:r>
+        <w:rPr>
+          <w:rFonts w:hint="eastAsia"/>
+          <w:szCs w:val="22"/>
+        </w:rPr>
+        <w:t>用于补花，</w:t>
+      </w:r>
+      <w:r>
+        <w:rPr>
+          <w:rFonts w:hint="eastAsia"/>
+          <w:szCs w:val="22"/>
+        </w:rPr>
+        <w:t>不可以作为正常手牌使用，</w:t>
+      </w:r>
+      <w:r>
+        <w:rPr>
+          <w:rFonts w:hint="eastAsia"/>
+          <w:szCs w:val="22"/>
+        </w:rPr>
+        <w:t>玩家</w:t>
+      </w:r>
+      <w:r>
+        <w:rPr>
+          <w:rFonts w:hint="eastAsia"/>
+          <w:szCs w:val="22"/>
+        </w:rPr>
+        <w:t>摸到花</w:t>
+      </w:r>
+      <w:r>
+        <w:rPr>
+          <w:rFonts w:hint="eastAsia"/>
+          <w:szCs w:val="22"/>
+        </w:rPr>
+        <w:t>必须</w:t>
+      </w:r>
+      <w:r>
+        <w:rPr>
+          <w:rFonts w:hint="eastAsia"/>
+          <w:szCs w:val="22"/>
+        </w:rPr>
+        <w:t>将花</w:t>
+      </w:r>
+      <w:r>
+        <w:rPr>
+          <w:rFonts w:hint="eastAsia"/>
+          <w:szCs w:val="22"/>
+        </w:rPr>
+        <w:t>补</w:t>
+      </w:r>
+      <w:r>
+        <w:rPr>
+          <w:rFonts w:hint="eastAsia"/>
+          <w:szCs w:val="22"/>
+        </w:rPr>
+        <w:t>出，随后逆时针从牌墙尾部</w:t>
+      </w:r>
+      <w:r>
+        <w:rPr>
+          <w:rFonts w:hint="eastAsia"/>
+          <w:szCs w:val="22"/>
+        </w:rPr>
+        <w:t>补摸一张牌，每摸一张花补一张牌</w:t>
+      </w:r>
+      <w:r>
+        <w:rPr>
+          <w:rFonts w:hint="eastAsia"/>
+          <w:szCs w:val="22"/>
+        </w:rPr>
+        <w:t>。</w:t>
+      </w:r>
+    </w:p>
+    <w:p>
+      <w:pPr>
+        <w:pStyle w:val="a9"/>
+        <w:numPr>
+          <w:ilvl w:val="0"/>
+          <w:numId w:val="3"/>
+        </w:numPr>
+        <w:spacing w:after="0" w:line="240" w:lineRule="atLeast"/>
+        <w:ind w:leftChars="50" w:left="552" w:hanging="442"/>
+        <w:contextualSpacing w:val="0"/>
+        <w:rPr>
+          <w:rFonts w:hint="eastAsia"/>
+          <w:szCs w:val="22"/>
+        </w:rPr>
+      </w:pPr>
+      <w:r>
+        <w:rPr>
+          <w:rFonts w:hint="eastAsia"/>
+          <w:szCs w:val="22"/>
+        </w:rPr>
+        <w:t>若起手</w:t>
+      </w:r>
+      <w:r>
+        <w:rPr>
+          <w:rFonts w:hint="eastAsia"/>
+          <w:szCs w:val="22"/>
+        </w:rPr>
+        <w:t>手牌有</w:t>
+      </w:r>
+      <w:r>
+        <w:rPr>
+          <w:rFonts w:hint="eastAsia"/>
+          <w:szCs w:val="22"/>
+        </w:rPr>
+        <w:t>花牌，则分三种情况</w:t>
+      </w:r>
+      <w:r>
+        <w:rPr>
+          <w:rFonts w:hint="eastAsia"/>
+          <w:szCs w:val="22"/>
+        </w:rPr>
+        <w:t>：</w:t>
+      </w:r>
+    </w:p>
+    <w:p>
+      <w:pPr>
+        <w:pStyle w:val="a9"/>
+        <w:numPr>
+          <w:ilvl w:val="0"/>
+          <w:numId w:val="6"/>
+        </w:numPr>
+        <w:spacing w:after="0" w:line="240" w:lineRule="atLeast"/>
+        <w:ind w:leftChars="150" w:left="687" w:hanging="357"/>
+        <w:contextualSpacing w:val="0"/>
+        <w:rPr>
+          <w:rFonts w:hint="eastAsia"/>
+          <w:szCs w:val="22"/>
+        </w:rPr>
+      </w:pPr>
+      <w:r>
+        <w:rPr>
+          <w:rFonts w:hint="eastAsia"/>
+          <w:szCs w:val="22"/>
+        </w:rPr>
+        <w:t>庄家起手，</w:t>
+      </w:r>
+      <w:r>
+        <w:rPr>
+          <w:rFonts w:hint="eastAsia"/>
+          <w:szCs w:val="22"/>
+        </w:rPr>
+        <w:t>先补完所有的花，后执行打牌、杠牌或和牌操作。</w:t>
+      </w:r>
+    </w:p>
+    <w:p>
+      <w:pPr>
+        <w:pStyle w:val="a9"/>
+        <w:numPr>
+          <w:ilvl w:val="0"/>
+          <w:numId w:val="6"/>
+        </w:numPr>
+        <w:spacing w:after="0" w:line="240" w:lineRule="atLeast"/>
+        <w:ind w:leftChars="150" w:left="687" w:hanging="357"/>
+        <w:contextualSpacing w:val="0"/>
+        <w:rPr>
+          <w:rFonts w:hint="eastAsia"/>
+          <w:szCs w:val="22"/>
+        </w:rPr>
+      </w:pPr>
+      <w:r>
+        <w:rPr>
+          <w:rFonts w:hint="eastAsia"/>
+          <w:szCs w:val="22"/>
+        </w:rPr>
+        <w:t>子家起手，</w:t>
+      </w:r>
+      <w:r>
+        <w:rPr>
+          <w:rFonts w:hint="eastAsia"/>
+          <w:szCs w:val="22"/>
+        </w:rPr>
+        <w:t>尚未摸牌且准备碰</w:t>
+      </w:r>
+      <w:r>
+        <w:rPr>
+          <w:rFonts w:hint="eastAsia"/>
+          <w:szCs w:val="22"/>
+        </w:rPr>
+        <w:t>（杠）对家或下家打出的牌</w:t>
+      </w:r>
+      <w:r>
+        <w:rPr>
+          <w:rFonts w:hint="eastAsia"/>
+          <w:szCs w:val="22"/>
+        </w:rPr>
+        <w:t>，此时则需先喊碰（杠），取回对应</w:t>
+      </w:r>
+      <w:r>
+        <w:rPr>
+          <w:rFonts w:hint="eastAsia"/>
+          <w:szCs w:val="22"/>
+        </w:rPr>
+        <w:t>舍牌，随后补完所有的花，最后</w:t>
+      </w:r>
+      <w:r>
+        <w:rPr>
+          <w:rFonts w:hint="eastAsia"/>
+          <w:szCs w:val="22"/>
+        </w:rPr>
+        <w:t>再</w:t>
+      </w:r>
+      <w:r>
+        <w:rPr>
+          <w:rFonts w:hint="eastAsia"/>
+          <w:szCs w:val="22"/>
+        </w:rPr>
+        <w:t>执行打牌、杠牌或和牌操作。</w:t>
+      </w:r>
+    </w:p>
+    <w:p>
+      <w:pPr>
+        <w:pStyle w:val="a9"/>
+        <w:numPr>
+          <w:ilvl w:val="0"/>
+          <w:numId w:val="6"/>
+        </w:numPr>
+        <w:spacing w:after="0" w:line="240" w:lineRule="atLeast"/>
+        <w:ind w:leftChars="150" w:left="687" w:hanging="357"/>
+        <w:contextualSpacing w:val="0"/>
+        <w:rPr>
+          <w:rFonts w:hint="eastAsia"/>
+          <w:szCs w:val="22"/>
+        </w:rPr>
+      </w:pPr>
+      <w:r>
+        <w:rPr>
+          <w:rFonts w:hint="eastAsia"/>
+          <w:szCs w:val="22"/>
+        </w:rPr>
+        <w:t>子家起手，尚未摸牌且</w:t>
+      </w:r>
+      <w:r>
+        <w:rPr>
+          <w:rFonts w:hint="eastAsia"/>
+          <w:szCs w:val="22"/>
+        </w:rPr>
+        <w:t>轮到自己的摸牌回合</w:t>
+      </w:r>
+      <w:r>
+        <w:rPr>
+          <w:rFonts w:hint="eastAsia"/>
+          <w:szCs w:val="22"/>
+        </w:rPr>
+        <w:t>，</w:t>
+      </w:r>
+      <w:r>
+        <w:rPr>
+          <w:rFonts w:hint="eastAsia"/>
+          <w:szCs w:val="22"/>
+        </w:rPr>
+        <w:t>此时确定其他人无响应后，应先将手上的花全部补出，</w:t>
+      </w:r>
+      <w:r>
+        <w:rPr>
+          <w:rFonts w:hint="eastAsia"/>
+          <w:szCs w:val="22"/>
+        </w:rPr>
+        <w:t>随后</w:t>
+      </w:r>
+      <w:r>
+        <w:rPr>
+          <w:rFonts w:hint="eastAsia"/>
+          <w:szCs w:val="22"/>
+        </w:rPr>
+        <w:t>从牌</w:t>
+      </w:r>
+      <w:r>
+        <w:rPr>
+          <w:rFonts w:hint="eastAsia"/>
+          <w:szCs w:val="22"/>
+        </w:rPr>
+        <w:t>头</w:t>
+      </w:r>
+      <w:r>
+        <w:rPr>
+          <w:rFonts w:hint="eastAsia"/>
+          <w:szCs w:val="22"/>
+        </w:rPr>
+        <w:t>摸一张牌</w:t>
+      </w:r>
+      <w:r>
+        <w:rPr>
+          <w:rFonts w:hint="eastAsia"/>
+          <w:szCs w:val="22"/>
+        </w:rPr>
+        <w:t>进入回合</w:t>
+      </w:r>
+      <w:r>
+        <w:rPr>
+          <w:rFonts w:hint="eastAsia"/>
+          <w:szCs w:val="22"/>
+        </w:rPr>
+        <w:t>。</w:t>
+      </w:r>
+      <w:r>
+        <w:rPr>
+          <w:rFonts w:hint="eastAsia"/>
+          <w:szCs w:val="22"/>
+        </w:rPr>
+        <w:t>在从牌</w:t>
+      </w:r>
+      <w:r>
+        <w:rPr>
+          <w:rFonts w:hint="eastAsia"/>
+          <w:szCs w:val="22"/>
+        </w:rPr>
+        <w:t>头</w:t>
+      </w:r>
+      <w:r>
+        <w:rPr>
+          <w:rFonts w:hint="eastAsia"/>
+          <w:szCs w:val="22"/>
+        </w:rPr>
+        <w:t>正常摸牌之前，可以</w:t>
+      </w:r>
+      <w:r>
+        <w:rPr>
+          <w:rFonts w:hint="eastAsia"/>
+          <w:szCs w:val="22"/>
+        </w:rPr>
+        <w:t>再</w:t>
+      </w:r>
+      <w:r>
+        <w:rPr>
+          <w:rFonts w:hint="eastAsia"/>
+          <w:szCs w:val="22"/>
+        </w:rPr>
+        <w:t>对上家的舍牌</w:t>
+      </w:r>
+      <w:r>
+        <w:rPr>
+          <w:rFonts w:hint="eastAsia"/>
+          <w:szCs w:val="22"/>
+        </w:rPr>
+        <w:t>喊</w:t>
+      </w:r>
+      <w:r>
+        <w:rPr>
+          <w:rFonts w:hint="eastAsia"/>
+          <w:szCs w:val="22"/>
+        </w:rPr>
+        <w:t>吃</w:t>
+      </w:r>
+      <w:r>
+        <w:rPr>
+          <w:rFonts w:hint="eastAsia"/>
+          <w:szCs w:val="22"/>
+        </w:rPr>
+        <w:t>或</w:t>
+      </w:r>
+      <w:r>
+        <w:rPr>
+          <w:rFonts w:hint="eastAsia"/>
+          <w:szCs w:val="22"/>
+        </w:rPr>
+        <w:t>碰（杠）</w:t>
+      </w:r>
+      <w:r>
+        <w:rPr>
+          <w:rFonts w:hint="eastAsia"/>
+          <w:szCs w:val="22"/>
+        </w:rPr>
+        <w:t>，</w:t>
+      </w:r>
+      <w:r>
+        <w:rPr>
+          <w:rFonts w:hint="eastAsia"/>
+          <w:szCs w:val="22"/>
+        </w:rPr>
+        <w:t>或</w:t>
+      </w:r>
+      <w:r>
+        <w:rPr>
+          <w:rFonts w:hint="eastAsia"/>
+          <w:szCs w:val="22"/>
+        </w:rPr>
+        <w:t>在补花听牌后</w:t>
+      </w:r>
+      <w:r>
+        <w:rPr>
+          <w:rFonts w:hint="eastAsia"/>
+          <w:szCs w:val="22"/>
+        </w:rPr>
+        <w:t>对上家舍牌</w:t>
+      </w:r>
+      <w:r>
+        <w:rPr>
+          <w:rFonts w:hint="eastAsia"/>
+          <w:szCs w:val="22"/>
+        </w:rPr>
+        <w:t>直接喊和</w:t>
+      </w:r>
+      <w:r>
+        <w:rPr>
+          <w:rFonts w:hint="eastAsia"/>
+          <w:szCs w:val="22"/>
+        </w:rPr>
+        <w:t>。</w:t>
+      </w:r>
+    </w:p>
+    <w:p>
+      <w:pPr>
+        <w:pStyle w:val="a9"/>
+        <w:numPr>
+          <w:ilvl w:val="0"/>
+          <w:numId w:val="3"/>
+        </w:numPr>
+        <w:spacing w:after="0" w:line="240" w:lineRule="atLeast"/>
+        <w:ind w:leftChars="50" w:left="552" w:hanging="442"/>
+        <w:contextualSpacing w:val="0"/>
+        <w:rPr>
+          <w:rFonts w:hint="eastAsia"/>
+          <w:szCs w:val="22"/>
+        </w:rPr>
+      </w:pPr>
+      <w:r>
+        <w:rPr>
+          <w:rFonts w:hint="eastAsia"/>
+          <w:szCs w:val="22"/>
+        </w:rPr>
+        <w:t>和牌要求</w:t>
+      </w:r>
+      <w:r>
+        <w:rPr>
+          <w:rFonts w:hint="eastAsia"/>
+          <w:szCs w:val="22"/>
+        </w:rPr>
+        <w:t>：</w:t>
+      </w:r>
+      <w:r>
+        <w:rPr>
+          <w:rFonts w:hint="eastAsia"/>
+          <w:szCs w:val="22"/>
+        </w:rPr>
+        <w:t>完成基本型（四面子一雀头）或</w:t>
+      </w:r>
+      <w:r>
+        <w:rPr>
+          <w:rFonts w:hint="eastAsia"/>
+          <w:szCs w:val="22"/>
+        </w:rPr>
+        <w:t>七对型（七个对子）或</w:t>
+      </w:r>
+      <w:r>
+        <w:rPr>
+          <w:rFonts w:hint="eastAsia"/>
+          <w:szCs w:val="22"/>
+        </w:rPr>
+        <w:t>手牌（包括</w:t>
+      </w:r>
+      <w:r>
+        <w:rPr>
+          <w:rFonts w:hint="eastAsia"/>
+          <w:szCs w:val="22"/>
+        </w:rPr>
+        <w:t>副露</w:t>
+      </w:r>
+      <w:r>
+        <w:rPr>
+          <w:rFonts w:hint="eastAsia"/>
+          <w:szCs w:val="22"/>
+        </w:rPr>
+        <w:t>区</w:t>
+      </w:r>
+      <w:r>
+        <w:rPr>
+          <w:rFonts w:hint="eastAsia"/>
+          <w:szCs w:val="22"/>
+        </w:rPr>
+        <w:t>）</w:t>
+      </w:r>
+      <w:r>
+        <w:rPr>
+          <w:rFonts w:hint="eastAsia"/>
+          <w:szCs w:val="22"/>
+        </w:rPr>
+        <w:t>全部由</w:t>
+      </w:r>
+      <w:r>
+        <w:rPr>
+          <w:rFonts w:hint="eastAsia"/>
+          <w:szCs w:val="22"/>
+        </w:rPr>
+        <w:t>风向</w:t>
+      </w:r>
+      <w:r>
+        <w:rPr>
+          <w:rFonts w:hint="eastAsia"/>
+          <w:szCs w:val="22"/>
+        </w:rPr>
+        <w:t>牌</w:t>
+      </w:r>
+      <w:r>
+        <w:rPr>
+          <w:rFonts w:hint="eastAsia"/>
+          <w:szCs w:val="22"/>
+        </w:rPr>
+        <w:t>组成（见番种：</w:t>
+      </w:r>
+      <w:r>
+        <w:rPr>
+          <w:rFonts w:hint="eastAsia"/>
+          <w:szCs w:val="22"/>
+        </w:rPr>
+        <w:t>全</w:t>
+      </w:r>
+      <w:r>
+        <w:rPr>
+          <w:rFonts w:hint="eastAsia"/>
+          <w:szCs w:val="22"/>
+        </w:rPr>
+        <w:t>风向）</w:t>
+      </w:r>
+      <w:r>
+        <w:rPr>
+          <w:rFonts w:hint="eastAsia"/>
+          <w:szCs w:val="22"/>
+        </w:rPr>
+        <w:t>即可和牌。</w:t>
+      </w:r>
+    </w:p>
+    <w:p>
+      <w:pPr>
+        <w:spacing w:after="0" w:line="240" w:lineRule="atLeast"/>
+        <w:rPr>
+          <w:rFonts w:hint="eastAsia"/>
+          <w:szCs w:val="22"/>
+        </w:rPr>
+      </w:pPr>
+    </w:p>
+    <w:p>
+      <w:pPr>
         <w:spacing w:after="0" w:line="240" w:lineRule="atLeast"/>
         <w:rPr>
           <w:rFonts w:hint="eastAsia"/>
@@ -450,7 +978,7 @@
     </w:p>
     <w:p>
       <w:pPr>
-        <w:pStyle w:val="31"/>
+        <w:pStyle w:val="a9"/>
         <w:numPr>
           <w:ilvl w:val="0"/>
           <w:numId w:val="1"/>
@@ -460,17 +988,9 @@
           <w:rFonts w:hint="eastAsia"/>
           <w:b/>
           <w:bCs/>
-          <w:color w:val="4E95D9" w:themeColor="text2" w:themeTint="80"/>
+          <w:color w:val="4C94D8" w:themeColor="text2" w:themeTint="80"/>
           <w:sz w:val="32"/>
           <w:szCs w:val="32"/>
-          <w14:textFill>
-            <w14:solidFill>
-              <w14:schemeClr w14:val="tx2">
-                <w14:lumMod w14:val="50000"/>
-                <w14:lumOff w14:val="50000"/>
-              </w14:schemeClr>
-            </w14:solidFill>
-          </w14:textFill>
         </w:rPr>
       </w:pPr>
       <w:r>
@@ -478,17 +998,9 @@
           <w:rFonts w:hint="eastAsia"/>
           <w:b/>
           <w:bCs/>
-          <w:color w:val="4E95D9" w:themeColor="text2" w:themeTint="80"/>
+          <w:color w:val="4C94D8" w:themeColor="text2" w:themeTint="80"/>
           <w:sz w:val="32"/>
           <w:szCs w:val="32"/>
-          <w14:textFill>
-            <w14:solidFill>
-              <w14:schemeClr w14:val="tx2">
-                <w14:lumMod w14:val="50000"/>
-                <w14:lumOff w14:val="50000"/>
-              </w14:schemeClr>
-            </w14:solidFill>
-          </w14:textFill>
         </w:rPr>
         <w:t>番种</w:t>
       </w:r>
@@ -507,15 +1019,50 @@
           <w:rFonts w:hint="eastAsia"/>
           <w:szCs w:val="22"/>
         </w:rPr>
-        <w:t>番种分为基础番和额外番两种，番值不一。和牌时先确定手牌番种，通过番值算出基本分。</w:t>
+        <w:t>番种分为基础番和额外番两种，</w:t>
+      </w:r>
+      <w:r>
+        <w:rPr>
+          <w:rFonts w:hint="eastAsia"/>
+          <w:szCs w:val="22"/>
+        </w:rPr>
+        <w:t>番值不一。</w:t>
+      </w:r>
+      <w:r>
+        <w:rPr>
+          <w:rFonts w:hint="eastAsia"/>
+          <w:szCs w:val="22"/>
+        </w:rPr>
+        <w:t>和牌时先</w:t>
+      </w:r>
+      <w:r>
+        <w:rPr>
+          <w:rFonts w:hint="eastAsia"/>
+          <w:szCs w:val="22"/>
+        </w:rPr>
+        <w:t>确定手牌番种，通过番值算出基本</w:t>
+      </w:r>
+      <w:r>
+        <w:rPr>
+          <w:rFonts w:hint="eastAsia"/>
+          <w:szCs w:val="22"/>
+        </w:rPr>
+        <w:t>分</w:t>
+      </w:r>
+      <w:r>
+        <w:rPr>
+          <w:rFonts w:hint="eastAsia"/>
+          <w:szCs w:val="22"/>
+        </w:rPr>
+        <w:t>。</w:t>
       </w:r>
     </w:p>
     <w:p>
       <w:pPr>
-        <w:pStyle w:val="31"/>
+        <w:pStyle w:val="a9"/>
         <w:numPr>
           <w:ilvl w:val="0"/>
-          <w:numId w:val="4"/>
+          <w:numId w:val="7"/>
         </w:numPr>
         <w:spacing w:after="0" w:line="240" w:lineRule="atLeast"/>
         <w:rPr>
@@ -532,30 +1079,74 @@
           <w:bCs/>
           <w:sz w:val="24"/>
         </w:rPr>
-        <w:t>基础番</w:t>
+        <w:t>基础</w:t>
+      </w:r>
+      <w:r>
+        <w:rPr>
+          <w:rFonts w:hint="eastAsia"/>
+          <w:b/>
+          <w:bCs/>
+          <w:sz w:val="24"/>
+        </w:rPr>
+        <w:t>番</w:t>
       </w:r>
     </w:p>
     <w:p>
       <w:pPr>
         <w:spacing w:after="0" w:line="240" w:lineRule="atLeast"/>
-        <w:ind w:firstLine="440" w:firstLineChars="200"/>
-        <w:rPr>
-          <w:rFonts w:hint="eastAsia"/>
-          <w:szCs w:val="22"/>
-        </w:rPr>
-      </w:pPr>
-      <w:r>
-        <w:rPr>
-          <w:rFonts w:hint="eastAsia"/>
-          <w:szCs w:val="22"/>
-        </w:rPr>
-        <w:t>基础番为和牌时满足的基本牌型，共设有9种，一副和牌只能计其中一种。</w:t>
+        <w:ind w:firstLineChars="200" w:firstLine="440"/>
+        <w:rPr>
+          <w:rFonts w:hint="eastAsia"/>
+          <w:szCs w:val="22"/>
+        </w:rPr>
+      </w:pPr>
+      <w:r>
+        <w:rPr>
+          <w:rFonts w:hint="eastAsia"/>
+          <w:szCs w:val="22"/>
+        </w:rPr>
+        <w:t>基础</w:t>
+      </w:r>
+      <w:r>
+        <w:rPr>
+          <w:rFonts w:hint="eastAsia"/>
+          <w:szCs w:val="22"/>
+        </w:rPr>
+        <w:t>番</w:t>
+      </w:r>
+      <w:r>
+        <w:rPr>
+          <w:rFonts w:hint="eastAsia"/>
+          <w:szCs w:val="22"/>
+        </w:rPr>
+        <w:t>为和牌时满足的基本牌型，共</w:t>
+      </w:r>
+      <w:r>
+        <w:rPr>
+          <w:rFonts w:hint="eastAsia"/>
+          <w:szCs w:val="22"/>
+        </w:rPr>
+        <w:t>设有</w:t>
+      </w:r>
+      <w:r>
+        <w:rPr>
+          <w:rFonts w:hint="eastAsia"/>
+          <w:szCs w:val="22"/>
+        </w:rPr>
+        <w:t>9种，一副和牌只能计其中一种</w:t>
+      </w:r>
+      <w:r>
+        <w:rPr>
+          <w:rFonts w:hint="eastAsia"/>
+          <w:szCs w:val="22"/>
+        </w:rPr>
+        <w:t>。</w:t>
       </w:r>
     </w:p>
     <w:p>
       <w:pPr>
         <w:spacing w:after="0" w:line="240" w:lineRule="atLeast"/>
-        <w:ind w:firstLine="440" w:firstLineChars="200"/>
+        <w:ind w:firstLineChars="200" w:firstLine="440"/>
         <w:rPr>
           <w:rFonts w:hint="eastAsia"/>
           <w:szCs w:val="22"/>
@@ -564,24 +1155,10 @@
     </w:p>
     <w:tbl>
       <w:tblPr>
-        <w:tblStyle w:val="16"/>
+        <w:tblStyle w:val="af2"/>
         <w:tblW w:w="0" w:type="auto"/>
         <w:jc w:val="center"/>
-        <w:tblBorders>
-          <w:top w:val="single" w:color="auto" w:sz="4" w:space="0"/>
-          <w:left w:val="single" w:color="auto" w:sz="4" w:space="0"/>
-          <w:bottom w:val="single" w:color="auto" w:sz="4" w:space="0"/>
-          <w:right w:val="single" w:color="auto" w:sz="4" w:space="0"/>
-          <w:insideH w:val="single" w:color="auto" w:sz="4" w:space="0"/>
-          <w:insideV w:val="single" w:color="auto" w:sz="4" w:space="0"/>
-        </w:tblBorders>
-        <w:tblLayout w:type="autofit"/>
-        <w:tblCellMar>
-          <w:top w:w="0" w:type="dxa"/>
-          <w:left w:w="108" w:type="dxa"/>
-          <w:bottom w:w="0" w:type="dxa"/>
-          <w:right w:w="108" w:type="dxa"/>
-        </w:tblCellMar>
+        <w:tblLook w:val="04A0" w:firstRow="1" w:lastRow="0" w:firstColumn="1" w:lastColumn="0" w:noHBand="0" w:noVBand="1"/>
       </w:tblPr>
       <w:tblGrid>
         <w:gridCol w:w="1555"/>
@@ -589,24 +1166,8 @@
         <w:gridCol w:w="4473"/>
       </w:tblGrid>
       <w:tr>
-        <w:tblPrEx>
-          <w:tblBorders>
-            <w:top w:val="single" w:color="auto" w:sz="4" w:space="0"/>
-            <w:left w:val="single" w:color="auto" w:sz="4" w:space="0"/>
-            <w:bottom w:val="single" w:color="auto" w:sz="4" w:space="0"/>
-            <w:right w:val="single" w:color="auto" w:sz="4" w:space="0"/>
-            <w:insideH w:val="single" w:color="auto" w:sz="4" w:space="0"/>
-            <w:insideV w:val="single" w:color="auto" w:sz="4" w:space="0"/>
-          </w:tblBorders>
-          <w:tblCellMar>
-            <w:top w:w="0" w:type="dxa"/>
-            <w:left w:w="108" w:type="dxa"/>
-            <w:bottom w:w="0" w:type="dxa"/>
-            <w:right w:w="108" w:type="dxa"/>
-          </w:tblCellMar>
-        </w:tblPrEx>
         <w:trPr>
-          <w:trHeight w:val="449" w:hRule="atLeast"/>
+          <w:trHeight w:val="449"/>
           <w:jc w:val="center"/>
         </w:trPr>
         <w:tc>
@@ -616,7 +1177,7 @@
           </w:tcPr>
           <w:p>
             <w:pPr>
-              <w:spacing w:after="0" w:line="360" w:lineRule="auto"/>
+              <w:spacing w:line="360" w:lineRule="auto"/>
               <w:jc w:val="center"/>
               <w:rPr>
                 <w:rFonts w:hint="eastAsia"/>
@@ -632,6 +1193,7 @@
                 <w:bCs/>
                 <w:szCs w:val="22"/>
               </w:rPr>
+              <w:lastRenderedPageBreak/>
               <w:t>番种</w:t>
             </w:r>
           </w:p>
@@ -643,7 +1205,7 @@
           </w:tcPr>
           <w:p>
             <w:pPr>
-              <w:spacing w:after="0" w:line="360" w:lineRule="auto"/>
+              <w:spacing w:line="360" w:lineRule="auto"/>
               <w:jc w:val="center"/>
               <w:rPr>
                 <w:rFonts w:hint="eastAsia"/>
@@ -670,7 +1232,7 @@
           </w:tcPr>
           <w:p>
             <w:pPr>
-              <w:spacing w:after="0" w:line="360" w:lineRule="auto"/>
+              <w:spacing w:line="360" w:lineRule="auto"/>
               <w:jc w:val="center"/>
               <w:rPr>
                 <w:rFonts w:hint="eastAsia"/>
@@ -692,22 +1254,6 @@
         </w:tc>
       </w:tr>
       <w:tr>
-        <w:tblPrEx>
-          <w:tblBorders>
-            <w:top w:val="single" w:color="auto" w:sz="4" w:space="0"/>
-            <w:left w:val="single" w:color="auto" w:sz="4" w:space="0"/>
-            <w:bottom w:val="single" w:color="auto" w:sz="4" w:space="0"/>
-            <w:right w:val="single" w:color="auto" w:sz="4" w:space="0"/>
-            <w:insideH w:val="single" w:color="auto" w:sz="4" w:space="0"/>
-            <w:insideV w:val="single" w:color="auto" w:sz="4" w:space="0"/>
-          </w:tblBorders>
-          <w:tblCellMar>
-            <w:top w:w="0" w:type="dxa"/>
-            <w:left w:w="108" w:type="dxa"/>
-            <w:bottom w:w="0" w:type="dxa"/>
-            <w:right w:w="108" w:type="dxa"/>
-          </w:tblCellMar>
-        </w:tblPrEx>
         <w:trPr>
           <w:jc w:val="center"/>
         </w:trPr>
@@ -717,7 +1263,7 @@
           </w:tcPr>
           <w:p>
             <w:pPr>
-              <w:spacing w:after="0" w:line="240" w:lineRule="atLeast"/>
+              <w:spacing w:line="240" w:lineRule="atLeast"/>
               <w:jc w:val="center"/>
               <w:rPr>
                 <w:rFonts w:hint="eastAsia"/>
@@ -739,19 +1285,26 @@
           </w:tcPr>
           <w:p>
             <w:pPr>
-              <w:spacing w:after="0" w:line="240" w:lineRule="atLeast"/>
-              <w:jc w:val="center"/>
-              <w:rPr>
-                <w:rFonts w:hint="eastAsia"/>
-                <w:szCs w:val="22"/>
-              </w:rPr>
-            </w:pPr>
-            <w:r>
-              <w:rPr>
-                <w:rFonts w:hint="eastAsia"/>
-                <w:szCs w:val="22"/>
-              </w:rPr>
-              <w:t>5分</w:t>
+              <w:spacing w:line="240" w:lineRule="atLeast"/>
+              <w:jc w:val="center"/>
+              <w:rPr>
+                <w:rFonts w:hint="eastAsia"/>
+                <w:szCs w:val="22"/>
+              </w:rPr>
+            </w:pPr>
+            <w:r>
+              <w:rPr>
+                <w:rFonts w:hint="eastAsia"/>
+                <w:szCs w:val="22"/>
+              </w:rPr>
+              <w:t>5</w:t>
+            </w:r>
+            <w:r>
+              <w:rPr>
+                <w:rFonts w:hint="eastAsia"/>
+                <w:szCs w:val="22"/>
+              </w:rPr>
+              <w:t>分</w:t>
             </w:r>
           </w:p>
         </w:tc>
@@ -761,40 +1314,38 @@
           </w:tcPr>
           <w:p>
             <w:pPr>
-              <w:spacing w:after="0" w:line="240" w:lineRule="atLeast"/>
-              <w:jc w:val="center"/>
-              <w:rPr>
-                <w:rFonts w:hint="eastAsia"/>
-                <w:szCs w:val="22"/>
-              </w:rPr>
-            </w:pPr>
-            <w:r>
-              <w:rPr>
-                <w:rFonts w:hint="eastAsia"/>
-                <w:szCs w:val="22"/>
-              </w:rPr>
-              <w:t>不满足任何其他基础番的和牌</w:t>
+              <w:spacing w:line="240" w:lineRule="atLeast"/>
+              <w:jc w:val="center"/>
+              <w:rPr>
+                <w:rFonts w:hint="eastAsia"/>
+                <w:szCs w:val="22"/>
+              </w:rPr>
+            </w:pPr>
+            <w:r>
+              <w:rPr>
+                <w:rFonts w:hint="eastAsia"/>
+                <w:szCs w:val="22"/>
+              </w:rPr>
+              <w:t>不满足任何其他</w:t>
+            </w:r>
+            <w:r>
+              <w:rPr>
+                <w:rFonts w:hint="eastAsia"/>
+                <w:szCs w:val="22"/>
+              </w:rPr>
+              <w:t>基础番</w:t>
+            </w:r>
+            <w:r>
+              <w:rPr>
+                <w:rFonts w:hint="eastAsia"/>
+                <w:szCs w:val="22"/>
+              </w:rPr>
+              <w:t>的和牌</w:t>
             </w:r>
           </w:p>
         </w:tc>
       </w:tr>
       <w:tr>
-        <w:tblPrEx>
-          <w:tblBorders>
-            <w:top w:val="single" w:color="auto" w:sz="4" w:space="0"/>
-            <w:left w:val="single" w:color="auto" w:sz="4" w:space="0"/>
-            <w:bottom w:val="single" w:color="auto" w:sz="4" w:space="0"/>
-            <w:right w:val="single" w:color="auto" w:sz="4" w:space="0"/>
-            <w:insideH w:val="single" w:color="auto" w:sz="4" w:space="0"/>
-            <w:insideV w:val="single" w:color="auto" w:sz="4" w:space="0"/>
-          </w:tblBorders>
-          <w:tblCellMar>
-            <w:top w:w="0" w:type="dxa"/>
-            <w:left w:w="108" w:type="dxa"/>
-            <w:bottom w:w="0" w:type="dxa"/>
-            <w:right w:w="108" w:type="dxa"/>
-          </w:tblCellMar>
-        </w:tblPrEx>
         <w:trPr>
           <w:jc w:val="center"/>
         </w:trPr>
@@ -805,7 +1356,7 @@
           </w:tcPr>
           <w:p>
             <w:pPr>
-              <w:spacing w:after="0" w:line="240" w:lineRule="atLeast"/>
+              <w:spacing w:line="240" w:lineRule="atLeast"/>
               <w:jc w:val="center"/>
               <w:rPr>
                 <w:rFonts w:hint="eastAsia"/>
@@ -828,19 +1379,26 @@
           </w:tcPr>
           <w:p>
             <w:pPr>
-              <w:spacing w:after="0" w:line="240" w:lineRule="atLeast"/>
-              <w:jc w:val="center"/>
-              <w:rPr>
-                <w:rFonts w:hint="eastAsia"/>
-                <w:szCs w:val="22"/>
-              </w:rPr>
-            </w:pPr>
-            <w:r>
-              <w:rPr>
-                <w:rFonts w:hint="eastAsia"/>
-                <w:szCs w:val="22"/>
-              </w:rPr>
-              <w:t>20分</w:t>
+              <w:spacing w:line="240" w:lineRule="atLeast"/>
+              <w:jc w:val="center"/>
+              <w:rPr>
+                <w:rFonts w:hint="eastAsia"/>
+                <w:szCs w:val="22"/>
+              </w:rPr>
+            </w:pPr>
+            <w:r>
+              <w:rPr>
+                <w:rFonts w:hint="eastAsia"/>
+                <w:szCs w:val="22"/>
+              </w:rPr>
+              <w:t>20</w:t>
+            </w:r>
+            <w:r>
+              <w:rPr>
+                <w:rFonts w:hint="eastAsia"/>
+                <w:szCs w:val="22"/>
+              </w:rPr>
+              <w:t>分</w:t>
             </w:r>
           </w:p>
         </w:tc>
@@ -851,40 +1409,45 @@
           </w:tcPr>
           <w:p>
             <w:pPr>
-              <w:spacing w:after="0" w:line="240" w:lineRule="atLeast"/>
-              <w:jc w:val="center"/>
-              <w:rPr>
-                <w:rFonts w:hint="eastAsia"/>
-                <w:szCs w:val="22"/>
-              </w:rPr>
-            </w:pPr>
-            <w:r>
-              <w:rPr>
-                <w:rFonts w:hint="eastAsia"/>
-                <w:szCs w:val="22"/>
-              </w:rPr>
-              <w:t>所有面子均为刻子的基本型和牌</w:t>
+              <w:spacing w:line="240" w:lineRule="atLeast"/>
+              <w:jc w:val="center"/>
+              <w:rPr>
+                <w:rFonts w:hint="eastAsia"/>
+                <w:szCs w:val="22"/>
+              </w:rPr>
+            </w:pPr>
+            <w:r>
+              <w:rPr>
+                <w:rFonts w:hint="eastAsia"/>
+                <w:szCs w:val="22"/>
+              </w:rPr>
+              <w:t>所有面子均为刻子的</w:t>
+            </w:r>
+            <w:r>
+              <w:rPr>
+                <w:rFonts w:hint="eastAsia"/>
+                <w:szCs w:val="22"/>
+              </w:rPr>
+              <w:t>基本</w:t>
+            </w:r>
+            <w:r>
+              <w:rPr>
+                <w:rFonts w:hint="eastAsia"/>
+                <w:szCs w:val="22"/>
+              </w:rPr>
+              <w:t>型</w:t>
+            </w:r>
+            <w:r>
+              <w:rPr>
+                <w:rFonts w:hint="eastAsia"/>
+                <w:szCs w:val="22"/>
+              </w:rPr>
+              <w:t>和牌</w:t>
             </w:r>
           </w:p>
         </w:tc>
       </w:tr>
       <w:tr>
-        <w:tblPrEx>
-          <w:tblBorders>
-            <w:top w:val="single" w:color="auto" w:sz="4" w:space="0"/>
-            <w:left w:val="single" w:color="auto" w:sz="4" w:space="0"/>
-            <w:bottom w:val="single" w:color="auto" w:sz="4" w:space="0"/>
-            <w:right w:val="single" w:color="auto" w:sz="4" w:space="0"/>
-            <w:insideH w:val="single" w:color="auto" w:sz="4" w:space="0"/>
-            <w:insideV w:val="single" w:color="auto" w:sz="4" w:space="0"/>
-          </w:tblBorders>
-          <w:tblCellMar>
-            <w:top w:w="0" w:type="dxa"/>
-            <w:left w:w="108" w:type="dxa"/>
-            <w:bottom w:w="0" w:type="dxa"/>
-            <w:right w:w="108" w:type="dxa"/>
-          </w:tblCellMar>
-        </w:tblPrEx>
         <w:trPr>
           <w:jc w:val="center"/>
         </w:trPr>
@@ -894,7 +1457,7 @@
           </w:tcPr>
           <w:p>
             <w:pPr>
-              <w:spacing w:after="0" w:line="240" w:lineRule="atLeast"/>
+              <w:spacing w:line="240" w:lineRule="atLeast"/>
               <w:jc w:val="center"/>
               <w:rPr>
                 <w:rFonts w:hint="eastAsia"/>
@@ -916,19 +1479,26 @@
           </w:tcPr>
           <w:p>
             <w:pPr>
-              <w:spacing w:after="0" w:line="240" w:lineRule="atLeast"/>
-              <w:jc w:val="center"/>
-              <w:rPr>
-                <w:rFonts w:hint="eastAsia"/>
-                <w:szCs w:val="22"/>
-              </w:rPr>
-            </w:pPr>
-            <w:r>
-              <w:rPr>
-                <w:rFonts w:hint="eastAsia"/>
-                <w:szCs w:val="22"/>
-              </w:rPr>
-              <w:t>20分</w:t>
+              <w:spacing w:line="240" w:lineRule="atLeast"/>
+              <w:jc w:val="center"/>
+              <w:rPr>
+                <w:rFonts w:hint="eastAsia"/>
+                <w:szCs w:val="22"/>
+              </w:rPr>
+            </w:pPr>
+            <w:r>
+              <w:rPr>
+                <w:rFonts w:hint="eastAsia"/>
+                <w:szCs w:val="22"/>
+              </w:rPr>
+              <w:t>20</w:t>
+            </w:r>
+            <w:r>
+              <w:rPr>
+                <w:rFonts w:hint="eastAsia"/>
+                <w:szCs w:val="22"/>
+              </w:rPr>
+              <w:t>分</w:t>
             </w:r>
           </w:p>
         </w:tc>
@@ -938,40 +1508,59 @@
           </w:tcPr>
           <w:p>
             <w:pPr>
-              <w:spacing w:after="0" w:line="240" w:lineRule="atLeast"/>
-              <w:jc w:val="center"/>
-              <w:rPr>
-                <w:rFonts w:hint="eastAsia"/>
-                <w:szCs w:val="22"/>
-              </w:rPr>
-            </w:pPr>
-            <w:r>
-              <w:rPr>
-                <w:rFonts w:hint="eastAsia"/>
-                <w:szCs w:val="22"/>
-              </w:rPr>
-              <w:t>由一种花色及字牌组成的基本型和牌</w:t>
+              <w:spacing w:line="240" w:lineRule="atLeast"/>
+              <w:jc w:val="center"/>
+              <w:rPr>
+                <w:rFonts w:hint="eastAsia"/>
+                <w:szCs w:val="22"/>
+              </w:rPr>
+            </w:pPr>
+            <w:r>
+              <w:rPr>
+                <w:rFonts w:hint="eastAsia"/>
+                <w:szCs w:val="22"/>
+              </w:rPr>
+              <w:t>由一种花色</w:t>
+            </w:r>
+            <w:r>
+              <w:rPr>
+                <w:rFonts w:hint="eastAsia"/>
+                <w:szCs w:val="22"/>
+              </w:rPr>
+              <w:t>及</w:t>
+            </w:r>
+            <w:r>
+              <w:rPr>
+                <w:rFonts w:hint="eastAsia"/>
+                <w:szCs w:val="22"/>
+              </w:rPr>
+              <w:t>字牌组成的</w:t>
+            </w:r>
+            <w:r>
+              <w:rPr>
+                <w:rFonts w:hint="eastAsia"/>
+                <w:szCs w:val="22"/>
+              </w:rPr>
+              <w:t>基本</w:t>
+            </w:r>
+            <w:r>
+              <w:rPr>
+                <w:rFonts w:hint="eastAsia"/>
+                <w:szCs w:val="22"/>
+              </w:rPr>
+              <w:t>型</w:t>
+            </w:r>
+            <w:r>
+              <w:rPr>
+                <w:rFonts w:hint="eastAsia"/>
+                <w:szCs w:val="22"/>
+              </w:rPr>
+              <w:t>和牌</w:t>
             </w:r>
           </w:p>
         </w:tc>
       </w:tr>
       <w:tr>
-        <w:tblPrEx>
-          <w:tblBorders>
-            <w:top w:val="single" w:color="auto" w:sz="4" w:space="0"/>
-            <w:left w:val="single" w:color="auto" w:sz="4" w:space="0"/>
-            <w:bottom w:val="single" w:color="auto" w:sz="4" w:space="0"/>
-            <w:right w:val="single" w:color="auto" w:sz="4" w:space="0"/>
-            <w:insideH w:val="single" w:color="auto" w:sz="4" w:space="0"/>
-            <w:insideV w:val="single" w:color="auto" w:sz="4" w:space="0"/>
-          </w:tblBorders>
-          <w:tblCellMar>
-            <w:top w:w="0" w:type="dxa"/>
-            <w:left w:w="108" w:type="dxa"/>
-            <w:bottom w:w="0" w:type="dxa"/>
-            <w:right w:w="108" w:type="dxa"/>
-          </w:tblCellMar>
-        </w:tblPrEx>
         <w:trPr>
           <w:jc w:val="center"/>
         </w:trPr>
@@ -982,7 +1571,7 @@
           </w:tcPr>
           <w:p>
             <w:pPr>
-              <w:spacing w:after="0" w:line="240" w:lineRule="atLeast"/>
+              <w:spacing w:line="240" w:lineRule="atLeast"/>
               <w:jc w:val="center"/>
               <w:rPr>
                 <w:rFonts w:hint="eastAsia"/>
@@ -1005,19 +1594,26 @@
           </w:tcPr>
           <w:p>
             <w:pPr>
-              <w:spacing w:after="0" w:line="240" w:lineRule="atLeast"/>
-              <w:jc w:val="center"/>
-              <w:rPr>
-                <w:rFonts w:hint="eastAsia"/>
-                <w:szCs w:val="22"/>
-              </w:rPr>
-            </w:pPr>
-            <w:r>
-              <w:rPr>
-                <w:rFonts w:hint="eastAsia"/>
-                <w:szCs w:val="22"/>
-              </w:rPr>
-              <w:t>20分</w:t>
+              <w:spacing w:line="240" w:lineRule="atLeast"/>
+              <w:jc w:val="center"/>
+              <w:rPr>
+                <w:rFonts w:hint="eastAsia"/>
+                <w:szCs w:val="22"/>
+              </w:rPr>
+            </w:pPr>
+            <w:r>
+              <w:rPr>
+                <w:rFonts w:hint="eastAsia"/>
+                <w:szCs w:val="22"/>
+              </w:rPr>
+              <w:t>20</w:t>
+            </w:r>
+            <w:r>
+              <w:rPr>
+                <w:rFonts w:hint="eastAsia"/>
+                <w:szCs w:val="22"/>
+              </w:rPr>
+              <w:t>分</w:t>
             </w:r>
           </w:p>
         </w:tc>
@@ -1028,65 +1624,59 @@
           </w:tcPr>
           <w:p>
             <w:pPr>
-              <w:spacing w:after="0" w:line="240" w:lineRule="atLeast"/>
-              <w:jc w:val="center"/>
-              <w:rPr>
-                <w:rFonts w:hint="eastAsia" w:eastAsiaTheme="minorEastAsia"/>
-                <w:szCs w:val="22"/>
-                <w:lang w:eastAsia="zh-CN"/>
-              </w:rPr>
-            </w:pPr>
-            <w:r>
-              <w:rPr>
-                <w:rFonts w:hint="eastAsia"/>
-                <w:szCs w:val="22"/>
-              </w:rPr>
-              <w:t>由七个对子组成的七对型和牌</w:t>
-            </w:r>
-            <w:r>
-              <w:rPr>
-                <w:rFonts w:hint="eastAsia"/>
-                <w:szCs w:val="22"/>
-                <w:lang w:eastAsia="zh-CN"/>
-              </w:rPr>
-              <w:t>（</w:t>
-            </w:r>
-            <w:r>
-              <w:rPr>
-                <w:rFonts w:hint="eastAsia"/>
-                <w:szCs w:val="22"/>
-                <w:lang w:val="en-US" w:eastAsia="zh-CN"/>
-              </w:rPr>
-              <w:t>四张相同的麻将牌可算两对</w:t>
-            </w:r>
-            <w:r>
-              <w:rPr>
-                <w:rFonts w:hint="eastAsia"/>
-                <w:szCs w:val="22"/>
-                <w:lang w:eastAsia="zh-CN"/>
-              </w:rPr>
-              <w:t>）</w:t>
+              <w:spacing w:line="240" w:lineRule="atLeast"/>
+              <w:jc w:val="center"/>
+              <w:rPr>
+                <w:rFonts w:hint="eastAsia"/>
+                <w:szCs w:val="22"/>
+              </w:rPr>
+            </w:pPr>
+            <w:r>
+              <w:rPr>
+                <w:rFonts w:hint="eastAsia"/>
+                <w:szCs w:val="22"/>
+              </w:rPr>
+              <w:t>由七个对子</w:t>
+            </w:r>
+            <w:r>
+              <w:rPr>
+                <w:rFonts w:hint="eastAsia"/>
+                <w:szCs w:val="22"/>
+              </w:rPr>
+              <w:t>（可重复）</w:t>
+            </w:r>
+            <w:r>
+              <w:rPr>
+                <w:rFonts w:hint="eastAsia"/>
+                <w:szCs w:val="22"/>
+              </w:rPr>
+              <w:t>组成的</w:t>
+            </w:r>
+            <w:r>
+              <w:rPr>
+                <w:rFonts w:hint="eastAsia"/>
+                <w:szCs w:val="22"/>
+              </w:rPr>
+              <w:t>七对</w:t>
+            </w:r>
+            <w:r>
+              <w:rPr>
+                <w:rFonts w:hint="eastAsia"/>
+                <w:szCs w:val="22"/>
+              </w:rPr>
+              <w:t>型</w:t>
+            </w:r>
+            <w:r>
+              <w:rPr>
+                <w:rFonts w:hint="eastAsia"/>
+                <w:szCs w:val="22"/>
+              </w:rPr>
+              <w:t>和牌</w:t>
             </w:r>
           </w:p>
         </w:tc>
       </w:tr>
       <w:tr>
-        <w:tblPrEx>
-          <w:tblBorders>
-            <w:top w:val="single" w:color="auto" w:sz="4" w:space="0"/>
-            <w:left w:val="single" w:color="auto" w:sz="4" w:space="0"/>
-            <w:bottom w:val="single" w:color="auto" w:sz="4" w:space="0"/>
-            <w:right w:val="single" w:color="auto" w:sz="4" w:space="0"/>
-            <w:insideH w:val="single" w:color="auto" w:sz="4" w:space="0"/>
-            <w:insideV w:val="single" w:color="auto" w:sz="4" w:space="0"/>
-          </w:tblBorders>
-          <w:tblCellMar>
-            <w:top w:w="0" w:type="dxa"/>
-            <w:left w:w="108" w:type="dxa"/>
-            <w:bottom w:w="0" w:type="dxa"/>
-            <w:right w:w="108" w:type="dxa"/>
-          </w:tblCellMar>
-        </w:tblPrEx>
         <w:trPr>
           <w:jc w:val="center"/>
         </w:trPr>
@@ -1096,7 +1686,7 @@
           </w:tcPr>
           <w:p>
             <w:pPr>
-              <w:spacing w:after="0" w:line="240" w:lineRule="atLeast"/>
+              <w:spacing w:line="240" w:lineRule="atLeast"/>
               <w:jc w:val="center"/>
               <w:rPr>
                 <w:rFonts w:hint="eastAsia"/>
@@ -1118,19 +1708,26 @@
           </w:tcPr>
           <w:p>
             <w:pPr>
-              <w:spacing w:after="0" w:line="240" w:lineRule="atLeast"/>
-              <w:jc w:val="center"/>
-              <w:rPr>
-                <w:rFonts w:hint="eastAsia"/>
-                <w:szCs w:val="22"/>
-              </w:rPr>
-            </w:pPr>
-            <w:r>
-              <w:rPr>
-                <w:rFonts w:hint="eastAsia"/>
-                <w:szCs w:val="22"/>
-              </w:rPr>
-              <w:t>25分</w:t>
+              <w:spacing w:line="240" w:lineRule="atLeast"/>
+              <w:jc w:val="center"/>
+              <w:rPr>
+                <w:rFonts w:hint="eastAsia"/>
+                <w:szCs w:val="22"/>
+              </w:rPr>
+            </w:pPr>
+            <w:r>
+              <w:rPr>
+                <w:rFonts w:hint="eastAsia"/>
+                <w:szCs w:val="22"/>
+              </w:rPr>
+              <w:t>25</w:t>
+            </w:r>
+            <w:r>
+              <w:rPr>
+                <w:rFonts w:hint="eastAsia"/>
+                <w:szCs w:val="22"/>
+              </w:rPr>
+              <w:t>分</w:t>
             </w:r>
           </w:p>
         </w:tc>
@@ -1140,40 +1737,45 @@
           </w:tcPr>
           <w:p>
             <w:pPr>
-              <w:spacing w:after="0" w:line="240" w:lineRule="atLeast"/>
-              <w:jc w:val="center"/>
-              <w:rPr>
-                <w:rFonts w:hint="eastAsia"/>
-                <w:szCs w:val="22"/>
-              </w:rPr>
-            </w:pPr>
-            <w:r>
-              <w:rPr>
-                <w:rFonts w:hint="eastAsia"/>
-                <w:szCs w:val="22"/>
-              </w:rPr>
-              <w:t>仅由一种花色组成的基本型和牌</w:t>
+              <w:spacing w:line="240" w:lineRule="atLeast"/>
+              <w:jc w:val="center"/>
+              <w:rPr>
+                <w:rFonts w:hint="eastAsia"/>
+                <w:szCs w:val="22"/>
+              </w:rPr>
+            </w:pPr>
+            <w:r>
+              <w:rPr>
+                <w:rFonts w:hint="eastAsia"/>
+                <w:szCs w:val="22"/>
+              </w:rPr>
+              <w:t>仅由一种花色组成的</w:t>
+            </w:r>
+            <w:r>
+              <w:rPr>
+                <w:rFonts w:hint="eastAsia"/>
+                <w:szCs w:val="22"/>
+              </w:rPr>
+              <w:t>基本</w:t>
+            </w:r>
+            <w:r>
+              <w:rPr>
+                <w:rFonts w:hint="eastAsia"/>
+                <w:szCs w:val="22"/>
+              </w:rPr>
+              <w:t>型</w:t>
+            </w:r>
+            <w:r>
+              <w:rPr>
+                <w:rFonts w:hint="eastAsia"/>
+                <w:szCs w:val="22"/>
+              </w:rPr>
+              <w:t>和牌</w:t>
             </w:r>
           </w:p>
         </w:tc>
       </w:tr>
       <w:tr>
-        <w:tblPrEx>
-          <w:tblBorders>
-            <w:top w:val="single" w:color="auto" w:sz="4" w:space="0"/>
-            <w:left w:val="single" w:color="auto" w:sz="4" w:space="0"/>
-            <w:bottom w:val="single" w:color="auto" w:sz="4" w:space="0"/>
-            <w:right w:val="single" w:color="auto" w:sz="4" w:space="0"/>
-            <w:insideH w:val="single" w:color="auto" w:sz="4" w:space="0"/>
-            <w:insideV w:val="single" w:color="auto" w:sz="4" w:space="0"/>
-          </w:tblBorders>
-          <w:tblCellMar>
-            <w:top w:w="0" w:type="dxa"/>
-            <w:left w:w="108" w:type="dxa"/>
-            <w:bottom w:w="0" w:type="dxa"/>
-            <w:right w:w="108" w:type="dxa"/>
-          </w:tblCellMar>
-        </w:tblPrEx>
         <w:trPr>
           <w:jc w:val="center"/>
         </w:trPr>
@@ -1184,7 +1786,7 @@
           </w:tcPr>
           <w:p>
             <w:pPr>
-              <w:spacing w:after="0" w:line="240" w:lineRule="atLeast"/>
+              <w:spacing w:line="240" w:lineRule="atLeast"/>
               <w:jc w:val="center"/>
               <w:rPr>
                 <w:rFonts w:hint="eastAsia"/>
@@ -1207,19 +1809,26 @@
           </w:tcPr>
           <w:p>
             <w:pPr>
-              <w:spacing w:after="0" w:line="240" w:lineRule="atLeast"/>
-              <w:jc w:val="center"/>
-              <w:rPr>
-                <w:rFonts w:hint="eastAsia"/>
-                <w:szCs w:val="22"/>
-              </w:rPr>
-            </w:pPr>
-            <w:r>
-              <w:rPr>
-                <w:rFonts w:hint="eastAsia"/>
-                <w:szCs w:val="22"/>
-              </w:rPr>
-              <w:t>25分</w:t>
+              <w:spacing w:line="240" w:lineRule="atLeast"/>
+              <w:jc w:val="center"/>
+              <w:rPr>
+                <w:rFonts w:hint="eastAsia"/>
+                <w:szCs w:val="22"/>
+              </w:rPr>
+            </w:pPr>
+            <w:r>
+              <w:rPr>
+                <w:rFonts w:hint="eastAsia"/>
+                <w:szCs w:val="22"/>
+              </w:rPr>
+              <w:t>25</w:t>
+            </w:r>
+            <w:r>
+              <w:rPr>
+                <w:rFonts w:hint="eastAsia"/>
+                <w:szCs w:val="22"/>
+              </w:rPr>
+              <w:t>分</w:t>
             </w:r>
           </w:p>
         </w:tc>
@@ -1230,7 +1839,7 @@
           </w:tcPr>
           <w:p>
             <w:pPr>
-              <w:spacing w:after="0" w:line="240" w:lineRule="atLeast"/>
+              <w:spacing w:line="240" w:lineRule="atLeast"/>
               <w:jc w:val="center"/>
               <w:rPr>
                 <w:rFonts w:hint="eastAsia"/>
@@ -1248,22 +1857,6 @@
         </w:tc>
       </w:tr>
       <w:tr>
-        <w:tblPrEx>
-          <w:tblBorders>
-            <w:top w:val="single" w:color="auto" w:sz="4" w:space="0"/>
-            <w:left w:val="single" w:color="auto" w:sz="4" w:space="0"/>
-            <w:bottom w:val="single" w:color="auto" w:sz="4" w:space="0"/>
-            <w:right w:val="single" w:color="auto" w:sz="4" w:space="0"/>
-            <w:insideH w:val="single" w:color="auto" w:sz="4" w:space="0"/>
-            <w:insideV w:val="single" w:color="auto" w:sz="4" w:space="0"/>
-          </w:tblBorders>
-          <w:tblCellMar>
-            <w:top w:w="0" w:type="dxa"/>
-            <w:left w:w="108" w:type="dxa"/>
-            <w:bottom w:w="0" w:type="dxa"/>
-            <w:right w:w="108" w:type="dxa"/>
-          </w:tblCellMar>
-        </w:tblPrEx>
         <w:trPr>
           <w:jc w:val="center"/>
         </w:trPr>
@@ -1273,7 +1866,7 @@
           </w:tcPr>
           <w:p>
             <w:pPr>
-              <w:spacing w:after="0" w:line="240" w:lineRule="atLeast"/>
+              <w:spacing w:line="240" w:lineRule="atLeast"/>
               <w:jc w:val="center"/>
               <w:rPr>
                 <w:rFonts w:hint="eastAsia"/>
@@ -1295,19 +1888,33 @@
           </w:tcPr>
           <w:p>
             <w:pPr>
-              <w:spacing w:after="0" w:line="240" w:lineRule="atLeast"/>
-              <w:jc w:val="center"/>
-              <w:rPr>
-                <w:rFonts w:hint="eastAsia"/>
-                <w:szCs w:val="22"/>
-              </w:rPr>
-            </w:pPr>
-            <w:r>
-              <w:rPr>
-                <w:rFonts w:hint="eastAsia"/>
-                <w:szCs w:val="22"/>
-              </w:rPr>
-              <w:t>20分1番</w:t>
+              <w:spacing w:line="240" w:lineRule="atLeast"/>
+              <w:jc w:val="center"/>
+              <w:rPr>
+                <w:rFonts w:hint="eastAsia"/>
+                <w:szCs w:val="22"/>
+              </w:rPr>
+            </w:pPr>
+            <w:r>
+              <w:rPr>
+                <w:rFonts w:hint="eastAsia"/>
+                <w:szCs w:val="22"/>
+              </w:rPr>
+              <w:t>20</w:t>
+            </w:r>
+            <w:r>
+              <w:rPr>
+                <w:rFonts w:hint="eastAsia"/>
+                <w:szCs w:val="22"/>
+              </w:rPr>
+              <w:t>分</w:t>
+            </w:r>
+            <w:r>
+              <w:rPr>
+                <w:rFonts w:hint="eastAsia"/>
+                <w:szCs w:val="22"/>
+              </w:rPr>
+              <w:t>1番</w:t>
             </w:r>
           </w:p>
         </w:tc>
@@ -1317,7 +1924,7 @@
           </w:tcPr>
           <w:p>
             <w:pPr>
-              <w:spacing w:after="0" w:line="240" w:lineRule="atLeast"/>
+              <w:spacing w:line="240" w:lineRule="atLeast"/>
               <w:jc w:val="center"/>
               <w:rPr>
                 <w:rFonts w:hint="eastAsia"/>
@@ -1335,22 +1942,6 @@
         </w:tc>
       </w:tr>
       <w:tr>
-        <w:tblPrEx>
-          <w:tblBorders>
-            <w:top w:val="single" w:color="auto" w:sz="4" w:space="0"/>
-            <w:left w:val="single" w:color="auto" w:sz="4" w:space="0"/>
-            <w:bottom w:val="single" w:color="auto" w:sz="4" w:space="0"/>
-            <w:right w:val="single" w:color="auto" w:sz="4" w:space="0"/>
-            <w:insideH w:val="single" w:color="auto" w:sz="4" w:space="0"/>
-            <w:insideV w:val="single" w:color="auto" w:sz="4" w:space="0"/>
-          </w:tblBorders>
-          <w:tblCellMar>
-            <w:top w:w="0" w:type="dxa"/>
-            <w:left w:w="108" w:type="dxa"/>
-            <w:bottom w:w="0" w:type="dxa"/>
-            <w:right w:w="108" w:type="dxa"/>
-          </w:tblCellMar>
-        </w:tblPrEx>
         <w:trPr>
           <w:jc w:val="center"/>
         </w:trPr>
@@ -1361,19 +1952,26 @@
           </w:tcPr>
           <w:p>
             <w:pPr>
-              <w:spacing w:after="0" w:line="240" w:lineRule="atLeast"/>
-              <w:jc w:val="center"/>
-              <w:rPr>
-                <w:rFonts w:hint="eastAsia"/>
-                <w:szCs w:val="22"/>
-              </w:rPr>
-            </w:pPr>
-            <w:r>
-              <w:rPr>
-                <w:rFonts w:hint="eastAsia"/>
-                <w:szCs w:val="22"/>
-              </w:rPr>
-              <w:t>全风向</w:t>
+              <w:spacing w:line="240" w:lineRule="atLeast"/>
+              <w:jc w:val="center"/>
+              <w:rPr>
+                <w:rFonts w:hint="eastAsia"/>
+                <w:szCs w:val="22"/>
+              </w:rPr>
+            </w:pPr>
+            <w:r>
+              <w:rPr>
+                <w:rFonts w:hint="eastAsia"/>
+                <w:szCs w:val="22"/>
+              </w:rPr>
+              <w:t>全</w:t>
+            </w:r>
+            <w:r>
+              <w:rPr>
+                <w:rFonts w:hint="eastAsia"/>
+                <w:szCs w:val="22"/>
+              </w:rPr>
+              <w:t>风向</w:t>
             </w:r>
           </w:p>
         </w:tc>
@@ -1384,19 +1982,33 @@
           </w:tcPr>
           <w:p>
             <w:pPr>
-              <w:spacing w:after="0" w:line="240" w:lineRule="atLeast"/>
-              <w:jc w:val="center"/>
-              <w:rPr>
-                <w:rFonts w:hint="eastAsia"/>
-                <w:szCs w:val="22"/>
-              </w:rPr>
-            </w:pPr>
-            <w:r>
-              <w:rPr>
-                <w:rFonts w:hint="eastAsia"/>
-                <w:szCs w:val="22"/>
-              </w:rPr>
-              <w:t>20分1番</w:t>
+              <w:spacing w:line="240" w:lineRule="atLeast"/>
+              <w:jc w:val="center"/>
+              <w:rPr>
+                <w:rFonts w:hint="eastAsia"/>
+                <w:szCs w:val="22"/>
+              </w:rPr>
+            </w:pPr>
+            <w:r>
+              <w:rPr>
+                <w:rFonts w:hint="eastAsia"/>
+                <w:szCs w:val="22"/>
+              </w:rPr>
+              <w:t>20</w:t>
+            </w:r>
+            <w:r>
+              <w:rPr>
+                <w:rFonts w:hint="eastAsia"/>
+                <w:szCs w:val="22"/>
+              </w:rPr>
+              <w:t>分</w:t>
+            </w:r>
+            <w:r>
+              <w:rPr>
+                <w:rFonts w:hint="eastAsia"/>
+                <w:szCs w:val="22"/>
+              </w:rPr>
+              <w:t>1番</w:t>
             </w:r>
           </w:p>
         </w:tc>
@@ -1407,40 +2019,45 @@
           </w:tcPr>
           <w:p>
             <w:pPr>
-              <w:spacing w:after="0" w:line="240" w:lineRule="atLeast"/>
-              <w:jc w:val="center"/>
-              <w:rPr>
-                <w:rFonts w:hint="eastAsia"/>
-                <w:szCs w:val="22"/>
-              </w:rPr>
-            </w:pPr>
-            <w:r>
-              <w:rPr>
-                <w:rFonts w:hint="eastAsia"/>
-                <w:szCs w:val="22"/>
-              </w:rPr>
-              <w:t>手牌包括副露区全部由风向牌构成</w:t>
+              <w:spacing w:line="240" w:lineRule="atLeast"/>
+              <w:jc w:val="center"/>
+              <w:rPr>
+                <w:rFonts w:hint="eastAsia"/>
+                <w:szCs w:val="22"/>
+              </w:rPr>
+            </w:pPr>
+            <w:r>
+              <w:rPr>
+                <w:rFonts w:hint="eastAsia"/>
+                <w:szCs w:val="22"/>
+              </w:rPr>
+              <w:t>手牌包括</w:t>
+            </w:r>
+            <w:r>
+              <w:rPr>
+                <w:rFonts w:hint="eastAsia"/>
+                <w:szCs w:val="22"/>
+              </w:rPr>
+              <w:t>副露</w:t>
+            </w:r>
+            <w:r>
+              <w:rPr>
+                <w:rFonts w:hint="eastAsia"/>
+                <w:szCs w:val="22"/>
+              </w:rPr>
+              <w:t>区</w:t>
+            </w:r>
+            <w:r>
+              <w:rPr>
+                <w:rFonts w:hint="eastAsia"/>
+                <w:szCs w:val="22"/>
+              </w:rPr>
+              <w:t>全部由风向牌构成</w:t>
             </w:r>
           </w:p>
         </w:tc>
       </w:tr>
       <w:tr>
-        <w:tblPrEx>
-          <w:tblBorders>
-            <w:top w:val="single" w:color="auto" w:sz="4" w:space="0"/>
-            <w:left w:val="single" w:color="auto" w:sz="4" w:space="0"/>
-            <w:bottom w:val="single" w:color="auto" w:sz="4" w:space="0"/>
-            <w:right w:val="single" w:color="auto" w:sz="4" w:space="0"/>
-            <w:insideH w:val="single" w:color="auto" w:sz="4" w:space="0"/>
-            <w:insideV w:val="single" w:color="auto" w:sz="4" w:space="0"/>
-          </w:tblBorders>
-          <w:tblCellMar>
-            <w:top w:w="0" w:type="dxa"/>
-            <w:left w:w="108" w:type="dxa"/>
-            <w:bottom w:w="0" w:type="dxa"/>
-            <w:right w:w="108" w:type="dxa"/>
-          </w:tblCellMar>
-        </w:tblPrEx>
         <w:trPr>
           <w:jc w:val="center"/>
         </w:trPr>
@@ -1450,19 +2067,26 @@
           </w:tcPr>
           <w:p>
             <w:pPr>
-              <w:spacing w:after="0" w:line="240" w:lineRule="atLeast"/>
-              <w:jc w:val="center"/>
-              <w:rPr>
-                <w:rFonts w:hint="eastAsia"/>
-                <w:szCs w:val="22"/>
-              </w:rPr>
-            </w:pPr>
-            <w:r>
-              <w:rPr>
-                <w:rFonts w:hint="eastAsia"/>
-                <w:szCs w:val="22"/>
-              </w:rPr>
-              <w:t>全风向碰碰和</w:t>
+              <w:spacing w:line="240" w:lineRule="atLeast"/>
+              <w:jc w:val="center"/>
+              <w:rPr>
+                <w:rFonts w:hint="eastAsia"/>
+                <w:szCs w:val="22"/>
+              </w:rPr>
+            </w:pPr>
+            <w:r>
+              <w:rPr>
+                <w:rFonts w:hint="eastAsia"/>
+                <w:szCs w:val="22"/>
+              </w:rPr>
+              <w:t>全风向</w:t>
+            </w:r>
+            <w:r>
+              <w:rPr>
+                <w:rFonts w:hint="eastAsia"/>
+                <w:szCs w:val="22"/>
+              </w:rPr>
+              <w:t>碰碰和</w:t>
             </w:r>
           </w:p>
         </w:tc>
@@ -1472,19 +2096,33 @@
           </w:tcPr>
           <w:p>
             <w:pPr>
-              <w:spacing w:after="0" w:line="240" w:lineRule="atLeast"/>
-              <w:jc w:val="center"/>
-              <w:rPr>
-                <w:rFonts w:hint="eastAsia"/>
-                <w:szCs w:val="22"/>
-              </w:rPr>
-            </w:pPr>
-            <w:r>
-              <w:rPr>
-                <w:rFonts w:hint="eastAsia"/>
-                <w:szCs w:val="22"/>
-              </w:rPr>
-              <w:t>20分2番</w:t>
+              <w:spacing w:line="240" w:lineRule="atLeast"/>
+              <w:jc w:val="center"/>
+              <w:rPr>
+                <w:rFonts w:hint="eastAsia"/>
+                <w:szCs w:val="22"/>
+              </w:rPr>
+            </w:pPr>
+            <w:r>
+              <w:rPr>
+                <w:rFonts w:hint="eastAsia"/>
+                <w:szCs w:val="22"/>
+              </w:rPr>
+              <w:t>20</w:t>
+            </w:r>
+            <w:r>
+              <w:rPr>
+                <w:rFonts w:hint="eastAsia"/>
+                <w:szCs w:val="22"/>
+              </w:rPr>
+              <w:t>分</w:t>
+            </w:r>
+            <w:r>
+              <w:rPr>
+                <w:rFonts w:hint="eastAsia"/>
+                <w:szCs w:val="22"/>
+              </w:rPr>
+              <w:t>2番</w:t>
             </w:r>
           </w:p>
         </w:tc>
@@ -1494,19 +2132,26 @@
           </w:tcPr>
           <w:p>
             <w:pPr>
-              <w:spacing w:after="0" w:line="240" w:lineRule="atLeast"/>
-              <w:jc w:val="center"/>
-              <w:rPr>
-                <w:rFonts w:hint="eastAsia"/>
-                <w:szCs w:val="22"/>
-              </w:rPr>
-            </w:pPr>
-            <w:r>
-              <w:rPr>
-                <w:rFonts w:hint="eastAsia"/>
-                <w:szCs w:val="22"/>
-              </w:rPr>
-              <w:t>全风向+碰碰和</w:t>
+              <w:spacing w:line="240" w:lineRule="atLeast"/>
+              <w:jc w:val="center"/>
+              <w:rPr>
+                <w:rFonts w:hint="eastAsia"/>
+                <w:szCs w:val="22"/>
+              </w:rPr>
+            </w:pPr>
+            <w:r>
+              <w:rPr>
+                <w:rFonts w:hint="eastAsia"/>
+                <w:szCs w:val="22"/>
+              </w:rPr>
+              <w:t>全</w:t>
+            </w:r>
+            <w:r>
+              <w:rPr>
+                <w:rFonts w:hint="eastAsia"/>
+                <w:szCs w:val="22"/>
+              </w:rPr>
+              <w:t>风向+碰碰和</w:t>
             </w:r>
           </w:p>
         </w:tc>
@@ -1568,17 +2213,29 @@
           <w:rFonts w:hint="eastAsia"/>
           <w:szCs w:val="22"/>
         </w:rPr>
-        <w:t>注意：除七对子和全风向外，其他基础番均要求由基本型和牌构成，因此七对型和牌时不论手牌一律只计七对子；而全风向对和牌型没有要求，故七对子和全风向同时满足时取最大者计全风向。</w:t>
-      </w:r>
-      <w:bookmarkStart w:id="0" w:name="_GoBack"/>
-      <w:bookmarkEnd w:id="0"/>
+        <w:t>注意：除七对子和全风向外，其他基础番均要求由基本型和牌构成，因此七对型和牌时不论手牌一律只计七对子；而全风向</w:t>
+      </w:r>
+      <w:r>
+        <w:rPr>
+          <w:rFonts w:hint="eastAsia"/>
+          <w:szCs w:val="22"/>
+        </w:rPr>
+        <w:t>对和牌型没有要求</w:t>
+      </w:r>
+      <w:r>
+        <w:rPr>
+          <w:rFonts w:hint="eastAsia"/>
+          <w:szCs w:val="22"/>
+        </w:rPr>
+        <w:t>，故七对子和全风向同时满足时取最大者计全风向。</w:t>
+      </w:r>
     </w:p>
     <w:p>
       <w:pPr>
-        <w:pStyle w:val="31"/>
+        <w:pStyle w:val="a9"/>
         <w:numPr>
           <w:ilvl w:val="0"/>
-          <w:numId w:val="4"/>
+          <w:numId w:val="7"/>
         </w:numPr>
         <w:spacing w:after="0" w:line="240" w:lineRule="atLeast"/>
         <w:rPr>
@@ -1595,13 +2252,22 @@
           <w:bCs/>
           <w:sz w:val="24"/>
         </w:rPr>
-        <w:t>额外番</w:t>
+        <w:t>额外</w:t>
+      </w:r>
+      <w:r>
+        <w:rPr>
+          <w:rFonts w:hint="eastAsia"/>
+          <w:b/>
+          <w:bCs/>
+          <w:sz w:val="24"/>
+        </w:rPr>
+        <w:t>番</w:t>
       </w:r>
     </w:p>
     <w:p>
       <w:pPr>
         <w:spacing w:after="0" w:line="240" w:lineRule="atLeast"/>
-        <w:ind w:firstLine="440" w:firstLineChars="200"/>
+        <w:ind w:firstLineChars="200" w:firstLine="440"/>
         <w:rPr>
           <w:rFonts w:hint="eastAsia"/>
           <w:b/>
@@ -1614,13 +2280,48 @@
           <w:rFonts w:hint="eastAsia"/>
           <w:szCs w:val="22"/>
         </w:rPr>
-        <w:t>额外番为和牌时额外满足的条件，共设有4种，一副和牌可以计多种额外番。</w:t>
+        <w:t>额外番</w:t>
+      </w:r>
+      <w:r>
+        <w:rPr>
+          <w:rFonts w:hint="eastAsia"/>
+          <w:szCs w:val="22"/>
+        </w:rPr>
+        <w:t>为和牌时</w:t>
+      </w:r>
+      <w:r>
+        <w:rPr>
+          <w:rFonts w:hint="eastAsia"/>
+          <w:szCs w:val="22"/>
+        </w:rPr>
+        <w:t>额外</w:t>
+      </w:r>
+      <w:r>
+        <w:rPr>
+          <w:rFonts w:hint="eastAsia"/>
+          <w:szCs w:val="22"/>
+        </w:rPr>
+        <w:t>满足的条件，共设有4种，一副和牌可以计多</w:t>
+      </w:r>
+      <w:r>
+        <w:rPr>
+          <w:rFonts w:hint="eastAsia"/>
+          <w:szCs w:val="22"/>
+        </w:rPr>
+        <w:t>种</w:t>
+      </w:r>
+      <w:r>
+        <w:rPr>
+          <w:rFonts w:hint="eastAsia"/>
+          <w:szCs w:val="22"/>
+        </w:rPr>
+        <w:t>额外番。</w:t>
       </w:r>
     </w:p>
     <w:p>
       <w:pPr>
         <w:spacing w:after="0" w:line="240" w:lineRule="atLeast"/>
-        <w:ind w:firstLine="440" w:firstLineChars="200"/>
+        <w:ind w:firstLineChars="200" w:firstLine="440"/>
         <w:rPr>
           <w:rFonts w:hint="eastAsia"/>
           <w:szCs w:val="22"/>
@@ -1629,58 +2330,28 @@
     </w:p>
     <w:tbl>
       <w:tblPr>
-        <w:tblStyle w:val="16"/>
-        <w:tblW w:w="0" w:type="auto"/>
+        <w:tblStyle w:val="af2"/>
+        <w:tblW w:w="8359" w:type="dxa"/>
         <w:jc w:val="center"/>
-        <w:tblBorders>
-          <w:top w:val="single" w:color="auto" w:sz="4" w:space="0"/>
-          <w:left w:val="single" w:color="auto" w:sz="4" w:space="0"/>
-          <w:bottom w:val="single" w:color="auto" w:sz="4" w:space="0"/>
-          <w:right w:val="single" w:color="auto" w:sz="4" w:space="0"/>
-          <w:insideH w:val="single" w:color="auto" w:sz="4" w:space="0"/>
-          <w:insideV w:val="single" w:color="auto" w:sz="4" w:space="0"/>
-        </w:tblBorders>
-        <w:tblLayout w:type="autofit"/>
-        <w:tblCellMar>
-          <w:top w:w="0" w:type="dxa"/>
-          <w:left w:w="108" w:type="dxa"/>
-          <w:bottom w:w="0" w:type="dxa"/>
-          <w:right w:w="108" w:type="dxa"/>
-        </w:tblCellMar>
+        <w:tblLook w:val="04A0" w:firstRow="1" w:lastRow="0" w:firstColumn="1" w:lastColumn="0" w:noHBand="0" w:noVBand="1"/>
       </w:tblPr>
       <w:tblGrid>
-        <w:gridCol w:w="1555"/>
-        <w:gridCol w:w="2551"/>
-        <w:gridCol w:w="4190"/>
+        <w:gridCol w:w="1129"/>
+        <w:gridCol w:w="2552"/>
+        <w:gridCol w:w="4678"/>
       </w:tblGrid>
       <w:tr>
-        <w:tblPrEx>
-          <w:tblBorders>
-            <w:top w:val="single" w:color="auto" w:sz="4" w:space="0"/>
-            <w:left w:val="single" w:color="auto" w:sz="4" w:space="0"/>
-            <w:bottom w:val="single" w:color="auto" w:sz="4" w:space="0"/>
-            <w:right w:val="single" w:color="auto" w:sz="4" w:space="0"/>
-            <w:insideH w:val="single" w:color="auto" w:sz="4" w:space="0"/>
-            <w:insideV w:val="single" w:color="auto" w:sz="4" w:space="0"/>
-          </w:tblBorders>
-          <w:tblCellMar>
-            <w:top w:w="0" w:type="dxa"/>
-            <w:left w:w="108" w:type="dxa"/>
-            <w:bottom w:w="0" w:type="dxa"/>
-            <w:right w:w="108" w:type="dxa"/>
-          </w:tblCellMar>
-        </w:tblPrEx>
         <w:trPr>
           <w:jc w:val="center"/>
         </w:trPr>
         <w:tc>
           <w:tcPr>
-            <w:tcW w:w="1555" w:type="dxa"/>
+            <w:tcW w:w="1129" w:type="dxa"/>
             <w:shd w:val="clear" w:color="auto" w:fill="A5C9EB" w:themeFill="text2" w:themeFillTint="40"/>
           </w:tcPr>
           <w:p>
             <w:pPr>
-              <w:spacing w:after="0" w:line="360" w:lineRule="auto"/>
+              <w:spacing w:line="360" w:lineRule="auto"/>
               <w:jc w:val="center"/>
               <w:rPr>
                 <w:rFonts w:hint="eastAsia"/>
@@ -1702,12 +2373,12 @@
         </w:tc>
         <w:tc>
           <w:tcPr>
-            <w:tcW w:w="2551" w:type="dxa"/>
+            <w:tcW w:w="2552" w:type="dxa"/>
             <w:shd w:val="clear" w:color="auto" w:fill="A5C9EB" w:themeFill="text2" w:themeFillTint="40"/>
           </w:tcPr>
           <w:p>
             <w:pPr>
-              <w:spacing w:after="0" w:line="360" w:lineRule="auto"/>
+              <w:spacing w:line="360" w:lineRule="auto"/>
               <w:jc w:val="center"/>
               <w:rPr>
                 <w:rFonts w:hint="eastAsia"/>
@@ -1729,12 +2400,12 @@
         </w:tc>
         <w:tc>
           <w:tcPr>
-            <w:tcW w:w="4190" w:type="dxa"/>
+            <w:tcW w:w="4678" w:type="dxa"/>
             <w:shd w:val="clear" w:color="auto" w:fill="A5C9EB" w:themeFill="text2" w:themeFillTint="40"/>
           </w:tcPr>
           <w:p>
             <w:pPr>
-              <w:spacing w:after="0" w:line="360" w:lineRule="auto"/>
+              <w:spacing w:line="360" w:lineRule="auto"/>
               <w:jc w:val="center"/>
               <w:rPr>
                 <w:rFonts w:hint="eastAsia"/>
@@ -1756,32 +2427,16 @@
         </w:tc>
       </w:tr>
       <w:tr>
-        <w:tblPrEx>
-          <w:tblBorders>
-            <w:top w:val="single" w:color="auto" w:sz="4" w:space="0"/>
-            <w:left w:val="single" w:color="auto" w:sz="4" w:space="0"/>
-            <w:bottom w:val="single" w:color="auto" w:sz="4" w:space="0"/>
-            <w:right w:val="single" w:color="auto" w:sz="4" w:space="0"/>
-            <w:insideH w:val="single" w:color="auto" w:sz="4" w:space="0"/>
-            <w:insideV w:val="single" w:color="auto" w:sz="4" w:space="0"/>
-          </w:tblBorders>
-          <w:tblCellMar>
-            <w:top w:w="0" w:type="dxa"/>
-            <w:left w:w="108" w:type="dxa"/>
-            <w:bottom w:w="0" w:type="dxa"/>
-            <w:right w:w="108" w:type="dxa"/>
-          </w:tblCellMar>
-        </w:tblPrEx>
         <w:trPr>
           <w:jc w:val="center"/>
         </w:trPr>
         <w:tc>
           <w:tcPr>
-            <w:tcW w:w="1555" w:type="dxa"/>
-          </w:tcPr>
-          <w:p>
-            <w:pPr>
-              <w:spacing w:after="0" w:line="240" w:lineRule="atLeast"/>
+            <w:tcW w:w="1129" w:type="dxa"/>
+          </w:tcPr>
+          <w:p>
+            <w:pPr>
+              <w:spacing w:line="240" w:lineRule="atLeast"/>
               <w:jc w:val="center"/>
               <w:rPr>
                 <w:rFonts w:hint="eastAsia"/>
@@ -1799,33 +2454,61 @@
         </w:tc>
         <w:tc>
           <w:tcPr>
-            <w:tcW w:w="2551" w:type="dxa"/>
-          </w:tcPr>
-          <w:p>
-            <w:pPr>
-              <w:spacing w:after="0" w:line="240" w:lineRule="atLeast"/>
-              <w:jc w:val="center"/>
-              <w:rPr>
-                <w:rFonts w:hint="eastAsia"/>
-                <w:szCs w:val="22"/>
-              </w:rPr>
-            </w:pPr>
-            <w:r>
-              <w:rPr>
-                <w:rFonts w:hint="eastAsia"/>
-                <w:szCs w:val="22"/>
-              </w:rPr>
-              <w:t>5分（垃圾和）／10分</w:t>
-            </w:r>
-          </w:p>
-        </w:tc>
-        <w:tc>
-          <w:tcPr>
-            <w:tcW w:w="4190" w:type="dxa"/>
-          </w:tcPr>
-          <w:p>
-            <w:pPr>
-              <w:spacing w:after="0" w:line="240" w:lineRule="atLeast"/>
+            <w:tcW w:w="2552" w:type="dxa"/>
+          </w:tcPr>
+          <w:p>
+            <w:pPr>
+              <w:spacing w:line="240" w:lineRule="atLeast"/>
+              <w:jc w:val="center"/>
+              <w:rPr>
+                <w:rFonts w:hint="eastAsia"/>
+                <w:szCs w:val="22"/>
+              </w:rPr>
+            </w:pPr>
+            <w:r>
+              <w:rPr>
+                <w:rFonts w:hint="eastAsia"/>
+                <w:szCs w:val="22"/>
+              </w:rPr>
+              <w:t>5</w:t>
+            </w:r>
+            <w:r>
+              <w:rPr>
+                <w:rFonts w:hint="eastAsia"/>
+                <w:szCs w:val="22"/>
+              </w:rPr>
+              <w:t>分</w:t>
+            </w:r>
+            <w:r>
+              <w:rPr>
+                <w:rFonts w:hint="eastAsia"/>
+                <w:szCs w:val="22"/>
+              </w:rPr>
+              <w:t>（垃圾和）／</w:t>
+            </w:r>
+            <w:r>
+              <w:rPr>
+                <w:rFonts w:hint="eastAsia"/>
+                <w:szCs w:val="22"/>
+              </w:rPr>
+              <w:t>10</w:t>
+            </w:r>
+            <w:r>
+              <w:rPr>
+                <w:rFonts w:hint="eastAsia"/>
+                <w:szCs w:val="22"/>
+              </w:rPr>
+              <w:t>分</w:t>
+            </w:r>
+          </w:p>
+        </w:tc>
+        <w:tc>
+          <w:tcPr>
+            <w:tcW w:w="4678" w:type="dxa"/>
+          </w:tcPr>
+          <w:p>
+            <w:pPr>
+              <w:spacing w:line="240" w:lineRule="atLeast"/>
               <w:jc w:val="center"/>
               <w:rPr>
                 <w:rFonts w:hint="eastAsia"/>
@@ -1843,33 +2526,17 @@
         </w:tc>
       </w:tr>
       <w:tr>
-        <w:tblPrEx>
-          <w:tblBorders>
-            <w:top w:val="single" w:color="auto" w:sz="4" w:space="0"/>
-            <w:left w:val="single" w:color="auto" w:sz="4" w:space="0"/>
-            <w:bottom w:val="single" w:color="auto" w:sz="4" w:space="0"/>
-            <w:right w:val="single" w:color="auto" w:sz="4" w:space="0"/>
-            <w:insideH w:val="single" w:color="auto" w:sz="4" w:space="0"/>
-            <w:insideV w:val="single" w:color="auto" w:sz="4" w:space="0"/>
-          </w:tblBorders>
-          <w:tblCellMar>
-            <w:top w:w="0" w:type="dxa"/>
-            <w:left w:w="108" w:type="dxa"/>
-            <w:bottom w:w="0" w:type="dxa"/>
-            <w:right w:w="108" w:type="dxa"/>
-          </w:tblCellMar>
-        </w:tblPrEx>
         <w:trPr>
           <w:jc w:val="center"/>
         </w:trPr>
         <w:tc>
           <w:tcPr>
-            <w:tcW w:w="1555" w:type="dxa"/>
+            <w:tcW w:w="1129" w:type="dxa"/>
             <w:shd w:val="clear" w:color="auto" w:fill="D1D1D1" w:themeFill="background2" w:themeFillShade="E6"/>
           </w:tcPr>
           <w:p>
             <w:pPr>
-              <w:spacing w:after="0" w:line="240" w:lineRule="atLeast"/>
+              <w:spacing w:line="240" w:lineRule="atLeast"/>
               <w:jc w:val="center"/>
               <w:rPr>
                 <w:rFonts w:hint="eastAsia"/>
@@ -1887,103 +2554,97 @@
         </w:tc>
         <w:tc>
           <w:tcPr>
-            <w:tcW w:w="2551" w:type="dxa"/>
+            <w:tcW w:w="2552" w:type="dxa"/>
             <w:shd w:val="clear" w:color="auto" w:fill="D1D1D1" w:themeFill="background2" w:themeFillShade="E6"/>
           </w:tcPr>
           <w:p>
             <w:pPr>
-              <w:spacing w:after="0" w:line="240" w:lineRule="atLeast"/>
-              <w:jc w:val="center"/>
-              <w:rPr>
-                <w:rFonts w:hint="eastAsia"/>
-                <w:szCs w:val="22"/>
-              </w:rPr>
-            </w:pPr>
-            <w:r>
-              <w:rPr>
-                <w:rFonts w:hint="eastAsia"/>
-                <w:szCs w:val="22"/>
-              </w:rPr>
-              <w:t>5分</w:t>
-            </w:r>
-          </w:p>
-        </w:tc>
-        <w:tc>
-          <w:tcPr>
-            <w:tcW w:w="4190" w:type="dxa"/>
+              <w:spacing w:line="240" w:lineRule="atLeast"/>
+              <w:jc w:val="center"/>
+              <w:rPr>
+                <w:rFonts w:hint="eastAsia"/>
+                <w:szCs w:val="22"/>
+              </w:rPr>
+            </w:pPr>
+            <w:r>
+              <w:rPr>
+                <w:rFonts w:hint="eastAsia"/>
+                <w:szCs w:val="22"/>
+              </w:rPr>
+              <w:t>5</w:t>
+            </w:r>
+            <w:r>
+              <w:rPr>
+                <w:rFonts w:hint="eastAsia"/>
+                <w:szCs w:val="22"/>
+              </w:rPr>
+              <w:t>分</w:t>
+            </w:r>
+          </w:p>
+        </w:tc>
+        <w:tc>
+          <w:tcPr>
+            <w:tcW w:w="4678" w:type="dxa"/>
             <w:shd w:val="clear" w:color="auto" w:fill="D1D1D1" w:themeFill="background2" w:themeFillShade="E6"/>
           </w:tcPr>
           <w:p>
             <w:pPr>
-              <w:spacing w:after="0" w:line="240" w:lineRule="atLeast"/>
-              <w:jc w:val="center"/>
-              <w:rPr>
-                <w:rFonts w:hint="eastAsia" w:eastAsiaTheme="minorEastAsia"/>
-                <w:szCs w:val="22"/>
-                <w:lang w:eastAsia="zh-CN"/>
-              </w:rPr>
-            </w:pPr>
-            <w:r>
-              <w:rPr>
-                <w:rFonts w:hint="eastAsia"/>
-                <w:szCs w:val="22"/>
-              </w:rPr>
-              <w:t>吃碰杠四次后，只剩一张牌单吊和牌</w:t>
-            </w:r>
-            <w:r>
-              <w:rPr>
-                <w:rFonts w:hint="eastAsia"/>
-                <w:szCs w:val="22"/>
-                <w:lang w:eastAsia="zh-CN"/>
-              </w:rPr>
-              <w:t>（</w:t>
-            </w:r>
-            <w:r>
-              <w:rPr>
-                <w:rFonts w:hint="eastAsia"/>
-                <w:szCs w:val="22"/>
-                <w:lang w:val="en-US" w:eastAsia="zh-CN"/>
-              </w:rPr>
-              <w:t>允许带暗杠的大吊车和牌</w:t>
-            </w:r>
-            <w:r>
-              <w:rPr>
-                <w:rFonts w:hint="eastAsia"/>
-                <w:szCs w:val="22"/>
-                <w:lang w:eastAsia="zh-CN"/>
-              </w:rPr>
-              <w:t>）</w:t>
+              <w:spacing w:line="240" w:lineRule="atLeast"/>
+              <w:jc w:val="center"/>
+              <w:rPr>
+                <w:rFonts w:hint="eastAsia"/>
+                <w:szCs w:val="22"/>
+              </w:rPr>
+            </w:pPr>
+            <w:r>
+              <w:rPr>
+                <w:rFonts w:hint="eastAsia"/>
+                <w:szCs w:val="22"/>
+              </w:rPr>
+              <w:t>吃碰杠</w:t>
+            </w:r>
+            <w:r>
+              <w:rPr>
+                <w:rFonts w:hint="eastAsia"/>
+                <w:szCs w:val="22"/>
+              </w:rPr>
+              <w:t>（暗杠）</w:t>
+            </w:r>
+            <w:r>
+              <w:rPr>
+                <w:rFonts w:hint="eastAsia"/>
+                <w:szCs w:val="22"/>
+              </w:rPr>
+              <w:t>四</w:t>
+            </w:r>
+            <w:r>
+              <w:rPr>
+                <w:rFonts w:hint="eastAsia"/>
+                <w:szCs w:val="22"/>
+              </w:rPr>
+              <w:t>次</w:t>
+            </w:r>
+            <w:r>
+              <w:rPr>
+                <w:rFonts w:hint="eastAsia"/>
+                <w:szCs w:val="22"/>
+              </w:rPr>
+              <w:t>后，只剩一张牌单吊和牌</w:t>
             </w:r>
           </w:p>
         </w:tc>
       </w:tr>
       <w:tr>
-        <w:tblPrEx>
-          <w:tblBorders>
-            <w:top w:val="single" w:color="auto" w:sz="4" w:space="0"/>
-            <w:left w:val="single" w:color="auto" w:sz="4" w:space="0"/>
-            <w:bottom w:val="single" w:color="auto" w:sz="4" w:space="0"/>
-            <w:right w:val="single" w:color="auto" w:sz="4" w:space="0"/>
-            <w:insideH w:val="single" w:color="auto" w:sz="4" w:space="0"/>
-            <w:insideV w:val="single" w:color="auto" w:sz="4" w:space="0"/>
-          </w:tblBorders>
-          <w:tblCellMar>
-            <w:top w:w="0" w:type="dxa"/>
-            <w:left w:w="108" w:type="dxa"/>
-            <w:bottom w:w="0" w:type="dxa"/>
-            <w:right w:w="108" w:type="dxa"/>
-          </w:tblCellMar>
-        </w:tblPrEx>
         <w:trPr>
           <w:jc w:val="center"/>
         </w:trPr>
         <w:tc>
           <w:tcPr>
-            <w:tcW w:w="1555" w:type="dxa"/>
-          </w:tcPr>
-          <w:p>
-            <w:pPr>
-              <w:spacing w:after="0" w:line="240" w:lineRule="atLeast"/>
+            <w:tcW w:w="1129" w:type="dxa"/>
+          </w:tcPr>
+          <w:p>
+            <w:pPr>
+              <w:spacing w:line="240" w:lineRule="atLeast"/>
               <w:jc w:val="center"/>
               <w:rPr>
                 <w:rFonts w:hint="eastAsia"/>
@@ -2001,33 +2662,40 @@
         </w:tc>
         <w:tc>
           <w:tcPr>
-            <w:tcW w:w="2551" w:type="dxa"/>
-          </w:tcPr>
-          <w:p>
-            <w:pPr>
-              <w:spacing w:after="0" w:line="240" w:lineRule="atLeast"/>
-              <w:jc w:val="center"/>
-              <w:rPr>
-                <w:rFonts w:hint="eastAsia"/>
-                <w:szCs w:val="22"/>
-              </w:rPr>
-            </w:pPr>
-            <w:r>
-              <w:rPr>
-                <w:rFonts w:hint="eastAsia"/>
-                <w:szCs w:val="22"/>
-              </w:rPr>
-              <w:t>5分</w:t>
-            </w:r>
-          </w:p>
-        </w:tc>
-        <w:tc>
-          <w:tcPr>
-            <w:tcW w:w="4190" w:type="dxa"/>
-          </w:tcPr>
-          <w:p>
-            <w:pPr>
-              <w:spacing w:after="0" w:line="240" w:lineRule="atLeast"/>
+            <w:tcW w:w="2552" w:type="dxa"/>
+          </w:tcPr>
+          <w:p>
+            <w:pPr>
+              <w:spacing w:line="240" w:lineRule="atLeast"/>
+              <w:jc w:val="center"/>
+              <w:rPr>
+                <w:rFonts w:hint="eastAsia"/>
+                <w:szCs w:val="22"/>
+              </w:rPr>
+            </w:pPr>
+            <w:r>
+              <w:rPr>
+                <w:rFonts w:hint="eastAsia"/>
+                <w:szCs w:val="22"/>
+              </w:rPr>
+              <w:t>5</w:t>
+            </w:r>
+            <w:r>
+              <w:rPr>
+                <w:rFonts w:hint="eastAsia"/>
+                <w:szCs w:val="22"/>
+              </w:rPr>
+              <w:t>分</w:t>
+            </w:r>
+          </w:p>
+        </w:tc>
+        <w:tc>
+          <w:tcPr>
+            <w:tcW w:w="4678" w:type="dxa"/>
+          </w:tcPr>
+          <w:p>
+            <w:pPr>
+              <w:spacing w:line="240" w:lineRule="atLeast"/>
               <w:jc w:val="center"/>
               <w:rPr>
                 <w:rFonts w:hint="eastAsia"/>
@@ -2045,33 +2713,17 @@
         </w:tc>
       </w:tr>
       <w:tr>
-        <w:tblPrEx>
-          <w:tblBorders>
-            <w:top w:val="single" w:color="auto" w:sz="4" w:space="0"/>
-            <w:left w:val="single" w:color="auto" w:sz="4" w:space="0"/>
-            <w:bottom w:val="single" w:color="auto" w:sz="4" w:space="0"/>
-            <w:right w:val="single" w:color="auto" w:sz="4" w:space="0"/>
-            <w:insideH w:val="single" w:color="auto" w:sz="4" w:space="0"/>
-            <w:insideV w:val="single" w:color="auto" w:sz="4" w:space="0"/>
-          </w:tblBorders>
-          <w:tblCellMar>
-            <w:top w:w="0" w:type="dxa"/>
-            <w:left w:w="108" w:type="dxa"/>
-            <w:bottom w:w="0" w:type="dxa"/>
-            <w:right w:w="108" w:type="dxa"/>
-          </w:tblCellMar>
-        </w:tblPrEx>
         <w:trPr>
           <w:jc w:val="center"/>
         </w:trPr>
         <w:tc>
           <w:tcPr>
-            <w:tcW w:w="1555" w:type="dxa"/>
+            <w:tcW w:w="1129" w:type="dxa"/>
             <w:shd w:val="clear" w:color="auto" w:fill="D1D1D1" w:themeFill="background2" w:themeFillShade="E6"/>
           </w:tcPr>
           <w:p>
             <w:pPr>
-              <w:spacing w:after="0" w:line="240" w:lineRule="atLeast"/>
+              <w:spacing w:line="240" w:lineRule="atLeast"/>
               <w:jc w:val="center"/>
               <w:rPr>
                 <w:rFonts w:hint="eastAsia"/>
@@ -2089,47 +2741,96 @@
         </w:tc>
         <w:tc>
           <w:tcPr>
-            <w:tcW w:w="2551" w:type="dxa"/>
+            <w:tcW w:w="2552" w:type="dxa"/>
             <w:shd w:val="clear" w:color="auto" w:fill="D1D1D1" w:themeFill="background2" w:themeFillShade="E6"/>
           </w:tcPr>
           <w:p>
             <w:pPr>
-              <w:spacing w:after="0" w:line="240" w:lineRule="atLeast"/>
-              <w:jc w:val="center"/>
-              <w:rPr>
-                <w:rFonts w:hint="eastAsia"/>
-                <w:szCs w:val="22"/>
-              </w:rPr>
-            </w:pPr>
-            <w:r>
-              <w:rPr>
-                <w:rFonts w:hint="eastAsia"/>
-                <w:szCs w:val="22"/>
-              </w:rPr>
-              <w:t>5分（垃圾和）／10分</w:t>
-            </w:r>
-          </w:p>
-        </w:tc>
-        <w:tc>
-          <w:tcPr>
-            <w:tcW w:w="4190" w:type="dxa"/>
+              <w:spacing w:line="240" w:lineRule="atLeast"/>
+              <w:jc w:val="center"/>
+              <w:rPr>
+                <w:rFonts w:hint="eastAsia"/>
+                <w:szCs w:val="22"/>
+              </w:rPr>
+            </w:pPr>
+            <w:r>
+              <w:rPr>
+                <w:rFonts w:hint="eastAsia"/>
+                <w:szCs w:val="22"/>
+              </w:rPr>
+              <w:t>5</w:t>
+            </w:r>
+            <w:r>
+              <w:rPr>
+                <w:rFonts w:hint="eastAsia"/>
+                <w:szCs w:val="22"/>
+              </w:rPr>
+              <w:t>分（垃圾和）／</w:t>
+            </w:r>
+            <w:r>
+              <w:rPr>
+                <w:rFonts w:hint="eastAsia"/>
+                <w:szCs w:val="22"/>
+              </w:rPr>
+              <w:t>10</w:t>
+            </w:r>
+            <w:r>
+              <w:rPr>
+                <w:rFonts w:hint="eastAsia"/>
+                <w:szCs w:val="22"/>
+              </w:rPr>
+              <w:t>分</w:t>
+            </w:r>
+          </w:p>
+        </w:tc>
+        <w:tc>
+          <w:tcPr>
+            <w:tcW w:w="4678" w:type="dxa"/>
             <w:shd w:val="clear" w:color="auto" w:fill="D1D1D1" w:themeFill="background2" w:themeFillShade="E6"/>
           </w:tcPr>
           <w:p>
             <w:pPr>
-              <w:spacing w:after="0" w:line="240" w:lineRule="atLeast"/>
-              <w:jc w:val="center"/>
-              <w:rPr>
-                <w:rFonts w:hint="eastAsia"/>
-                <w:szCs w:val="22"/>
-              </w:rPr>
-            </w:pPr>
-            <w:r>
-              <w:rPr>
-                <w:rFonts w:hint="eastAsia"/>
-                <w:szCs w:val="22"/>
-              </w:rPr>
-              <w:t>和别家补杠时的杠牌；视作自摸</w:t>
+              <w:spacing w:line="240" w:lineRule="atLeast"/>
+              <w:jc w:val="center"/>
+              <w:rPr>
+                <w:rFonts w:hint="eastAsia"/>
+                <w:szCs w:val="22"/>
+              </w:rPr>
+            </w:pPr>
+            <w:r>
+              <w:rPr>
+                <w:rFonts w:hint="eastAsia"/>
+                <w:szCs w:val="22"/>
+              </w:rPr>
+              <w:t>和别家</w:t>
+            </w:r>
+            <w:r>
+              <w:rPr>
+                <w:rFonts w:hint="eastAsia"/>
+                <w:szCs w:val="22"/>
+              </w:rPr>
+              <w:t>补</w:t>
+            </w:r>
+            <w:r>
+              <w:rPr>
+                <w:rFonts w:hint="eastAsia"/>
+                <w:szCs w:val="22"/>
+              </w:rPr>
+              <w:t>杠时的杠牌</w:t>
+            </w:r>
+            <w:r>
+              <w:rPr>
+                <w:rFonts w:hint="eastAsia"/>
+                <w:szCs w:val="22"/>
+              </w:rPr>
+              <w:t>；视作自摸</w:t>
+            </w:r>
+            <w:r>
+              <w:rPr>
+                <w:rFonts w:hint="eastAsia"/>
+                <w:szCs w:val="22"/>
+              </w:rPr>
+              <w:t>和牌</w:t>
             </w:r>
           </w:p>
         </w:tc>
@@ -2206,16 +2907,23 @@
       <w:pPr>
         <w:spacing w:after="0" w:line="240" w:lineRule="atLeast"/>
         <w:rPr>
-          <w:rFonts w:hint="eastAsia" w:eastAsiaTheme="minorHAnsi"/>
-          <w:szCs w:val="22"/>
-        </w:rPr>
-      </w:pPr>
+          <w:rFonts w:eastAsiaTheme="minorHAnsi" w:hint="eastAsia"/>
+          <w:szCs w:val="22"/>
+        </w:rPr>
+      </w:pPr>
+      <w:r>
+        <w:rPr>
+          <w:rFonts w:eastAsiaTheme="minorHAnsi"/>
+          <w:szCs w:val="22"/>
+        </w:rPr>
+        <w:tab/>
+      </w:r>
     </w:p>
     <w:p>
       <w:pPr>
         <w:spacing w:after="0" w:line="240" w:lineRule="atLeast"/>
         <w:rPr>
-          <w:rFonts w:hint="eastAsia" w:eastAsiaTheme="minorHAnsi"/>
+          <w:rFonts w:eastAsiaTheme="minorHAnsi" w:hint="eastAsia"/>
           <w:szCs w:val="22"/>
         </w:rPr>
       </w:pPr>
@@ -2225,26 +2933,43 @@
           <w:szCs w:val="22"/>
         </w:rPr>
         <w:tab/>
+      </w:r>
+      <w:r>
+        <w:rPr>
+          <w:rFonts w:eastAsiaTheme="minorHAnsi" w:hint="eastAsia"/>
+          <w:szCs w:val="22"/>
+        </w:rPr>
+        <w:t>由于抢杠视作自摸和牌，故可以无视前述振听规则。</w:t>
       </w:r>
     </w:p>
     <w:p>
       <w:pPr>
         <w:spacing w:after="0" w:line="240" w:lineRule="atLeast"/>
         <w:rPr>
+          <w:rFonts w:eastAsiaTheme="minorHAnsi" w:hint="eastAsia"/>
+          <w:szCs w:val="22"/>
+        </w:rPr>
+      </w:pPr>
+    </w:p>
+    <w:p>
+      <w:pPr>
+        <w:spacing w:after="0" w:line="240" w:lineRule="atLeast"/>
+        <w:rPr>
+          <w:rFonts w:eastAsiaTheme="minorHAnsi" w:hint="eastAsia"/>
+          <w:szCs w:val="22"/>
+        </w:rPr>
+      </w:pPr>
+    </w:p>
+    <w:p>
+      <w:pPr>
+        <w:spacing w:after="0" w:line="240" w:lineRule="atLeast"/>
+        <w:rPr>
           <w:rFonts w:hint="eastAsia"/>
           <w:b/>
           <w:bCs/>
-          <w:color w:val="4E95D9" w:themeColor="text2" w:themeTint="80"/>
+          <w:color w:val="4C94D8" w:themeColor="text2" w:themeTint="80"/>
           <w:sz w:val="32"/>
           <w:szCs w:val="32"/>
-          <w14:textFill>
-            <w14:solidFill>
-              <w14:schemeClr w14:val="tx2">
-                <w14:lumMod w14:val="50000"/>
-                <w14:lumOff w14:val="50000"/>
-              </w14:schemeClr>
-            </w14:solidFill>
-          </w14:textFill>
         </w:rPr>
       </w:pPr>
       <w:r>
@@ -2252,19 +2977,22 @@
           <w:rFonts w:hint="eastAsia"/>
           <w:b/>
           <w:bCs/>
-          <w:color w:val="4E95D9" w:themeColor="text2" w:themeTint="80"/>
+          <w:color w:val="4C94D8" w:themeColor="text2" w:themeTint="80"/>
           <w:sz w:val="32"/>
           <w:szCs w:val="32"/>
-          <w14:textFill>
-            <w14:solidFill>
-              <w14:schemeClr w14:val="tx2">
-                <w14:lumMod w14:val="50000"/>
-                <w14:lumOff w14:val="50000"/>
-              </w14:schemeClr>
-            </w14:solidFill>
-          </w14:textFill>
-        </w:rPr>
-        <w:t>三、花</w:t>
+        </w:rPr>
+        <w:t>三、</w:t>
+      </w:r>
+      <w:r>
+        <w:rPr>
+          <w:rFonts w:hint="eastAsia"/>
+          <w:b/>
+          <w:bCs/>
+          <w:color w:val="4C94D8" w:themeColor="text2" w:themeTint="80"/>
+          <w:sz w:val="32"/>
+          <w:szCs w:val="32"/>
+        </w:rPr>
+        <w:t>花</w:t>
       </w:r>
     </w:p>
     <w:p>
@@ -2281,7 +3009,63 @@
           <w:rFonts w:hint="eastAsia"/>
           <w:szCs w:val="22"/>
         </w:rPr>
-        <w:t>花分别来自补花以及手牌中的刻子，每有一张花牌计1花。其中，刻子花数的计算方法如下：</w:t>
+        <w:t>花</w:t>
+      </w:r>
+      <w:r>
+        <w:rPr>
+          <w:rFonts w:hint="eastAsia"/>
+          <w:szCs w:val="22"/>
+        </w:rPr>
+        <w:t>分别来自补</w:t>
+      </w:r>
+      <w:r>
+        <w:rPr>
+          <w:rFonts w:hint="eastAsia"/>
+          <w:szCs w:val="22"/>
+        </w:rPr>
+        <w:t>花</w:t>
+      </w:r>
+      <w:r>
+        <w:rPr>
+          <w:rFonts w:hint="eastAsia"/>
+          <w:szCs w:val="22"/>
+        </w:rPr>
+        <w:t>以及手牌中的刻子</w:t>
+      </w:r>
+      <w:r>
+        <w:rPr>
+          <w:rFonts w:hint="eastAsia"/>
+          <w:szCs w:val="22"/>
+        </w:rPr>
+        <w:t>，每有一张花牌计1花。</w:t>
+      </w:r>
+      <w:r>
+        <w:rPr>
+          <w:rFonts w:hint="eastAsia"/>
+          <w:szCs w:val="22"/>
+        </w:rPr>
+        <w:t>其中，</w:t>
+      </w:r>
+      <w:r>
+        <w:rPr>
+          <w:rFonts w:hint="eastAsia"/>
+          <w:szCs w:val="22"/>
+        </w:rPr>
+        <w:t>刻子花数的</w:t>
+      </w:r>
+      <w:r>
+        <w:rPr>
+          <w:rFonts w:hint="eastAsia"/>
+          <w:szCs w:val="22"/>
+        </w:rPr>
+        <w:t>计</w:t>
+      </w:r>
+      <w:r>
+        <w:rPr>
+          <w:rFonts w:hint="eastAsia"/>
+          <w:szCs w:val="22"/>
+        </w:rPr>
+        <w:t>算方法如下：</w:t>
       </w:r>
     </w:p>
     <w:p>
@@ -2295,24 +3079,11 @@
     </w:p>
     <w:tbl>
       <w:tblPr>
-        <w:tblStyle w:val="16"/>
+        <w:tblStyle w:val="af2"/>
         <w:tblW w:w="0" w:type="auto"/>
         <w:jc w:val="center"/>
-        <w:tblBorders>
-          <w:top w:val="single" w:color="auto" w:sz="4" w:space="0"/>
-          <w:left w:val="single" w:color="auto" w:sz="4" w:space="0"/>
-          <w:bottom w:val="single" w:color="auto" w:sz="4" w:space="0"/>
-          <w:right w:val="single" w:color="auto" w:sz="4" w:space="0"/>
-          <w:insideH w:val="single" w:color="auto" w:sz="4" w:space="0"/>
-          <w:insideV w:val="single" w:color="auto" w:sz="4" w:space="0"/>
-        </w:tblBorders>
         <w:tblLayout w:type="fixed"/>
-        <w:tblCellMar>
-          <w:top w:w="0" w:type="dxa"/>
-          <w:left w:w="108" w:type="dxa"/>
-          <w:bottom w:w="0" w:type="dxa"/>
-          <w:right w:w="108" w:type="dxa"/>
-        </w:tblCellMar>
+        <w:tblLook w:val="04A0" w:firstRow="1" w:lastRow="0" w:firstColumn="1" w:lastColumn="0" w:noHBand="0" w:noVBand="1"/>
       </w:tblPr>
       <w:tblGrid>
         <w:gridCol w:w="2290"/>
@@ -2321,24 +3092,8 @@
         <w:gridCol w:w="1996"/>
       </w:tblGrid>
       <w:tr>
-        <w:tblPrEx>
-          <w:tblBorders>
-            <w:top w:val="single" w:color="auto" w:sz="4" w:space="0"/>
-            <w:left w:val="single" w:color="auto" w:sz="4" w:space="0"/>
-            <w:bottom w:val="single" w:color="auto" w:sz="4" w:space="0"/>
-            <w:right w:val="single" w:color="auto" w:sz="4" w:space="0"/>
-            <w:insideH w:val="single" w:color="auto" w:sz="4" w:space="0"/>
-            <w:insideV w:val="single" w:color="auto" w:sz="4" w:space="0"/>
-          </w:tblBorders>
-          <w:tblCellMar>
-            <w:top w:w="0" w:type="dxa"/>
-            <w:left w:w="108" w:type="dxa"/>
-            <w:bottom w:w="0" w:type="dxa"/>
-            <w:right w:w="108" w:type="dxa"/>
-          </w:tblCellMar>
-        </w:tblPrEx>
         <w:trPr>
-          <w:trHeight w:val="450" w:hRule="atLeast"/>
+          <w:trHeight w:val="450"/>
           <w:jc w:val="center"/>
         </w:trPr>
         <w:tc>
@@ -2348,7 +3103,7 @@
           </w:tcPr>
           <w:p>
             <w:pPr>
-              <w:spacing w:after="0" w:line="360" w:lineRule="auto"/>
+              <w:spacing w:line="360" w:lineRule="auto"/>
               <w:jc w:val="center"/>
               <w:rPr>
                 <w:rFonts w:hint="eastAsia"/>
@@ -2375,7 +3130,7 @@
           </w:tcPr>
           <w:p>
             <w:pPr>
-              <w:spacing w:after="0" w:line="360" w:lineRule="auto"/>
+              <w:spacing w:line="360" w:lineRule="auto"/>
               <w:jc w:val="center"/>
               <w:rPr>
                 <w:rFonts w:hint="eastAsia"/>
@@ -2402,7 +3157,7 @@
           </w:tcPr>
           <w:p>
             <w:pPr>
-              <w:spacing w:after="0" w:line="360" w:lineRule="auto"/>
+              <w:spacing w:line="360" w:lineRule="auto"/>
               <w:jc w:val="center"/>
               <w:rPr>
                 <w:rFonts w:hint="eastAsia"/>
@@ -2429,7 +3184,7 @@
           </w:tcPr>
           <w:p>
             <w:pPr>
-              <w:spacing w:after="0" w:line="360" w:lineRule="auto"/>
+              <w:spacing w:line="360" w:lineRule="auto"/>
               <w:jc w:val="center"/>
               <w:rPr>
                 <w:rFonts w:hint="eastAsia"/>
@@ -2451,24 +3206,8 @@
         </w:tc>
       </w:tr>
       <w:tr>
-        <w:tblPrEx>
-          <w:tblBorders>
-            <w:top w:val="single" w:color="auto" w:sz="4" w:space="0"/>
-            <w:left w:val="single" w:color="auto" w:sz="4" w:space="0"/>
-            <w:bottom w:val="single" w:color="auto" w:sz="4" w:space="0"/>
-            <w:right w:val="single" w:color="auto" w:sz="4" w:space="0"/>
-            <w:insideH w:val="single" w:color="auto" w:sz="4" w:space="0"/>
-            <w:insideV w:val="single" w:color="auto" w:sz="4" w:space="0"/>
-          </w:tblBorders>
-          <w:tblCellMar>
-            <w:top w:w="0" w:type="dxa"/>
-            <w:left w:w="108" w:type="dxa"/>
-            <w:bottom w:w="0" w:type="dxa"/>
-            <w:right w:w="108" w:type="dxa"/>
-          </w:tblCellMar>
-        </w:tblPrEx>
         <w:trPr>
-          <w:trHeight w:val="239" w:hRule="atLeast"/>
+          <w:trHeight w:val="239"/>
           <w:jc w:val="center"/>
         </w:trPr>
         <w:tc>
@@ -2477,7 +3216,7 @@
           </w:tcPr>
           <w:p>
             <w:pPr>
-              <w:spacing w:after="0" w:line="240" w:lineRule="atLeast"/>
+              <w:spacing w:line="240" w:lineRule="atLeast"/>
               <w:jc w:val="center"/>
               <w:rPr>
                 <w:rFonts w:hint="eastAsia"/>
@@ -2499,19 +3238,26 @@
           </w:tcPr>
           <w:p>
             <w:pPr>
-              <w:spacing w:after="0" w:line="240" w:lineRule="atLeast"/>
-              <w:jc w:val="center"/>
-              <w:rPr>
-                <w:rFonts w:hint="eastAsia"/>
-                <w:szCs w:val="22"/>
-              </w:rPr>
-            </w:pPr>
-            <w:r>
-              <w:rPr>
-                <w:rFonts w:hint="eastAsia"/>
-                <w:szCs w:val="22"/>
-              </w:rPr>
-              <w:t>0花</w:t>
+              <w:spacing w:line="240" w:lineRule="atLeast"/>
+              <w:jc w:val="center"/>
+              <w:rPr>
+                <w:rFonts w:hint="eastAsia"/>
+                <w:szCs w:val="22"/>
+              </w:rPr>
+            </w:pPr>
+            <w:r>
+              <w:rPr>
+                <w:rFonts w:hint="eastAsia"/>
+                <w:szCs w:val="22"/>
+              </w:rPr>
+              <w:t>0</w:t>
+            </w:r>
+            <w:r>
+              <w:rPr>
+                <w:rFonts w:hint="eastAsia"/>
+                <w:szCs w:val="22"/>
+              </w:rPr>
+              <w:t>花</w:t>
             </w:r>
           </w:p>
         </w:tc>
@@ -2521,19 +3267,26 @@
           </w:tcPr>
           <w:p>
             <w:pPr>
-              <w:spacing w:after="0" w:line="240" w:lineRule="atLeast"/>
-              <w:jc w:val="center"/>
-              <w:rPr>
-                <w:rFonts w:hint="eastAsia"/>
-                <w:szCs w:val="22"/>
-              </w:rPr>
-            </w:pPr>
-            <w:r>
-              <w:rPr>
-                <w:rFonts w:hint="eastAsia"/>
-                <w:szCs w:val="22"/>
-              </w:rPr>
-              <w:t>1花</w:t>
+              <w:spacing w:line="240" w:lineRule="atLeast"/>
+              <w:jc w:val="center"/>
+              <w:rPr>
+                <w:rFonts w:hint="eastAsia"/>
+                <w:szCs w:val="22"/>
+              </w:rPr>
+            </w:pPr>
+            <w:r>
+              <w:rPr>
+                <w:rFonts w:hint="eastAsia"/>
+                <w:szCs w:val="22"/>
+              </w:rPr>
+              <w:t>1</w:t>
+            </w:r>
+            <w:r>
+              <w:rPr>
+                <w:rFonts w:hint="eastAsia"/>
+                <w:szCs w:val="22"/>
+              </w:rPr>
+              <w:t>花</w:t>
             </w:r>
           </w:p>
         </w:tc>
@@ -2543,42 +3296,33 @@
           </w:tcPr>
           <w:p>
             <w:pPr>
-              <w:spacing w:after="0" w:line="240" w:lineRule="atLeast"/>
-              <w:jc w:val="center"/>
-              <w:rPr>
-                <w:rFonts w:hint="eastAsia"/>
-                <w:szCs w:val="22"/>
-              </w:rPr>
-            </w:pPr>
-            <w:r>
-              <w:rPr>
-                <w:rFonts w:hint="eastAsia"/>
-                <w:szCs w:val="22"/>
-              </w:rPr>
-              <w:t>2花</w:t>
+              <w:spacing w:line="240" w:lineRule="atLeast"/>
+              <w:jc w:val="center"/>
+              <w:rPr>
+                <w:rFonts w:hint="eastAsia"/>
+                <w:szCs w:val="22"/>
+              </w:rPr>
+            </w:pPr>
+            <w:r>
+              <w:rPr>
+                <w:rFonts w:hint="eastAsia"/>
+                <w:szCs w:val="22"/>
+              </w:rPr>
+              <w:t>2</w:t>
+            </w:r>
+            <w:r>
+              <w:rPr>
+                <w:rFonts w:hint="eastAsia"/>
+                <w:szCs w:val="22"/>
+              </w:rPr>
+              <w:t>花</w:t>
             </w:r>
           </w:p>
         </w:tc>
       </w:tr>
       <w:tr>
-        <w:tblPrEx>
-          <w:tblBorders>
-            <w:top w:val="single" w:color="auto" w:sz="4" w:space="0"/>
-            <w:left w:val="single" w:color="auto" w:sz="4" w:space="0"/>
-            <w:bottom w:val="single" w:color="auto" w:sz="4" w:space="0"/>
-            <w:right w:val="single" w:color="auto" w:sz="4" w:space="0"/>
-            <w:insideH w:val="single" w:color="auto" w:sz="4" w:space="0"/>
-            <w:insideV w:val="single" w:color="auto" w:sz="4" w:space="0"/>
-          </w:tblBorders>
-          <w:tblCellMar>
-            <w:top w:w="0" w:type="dxa"/>
-            <w:left w:w="108" w:type="dxa"/>
-            <w:bottom w:w="0" w:type="dxa"/>
-            <w:right w:w="108" w:type="dxa"/>
-          </w:tblCellMar>
-        </w:tblPrEx>
         <w:trPr>
-          <w:trHeight w:val="202" w:hRule="atLeast"/>
+          <w:trHeight w:val="202"/>
           <w:jc w:val="center"/>
         </w:trPr>
         <w:tc>
@@ -2588,7 +3332,7 @@
           </w:tcPr>
           <w:p>
             <w:pPr>
-              <w:spacing w:after="0" w:line="240" w:lineRule="atLeast"/>
+              <w:spacing w:line="240" w:lineRule="atLeast"/>
               <w:jc w:val="center"/>
               <w:rPr>
                 <w:rFonts w:hint="eastAsia"/>
@@ -2611,19 +3355,26 @@
           </w:tcPr>
           <w:p>
             <w:pPr>
-              <w:spacing w:after="0" w:line="240" w:lineRule="atLeast"/>
-              <w:jc w:val="center"/>
-              <w:rPr>
-                <w:rFonts w:hint="eastAsia"/>
-                <w:szCs w:val="22"/>
-              </w:rPr>
-            </w:pPr>
-            <w:r>
-              <w:rPr>
-                <w:rFonts w:hint="eastAsia"/>
-                <w:szCs w:val="22"/>
-              </w:rPr>
-              <w:t>1花</w:t>
+              <w:spacing w:line="240" w:lineRule="atLeast"/>
+              <w:jc w:val="center"/>
+              <w:rPr>
+                <w:rFonts w:hint="eastAsia"/>
+                <w:szCs w:val="22"/>
+              </w:rPr>
+            </w:pPr>
+            <w:r>
+              <w:rPr>
+                <w:rFonts w:hint="eastAsia"/>
+                <w:szCs w:val="22"/>
+              </w:rPr>
+              <w:t>1</w:t>
+            </w:r>
+            <w:r>
+              <w:rPr>
+                <w:rFonts w:hint="eastAsia"/>
+                <w:szCs w:val="22"/>
+              </w:rPr>
+              <w:t>花</w:t>
             </w:r>
           </w:p>
         </w:tc>
@@ -2634,19 +3385,26 @@
           </w:tcPr>
           <w:p>
             <w:pPr>
-              <w:spacing w:after="0" w:line="240" w:lineRule="atLeast"/>
-              <w:jc w:val="center"/>
-              <w:rPr>
-                <w:rFonts w:hint="eastAsia"/>
-                <w:szCs w:val="22"/>
-              </w:rPr>
-            </w:pPr>
-            <w:r>
-              <w:rPr>
-                <w:rFonts w:hint="eastAsia"/>
-                <w:szCs w:val="22"/>
-              </w:rPr>
-              <w:t>2花</w:t>
+              <w:spacing w:line="240" w:lineRule="atLeast"/>
+              <w:jc w:val="center"/>
+              <w:rPr>
+                <w:rFonts w:hint="eastAsia"/>
+                <w:szCs w:val="22"/>
+              </w:rPr>
+            </w:pPr>
+            <w:r>
+              <w:rPr>
+                <w:rFonts w:hint="eastAsia"/>
+                <w:szCs w:val="22"/>
+              </w:rPr>
+              <w:t>2</w:t>
+            </w:r>
+            <w:r>
+              <w:rPr>
+                <w:rFonts w:hint="eastAsia"/>
+                <w:szCs w:val="22"/>
+              </w:rPr>
+              <w:t>花</w:t>
             </w:r>
           </w:p>
         </w:tc>
@@ -2657,19 +3415,26 @@
           </w:tcPr>
           <w:p>
             <w:pPr>
-              <w:spacing w:after="0" w:line="240" w:lineRule="atLeast"/>
-              <w:jc w:val="center"/>
-              <w:rPr>
-                <w:rFonts w:hint="eastAsia"/>
-                <w:szCs w:val="22"/>
-              </w:rPr>
-            </w:pPr>
-            <w:r>
-              <w:rPr>
-                <w:rFonts w:hint="eastAsia"/>
-                <w:szCs w:val="22"/>
-              </w:rPr>
-              <w:t>3花</w:t>
+              <w:spacing w:line="240" w:lineRule="atLeast"/>
+              <w:jc w:val="center"/>
+              <w:rPr>
+                <w:rFonts w:hint="eastAsia"/>
+                <w:szCs w:val="22"/>
+              </w:rPr>
+            </w:pPr>
+            <w:r>
+              <w:rPr>
+                <w:rFonts w:hint="eastAsia"/>
+                <w:szCs w:val="22"/>
+              </w:rPr>
+              <w:t>3</w:t>
+            </w:r>
+            <w:r>
+              <w:rPr>
+                <w:rFonts w:hint="eastAsia"/>
+                <w:szCs w:val="22"/>
+              </w:rPr>
+              <w:t>花</w:t>
             </w:r>
           </w:p>
         </w:tc>
@@ -2699,7 +3464,42 @@
           <w:rFonts w:hint="eastAsia"/>
           <w:szCs w:val="22"/>
         </w:rPr>
-        <w:t>和牌后，根据花的总数不同，再算出附加分，关系如下：</w:t>
+        <w:t>和牌后，根据花的总数不同，</w:t>
+      </w:r>
+      <w:r>
+        <w:rPr>
+          <w:rFonts w:hint="eastAsia"/>
+          <w:szCs w:val="22"/>
+        </w:rPr>
+        <w:t>再</w:t>
+      </w:r>
+      <w:r>
+        <w:rPr>
+          <w:rFonts w:hint="eastAsia"/>
+          <w:szCs w:val="22"/>
+        </w:rPr>
+        <w:t>算出</w:t>
+      </w:r>
+      <w:r>
+        <w:rPr>
+          <w:rFonts w:hint="eastAsia"/>
+          <w:szCs w:val="22"/>
+        </w:rPr>
+        <w:t>附加</w:t>
+      </w:r>
+      <w:r>
+        <w:rPr>
+          <w:rFonts w:hint="eastAsia"/>
+          <w:szCs w:val="22"/>
+        </w:rPr>
+        <w:t>分</w:t>
+      </w:r>
+      <w:r>
+        <w:rPr>
+          <w:rFonts w:hint="eastAsia"/>
+          <w:szCs w:val="22"/>
+        </w:rPr>
+        <w:t>，关系如下：</w:t>
       </w:r>
     </w:p>
     <w:p>
@@ -2714,48 +3514,18 @@
     </w:p>
     <w:tbl>
       <w:tblPr>
-        <w:tblStyle w:val="16"/>
+        <w:tblStyle w:val="af2"/>
         <w:tblW w:w="0" w:type="auto"/>
         <w:jc w:val="center"/>
-        <w:tblBorders>
-          <w:top w:val="single" w:color="auto" w:sz="4" w:space="0"/>
-          <w:left w:val="single" w:color="auto" w:sz="4" w:space="0"/>
-          <w:bottom w:val="single" w:color="auto" w:sz="4" w:space="0"/>
-          <w:right w:val="single" w:color="auto" w:sz="4" w:space="0"/>
-          <w:insideH w:val="single" w:color="auto" w:sz="4" w:space="0"/>
-          <w:insideV w:val="single" w:color="auto" w:sz="4" w:space="0"/>
-        </w:tblBorders>
-        <w:tblLayout w:type="autofit"/>
-        <w:tblCellMar>
-          <w:top w:w="0" w:type="dxa"/>
-          <w:left w:w="108" w:type="dxa"/>
-          <w:bottom w:w="0" w:type="dxa"/>
-          <w:right w:w="108" w:type="dxa"/>
-        </w:tblCellMar>
+        <w:tblLook w:val="04A0" w:firstRow="1" w:lastRow="0" w:firstColumn="1" w:lastColumn="0" w:noHBand="0" w:noVBand="1"/>
       </w:tblPr>
       <w:tblGrid>
         <w:gridCol w:w="1190"/>
         <w:gridCol w:w="1073"/>
       </w:tblGrid>
       <w:tr>
-        <w:tblPrEx>
-          <w:tblBorders>
-            <w:top w:val="single" w:color="auto" w:sz="4" w:space="0"/>
-            <w:left w:val="single" w:color="auto" w:sz="4" w:space="0"/>
-            <w:bottom w:val="single" w:color="auto" w:sz="4" w:space="0"/>
-            <w:right w:val="single" w:color="auto" w:sz="4" w:space="0"/>
-            <w:insideH w:val="single" w:color="auto" w:sz="4" w:space="0"/>
-            <w:insideV w:val="single" w:color="auto" w:sz="4" w:space="0"/>
-          </w:tblBorders>
-          <w:tblCellMar>
-            <w:top w:w="0" w:type="dxa"/>
-            <w:left w:w="108" w:type="dxa"/>
-            <w:bottom w:w="0" w:type="dxa"/>
-            <w:right w:w="108" w:type="dxa"/>
-          </w:tblCellMar>
-        </w:tblPrEx>
         <w:trPr>
-          <w:trHeight w:val="449" w:hRule="atLeast"/>
+          <w:trHeight w:val="449"/>
           <w:jc w:val="center"/>
         </w:trPr>
         <w:tc>
@@ -2765,7 +3535,7 @@
           </w:tcPr>
           <w:p>
             <w:pPr>
-              <w:spacing w:after="0" w:line="360" w:lineRule="auto"/>
+              <w:spacing w:line="360" w:lineRule="auto"/>
               <w:jc w:val="center"/>
               <w:rPr>
                 <w:rFonts w:hint="eastAsia"/>
@@ -2792,7 +3562,7 @@
           </w:tcPr>
           <w:p>
             <w:pPr>
-              <w:spacing w:after="0" w:line="360" w:lineRule="auto"/>
+              <w:spacing w:line="360" w:lineRule="auto"/>
               <w:jc w:val="center"/>
               <w:rPr>
                 <w:rFonts w:hint="eastAsia"/>
@@ -2814,22 +3584,6 @@
         </w:tc>
       </w:tr>
       <w:tr>
-        <w:tblPrEx>
-          <w:tblBorders>
-            <w:top w:val="single" w:color="auto" w:sz="4" w:space="0"/>
-            <w:left w:val="single" w:color="auto" w:sz="4" w:space="0"/>
-            <w:bottom w:val="single" w:color="auto" w:sz="4" w:space="0"/>
-            <w:right w:val="single" w:color="auto" w:sz="4" w:space="0"/>
-            <w:insideH w:val="single" w:color="auto" w:sz="4" w:space="0"/>
-            <w:insideV w:val="single" w:color="auto" w:sz="4" w:space="0"/>
-          </w:tblBorders>
-          <w:tblCellMar>
-            <w:top w:w="0" w:type="dxa"/>
-            <w:left w:w="108" w:type="dxa"/>
-            <w:bottom w:w="0" w:type="dxa"/>
-            <w:right w:w="108" w:type="dxa"/>
-          </w:tblCellMar>
-        </w:tblPrEx>
         <w:trPr>
           <w:jc w:val="center"/>
         </w:trPr>
@@ -2839,18 +3593,19 @@
           </w:tcPr>
           <w:p>
             <w:pPr>
-              <w:spacing w:after="0" w:line="240" w:lineRule="atLeast"/>
-              <w:jc w:val="center"/>
-              <w:rPr>
-                <w:rFonts w:hint="eastAsia"/>
-                <w:szCs w:val="22"/>
-              </w:rPr>
-            </w:pPr>
-            <w:r>
-              <w:rPr>
-                <w:rFonts w:hint="eastAsia"/>
-                <w:szCs w:val="22"/>
-              </w:rPr>
+              <w:spacing w:line="240" w:lineRule="atLeast"/>
+              <w:jc w:val="center"/>
+              <w:rPr>
+                <w:rFonts w:hint="eastAsia"/>
+                <w:szCs w:val="22"/>
+              </w:rPr>
+            </w:pPr>
+            <w:r>
+              <w:rPr>
+                <w:rFonts w:hint="eastAsia"/>
+                <w:szCs w:val="22"/>
+              </w:rPr>
+              <w:lastRenderedPageBreak/>
               <w:t>0</w:t>
             </w:r>
           </w:p>
@@ -2862,7 +3617,7 @@
           </w:tcPr>
           <w:p>
             <w:pPr>
-              <w:spacing w:after="0" w:line="720" w:lineRule="auto"/>
+              <w:spacing w:line="720" w:lineRule="auto"/>
               <w:jc w:val="center"/>
               <w:rPr>
                 <w:rFonts w:hint="eastAsia"/>
@@ -2880,22 +3635,6 @@
         </w:tc>
       </w:tr>
       <w:tr>
-        <w:tblPrEx>
-          <w:tblBorders>
-            <w:top w:val="single" w:color="auto" w:sz="4" w:space="0"/>
-            <w:left w:val="single" w:color="auto" w:sz="4" w:space="0"/>
-            <w:bottom w:val="single" w:color="auto" w:sz="4" w:space="0"/>
-            <w:right w:val="single" w:color="auto" w:sz="4" w:space="0"/>
-            <w:insideH w:val="single" w:color="auto" w:sz="4" w:space="0"/>
-            <w:insideV w:val="single" w:color="auto" w:sz="4" w:space="0"/>
-          </w:tblBorders>
-          <w:tblCellMar>
-            <w:top w:w="0" w:type="dxa"/>
-            <w:left w:w="108" w:type="dxa"/>
-            <w:bottom w:w="0" w:type="dxa"/>
-            <w:right w:w="108" w:type="dxa"/>
-          </w:tblCellMar>
-        </w:tblPrEx>
         <w:trPr>
           <w:jc w:val="center"/>
         </w:trPr>
@@ -2905,7 +3644,7 @@
           </w:tcPr>
           <w:p>
             <w:pPr>
-              <w:spacing w:after="0" w:line="240" w:lineRule="atLeast"/>
+              <w:spacing w:line="240" w:lineRule="atLeast"/>
               <w:jc w:val="center"/>
               <w:rPr>
                 <w:rFonts w:hint="eastAsia"/>
@@ -2924,11 +3663,11 @@
         <w:tc>
           <w:tcPr>
             <w:tcW w:w="1073" w:type="dxa"/>
-            <w:vMerge w:val="continue"/>
-          </w:tcPr>
-          <w:p>
-            <w:pPr>
-              <w:spacing w:after="0" w:line="240" w:lineRule="atLeast"/>
+            <w:vMerge/>
+          </w:tcPr>
+          <w:p>
+            <w:pPr>
+              <w:spacing w:line="240" w:lineRule="atLeast"/>
               <w:jc w:val="center"/>
               <w:rPr>
                 <w:rFonts w:hint="eastAsia"/>
@@ -2939,22 +3678,6 @@
         </w:tc>
       </w:tr>
       <w:tr>
-        <w:tblPrEx>
-          <w:tblBorders>
-            <w:top w:val="single" w:color="auto" w:sz="4" w:space="0"/>
-            <w:left w:val="single" w:color="auto" w:sz="4" w:space="0"/>
-            <w:bottom w:val="single" w:color="auto" w:sz="4" w:space="0"/>
-            <w:right w:val="single" w:color="auto" w:sz="4" w:space="0"/>
-            <w:insideH w:val="single" w:color="auto" w:sz="4" w:space="0"/>
-            <w:insideV w:val="single" w:color="auto" w:sz="4" w:space="0"/>
-          </w:tblBorders>
-          <w:tblCellMar>
-            <w:top w:w="0" w:type="dxa"/>
-            <w:left w:w="108" w:type="dxa"/>
-            <w:bottom w:w="0" w:type="dxa"/>
-            <w:right w:w="108" w:type="dxa"/>
-          </w:tblCellMar>
-        </w:tblPrEx>
         <w:trPr>
           <w:jc w:val="center"/>
         </w:trPr>
@@ -2964,7 +3687,7 @@
           </w:tcPr>
           <w:p>
             <w:pPr>
-              <w:spacing w:after="0" w:line="240" w:lineRule="atLeast"/>
+              <w:spacing w:line="240" w:lineRule="atLeast"/>
               <w:jc w:val="center"/>
               <w:rPr>
                 <w:rFonts w:hint="eastAsia"/>
@@ -2983,11 +3706,11 @@
         <w:tc>
           <w:tcPr>
             <w:tcW w:w="1073" w:type="dxa"/>
-            <w:vMerge w:val="continue"/>
-          </w:tcPr>
-          <w:p>
-            <w:pPr>
-              <w:spacing w:after="0" w:line="240" w:lineRule="atLeast"/>
+            <w:vMerge/>
+          </w:tcPr>
+          <w:p>
+            <w:pPr>
+              <w:spacing w:line="240" w:lineRule="atLeast"/>
               <w:jc w:val="center"/>
               <w:rPr>
                 <w:rFonts w:hint="eastAsia"/>
@@ -2998,22 +3721,6 @@
         </w:tc>
       </w:tr>
       <w:tr>
-        <w:tblPrEx>
-          <w:tblBorders>
-            <w:top w:val="single" w:color="auto" w:sz="4" w:space="0"/>
-            <w:left w:val="single" w:color="auto" w:sz="4" w:space="0"/>
-            <w:bottom w:val="single" w:color="auto" w:sz="4" w:space="0"/>
-            <w:right w:val="single" w:color="auto" w:sz="4" w:space="0"/>
-            <w:insideH w:val="single" w:color="auto" w:sz="4" w:space="0"/>
-            <w:insideV w:val="single" w:color="auto" w:sz="4" w:space="0"/>
-          </w:tblBorders>
-          <w:tblCellMar>
-            <w:top w:w="0" w:type="dxa"/>
-            <w:left w:w="108" w:type="dxa"/>
-            <w:bottom w:w="0" w:type="dxa"/>
-            <w:right w:w="108" w:type="dxa"/>
-          </w:tblCellMar>
-        </w:tblPrEx>
         <w:trPr>
           <w:jc w:val="center"/>
         </w:trPr>
@@ -3023,7 +3730,7 @@
           </w:tcPr>
           <w:p>
             <w:pPr>
-              <w:spacing w:after="0" w:line="240" w:lineRule="atLeast"/>
+              <w:spacing w:line="240" w:lineRule="atLeast"/>
               <w:jc w:val="center"/>
               <w:rPr>
                 <w:rFonts w:hint="eastAsia"/>
@@ -3046,7 +3753,7 @@
           </w:tcPr>
           <w:p>
             <w:pPr>
-              <w:spacing w:after="0" w:line="480" w:lineRule="auto"/>
+              <w:spacing w:line="480" w:lineRule="auto"/>
               <w:jc w:val="center"/>
               <w:rPr>
                 <w:rFonts w:hint="eastAsia"/>
@@ -3064,22 +3771,6 @@
         </w:tc>
       </w:tr>
       <w:tr>
-        <w:tblPrEx>
-          <w:tblBorders>
-            <w:top w:val="single" w:color="auto" w:sz="4" w:space="0"/>
-            <w:left w:val="single" w:color="auto" w:sz="4" w:space="0"/>
-            <w:bottom w:val="single" w:color="auto" w:sz="4" w:space="0"/>
-            <w:right w:val="single" w:color="auto" w:sz="4" w:space="0"/>
-            <w:insideH w:val="single" w:color="auto" w:sz="4" w:space="0"/>
-            <w:insideV w:val="single" w:color="auto" w:sz="4" w:space="0"/>
-          </w:tblBorders>
-          <w:tblCellMar>
-            <w:top w:w="0" w:type="dxa"/>
-            <w:left w:w="108" w:type="dxa"/>
-            <w:bottom w:w="0" w:type="dxa"/>
-            <w:right w:w="108" w:type="dxa"/>
-          </w:tblCellMar>
-        </w:tblPrEx>
         <w:trPr>
           <w:jc w:val="center"/>
         </w:trPr>
@@ -3089,7 +3780,7 @@
           </w:tcPr>
           <w:p>
             <w:pPr>
-              <w:spacing w:after="0" w:line="240" w:lineRule="atLeast"/>
+              <w:spacing w:line="240" w:lineRule="atLeast"/>
               <w:jc w:val="center"/>
               <w:rPr>
                 <w:rFonts w:hint="eastAsia"/>
@@ -3108,11 +3799,11 @@
         <w:tc>
           <w:tcPr>
             <w:tcW w:w="1073" w:type="dxa"/>
-            <w:vMerge w:val="continue"/>
-          </w:tcPr>
-          <w:p>
-            <w:pPr>
-              <w:spacing w:after="0" w:line="240" w:lineRule="atLeast"/>
+            <w:vMerge/>
+          </w:tcPr>
+          <w:p>
+            <w:pPr>
+              <w:spacing w:line="240" w:lineRule="atLeast"/>
               <w:jc w:val="center"/>
               <w:rPr>
                 <w:rFonts w:hint="eastAsia"/>
@@ -3123,22 +3814,6 @@
         </w:tc>
       </w:tr>
       <w:tr>
-        <w:tblPrEx>
-          <w:tblBorders>
-            <w:top w:val="single" w:color="auto" w:sz="4" w:space="0"/>
-            <w:left w:val="single" w:color="auto" w:sz="4" w:space="0"/>
-            <w:bottom w:val="single" w:color="auto" w:sz="4" w:space="0"/>
-            <w:right w:val="single" w:color="auto" w:sz="4" w:space="0"/>
-            <w:insideH w:val="single" w:color="auto" w:sz="4" w:space="0"/>
-            <w:insideV w:val="single" w:color="auto" w:sz="4" w:space="0"/>
-          </w:tblBorders>
-          <w:tblCellMar>
-            <w:top w:w="0" w:type="dxa"/>
-            <w:left w:w="108" w:type="dxa"/>
-            <w:bottom w:w="0" w:type="dxa"/>
-            <w:right w:w="108" w:type="dxa"/>
-          </w:tblCellMar>
-        </w:tblPrEx>
         <w:trPr>
           <w:jc w:val="center"/>
         </w:trPr>
@@ -3148,7 +3823,7 @@
           </w:tcPr>
           <w:p>
             <w:pPr>
-              <w:spacing w:after="0" w:line="240" w:lineRule="atLeast"/>
+              <w:spacing w:line="240" w:lineRule="atLeast"/>
               <w:jc w:val="center"/>
               <w:rPr>
                 <w:rFonts w:hint="eastAsia"/>
@@ -3171,7 +3846,7 @@
           </w:tcPr>
           <w:p>
             <w:pPr>
-              <w:spacing w:after="0" w:line="480" w:lineRule="auto"/>
+              <w:spacing w:line="480" w:lineRule="auto"/>
               <w:jc w:val="center"/>
               <w:rPr>
                 <w:rFonts w:hint="eastAsia"/>
@@ -3189,22 +3864,6 @@
         </w:tc>
       </w:tr>
       <w:tr>
-        <w:tblPrEx>
-          <w:tblBorders>
-            <w:top w:val="single" w:color="auto" w:sz="4" w:space="0"/>
-            <w:left w:val="single" w:color="auto" w:sz="4" w:space="0"/>
-            <w:bottom w:val="single" w:color="auto" w:sz="4" w:space="0"/>
-            <w:right w:val="single" w:color="auto" w:sz="4" w:space="0"/>
-            <w:insideH w:val="single" w:color="auto" w:sz="4" w:space="0"/>
-            <w:insideV w:val="single" w:color="auto" w:sz="4" w:space="0"/>
-          </w:tblBorders>
-          <w:tblCellMar>
-            <w:top w:w="0" w:type="dxa"/>
-            <w:left w:w="108" w:type="dxa"/>
-            <w:bottom w:w="0" w:type="dxa"/>
-            <w:right w:w="108" w:type="dxa"/>
-          </w:tblCellMar>
-        </w:tblPrEx>
         <w:trPr>
           <w:jc w:val="center"/>
         </w:trPr>
@@ -3214,7 +3873,7 @@
           </w:tcPr>
           <w:p>
             <w:pPr>
-              <w:spacing w:after="0" w:line="240" w:lineRule="atLeast"/>
+              <w:spacing w:line="240" w:lineRule="atLeast"/>
               <w:jc w:val="center"/>
               <w:rPr>
                 <w:rFonts w:hint="eastAsia"/>
@@ -3233,11 +3892,11 @@
         <w:tc>
           <w:tcPr>
             <w:tcW w:w="1073" w:type="dxa"/>
-            <w:vMerge w:val="continue"/>
-          </w:tcPr>
-          <w:p>
-            <w:pPr>
-              <w:spacing w:after="0" w:line="240" w:lineRule="atLeast"/>
+            <w:vMerge/>
+          </w:tcPr>
+          <w:p>
+            <w:pPr>
+              <w:spacing w:line="240" w:lineRule="atLeast"/>
               <w:jc w:val="center"/>
               <w:rPr>
                 <w:rFonts w:hint="eastAsia"/>
@@ -3248,16 +3907,6 @@
         </w:tc>
       </w:tr>
       <w:tr>
-        <w:tblPrEx>
-          <w:tblBorders>
-            <w:top w:val="single" w:color="auto" w:sz="4" w:space="0"/>
-            <w:left w:val="single" w:color="auto" w:sz="4" w:space="0"/>
-            <w:bottom w:val="single" w:color="auto" w:sz="4" w:space="0"/>
-            <w:right w:val="single" w:color="auto" w:sz="4" w:space="0"/>
-            <w:insideH w:val="single" w:color="auto" w:sz="4" w:space="0"/>
-            <w:insideV w:val="single" w:color="auto" w:sz="4" w:space="0"/>
-          </w:tblBorders>
-        </w:tblPrEx>
         <w:trPr>
           <w:jc w:val="center"/>
         </w:trPr>
@@ -3267,7 +3916,7 @@
           </w:tcPr>
           <w:p>
             <w:pPr>
-              <w:spacing w:after="0" w:line="240" w:lineRule="atLeast"/>
+              <w:spacing w:line="240" w:lineRule="atLeast"/>
               <w:jc w:val="center"/>
               <w:rPr>
                 <w:rFonts w:hint="eastAsia"/>
@@ -3289,7 +3938,7 @@
           </w:tcPr>
           <w:p>
             <w:pPr>
-              <w:spacing w:after="0" w:line="240" w:lineRule="atLeast"/>
+              <w:spacing w:line="240" w:lineRule="atLeast"/>
               <w:jc w:val="center"/>
               <w:rPr>
                 <w:rFonts w:hint="eastAsia"/>
@@ -3307,22 +3956,6 @@
         </w:tc>
       </w:tr>
       <w:tr>
-        <w:tblPrEx>
-          <w:tblBorders>
-            <w:top w:val="single" w:color="auto" w:sz="4" w:space="0"/>
-            <w:left w:val="single" w:color="auto" w:sz="4" w:space="0"/>
-            <w:bottom w:val="single" w:color="auto" w:sz="4" w:space="0"/>
-            <w:right w:val="single" w:color="auto" w:sz="4" w:space="0"/>
-            <w:insideH w:val="single" w:color="auto" w:sz="4" w:space="0"/>
-            <w:insideV w:val="single" w:color="auto" w:sz="4" w:space="0"/>
-          </w:tblBorders>
-          <w:tblCellMar>
-            <w:top w:w="0" w:type="dxa"/>
-            <w:left w:w="108" w:type="dxa"/>
-            <w:bottom w:w="0" w:type="dxa"/>
-            <w:right w:w="108" w:type="dxa"/>
-          </w:tblCellMar>
-        </w:tblPrEx>
         <w:trPr>
           <w:jc w:val="center"/>
         </w:trPr>
@@ -3332,7 +3965,7 @@
           </w:tcPr>
           <w:p>
             <w:pPr>
-              <w:spacing w:after="0" w:line="240" w:lineRule="atLeast"/>
+              <w:spacing w:line="240" w:lineRule="atLeast"/>
               <w:jc w:val="center"/>
               <w:rPr>
                 <w:rFonts w:hint="eastAsia"/>
@@ -3354,7 +3987,7 @@
           </w:tcPr>
           <w:p>
             <w:pPr>
-              <w:spacing w:after="0" w:line="240" w:lineRule="atLeast"/>
+              <w:spacing w:line="240" w:lineRule="atLeast"/>
               <w:jc w:val="center"/>
               <w:rPr>
                 <w:rFonts w:hint="eastAsia"/>
@@ -3372,22 +4005,6 @@
         </w:tc>
       </w:tr>
       <w:tr>
-        <w:tblPrEx>
-          <w:tblBorders>
-            <w:top w:val="single" w:color="auto" w:sz="4" w:space="0"/>
-            <w:left w:val="single" w:color="auto" w:sz="4" w:space="0"/>
-            <w:bottom w:val="single" w:color="auto" w:sz="4" w:space="0"/>
-            <w:right w:val="single" w:color="auto" w:sz="4" w:space="0"/>
-            <w:insideH w:val="single" w:color="auto" w:sz="4" w:space="0"/>
-            <w:insideV w:val="single" w:color="auto" w:sz="4" w:space="0"/>
-          </w:tblBorders>
-          <w:tblCellMar>
-            <w:top w:w="0" w:type="dxa"/>
-            <w:left w:w="108" w:type="dxa"/>
-            <w:bottom w:w="0" w:type="dxa"/>
-            <w:right w:w="108" w:type="dxa"/>
-          </w:tblCellMar>
-        </w:tblPrEx>
         <w:trPr>
           <w:jc w:val="center"/>
         </w:trPr>
@@ -3397,7 +4014,7 @@
           </w:tcPr>
           <w:p>
             <w:pPr>
-              <w:spacing w:after="0" w:line="240" w:lineRule="atLeast"/>
+              <w:spacing w:line="240" w:lineRule="atLeast"/>
               <w:jc w:val="center"/>
               <w:rPr>
                 <w:rFonts w:hint="eastAsia"/>
@@ -3419,7 +4036,7 @@
           </w:tcPr>
           <w:p>
             <w:pPr>
-              <w:spacing w:after="0" w:line="240" w:lineRule="atLeast"/>
+              <w:spacing w:line="240" w:lineRule="atLeast"/>
               <w:jc w:val="center"/>
               <w:rPr>
                 <w:rFonts w:hint="eastAsia"/>
@@ -3437,22 +4054,6 @@
         </w:tc>
       </w:tr>
       <w:tr>
-        <w:tblPrEx>
-          <w:tblBorders>
-            <w:top w:val="single" w:color="auto" w:sz="4" w:space="0"/>
-            <w:left w:val="single" w:color="auto" w:sz="4" w:space="0"/>
-            <w:bottom w:val="single" w:color="auto" w:sz="4" w:space="0"/>
-            <w:right w:val="single" w:color="auto" w:sz="4" w:space="0"/>
-            <w:insideH w:val="single" w:color="auto" w:sz="4" w:space="0"/>
-            <w:insideV w:val="single" w:color="auto" w:sz="4" w:space="0"/>
-          </w:tblBorders>
-          <w:tblCellMar>
-            <w:top w:w="0" w:type="dxa"/>
-            <w:left w:w="108" w:type="dxa"/>
-            <w:bottom w:w="0" w:type="dxa"/>
-            <w:right w:w="108" w:type="dxa"/>
-          </w:tblCellMar>
-        </w:tblPrEx>
         <w:trPr>
           <w:jc w:val="center"/>
         </w:trPr>
@@ -3462,7 +4063,7 @@
           </w:tcPr>
           <w:p>
             <w:pPr>
-              <w:spacing w:after="0" w:line="240" w:lineRule="atLeast"/>
+              <w:spacing w:line="240" w:lineRule="atLeast"/>
               <w:jc w:val="center"/>
               <w:rPr>
                 <w:rFonts w:hint="eastAsia"/>
@@ -3484,7 +4085,7 @@
           </w:tcPr>
           <w:p>
             <w:pPr>
-              <w:spacing w:after="0" w:line="240" w:lineRule="atLeast"/>
+              <w:spacing w:line="240" w:lineRule="atLeast"/>
               <w:jc w:val="center"/>
               <w:rPr>
                 <w:rFonts w:hint="eastAsia"/>
@@ -3516,7 +4117,21 @@
           <w:rFonts w:hint="eastAsia"/>
           <w:szCs w:val="22"/>
         </w:rPr>
-        <w:t>以此类推，之后每多1花加5分。</w:t>
+        <w:t>以此类推，之后每多1花加</w:t>
+      </w:r>
+      <w:r>
+        <w:rPr>
+          <w:rFonts w:hint="eastAsia"/>
+          <w:szCs w:val="22"/>
+        </w:rPr>
+        <w:t>5</w:t>
+      </w:r>
+      <w:r>
+        <w:rPr>
+          <w:rFonts w:hint="eastAsia"/>
+          <w:szCs w:val="22"/>
+        </w:rPr>
+        <w:t>分。</w:t>
       </w:r>
     </w:p>
     <w:p>
@@ -3549,7 +4164,21 @@
           <w:rFonts w:hint="eastAsia"/>
           <w:szCs w:val="22"/>
         </w:rPr>
-        <w:t>番种仅满足垃圾和，且花数不足2</w:t>
+        <w:t>番种</w:t>
+      </w:r>
+      <w:r>
+        <w:rPr>
+          <w:rFonts w:hint="eastAsia"/>
+          <w:szCs w:val="22"/>
+        </w:rPr>
+        <w:t>（基础番及额外番）</w:t>
+      </w:r>
+      <w:r>
+        <w:rPr>
+          <w:rFonts w:hint="eastAsia"/>
+          <w:szCs w:val="22"/>
+        </w:rPr>
+        <w:t>仅满足垃圾和，且花数不足2</w:t>
       </w:r>
       <w:r>
         <w:rPr>
@@ -3588,7 +4217,7 @@
       <w:pPr>
         <w:spacing w:after="0" w:line="240" w:lineRule="atLeast"/>
         <w:rPr>
-          <w:rFonts w:hint="eastAsia" w:eastAsiaTheme="minorHAnsi"/>
+          <w:rFonts w:eastAsiaTheme="minorHAnsi" w:hint="eastAsia"/>
           <w:szCs w:val="22"/>
         </w:rPr>
       </w:pPr>
@@ -3597,65 +4226,92 @@
       <w:pPr>
         <w:spacing w:after="0" w:line="240" w:lineRule="atLeast"/>
         <w:rPr>
-          <w:rFonts w:hint="eastAsia" w:eastAsiaTheme="minorHAnsi"/>
+          <w:rFonts w:eastAsiaTheme="minorHAnsi" w:hint="eastAsia"/>
           <w:b/>
           <w:bCs/>
-          <w:color w:val="4E95D9" w:themeColor="text2" w:themeTint="80"/>
+          <w:color w:val="4C94D8" w:themeColor="text2" w:themeTint="80"/>
           <w:sz w:val="32"/>
           <w:szCs w:val="32"/>
-          <w14:textFill>
-            <w14:solidFill>
-              <w14:schemeClr w14:val="tx2">
-                <w14:lumMod w14:val="50000"/>
-                <w14:lumOff w14:val="50000"/>
-              </w14:schemeClr>
-            </w14:solidFill>
-          </w14:textFill>
-        </w:rPr>
-      </w:pPr>
-      <w:r>
-        <w:rPr>
-          <w:rFonts w:hint="eastAsia" w:eastAsiaTheme="minorHAnsi"/>
+        </w:rPr>
+      </w:pPr>
+      <w:r>
+        <w:rPr>
+          <w:rFonts w:eastAsiaTheme="minorHAnsi" w:hint="eastAsia"/>
           <w:b/>
           <w:bCs/>
-          <w:color w:val="4E95D9" w:themeColor="text2" w:themeTint="80"/>
+          <w:color w:val="4C94D8" w:themeColor="text2" w:themeTint="80"/>
           <w:sz w:val="32"/>
           <w:szCs w:val="32"/>
-          <w14:textFill>
-            <w14:solidFill>
-              <w14:schemeClr w14:val="tx2">
-                <w14:lumMod w14:val="50000"/>
-                <w14:lumOff w14:val="50000"/>
-              </w14:schemeClr>
-            </w14:solidFill>
-          </w14:textFill>
-        </w:rPr>
-        <w:t>四、计分</w:t>
+        </w:rPr>
+        <w:t>四</w:t>
+      </w:r>
+      <w:r>
+        <w:rPr>
+          <w:rFonts w:eastAsiaTheme="minorHAnsi" w:hint="eastAsia"/>
+          <w:b/>
+          <w:bCs/>
+          <w:color w:val="4C94D8" w:themeColor="text2" w:themeTint="80"/>
+          <w:sz w:val="32"/>
+          <w:szCs w:val="32"/>
+        </w:rPr>
+        <w:t>、</w:t>
+      </w:r>
+      <w:r>
+        <w:rPr>
+          <w:rFonts w:eastAsiaTheme="minorHAnsi" w:hint="eastAsia"/>
+          <w:b/>
+          <w:bCs/>
+          <w:color w:val="4C94D8" w:themeColor="text2" w:themeTint="80"/>
+          <w:sz w:val="32"/>
+          <w:szCs w:val="32"/>
+        </w:rPr>
+        <w:t>计分</w:t>
       </w:r>
     </w:p>
     <w:p>
       <w:pPr>
-        <w:pStyle w:val="31"/>
+        <w:pStyle w:val="a9"/>
         <w:numPr>
           <w:ilvl w:val="0"/>
-          <w:numId w:val="2"/>
+          <w:numId w:val="3"/>
         </w:numPr>
         <w:spacing w:after="0" w:line="240" w:lineRule="atLeast"/>
         <w:rPr>
-          <w:rFonts w:hint="eastAsia" w:eastAsiaTheme="minorHAnsi"/>
-          <w:szCs w:val="22"/>
-        </w:rPr>
-      </w:pPr>
-      <w:r>
-        <w:rPr>
-          <w:rFonts w:hint="eastAsia" w:eastAsiaTheme="minorHAnsi"/>
-          <w:szCs w:val="22"/>
-        </w:rPr>
-        <w:t>点数公式：和牌点数=（基本分+附加分）×2</w:t>
-      </w:r>
-      <w:r>
-        <w:rPr>
-          <w:rFonts w:hint="eastAsia" w:eastAsiaTheme="minorHAnsi"/>
+          <w:rFonts w:eastAsiaTheme="minorHAnsi" w:hint="eastAsia"/>
+          <w:szCs w:val="22"/>
+        </w:rPr>
+      </w:pPr>
+      <w:r>
+        <w:rPr>
+          <w:rFonts w:eastAsiaTheme="minorHAnsi" w:hint="eastAsia"/>
+          <w:szCs w:val="22"/>
+        </w:rPr>
+        <w:t>点数公式：</w:t>
+      </w:r>
+      <w:r>
+        <w:rPr>
+          <w:rFonts w:eastAsiaTheme="minorHAnsi" w:hint="eastAsia"/>
+          <w:szCs w:val="22"/>
+        </w:rPr>
+        <w:t>和牌点数=</w:t>
+      </w:r>
+      <w:r>
+        <w:rPr>
+          <w:rFonts w:eastAsiaTheme="minorHAnsi" w:hint="eastAsia"/>
+          <w:szCs w:val="22"/>
+        </w:rPr>
+        <w:t>（基本分+</w:t>
+      </w:r>
+      <w:r>
+        <w:rPr>
+          <w:rFonts w:eastAsiaTheme="minorHAnsi" w:hint="eastAsia"/>
+          <w:szCs w:val="22"/>
+        </w:rPr>
+        <w:t>附加分）×2</w:t>
+      </w:r>
+      <w:r>
+        <w:rPr>
+          <w:rFonts w:eastAsiaTheme="minorHAnsi" w:hint="eastAsia"/>
           <w:szCs w:val="22"/>
           <w:vertAlign w:val="superscript"/>
         </w:rPr>
@@ -3664,99 +4320,182 @@
     </w:p>
     <w:p>
       <w:pPr>
-        <w:pStyle w:val="31"/>
+        <w:pStyle w:val="a9"/>
         <w:numPr>
           <w:ilvl w:val="0"/>
-          <w:numId w:val="2"/>
+          <w:numId w:val="3"/>
         </w:numPr>
         <w:spacing w:after="0" w:line="240" w:lineRule="atLeast"/>
         <w:rPr>
-          <w:rFonts w:hint="eastAsia" w:eastAsiaTheme="minorHAnsi"/>
-          <w:szCs w:val="22"/>
-        </w:rPr>
-      </w:pPr>
-      <w:r>
-        <w:rPr>
-          <w:rFonts w:hint="eastAsia" w:eastAsiaTheme="minorHAnsi"/>
-          <w:szCs w:val="22"/>
-        </w:rPr>
-        <w:t>铳和时，由放铳家支付1份和牌点数；自摸和时，另外三人各支付1份和牌点数。</w:t>
+          <w:rFonts w:eastAsiaTheme="minorHAnsi" w:hint="eastAsia"/>
+          <w:szCs w:val="22"/>
+        </w:rPr>
+      </w:pPr>
+      <w:r>
+        <w:rPr>
+          <w:rFonts w:eastAsiaTheme="minorHAnsi" w:hint="eastAsia"/>
+          <w:szCs w:val="22"/>
+        </w:rPr>
+        <w:t>铳和时，由放铳家支付1份和牌点数</w:t>
+      </w:r>
+      <w:r>
+        <w:rPr>
+          <w:rFonts w:eastAsiaTheme="minorHAnsi" w:hint="eastAsia"/>
+          <w:szCs w:val="22"/>
+        </w:rPr>
+        <w:t>；自摸</w:t>
+      </w:r>
+      <w:r>
+        <w:rPr>
+          <w:rFonts w:eastAsiaTheme="minorHAnsi" w:hint="eastAsia"/>
+          <w:szCs w:val="22"/>
+        </w:rPr>
+        <w:t>和</w:t>
+      </w:r>
+      <w:r>
+        <w:rPr>
+          <w:rFonts w:eastAsiaTheme="minorHAnsi" w:hint="eastAsia"/>
+          <w:szCs w:val="22"/>
+        </w:rPr>
+        <w:t>时，</w:t>
+      </w:r>
+      <w:r>
+        <w:rPr>
+          <w:rFonts w:eastAsiaTheme="minorHAnsi" w:hint="eastAsia"/>
+          <w:szCs w:val="22"/>
+        </w:rPr>
+        <w:t>另外</w:t>
+      </w:r>
+      <w:r>
+        <w:rPr>
+          <w:rFonts w:eastAsiaTheme="minorHAnsi" w:hint="eastAsia"/>
+          <w:szCs w:val="22"/>
+        </w:rPr>
+        <w:t>三人各支付1份和牌点数。</w:t>
       </w:r>
     </w:p>
     <w:p>
       <w:pPr>
-        <w:pStyle w:val="31"/>
+        <w:pStyle w:val="a9"/>
         <w:numPr>
           <w:ilvl w:val="0"/>
-          <w:numId w:val="2"/>
+          <w:numId w:val="3"/>
         </w:numPr>
         <w:spacing w:after="0" w:line="240" w:lineRule="atLeast"/>
         <w:rPr>
-          <w:rFonts w:hint="eastAsia" w:eastAsiaTheme="minorHAnsi"/>
-          <w:szCs w:val="22"/>
-        </w:rPr>
-      </w:pPr>
-      <w:r>
-        <w:rPr>
-          <w:rFonts w:hint="eastAsia" w:eastAsiaTheme="minorHAnsi"/>
-          <w:szCs w:val="22"/>
-        </w:rPr>
-        <w:t>达成抢杠时，视作自摸和牌，且由杠牌者一人向和牌者支付3份和牌点数。</w:t>
+          <w:rFonts w:eastAsiaTheme="minorHAnsi" w:hint="eastAsia"/>
+          <w:szCs w:val="22"/>
+        </w:rPr>
+      </w:pPr>
+      <w:r>
+        <w:rPr>
+          <w:rFonts w:eastAsiaTheme="minorHAnsi" w:hint="eastAsia"/>
+          <w:szCs w:val="22"/>
+        </w:rPr>
+        <w:t>达成抢杠时，</w:t>
+      </w:r>
+      <w:r>
+        <w:rPr>
+          <w:rFonts w:eastAsiaTheme="minorHAnsi" w:hint="eastAsia"/>
+          <w:szCs w:val="22"/>
+        </w:rPr>
+        <w:t>视作自摸和牌，且</w:t>
+      </w:r>
+      <w:r>
+        <w:rPr>
+          <w:rFonts w:eastAsiaTheme="minorHAnsi" w:hint="eastAsia"/>
+          <w:szCs w:val="22"/>
+        </w:rPr>
+        <w:t>由杠牌者</w:t>
+      </w:r>
+      <w:r>
+        <w:rPr>
+          <w:rFonts w:eastAsiaTheme="minorHAnsi" w:hint="eastAsia"/>
+          <w:szCs w:val="22"/>
+        </w:rPr>
+        <w:t>一人</w:t>
+      </w:r>
+      <w:r>
+        <w:rPr>
+          <w:rFonts w:eastAsiaTheme="minorHAnsi" w:hint="eastAsia"/>
+          <w:szCs w:val="22"/>
+        </w:rPr>
+        <w:t>向和牌者支付3份和牌点数。</w:t>
       </w:r>
     </w:p>
     <w:p>
       <w:pPr>
-        <w:pStyle w:val="31"/>
+        <w:pStyle w:val="a9"/>
         <w:numPr>
           <w:ilvl w:val="0"/>
-          <w:numId w:val="2"/>
+          <w:numId w:val="3"/>
         </w:numPr>
         <w:spacing w:after="0" w:line="240" w:lineRule="atLeast"/>
         <w:rPr>
-          <w:rFonts w:hint="eastAsia" w:eastAsiaTheme="minorHAnsi"/>
-          <w:szCs w:val="22"/>
-        </w:rPr>
-      </w:pPr>
-      <w:r>
-        <w:rPr>
-          <w:rFonts w:hint="eastAsia" w:eastAsiaTheme="minorHAnsi"/>
-          <w:szCs w:val="22"/>
-        </w:rPr>
-        <w:t>摸齐全部八枚花牌时，直接向另外三人各收取30分，随后可以选择继续本局或直接流局结束。</w:t>
+          <w:rFonts w:eastAsiaTheme="minorHAnsi" w:hint="eastAsia"/>
+          <w:szCs w:val="22"/>
+        </w:rPr>
+      </w:pPr>
+      <w:r>
+        <w:rPr>
+          <w:rFonts w:eastAsiaTheme="minorHAnsi" w:hint="eastAsia"/>
+          <w:szCs w:val="22"/>
+        </w:rPr>
+        <w:t>摸齐全部八枚花牌时，直接向另外三人各收取</w:t>
+      </w:r>
+      <w:r>
+        <w:rPr>
+          <w:rFonts w:eastAsiaTheme="minorHAnsi" w:hint="eastAsia"/>
+          <w:szCs w:val="22"/>
+        </w:rPr>
+        <w:t>30</w:t>
+      </w:r>
+      <w:r>
+        <w:rPr>
+          <w:rFonts w:eastAsiaTheme="minorHAnsi" w:hint="eastAsia"/>
+          <w:szCs w:val="22"/>
+        </w:rPr>
+        <w:t>分，随后可以选择继续本局或直接流局结束。</w:t>
       </w:r>
     </w:p>
     <w:sectPr>
-      <w:headerReference r:id="rId7" w:type="first"/>
-      <w:footerReference r:id="rId10" w:type="first"/>
-      <w:headerReference r:id="rId5" w:type="default"/>
-      <w:footerReference r:id="rId8" w:type="default"/>
-      <w:headerReference r:id="rId6" w:type="even"/>
-      <w:footerReference r:id="rId9" w:type="even"/>
+      <w:headerReference w:type="even" r:id="rId8"/>
+      <w:headerReference w:type="default" r:id="rId9"/>
+      <w:footerReference w:type="even" r:id="rId10"/>
+      <w:footerReference w:type="default" r:id="rId11"/>
+      <w:headerReference w:type="first" r:id="rId12"/>
+      <w:footerReference w:type="first" r:id="rId13"/>
       <w:pgSz w:w="11906" w:h="16838"/>
       <w:pgMar w:top="1440" w:right="1800" w:bottom="1440" w:left="1800" w:header="851" w:footer="992" w:gutter="0"/>
-      <w:cols w:space="425" w:num="1"/>
-      <w:docGrid w:type="lines" w:linePitch="312" w:charSpace="0"/>
+      <w:cols w:space="425"/>
+      <w:docGrid w:type="lines" w:linePitch="312"/>
     </w:sectPr>
   </w:body>
 </w:document>
 </file>
 
 <file path=word/endnotes.xml><?xml version="1.0" encoding="utf-8"?>
-<w:endnotes xmlns:wpc="http://schemas.microsoft.com/office/word/2010/wordprocessingCanvas" xmlns:mc="http://schemas.openxmlformats.org/markup-compatibility/2006" xmlns:o="urn:schemas-microsoft-com:office:office" xmlns:r="http://schemas.openxmlformats.org/officeDocument/2006/relationships" xmlns:m="http://schemas.openxmlformats.org/officeDocument/2006/math" xmlns:v="urn:schemas-microsoft-com:vml" xmlns:wp14="http://schemas.microsoft.com/office/word/2010/wordprocessingDrawing" xmlns:wp="http://schemas.openxmlformats.org/drawingml/2006/wordprocessingDrawing" xmlns:w="http://schemas.openxmlformats.org/wordprocessingml/2006/main" xmlns:w14="http://schemas.microsoft.com/office/word/2010/wordml" xmlns:w15="http://schemas.microsoft.com/office/word/2012/wordml" xmlns:w10="urn:schemas-microsoft-com:office:word" xmlns:wpg="http://schemas.microsoft.com/office/word/2010/wordprocessingGroup" xmlns:wpi="http://schemas.microsoft.com/office/word/2010/wordprocessingInk" xmlns:wne="http://schemas.microsoft.com/office/word/2006/wordml" xmlns:wps="http://schemas.microsoft.com/office/word/2010/wordprocessingShape" xmlns:wpsCustomData="http://www.wps.cn/officeDocument/2013/wpsCustomData" mc:Ignorable="w14 w15 wp14">
-  <w:endnote w:type="separator" w:id="0">
+<w:endnotes xmlns:wpc="http://schemas.microsoft.com/office/word/2010/wordprocessingCanvas" xmlns:cx="http://schemas.microsoft.com/office/drawing/2014/chartex" xmlns:cx1="http://schemas.microsoft.com/office/drawing/2015/9/8/chartex" xmlns:cx2="http://schemas.microsoft.com/office/drawing/2015/10/21/chartex" xmlns:cx3="http://schemas.microsoft.com/office/drawing/2016/5/9/chartex" xmlns:cx4="http://schemas.microsoft.com/office/drawing/2016/5/10/chartex" xmlns:cx5="http://schemas.microsoft.com/office/drawing/2016/5/11/chartex" xmlns:cx6="http://schemas.microsoft.com/office/drawing/2016/5/12/chartex" xmlns:cx7="http://schemas.microsoft.com/office/drawing/2016/5/13/chartex" xmlns:cx8="http://schemas.microsoft.com/office/drawing/2016/5/14/chartex" xmlns:mc="http://schemas.openxmlformats.org/markup-compatibility/2006" xmlns:aink="http://schemas.microsoft.com/office/drawing/2016/ink" xmlns:am3d="http://schemas.microsoft.com/office/drawing/2017/model3d" xmlns:o="urn:schemas-microsoft-com:office:office" xmlns:oel="http://schemas.microsoft.com/office/2019/extlst" xmlns:r="http://schemas.openxmlformats.org/officeDocument/2006/relationships" xmlns:m="http://schemas.openxmlformats.org/officeDocument/2006/math" xmlns:v="urn:schemas-microsoft-com:vml" xmlns:wp14="http://schemas.microsoft.com/office/word/2010/wordprocessingDrawing" xmlns:wp="http://schemas.openxmlformats.org/drawingml/2006/wordprocessingDrawing" xmlns:w10="urn:schemas-microsoft-com:office:word" xmlns:w="http://schemas.openxmlformats.org/wordprocessingml/2006/main" xmlns:w14="http://schemas.microsoft.com/office/word/2010/wordml" xmlns:w15="http://schemas.microsoft.com/office/word/2012/wordml" xmlns:w16cex="http://schemas.microsoft.com/office/word/2018/wordml/cex" xmlns:w16cid="http://schemas.microsoft.com/office/word/2016/wordml/cid" xmlns:w16="http://schemas.microsoft.com/office/word/2018/wordml" xmlns:w16du="http://schemas.microsoft.com/office/word/2023/wordml/word16du" xmlns:w16sdtdh="http://schemas.microsoft.com/office/word/2020/wordml/sdtdatahash" xmlns:w16sdtfl="http://schemas.microsoft.com/office/word/2024/wordml/sdtformatlock" xmlns:w16se="http://schemas.microsoft.com/office/word/2015/wordml/symex" xmlns:wpg="http://schemas.microsoft.com/office/word/2010/wordprocessingGroup" xmlns:wpi="http://schemas.microsoft.com/office/word/2010/wordprocessingInk" xmlns:wne="http://schemas.microsoft.com/office/word/2006/wordml" xmlns:wps="http://schemas.microsoft.com/office/word/2010/wordprocessingShape" mc:Ignorable="w14 w15 w16se w16cid w16 w16cex w16sdtdh w16sdtfl w16du wp14">
+  <w:endnote w:type="separator" w:id="-1">
     <w:p>
       <w:pPr>
-        <w:spacing w:line="240" w:lineRule="auto"/>
+        <w:spacing w:after="0" w:line="240" w:lineRule="auto"/>
+        <w:rPr>
+          <w:rFonts w:hint="eastAsia"/>
+        </w:rPr>
       </w:pPr>
       <w:r>
         <w:separator/>
       </w:r>
     </w:p>
   </w:endnote>
-  <w:endnote w:type="continuationSeparator" w:id="1">
+  <w:endnote w:type="continuationSeparator" w:id="0">
     <w:p>
       <w:pPr>
-        <w:spacing w:line="240" w:lineRule="auto"/>
+        <w:spacing w:after="0" w:line="240" w:lineRule="auto"/>
+        <w:rPr>
+          <w:rFonts w:hint="eastAsia"/>
+        </w:rPr>
       </w:pPr>
       <w:r>
         <w:continuationSeparator/>
@@ -3767,10 +4506,10 @@
 </file>
 
 <file path=word/footer1.xml><?xml version="1.0" encoding="utf-8"?>
-<w:ftr xmlns:wpc="http://schemas.microsoft.com/office/word/2010/wordprocessingCanvas" xmlns:mc="http://schemas.openxmlformats.org/markup-compatibility/2006" xmlns:o="urn:schemas-microsoft-com:office:office" xmlns:r="http://schemas.openxmlformats.org/officeDocument/2006/relationships" xmlns:m="http://schemas.openxmlformats.org/officeDocument/2006/math" xmlns:v="urn:schemas-microsoft-com:vml" xmlns:wp14="http://schemas.microsoft.com/office/word/2010/wordprocessingDrawing" xmlns:wp="http://schemas.openxmlformats.org/drawingml/2006/wordprocessingDrawing" xmlns:w10="urn:schemas-microsoft-com:office:word" xmlns:w="http://schemas.openxmlformats.org/wordprocessingml/2006/main" xmlns:w14="http://schemas.microsoft.com/office/word/2010/wordml" xmlns:w15="http://schemas.microsoft.com/office/word/2012/wordml" xmlns:wpg="http://schemas.microsoft.com/office/word/2010/wordprocessingGroup" xmlns:wpi="http://schemas.microsoft.com/office/word/2010/wordprocessingInk" xmlns:wne="http://schemas.microsoft.com/office/word/2006/wordml" xmlns:wps="http://schemas.microsoft.com/office/word/2010/wordprocessingShape" xmlns:wpsCustomData="http://www.wps.cn/officeDocument/2013/wpsCustomData" mc:Ignorable="w14 w15 wp14">
+<w:ftr xmlns:wpc="http://schemas.microsoft.com/office/word/2010/wordprocessingCanvas" xmlns:cx="http://schemas.microsoft.com/office/drawing/2014/chartex" xmlns:cx1="http://schemas.microsoft.com/office/drawing/2015/9/8/chartex" xmlns:cx2="http://schemas.microsoft.com/office/drawing/2015/10/21/chartex" xmlns:cx3="http://schemas.microsoft.com/office/drawing/2016/5/9/chartex" xmlns:cx4="http://schemas.microsoft.com/office/drawing/2016/5/10/chartex" xmlns:cx5="http://schemas.microsoft.com/office/drawing/2016/5/11/chartex" xmlns:cx6="http://schemas.microsoft.com/office/drawing/2016/5/12/chartex" xmlns:cx7="http://schemas.microsoft.com/office/drawing/2016/5/13/chartex" xmlns:cx8="http://schemas.microsoft.com/office/drawing/2016/5/14/chartex" xmlns:mc="http://schemas.openxmlformats.org/markup-compatibility/2006" xmlns:aink="http://schemas.microsoft.com/office/drawing/2016/ink" xmlns:am3d="http://schemas.microsoft.com/office/drawing/2017/model3d" xmlns:o="urn:schemas-microsoft-com:office:office" xmlns:oel="http://schemas.microsoft.com/office/2019/extlst" xmlns:r="http://schemas.openxmlformats.org/officeDocument/2006/relationships" xmlns:m="http://schemas.openxmlformats.org/officeDocument/2006/math" xmlns:v="urn:schemas-microsoft-com:vml" xmlns:wp14="http://schemas.microsoft.com/office/word/2010/wordprocessingDrawing" xmlns:wp="http://schemas.openxmlformats.org/drawingml/2006/wordprocessingDrawing" xmlns:w10="urn:schemas-microsoft-com:office:word" xmlns:w="http://schemas.openxmlformats.org/wordprocessingml/2006/main" xmlns:w14="http://schemas.microsoft.com/office/word/2010/wordml" xmlns:w15="http://schemas.microsoft.com/office/word/2012/wordml" xmlns:w16cex="http://schemas.microsoft.com/office/word/2018/wordml/cex" xmlns:w16cid="http://schemas.microsoft.com/office/word/2016/wordml/cid" xmlns:w16="http://schemas.microsoft.com/office/word/2018/wordml" xmlns:w16du="http://schemas.microsoft.com/office/word/2023/wordml/word16du" xmlns:w16sdtdh="http://schemas.microsoft.com/office/word/2020/wordml/sdtdatahash" xmlns:w16sdtfl="http://schemas.microsoft.com/office/word/2024/wordml/sdtformatlock" xmlns:w16se="http://schemas.microsoft.com/office/word/2015/wordml/symex" xmlns:wpg="http://schemas.microsoft.com/office/word/2010/wordprocessingGroup" xmlns:wpi="http://schemas.microsoft.com/office/word/2010/wordprocessingInk" xmlns:wne="http://schemas.microsoft.com/office/word/2006/wordml" xmlns:wps="http://schemas.microsoft.com/office/word/2010/wordprocessingShape" mc:Ignorable="w14 w15 w16se w16cid w16 w16cex w16sdtdh w16sdtfl w16du wp14">
   <w:p>
     <w:pPr>
-      <w:pStyle w:val="11"/>
+      <w:pStyle w:val="af0"/>
       <w:rPr>
         <w:rFonts w:hint="eastAsia"/>
       </w:rPr>
@@ -3780,10 +4519,10 @@
 </file>
 
 <file path=word/footer2.xml><?xml version="1.0" encoding="utf-8"?>
-<w:ftr xmlns:wpc="http://schemas.microsoft.com/office/word/2010/wordprocessingCanvas" xmlns:mc="http://schemas.openxmlformats.org/markup-compatibility/2006" xmlns:o="urn:schemas-microsoft-com:office:office" xmlns:r="http://schemas.openxmlformats.org/officeDocument/2006/relationships" xmlns:m="http://schemas.openxmlformats.org/officeDocument/2006/math" xmlns:v="urn:schemas-microsoft-com:vml" xmlns:wp14="http://schemas.microsoft.com/office/word/2010/wordprocessingDrawing" xmlns:wp="http://schemas.openxmlformats.org/drawingml/2006/wordprocessingDrawing" xmlns:w10="urn:schemas-microsoft-com:office:word" xmlns:w="http://schemas.openxmlformats.org/wordprocessingml/2006/main" xmlns:w14="http://schemas.microsoft.com/office/word/2010/wordml" xmlns:w15="http://schemas.microsoft.com/office/word/2012/wordml" xmlns:wpg="http://schemas.microsoft.com/office/word/2010/wordprocessingGroup" xmlns:wpi="http://schemas.microsoft.com/office/word/2010/wordprocessingInk" xmlns:wne="http://schemas.microsoft.com/office/word/2006/wordml" xmlns:wps="http://schemas.microsoft.com/office/word/2010/wordprocessingShape" xmlns:wpsCustomData="http://www.wps.cn/officeDocument/2013/wpsCustomData" mc:Ignorable="w14 w15 wp14">
+<w:ftr xmlns:wpc="http://schemas.microsoft.com/office/word/2010/wordprocessingCanvas" xmlns:cx="http://schemas.microsoft.com/office/drawing/2014/chartex" xmlns:cx1="http://schemas.microsoft.com/office/drawing/2015/9/8/chartex" xmlns:cx2="http://schemas.microsoft.com/office/drawing/2015/10/21/chartex" xmlns:cx3="http://schemas.microsoft.com/office/drawing/2016/5/9/chartex" xmlns:cx4="http://schemas.microsoft.com/office/drawing/2016/5/10/chartex" xmlns:cx5="http://schemas.microsoft.com/office/drawing/2016/5/11/chartex" xmlns:cx6="http://schemas.microsoft.com/office/drawing/2016/5/12/chartex" xmlns:cx7="http://schemas.microsoft.com/office/drawing/2016/5/13/chartex" xmlns:cx8="http://schemas.microsoft.com/office/drawing/2016/5/14/chartex" xmlns:mc="http://schemas.openxmlformats.org/markup-compatibility/2006" xmlns:aink="http://schemas.microsoft.com/office/drawing/2016/ink" xmlns:am3d="http://schemas.microsoft.com/office/drawing/2017/model3d" xmlns:o="urn:schemas-microsoft-com:office:office" xmlns:oel="http://schemas.microsoft.com/office/2019/extlst" xmlns:r="http://schemas.openxmlformats.org/officeDocument/2006/relationships" xmlns:m="http://schemas.openxmlformats.org/officeDocument/2006/math" xmlns:v="urn:schemas-microsoft-com:vml" xmlns:wp14="http://schemas.microsoft.com/office/word/2010/wordprocessingDrawing" xmlns:wp="http://schemas.openxmlformats.org/drawingml/2006/wordprocessingDrawing" xmlns:w10="urn:schemas-microsoft-com:office:word" xmlns:w="http://schemas.openxmlformats.org/wordprocessingml/2006/main" xmlns:w14="http://schemas.microsoft.com/office/word/2010/wordml" xmlns:w15="http://schemas.microsoft.com/office/word/2012/wordml" xmlns:w16cex="http://schemas.microsoft.com/office/word/2018/wordml/cex" xmlns:w16cid="http://schemas.microsoft.com/office/word/2016/wordml/cid" xmlns:w16="http://schemas.microsoft.com/office/word/2018/wordml" xmlns:w16du="http://schemas.microsoft.com/office/word/2023/wordml/word16du" xmlns:w16sdtdh="http://schemas.microsoft.com/office/word/2020/wordml/sdtdatahash" xmlns:w16sdtfl="http://schemas.microsoft.com/office/word/2024/wordml/sdtformatlock" xmlns:w16se="http://schemas.microsoft.com/office/word/2015/wordml/symex" xmlns:wpg="http://schemas.microsoft.com/office/word/2010/wordprocessingGroup" xmlns:wpi="http://schemas.microsoft.com/office/word/2010/wordprocessingInk" xmlns:wne="http://schemas.microsoft.com/office/word/2006/wordml" xmlns:wps="http://schemas.microsoft.com/office/word/2010/wordprocessingShape" mc:Ignorable="w14 w15 w16se w16cid w16 w16cex w16sdtdh w16sdtfl w16du wp14">
   <w:p>
     <w:pPr>
-      <w:pStyle w:val="11"/>
+      <w:pStyle w:val="af0"/>
       <w:rPr>
         <w:rFonts w:hint="eastAsia"/>
       </w:rPr>
@@ -3793,10 +4532,10 @@
 </file>
 
 <file path=word/footer3.xml><?xml version="1.0" encoding="utf-8"?>
-<w:ftr xmlns:wpc="http://schemas.microsoft.com/office/word/2010/wordprocessingCanvas" xmlns:mc="http://schemas.openxmlformats.org/markup-compatibility/2006" xmlns:o="urn:schemas-microsoft-com:office:office" xmlns:r="http://schemas.openxmlformats.org/officeDocument/2006/relationships" xmlns:m="http://schemas.openxmlformats.org/officeDocument/2006/math" xmlns:v="urn:schemas-microsoft-com:vml" xmlns:wp14="http://schemas.microsoft.com/office/word/2010/wordprocessingDrawing" xmlns:wp="http://schemas.openxmlformats.org/drawingml/2006/wordprocessingDrawing" xmlns:w10="urn:schemas-microsoft-com:office:word" xmlns:w="http://schemas.openxmlformats.org/wordprocessingml/2006/main" xmlns:w14="http://schemas.microsoft.com/office/word/2010/wordml" xmlns:w15="http://schemas.microsoft.com/office/word/2012/wordml" xmlns:wpg="http://schemas.microsoft.com/office/word/2010/wordprocessingGroup" xmlns:wpi="http://schemas.microsoft.com/office/word/2010/wordprocessingInk" xmlns:wne="http://schemas.microsoft.com/office/word/2006/wordml" xmlns:wps="http://schemas.microsoft.com/office/word/2010/wordprocessingShape" xmlns:wpsCustomData="http://www.wps.cn/officeDocument/2013/wpsCustomData" mc:Ignorable="w14 w15 wp14">
+<w:ftr xmlns:wpc="http://schemas.microsoft.com/office/word/2010/wordprocessingCanvas" xmlns:cx="http://schemas.microsoft.com/office/drawing/2014/chartex" xmlns:cx1="http://schemas.microsoft.com/office/drawing/2015/9/8/chartex" xmlns:cx2="http://schemas.microsoft.com/office/drawing/2015/10/21/chartex" xmlns:cx3="http://schemas.microsoft.com/office/drawing/2016/5/9/chartex" xmlns:cx4="http://schemas.microsoft.com/office/drawing/2016/5/10/chartex" xmlns:cx5="http://schemas.microsoft.com/office/drawing/2016/5/11/chartex" xmlns:cx6="http://schemas.microsoft.com/office/drawing/2016/5/12/chartex" xmlns:cx7="http://schemas.microsoft.com/office/drawing/2016/5/13/chartex" xmlns:cx8="http://schemas.microsoft.com/office/drawing/2016/5/14/chartex" xmlns:mc="http://schemas.openxmlformats.org/markup-compatibility/2006" xmlns:aink="http://schemas.microsoft.com/office/drawing/2016/ink" xmlns:am3d="http://schemas.microsoft.com/office/drawing/2017/model3d" xmlns:o="urn:schemas-microsoft-com:office:office" xmlns:oel="http://schemas.microsoft.com/office/2019/extlst" xmlns:r="http://schemas.openxmlformats.org/officeDocument/2006/relationships" xmlns:m="http://schemas.openxmlformats.org/officeDocument/2006/math" xmlns:v="urn:schemas-microsoft-com:vml" xmlns:wp14="http://schemas.microsoft.com/office/word/2010/wordprocessingDrawing" xmlns:wp="http://schemas.openxmlformats.org/drawingml/2006/wordprocessingDrawing" xmlns:w10="urn:schemas-microsoft-com:office:word" xmlns:w="http://schemas.openxmlformats.org/wordprocessingml/2006/main" xmlns:w14="http://schemas.microsoft.com/office/word/2010/wordml" xmlns:w15="http://schemas.microsoft.com/office/word/2012/wordml" xmlns:w16cex="http://schemas.microsoft.com/office/word/2018/wordml/cex" xmlns:w16cid="http://schemas.microsoft.com/office/word/2016/wordml/cid" xmlns:w16="http://schemas.microsoft.com/office/word/2018/wordml" xmlns:w16du="http://schemas.microsoft.com/office/word/2023/wordml/word16du" xmlns:w16sdtdh="http://schemas.microsoft.com/office/word/2020/wordml/sdtdatahash" xmlns:w16sdtfl="http://schemas.microsoft.com/office/word/2024/wordml/sdtformatlock" xmlns:w16se="http://schemas.microsoft.com/office/word/2015/wordml/symex" xmlns:wpg="http://schemas.microsoft.com/office/word/2010/wordprocessingGroup" xmlns:wpi="http://schemas.microsoft.com/office/word/2010/wordprocessingInk" xmlns:wne="http://schemas.microsoft.com/office/word/2006/wordml" xmlns:wps="http://schemas.microsoft.com/office/word/2010/wordprocessingShape" mc:Ignorable="w14 w15 w16se w16cid w16 w16cex w16sdtdh w16sdtfl w16du wp14">
   <w:p>
     <w:pPr>
-      <w:pStyle w:val="11"/>
+      <w:pStyle w:val="af0"/>
       <w:rPr>
         <w:rFonts w:hint="eastAsia"/>
       </w:rPr>
@@ -3806,21 +4545,27 @@
 </file>
 
 <file path=word/footnotes.xml><?xml version="1.0" encoding="utf-8"?>
-<w:footnotes xmlns:wpc="http://schemas.microsoft.com/office/word/2010/wordprocessingCanvas" xmlns:mc="http://schemas.openxmlformats.org/markup-compatibility/2006" xmlns:o="urn:schemas-microsoft-com:office:office" xmlns:r="http://schemas.openxmlformats.org/officeDocument/2006/relationships" xmlns:m="http://schemas.openxmlformats.org/officeDocument/2006/math" xmlns:v="urn:schemas-microsoft-com:vml" xmlns:wp14="http://schemas.microsoft.com/office/word/2010/wordprocessingDrawing" xmlns:wp="http://schemas.openxmlformats.org/drawingml/2006/wordprocessingDrawing" xmlns:w="http://schemas.openxmlformats.org/wordprocessingml/2006/main" xmlns:w14="http://schemas.microsoft.com/office/word/2010/wordml" xmlns:w15="http://schemas.microsoft.com/office/word/2012/wordml" xmlns:w10="urn:schemas-microsoft-com:office:word" xmlns:wpg="http://schemas.microsoft.com/office/word/2010/wordprocessingGroup" xmlns:wpi="http://schemas.microsoft.com/office/word/2010/wordprocessingInk" xmlns:wne="http://schemas.microsoft.com/office/word/2006/wordml" xmlns:wps="http://schemas.microsoft.com/office/word/2010/wordprocessingShape" xmlns:wpsCustomData="http://www.wps.cn/officeDocument/2013/wpsCustomData" mc:Ignorable="w14 w15 wp14">
-  <w:footnote w:type="separator" w:id="0">
+<w:footnotes xmlns:wpc="http://schemas.microsoft.com/office/word/2010/wordprocessingCanvas" xmlns:cx="http://schemas.microsoft.com/office/drawing/2014/chartex" xmlns:cx1="http://schemas.microsoft.com/office/drawing/2015/9/8/chartex" xmlns:cx2="http://schemas.microsoft.com/office/drawing/2015/10/21/chartex" xmlns:cx3="http://schemas.microsoft.com/office/drawing/2016/5/9/chartex" xmlns:cx4="http://schemas.microsoft.com/office/drawing/2016/5/10/chartex" xmlns:cx5="http://schemas.microsoft.com/office/drawing/2016/5/11/chartex" xmlns:cx6="http://schemas.microsoft.com/office/drawing/2016/5/12/chartex" xmlns:cx7="http://schemas.microsoft.com/office/drawing/2016/5/13/chartex" xmlns:cx8="http://schemas.microsoft.com/office/drawing/2016/5/14/chartex" xmlns:mc="http://schemas.openxmlformats.org/markup-compatibility/2006" xmlns:aink="http://schemas.microsoft.com/office/drawing/2016/ink" xmlns:am3d="http://schemas.microsoft.com/office/drawing/2017/model3d" xmlns:o="urn:schemas-microsoft-com:office:office" xmlns:oel="http://schemas.microsoft.com/office/2019/extlst" xmlns:r="http://schemas.openxmlformats.org/officeDocument/2006/relationships" xmlns:m="http://schemas.openxmlformats.org/officeDocument/2006/math" xmlns:v="urn:schemas-microsoft-com:vml" xmlns:wp14="http://schemas.microsoft.com/office/word/2010/wordprocessingDrawing" xmlns:wp="http://schemas.openxmlformats.org/drawingml/2006/wordprocessingDrawing" xmlns:w10="urn:schemas-microsoft-com:office:word" xmlns:w="http://schemas.openxmlformats.org/wordprocessingml/2006/main" xmlns:w14="http://schemas.microsoft.com/office/word/2010/wordml" xmlns:w15="http://schemas.microsoft.com/office/word/2012/wordml" xmlns:w16cex="http://schemas.microsoft.com/office/word/2018/wordml/cex" xmlns:w16cid="http://schemas.microsoft.com/office/word/2016/wordml/cid" xmlns:w16="http://schemas.microsoft.com/office/word/2018/wordml" xmlns:w16du="http://schemas.microsoft.com/office/word/2023/wordml/word16du" xmlns:w16sdtdh="http://schemas.microsoft.com/office/word/2020/wordml/sdtdatahash" xmlns:w16sdtfl="http://schemas.microsoft.com/office/word/2024/wordml/sdtformatlock" xmlns:w16se="http://schemas.microsoft.com/office/word/2015/wordml/symex" xmlns:wpg="http://schemas.microsoft.com/office/word/2010/wordprocessingGroup" xmlns:wpi="http://schemas.microsoft.com/office/word/2010/wordprocessingInk" xmlns:wne="http://schemas.microsoft.com/office/word/2006/wordml" xmlns:wps="http://schemas.microsoft.com/office/word/2010/wordprocessingShape" mc:Ignorable="w14 w15 w16se w16cid w16 w16cex w16sdtdh w16sdtfl w16du wp14">
+  <w:footnote w:type="separator" w:id="-1">
     <w:p>
       <w:pPr>
-        <w:spacing w:before="0" w:after="0" w:line="278" w:lineRule="auto"/>
+        <w:spacing w:after="0" w:line="240" w:lineRule="auto"/>
+        <w:rPr>
+          <w:rFonts w:hint="eastAsia"/>
+        </w:rPr>
       </w:pPr>
       <w:r>
         <w:separator/>
       </w:r>
     </w:p>
   </w:footnote>
-  <w:footnote w:type="continuationSeparator" w:id="1">
+  <w:footnote w:type="continuationSeparator" w:id="0">
     <w:p>
       <w:pPr>
-        <w:spacing w:before="0" w:after="0" w:line="278" w:lineRule="auto"/>
+        <w:spacing w:after="0" w:line="240" w:lineRule="auto"/>
+        <w:rPr>
+          <w:rFonts w:hint="eastAsia"/>
+        </w:rPr>
       </w:pPr>
       <w:r>
         <w:continuationSeparator/>
@@ -3831,10 +4576,10 @@
 </file>
 
 <file path=word/header1.xml><?xml version="1.0" encoding="utf-8"?>
-<w:hdr xmlns:wpc="http://schemas.microsoft.com/office/word/2010/wordprocessingCanvas" xmlns:mc="http://schemas.openxmlformats.org/markup-compatibility/2006" xmlns:o="urn:schemas-microsoft-com:office:office" xmlns:r="http://schemas.openxmlformats.org/officeDocument/2006/relationships" xmlns:m="http://schemas.openxmlformats.org/officeDocument/2006/math" xmlns:v="urn:schemas-microsoft-com:vml" xmlns:wp14="http://schemas.microsoft.com/office/word/2010/wordprocessingDrawing" xmlns:wp="http://schemas.openxmlformats.org/drawingml/2006/wordprocessingDrawing" xmlns:w10="urn:schemas-microsoft-com:office:word" xmlns:w="http://schemas.openxmlformats.org/wordprocessingml/2006/main" xmlns:w14="http://schemas.microsoft.com/office/word/2010/wordml" xmlns:w15="http://schemas.microsoft.com/office/word/2012/wordml" xmlns:wpg="http://schemas.microsoft.com/office/word/2010/wordprocessingGroup" xmlns:wpi="http://schemas.microsoft.com/office/word/2010/wordprocessingInk" xmlns:wne="http://schemas.microsoft.com/office/word/2006/wordml" xmlns:wps="http://schemas.microsoft.com/office/word/2010/wordprocessingShape" xmlns:wpsCustomData="http://www.wps.cn/officeDocument/2013/wpsCustomData" mc:Ignorable="w14 w15 wp14">
+<w:hdr xmlns:wpc="http://schemas.microsoft.com/office/word/2010/wordprocessingCanvas" xmlns:cx="http://schemas.microsoft.com/office/drawing/2014/chartex" xmlns:cx1="http://schemas.microsoft.com/office/drawing/2015/9/8/chartex" xmlns:cx2="http://schemas.microsoft.com/office/drawing/2015/10/21/chartex" xmlns:cx3="http://schemas.microsoft.com/office/drawing/2016/5/9/chartex" xmlns:cx4="http://schemas.microsoft.com/office/drawing/2016/5/10/chartex" xmlns:cx5="http://schemas.microsoft.com/office/drawing/2016/5/11/chartex" xmlns:cx6="http://schemas.microsoft.com/office/drawing/2016/5/12/chartex" xmlns:cx7="http://schemas.microsoft.com/office/drawing/2016/5/13/chartex" xmlns:cx8="http://schemas.microsoft.com/office/drawing/2016/5/14/chartex" xmlns:mc="http://schemas.openxmlformats.org/markup-compatibility/2006" xmlns:aink="http://schemas.microsoft.com/office/drawing/2016/ink" xmlns:am3d="http://schemas.microsoft.com/office/drawing/2017/model3d" xmlns:o="urn:schemas-microsoft-com:office:office" xmlns:oel="http://schemas.microsoft.com/office/2019/extlst" xmlns:r="http://schemas.openxmlformats.org/officeDocument/2006/relationships" xmlns:m="http://schemas.openxmlformats.org/officeDocument/2006/math" xmlns:v="urn:schemas-microsoft-com:vml" xmlns:wp14="http://schemas.microsoft.com/office/word/2010/wordprocessingDrawing" xmlns:wp="http://schemas.openxmlformats.org/drawingml/2006/wordprocessingDrawing" xmlns:w10="urn:schemas-microsoft-com:office:word" xmlns:w="http://schemas.openxmlformats.org/wordprocessingml/2006/main" xmlns:w14="http://schemas.microsoft.com/office/word/2010/wordml" xmlns:w15="http://schemas.microsoft.com/office/word/2012/wordml" xmlns:w16cex="http://schemas.microsoft.com/office/word/2018/wordml/cex" xmlns:w16cid="http://schemas.microsoft.com/office/word/2016/wordml/cid" xmlns:w16="http://schemas.microsoft.com/office/word/2018/wordml" xmlns:w16du="http://schemas.microsoft.com/office/word/2023/wordml/word16du" xmlns:w16sdtdh="http://schemas.microsoft.com/office/word/2020/wordml/sdtdatahash" xmlns:w16sdtfl="http://schemas.microsoft.com/office/word/2024/wordml/sdtformatlock" xmlns:w16se="http://schemas.microsoft.com/office/word/2015/wordml/symex" xmlns:wpg="http://schemas.microsoft.com/office/word/2010/wordprocessingGroup" xmlns:wpi="http://schemas.microsoft.com/office/word/2010/wordprocessingInk" xmlns:wne="http://schemas.microsoft.com/office/word/2006/wordml" xmlns:wps="http://schemas.microsoft.com/office/word/2010/wordprocessingShape" mc:Ignorable="w14 w15 w16se w16cid w16 w16cex w16sdtdh w16sdtfl w16du wp14">
   <w:p>
     <w:pPr>
-      <w:pStyle w:val="12"/>
+      <w:pStyle w:val="ae"/>
       <w:rPr>
         <w:rFonts w:hint="eastAsia"/>
       </w:rPr>
@@ -3844,10 +4589,10 @@
 </file>
 
 <file path=word/header2.xml><?xml version="1.0" encoding="utf-8"?>
-<w:hdr xmlns:wpc="http://schemas.microsoft.com/office/word/2010/wordprocessingCanvas" xmlns:mc="http://schemas.openxmlformats.org/markup-compatibility/2006" xmlns:o="urn:schemas-microsoft-com:office:office" xmlns:r="http://schemas.openxmlformats.org/officeDocument/2006/relationships" xmlns:m="http://schemas.openxmlformats.org/officeDocument/2006/math" xmlns:v="urn:schemas-microsoft-com:vml" xmlns:wp14="http://schemas.microsoft.com/office/word/2010/wordprocessingDrawing" xmlns:wp="http://schemas.openxmlformats.org/drawingml/2006/wordprocessingDrawing" xmlns:w10="urn:schemas-microsoft-com:office:word" xmlns:w="http://schemas.openxmlformats.org/wordprocessingml/2006/main" xmlns:w14="http://schemas.microsoft.com/office/word/2010/wordml" xmlns:w15="http://schemas.microsoft.com/office/word/2012/wordml" xmlns:wpg="http://schemas.microsoft.com/office/word/2010/wordprocessingGroup" xmlns:wpi="http://schemas.microsoft.com/office/word/2010/wordprocessingInk" xmlns:wne="http://schemas.microsoft.com/office/word/2006/wordml" xmlns:wps="http://schemas.microsoft.com/office/word/2010/wordprocessingShape" xmlns:wpsCustomData="http://www.wps.cn/officeDocument/2013/wpsCustomData" mc:Ignorable="w14 w15 wp14">
+<w:hdr xmlns:wpc="http://schemas.microsoft.com/office/word/2010/wordprocessingCanvas" xmlns:cx="http://schemas.microsoft.com/office/drawing/2014/chartex" xmlns:cx1="http://schemas.microsoft.com/office/drawing/2015/9/8/chartex" xmlns:cx2="http://schemas.microsoft.com/office/drawing/2015/10/21/chartex" xmlns:cx3="http://schemas.microsoft.com/office/drawing/2016/5/9/chartex" xmlns:cx4="http://schemas.microsoft.com/office/drawing/2016/5/10/chartex" xmlns:cx5="http://schemas.microsoft.com/office/drawing/2016/5/11/chartex" xmlns:cx6="http://schemas.microsoft.com/office/drawing/2016/5/12/chartex" xmlns:cx7="http://schemas.microsoft.com/office/drawing/2016/5/13/chartex" xmlns:cx8="http://schemas.microsoft.com/office/drawing/2016/5/14/chartex" xmlns:mc="http://schemas.openxmlformats.org/markup-compatibility/2006" xmlns:aink="http://schemas.microsoft.com/office/drawing/2016/ink" xmlns:am3d="http://schemas.microsoft.com/office/drawing/2017/model3d" xmlns:o="urn:schemas-microsoft-com:office:office" xmlns:oel="http://schemas.microsoft.com/office/2019/extlst" xmlns:r="http://schemas.openxmlformats.org/officeDocument/2006/relationships" xmlns:m="http://schemas.openxmlformats.org/officeDocument/2006/math" xmlns:v="urn:schemas-microsoft-com:vml" xmlns:wp14="http://schemas.microsoft.com/office/word/2010/wordprocessingDrawing" xmlns:wp="http://schemas.openxmlformats.org/drawingml/2006/wordprocessingDrawing" xmlns:w10="urn:schemas-microsoft-com:office:word" xmlns:w="http://schemas.openxmlformats.org/wordprocessingml/2006/main" xmlns:w14="http://schemas.microsoft.com/office/word/2010/wordml" xmlns:w15="http://schemas.microsoft.com/office/word/2012/wordml" xmlns:w16cex="http://schemas.microsoft.com/office/word/2018/wordml/cex" xmlns:w16cid="http://schemas.microsoft.com/office/word/2016/wordml/cid" xmlns:w16="http://schemas.microsoft.com/office/word/2018/wordml" xmlns:w16du="http://schemas.microsoft.com/office/word/2023/wordml/word16du" xmlns:w16sdtdh="http://schemas.microsoft.com/office/word/2020/wordml/sdtdatahash" xmlns:w16sdtfl="http://schemas.microsoft.com/office/word/2024/wordml/sdtformatlock" xmlns:w16se="http://schemas.microsoft.com/office/word/2015/wordml/symex" xmlns:wpg="http://schemas.microsoft.com/office/word/2010/wordprocessingGroup" xmlns:wpi="http://schemas.microsoft.com/office/word/2010/wordprocessingInk" xmlns:wne="http://schemas.microsoft.com/office/word/2006/wordml" xmlns:wps="http://schemas.microsoft.com/office/word/2010/wordprocessingShape" mc:Ignorable="w14 w15 w16se w16cid w16 w16cex w16sdtdh w16sdtfl w16du wp14">
   <w:p>
     <w:pPr>
-      <w:pStyle w:val="12"/>
+      <w:pStyle w:val="ae"/>
       <w:rPr>
         <w:rFonts w:hint="eastAsia"/>
       </w:rPr>
@@ -3857,10 +4602,10 @@
 </file>
 
 <file path=word/header3.xml><?xml version="1.0" encoding="utf-8"?>
-<w:hdr xmlns:wpc="http://schemas.microsoft.com/office/word/2010/wordprocessingCanvas" xmlns:mc="http://schemas.openxmlformats.org/markup-compatibility/2006" xmlns:o="urn:schemas-microsoft-com:office:office" xmlns:r="http://schemas.openxmlformats.org/officeDocument/2006/relationships" xmlns:m="http://schemas.openxmlformats.org/officeDocument/2006/math" xmlns:v="urn:schemas-microsoft-com:vml" xmlns:wp14="http://schemas.microsoft.com/office/word/2010/wordprocessingDrawing" xmlns:wp="http://schemas.openxmlformats.org/drawingml/2006/wordprocessingDrawing" xmlns:w10="urn:schemas-microsoft-com:office:word" xmlns:w="http://schemas.openxmlformats.org/wordprocessingml/2006/main" xmlns:w14="http://schemas.microsoft.com/office/word/2010/wordml" xmlns:w15="http://schemas.microsoft.com/office/word/2012/wordml" xmlns:wpg="http://schemas.microsoft.com/office/word/2010/wordprocessingGroup" xmlns:wpi="http://schemas.microsoft.com/office/word/2010/wordprocessingInk" xmlns:wne="http://schemas.microsoft.com/office/word/2006/wordml" xmlns:wps="http://schemas.microsoft.com/office/word/2010/wordprocessingShape" xmlns:wpsCustomData="http://www.wps.cn/officeDocument/2013/wpsCustomData" mc:Ignorable="w14 w15 wp14">
+<w:hdr xmlns:wpc="http://schemas.microsoft.com/office/word/2010/wordprocessingCanvas" xmlns:cx="http://schemas.microsoft.com/office/drawing/2014/chartex" xmlns:cx1="http://schemas.microsoft.com/office/drawing/2015/9/8/chartex" xmlns:cx2="http://schemas.microsoft.com/office/drawing/2015/10/21/chartex" xmlns:cx3="http://schemas.microsoft.com/office/drawing/2016/5/9/chartex" xmlns:cx4="http://schemas.microsoft.com/office/drawing/2016/5/10/chartex" xmlns:cx5="http://schemas.microsoft.com/office/drawing/2016/5/11/chartex" xmlns:cx6="http://schemas.microsoft.com/office/drawing/2016/5/12/chartex" xmlns:cx7="http://schemas.microsoft.com/office/drawing/2016/5/13/chartex" xmlns:cx8="http://schemas.microsoft.com/office/drawing/2016/5/14/chartex" xmlns:mc="http://schemas.openxmlformats.org/markup-compatibility/2006" xmlns:aink="http://schemas.microsoft.com/office/drawing/2016/ink" xmlns:am3d="http://schemas.microsoft.com/office/drawing/2017/model3d" xmlns:o="urn:schemas-microsoft-com:office:office" xmlns:oel="http://schemas.microsoft.com/office/2019/extlst" xmlns:r="http://schemas.openxmlformats.org/officeDocument/2006/relationships" xmlns:m="http://schemas.openxmlformats.org/officeDocument/2006/math" xmlns:v="urn:schemas-microsoft-com:vml" xmlns:wp14="http://schemas.microsoft.com/office/word/2010/wordprocessingDrawing" xmlns:wp="http://schemas.openxmlformats.org/drawingml/2006/wordprocessingDrawing" xmlns:w10="urn:schemas-microsoft-com:office:word" xmlns:w="http://schemas.openxmlformats.org/wordprocessingml/2006/main" xmlns:w14="http://schemas.microsoft.com/office/word/2010/wordml" xmlns:w15="http://schemas.microsoft.com/office/word/2012/wordml" xmlns:w16cex="http://schemas.microsoft.com/office/word/2018/wordml/cex" xmlns:w16cid="http://schemas.microsoft.com/office/word/2016/wordml/cid" xmlns:w16="http://schemas.microsoft.com/office/word/2018/wordml" xmlns:w16du="http://schemas.microsoft.com/office/word/2023/wordml/word16du" xmlns:w16sdtdh="http://schemas.microsoft.com/office/word/2020/wordml/sdtdatahash" xmlns:w16sdtfl="http://schemas.microsoft.com/office/word/2024/wordml/sdtformatlock" xmlns:w16se="http://schemas.microsoft.com/office/word/2015/wordml/symex" xmlns:wpg="http://schemas.microsoft.com/office/word/2010/wordprocessingGroup" xmlns:wpi="http://schemas.microsoft.com/office/word/2010/wordprocessingInk" xmlns:wne="http://schemas.microsoft.com/office/word/2006/wordml" xmlns:wps="http://schemas.microsoft.com/office/word/2010/wordprocessingShape" mc:Ignorable="w14 w15 w16se w16cid w16 w16cex w16sdtdh w16sdtfl w16du wp14">
   <w:p>
     <w:pPr>
-      <w:pStyle w:val="12"/>
+      <w:pStyle w:val="ae"/>
       <w:rPr>
         <w:rFonts w:hint="eastAsia"/>
       </w:rPr>
@@ -3870,12 +4615,12 @@
 </file>
 
 <file path=word/numbering.xml><?xml version="1.0" encoding="utf-8"?>
-<w:numbering xmlns:wpc="http://schemas.microsoft.com/office/word/2010/wordprocessingCanvas" xmlns:mc="http://schemas.openxmlformats.org/markup-compatibility/2006" xmlns:o="urn:schemas-microsoft-com:office:office" xmlns:r="http://schemas.openxmlformats.org/officeDocument/2006/relationships" xmlns:m="http://schemas.openxmlformats.org/officeDocument/2006/math" xmlns:v="urn:schemas-microsoft-com:vml" xmlns:wp14="http://schemas.microsoft.com/office/word/2010/wordprocessingDrawing" xmlns:wp="http://schemas.openxmlformats.org/drawingml/2006/wordprocessingDrawing" xmlns:w10="urn:schemas-microsoft-com:office:word" xmlns:w="http://schemas.openxmlformats.org/wordprocessingml/2006/main" xmlns:w14="http://schemas.microsoft.com/office/word/2010/wordml" xmlns:wpg="http://schemas.microsoft.com/office/word/2010/wordprocessingGroup" xmlns:wpi="http://schemas.microsoft.com/office/word/2010/wordprocessingInk" xmlns:wne="http://schemas.microsoft.com/office/word/2006/wordml" xmlns:wps="http://schemas.microsoft.com/office/word/2010/wordprocessingShape" xmlns:wpsCustomData="http://www.wps.cn/officeDocument/2013/wpsCustomData" mc:Ignorable="w14 wp14">
-  <w:abstractNum w:abstractNumId="0">
+<w:numbering xmlns:wpc="http://schemas.microsoft.com/office/word/2010/wordprocessingCanvas" xmlns:cx="http://schemas.microsoft.com/office/drawing/2014/chartex" xmlns:cx1="http://schemas.microsoft.com/office/drawing/2015/9/8/chartex" xmlns:cx2="http://schemas.microsoft.com/office/drawing/2015/10/21/chartex" xmlns:cx3="http://schemas.microsoft.com/office/drawing/2016/5/9/chartex" xmlns:cx4="http://schemas.microsoft.com/office/drawing/2016/5/10/chartex" xmlns:cx5="http://schemas.microsoft.com/office/drawing/2016/5/11/chartex" xmlns:cx6="http://schemas.microsoft.com/office/drawing/2016/5/12/chartex" xmlns:cx7="http://schemas.microsoft.com/office/drawing/2016/5/13/chartex" xmlns:cx8="http://schemas.microsoft.com/office/drawing/2016/5/14/chartex" xmlns:mc="http://schemas.openxmlformats.org/markup-compatibility/2006" xmlns:aink="http://schemas.microsoft.com/office/drawing/2016/ink" xmlns:am3d="http://schemas.microsoft.com/office/drawing/2017/model3d" xmlns:o="urn:schemas-microsoft-com:office:office" xmlns:oel="http://schemas.microsoft.com/office/2019/extlst" xmlns:r="http://schemas.openxmlformats.org/officeDocument/2006/relationships" xmlns:m="http://schemas.openxmlformats.org/officeDocument/2006/math" xmlns:v="urn:schemas-microsoft-com:vml" xmlns:wp14="http://schemas.microsoft.com/office/word/2010/wordprocessingDrawing" xmlns:wp="http://schemas.openxmlformats.org/drawingml/2006/wordprocessingDrawing" xmlns:w10="urn:schemas-microsoft-com:office:word" xmlns:w="http://schemas.openxmlformats.org/wordprocessingml/2006/main" xmlns:w14="http://schemas.microsoft.com/office/word/2010/wordml" xmlns:w15="http://schemas.microsoft.com/office/word/2012/wordml" xmlns:w16cex="http://schemas.microsoft.com/office/word/2018/wordml/cex" xmlns:w16cid="http://schemas.microsoft.com/office/word/2016/wordml/cid" xmlns:w16="http://schemas.microsoft.com/office/word/2018/wordml" xmlns:w16du="http://schemas.microsoft.com/office/word/2023/wordml/word16du" xmlns:w16sdtdh="http://schemas.microsoft.com/office/word/2020/wordml/sdtdatahash" xmlns:w16sdtfl="http://schemas.microsoft.com/office/word/2024/wordml/sdtformatlock" xmlns:w16se="http://schemas.microsoft.com/office/word/2015/wordml/symex" xmlns:wpg="http://schemas.microsoft.com/office/word/2010/wordprocessingGroup" xmlns:wpi="http://schemas.microsoft.com/office/word/2010/wordprocessingInk" xmlns:wne="http://schemas.microsoft.com/office/word/2006/wordml" xmlns:wps="http://schemas.microsoft.com/office/word/2010/wordprocessingShape" mc:Ignorable="w14 w15 w16se w16cid w16 w16cex w16sdtdh w16sdtfl w16du wp14">
+  <w:abstractNum w:abstractNumId="0" w15:restartNumberingAfterBreak="0">
     <w:nsid w:val="0392231C"/>
-    <w:multiLevelType w:val="multilevel"/>
-    <w:tmpl w:val="0392231C"/>
-    <w:lvl w:ilvl="0" w:tentative="0">
+    <w:multiLevelType w:val="hybridMultilevel"/>
+    <w:tmpl w:val="9E280042"/>
+    <w:lvl w:ilvl="0" w:tplc="E2A2FDAE">
       <w:start w:val="1"/>
       <w:numFmt w:val="decimal"/>
       <w:lvlText w:val="%1."/>
@@ -3887,7 +4632,7 @@
         <w:rFonts w:hint="default"/>
       </w:rPr>
     </w:lvl>
-    <w:lvl w:ilvl="1" w:tentative="0">
+    <w:lvl w:ilvl="1" w:tplc="04090019" w:tentative="1">
       <w:start w:val="1"/>
       <w:numFmt w:val="lowerLetter"/>
       <w:lvlText w:val="%2)"/>
@@ -3896,7 +4641,7 @@
         <w:ind w:left="880" w:hanging="440"/>
       </w:pPr>
     </w:lvl>
-    <w:lvl w:ilvl="2" w:tentative="0">
+    <w:lvl w:ilvl="2" w:tplc="0409001B" w:tentative="1">
       <w:start w:val="1"/>
       <w:numFmt w:val="lowerRoman"/>
       <w:lvlText w:val="%3."/>
@@ -3905,7 +4650,7 @@
         <w:ind w:left="1320" w:hanging="440"/>
       </w:pPr>
     </w:lvl>
-    <w:lvl w:ilvl="3" w:tentative="0">
+    <w:lvl w:ilvl="3" w:tplc="0409000F" w:tentative="1">
       <w:start w:val="1"/>
       <w:numFmt w:val="decimal"/>
       <w:lvlText w:val="%4."/>
@@ -3914,7 +4659,7 @@
         <w:ind w:left="1760" w:hanging="440"/>
       </w:pPr>
     </w:lvl>
-    <w:lvl w:ilvl="4" w:tentative="0">
+    <w:lvl w:ilvl="4" w:tplc="04090019" w:tentative="1">
       <w:start w:val="1"/>
       <w:numFmt w:val="lowerLetter"/>
       <w:lvlText w:val="%5)"/>
@@ -3923,7 +4668,7 @@
         <w:ind w:left="2200" w:hanging="440"/>
       </w:pPr>
     </w:lvl>
-    <w:lvl w:ilvl="5" w:tentative="0">
+    <w:lvl w:ilvl="5" w:tplc="0409001B" w:tentative="1">
       <w:start w:val="1"/>
       <w:numFmt w:val="lowerRoman"/>
       <w:lvlText w:val="%6."/>
@@ -3932,7 +4677,7 @@
         <w:ind w:left="2640" w:hanging="440"/>
       </w:pPr>
     </w:lvl>
-    <w:lvl w:ilvl="6" w:tentative="0">
+    <w:lvl w:ilvl="6" w:tplc="0409000F" w:tentative="1">
       <w:start w:val="1"/>
       <w:numFmt w:val="decimal"/>
       <w:lvlText w:val="%7."/>
@@ -3941,7 +4686,7 @@
         <w:ind w:left="3080" w:hanging="440"/>
       </w:pPr>
     </w:lvl>
-    <w:lvl w:ilvl="7" w:tentative="0">
+    <w:lvl w:ilvl="7" w:tplc="04090019" w:tentative="1">
       <w:start w:val="1"/>
       <w:numFmt w:val="lowerLetter"/>
       <w:lvlText w:val="%8)"/>
@@ -3950,7 +4695,7 @@
         <w:ind w:left="3520" w:hanging="440"/>
       </w:pPr>
     </w:lvl>
-    <w:lvl w:ilvl="8" w:tentative="0">
+    <w:lvl w:ilvl="8" w:tplc="0409001B" w:tentative="1">
       <w:start w:val="1"/>
       <w:numFmt w:val="lowerRoman"/>
       <w:lvlText w:val="%9."/>
@@ -3960,599 +4705,1761 @@
       </w:pPr>
     </w:lvl>
   </w:abstractNum>
-  <w:abstractNum w:abstractNumId="1">
-    <w:nsid w:val="2EB922D6"/>
-    <w:multiLevelType w:val="multilevel"/>
-    <w:tmpl w:val="2EB922D6"/>
-    <w:lvl w:ilvl="0" w:tentative="0">
-      <w:start w:val="1"/>
-      <w:numFmt w:val="japaneseCounting"/>
-      <w:lvlText w:val="%1、"/>
-      <w:lvlJc w:val="left"/>
-      <w:pPr>
-        <w:ind w:left="720" w:hanging="720"/>
+  <w:abstractNum w:abstractNumId="1" w15:restartNumberingAfterBreak="0">
+    <w:nsid w:val="09583850"/>
+    <w:multiLevelType w:val="hybridMultilevel"/>
+    <w:tmpl w:val="C9041FEA"/>
+    <w:lvl w:ilvl="0" w:tplc="61649E8E">
+      <w:start w:val="1"/>
+      <w:numFmt w:val="bullet"/>
+      <w:lvlText w:val=""/>
+      <w:lvlJc w:val="left"/>
+      <w:pPr>
+        <w:ind w:left="440" w:hanging="440"/>
+      </w:pPr>
+      <w:rPr>
+        <w:rFonts w:ascii="Wingdings" w:hAnsi="Wingdings" w:hint="default"/>
+      </w:rPr>
+    </w:lvl>
+    <w:lvl w:ilvl="1" w:tplc="04090003" w:tentative="1">
+      <w:start w:val="1"/>
+      <w:numFmt w:val="bullet"/>
+      <w:lvlText w:val=""/>
+      <w:lvlJc w:val="left"/>
+      <w:pPr>
+        <w:ind w:left="880" w:hanging="440"/>
+      </w:pPr>
+      <w:rPr>
+        <w:rFonts w:ascii="Wingdings" w:hAnsi="Wingdings" w:hint="default"/>
+      </w:rPr>
+    </w:lvl>
+    <w:lvl w:ilvl="2" w:tplc="04090005" w:tentative="1">
+      <w:start w:val="1"/>
+      <w:numFmt w:val="bullet"/>
+      <w:lvlText w:val=""/>
+      <w:lvlJc w:val="left"/>
+      <w:pPr>
+        <w:ind w:left="1320" w:hanging="440"/>
+      </w:pPr>
+      <w:rPr>
+        <w:rFonts w:ascii="Wingdings" w:hAnsi="Wingdings" w:hint="default"/>
+      </w:rPr>
+    </w:lvl>
+    <w:lvl w:ilvl="3" w:tplc="04090001" w:tentative="1">
+      <w:start w:val="1"/>
+      <w:numFmt w:val="bullet"/>
+      <w:lvlText w:val=""/>
+      <w:lvlJc w:val="left"/>
+      <w:pPr>
+        <w:ind w:left="1760" w:hanging="440"/>
+      </w:pPr>
+      <w:rPr>
+        <w:rFonts w:ascii="Wingdings" w:hAnsi="Wingdings" w:hint="default"/>
+      </w:rPr>
+    </w:lvl>
+    <w:lvl w:ilvl="4" w:tplc="04090003" w:tentative="1">
+      <w:start w:val="1"/>
+      <w:numFmt w:val="bullet"/>
+      <w:lvlText w:val=""/>
+      <w:lvlJc w:val="left"/>
+      <w:pPr>
+        <w:ind w:left="2200" w:hanging="440"/>
+      </w:pPr>
+      <w:rPr>
+        <w:rFonts w:ascii="Wingdings" w:hAnsi="Wingdings" w:hint="default"/>
+      </w:rPr>
+    </w:lvl>
+    <w:lvl w:ilvl="5" w:tplc="04090005" w:tentative="1">
+      <w:start w:val="1"/>
+      <w:numFmt w:val="bullet"/>
+      <w:lvlText w:val=""/>
+      <w:lvlJc w:val="left"/>
+      <w:pPr>
+        <w:ind w:left="2640" w:hanging="440"/>
+      </w:pPr>
+      <w:rPr>
+        <w:rFonts w:ascii="Wingdings" w:hAnsi="Wingdings" w:hint="default"/>
+      </w:rPr>
+    </w:lvl>
+    <w:lvl w:ilvl="6" w:tplc="04090001" w:tentative="1">
+      <w:start w:val="1"/>
+      <w:numFmt w:val="bullet"/>
+      <w:lvlText w:val=""/>
+      <w:lvlJc w:val="left"/>
+      <w:pPr>
+        <w:ind w:left="3080" w:hanging="440"/>
+      </w:pPr>
+      <w:rPr>
+        <w:rFonts w:ascii="Wingdings" w:hAnsi="Wingdings" w:hint="default"/>
+      </w:rPr>
+    </w:lvl>
+    <w:lvl w:ilvl="7" w:tplc="04090003" w:tentative="1">
+      <w:start w:val="1"/>
+      <w:numFmt w:val="bullet"/>
+      <w:lvlText w:val=""/>
+      <w:lvlJc w:val="left"/>
+      <w:pPr>
+        <w:ind w:left="3520" w:hanging="440"/>
+      </w:pPr>
+      <w:rPr>
+        <w:rFonts w:ascii="Wingdings" w:hAnsi="Wingdings" w:hint="default"/>
+      </w:rPr>
+    </w:lvl>
+    <w:lvl w:ilvl="8" w:tplc="04090005" w:tentative="1">
+      <w:start w:val="1"/>
+      <w:numFmt w:val="bullet"/>
+      <w:lvlText w:val=""/>
+      <w:lvlJc w:val="left"/>
+      <w:pPr>
+        <w:ind w:left="3960" w:hanging="440"/>
+      </w:pPr>
+      <w:rPr>
+        <w:rFonts w:ascii="Wingdings" w:hAnsi="Wingdings" w:hint="default"/>
+      </w:rPr>
+    </w:lvl>
+  </w:abstractNum>
+  <w:abstractNum w:abstractNumId="2" w15:restartNumberingAfterBreak="0">
+    <w:nsid w:val="0FCA6FBE"/>
+    <w:multiLevelType w:val="hybridMultilevel"/>
+    <w:tmpl w:val="B3C052D4"/>
+    <w:lvl w:ilvl="0" w:tplc="B9940590">
+      <w:start w:val="1"/>
+      <w:numFmt w:val="decimal"/>
+      <w:lvlText w:val="%1."/>
+      <w:lvlJc w:val="left"/>
+      <w:pPr>
+        <w:ind w:left="800" w:hanging="360"/>
       </w:pPr>
       <w:rPr>
         <w:rFonts w:hint="default"/>
       </w:rPr>
     </w:lvl>
-    <w:lvl w:ilvl="1" w:tentative="0">
+    <w:lvl w:ilvl="1" w:tplc="04090019" w:tentative="1">
       <w:start w:val="1"/>
       <w:numFmt w:val="lowerLetter"/>
       <w:lvlText w:val="%2)"/>
       <w:lvlJc w:val="left"/>
       <w:pPr>
-        <w:ind w:left="880" w:hanging="440"/>
-      </w:pPr>
-    </w:lvl>
-    <w:lvl w:ilvl="2" w:tentative="0">
+        <w:ind w:left="1320" w:hanging="440"/>
+      </w:pPr>
+    </w:lvl>
+    <w:lvl w:ilvl="2" w:tplc="0409001B" w:tentative="1">
       <w:start w:val="1"/>
       <w:numFmt w:val="lowerRoman"/>
       <w:lvlText w:val="%3."/>
       <w:lvlJc w:val="right"/>
       <w:pPr>
-        <w:ind w:left="1320" w:hanging="440"/>
-      </w:pPr>
-    </w:lvl>
-    <w:lvl w:ilvl="3" w:tentative="0">
+        <w:ind w:left="1760" w:hanging="440"/>
+      </w:pPr>
+    </w:lvl>
+    <w:lvl w:ilvl="3" w:tplc="0409000F" w:tentative="1">
       <w:start w:val="1"/>
       <w:numFmt w:val="decimal"/>
       <w:lvlText w:val="%4."/>
       <w:lvlJc w:val="left"/>
       <w:pPr>
-        <w:ind w:left="1760" w:hanging="440"/>
-      </w:pPr>
-    </w:lvl>
-    <w:lvl w:ilvl="4" w:tentative="0">
+        <w:ind w:left="2200" w:hanging="440"/>
+      </w:pPr>
+    </w:lvl>
+    <w:lvl w:ilvl="4" w:tplc="04090019" w:tentative="1">
       <w:start w:val="1"/>
       <w:numFmt w:val="lowerLetter"/>
       <w:lvlText w:val="%5)"/>
       <w:lvlJc w:val="left"/>
       <w:pPr>
-        <w:ind w:left="2200" w:hanging="440"/>
-      </w:pPr>
-    </w:lvl>
-    <w:lvl w:ilvl="5" w:tentative="0">
+        <w:ind w:left="2640" w:hanging="440"/>
+      </w:pPr>
+    </w:lvl>
+    <w:lvl w:ilvl="5" w:tplc="0409001B" w:tentative="1">
       <w:start w:val="1"/>
       <w:numFmt w:val="lowerRoman"/>
       <w:lvlText w:val="%6."/>
       <w:lvlJc w:val="right"/>
       <w:pPr>
-        <w:ind w:left="2640" w:hanging="440"/>
-      </w:pPr>
-    </w:lvl>
-    <w:lvl w:ilvl="6" w:tentative="0">
+        <w:ind w:left="3080" w:hanging="440"/>
+      </w:pPr>
+    </w:lvl>
+    <w:lvl w:ilvl="6" w:tplc="0409000F" w:tentative="1">
       <w:start w:val="1"/>
       <w:numFmt w:val="decimal"/>
       <w:lvlText w:val="%7."/>
       <w:lvlJc w:val="left"/>
       <w:pPr>
-        <w:ind w:left="3080" w:hanging="440"/>
-      </w:pPr>
-    </w:lvl>
-    <w:lvl w:ilvl="7" w:tentative="0">
+        <w:ind w:left="3520" w:hanging="440"/>
+      </w:pPr>
+    </w:lvl>
+    <w:lvl w:ilvl="7" w:tplc="04090019" w:tentative="1">
       <w:start w:val="1"/>
       <w:numFmt w:val="lowerLetter"/>
       <w:lvlText w:val="%8)"/>
       <w:lvlJc w:val="left"/>
       <w:pPr>
-        <w:ind w:left="3520" w:hanging="440"/>
-      </w:pPr>
-    </w:lvl>
-    <w:lvl w:ilvl="8" w:tentative="0">
+        <w:ind w:left="3960" w:hanging="440"/>
+      </w:pPr>
+    </w:lvl>
+    <w:lvl w:ilvl="8" w:tplc="0409001B" w:tentative="1">
       <w:start w:val="1"/>
       <w:numFmt w:val="lowerRoman"/>
       <w:lvlText w:val="%9."/>
       <w:lvlJc w:val="right"/>
       <w:pPr>
-        <w:ind w:left="3960" w:hanging="440"/>
+        <w:ind w:left="4400" w:hanging="440"/>
       </w:pPr>
     </w:lvl>
   </w:abstractNum>
-  <w:abstractNum w:abstractNumId="2">
-    <w:nsid w:val="33A74A81"/>
-    <w:multiLevelType w:val="multilevel"/>
-    <w:tmpl w:val="33A74A81"/>
-    <w:lvl w:ilvl="0" w:tentative="0">
+  <w:abstractNum w:abstractNumId="3" w15:restartNumberingAfterBreak="0">
+    <w:nsid w:val="25916F69"/>
+    <w:multiLevelType w:val="hybridMultilevel"/>
+    <w:tmpl w:val="A89E5334"/>
+    <w:lvl w:ilvl="0" w:tplc="61649E8E">
       <w:start w:val="1"/>
       <w:numFmt w:val="bullet"/>
       <w:lvlText w:val=""/>
       <w:lvlJc w:val="left"/>
       <w:pPr>
-        <w:ind w:left="440" w:hanging="440"/>
+        <w:ind w:left="860" w:hanging="440"/>
       </w:pPr>
       <w:rPr>
-        <w:rFonts w:hint="default" w:ascii="Wingdings" w:hAnsi="Wingdings"/>
+        <w:rFonts w:ascii="Wingdings" w:hAnsi="Wingdings" w:hint="default"/>
       </w:rPr>
     </w:lvl>
-    <w:lvl w:ilvl="1" w:tentative="0">
+    <w:lvl w:ilvl="1" w:tplc="04090003" w:tentative="1">
       <w:start w:val="1"/>
       <w:numFmt w:val="bullet"/>
       <w:lvlText w:val=""/>
       <w:lvlJc w:val="left"/>
       <w:pPr>
-        <w:ind w:left="880" w:hanging="440"/>
+        <w:ind w:left="1300" w:hanging="440"/>
       </w:pPr>
       <w:rPr>
-        <w:rFonts w:hint="default" w:ascii="Wingdings" w:hAnsi="Wingdings"/>
+        <w:rFonts w:ascii="Wingdings" w:hAnsi="Wingdings" w:hint="default"/>
       </w:rPr>
     </w:lvl>
-    <w:lvl w:ilvl="2" w:tentative="0">
+    <w:lvl w:ilvl="2" w:tplc="04090005" w:tentative="1">
       <w:start w:val="1"/>
       <w:numFmt w:val="bullet"/>
       <w:lvlText w:val=""/>
       <w:lvlJc w:val="left"/>
       <w:pPr>
-        <w:ind w:left="1320" w:hanging="440"/>
+        <w:ind w:left="1740" w:hanging="440"/>
       </w:pPr>
       <w:rPr>
-        <w:rFonts w:hint="default" w:ascii="Wingdings" w:hAnsi="Wingdings"/>
+        <w:rFonts w:ascii="Wingdings" w:hAnsi="Wingdings" w:hint="default"/>
       </w:rPr>
     </w:lvl>
-    <w:lvl w:ilvl="3" w:tentative="0">
+    <w:lvl w:ilvl="3" w:tplc="04090001" w:tentative="1">
       <w:start w:val="1"/>
       <w:numFmt w:val="bullet"/>
       <w:lvlText w:val=""/>
       <w:lvlJc w:val="left"/>
       <w:pPr>
-        <w:ind w:left="1760" w:hanging="440"/>
+        <w:ind w:left="2180" w:hanging="440"/>
       </w:pPr>
       <w:rPr>
-        <w:rFonts w:hint="default" w:ascii="Wingdings" w:hAnsi="Wingdings"/>
+        <w:rFonts w:ascii="Wingdings" w:hAnsi="Wingdings" w:hint="default"/>
       </w:rPr>
     </w:lvl>
-    <w:lvl w:ilvl="4" w:tentative="0">
+    <w:lvl w:ilvl="4" w:tplc="04090003" w:tentative="1">
       <w:start w:val="1"/>
       <w:numFmt w:val="bullet"/>
       <w:lvlText w:val=""/>
       <w:lvlJc w:val="left"/>
       <w:pPr>
-        <w:ind w:left="2200" w:hanging="440"/>
+        <w:ind w:left="2620" w:hanging="440"/>
       </w:pPr>
       <w:rPr>
-        <w:rFonts w:hint="default" w:ascii="Wingdings" w:hAnsi="Wingdings"/>
+        <w:rFonts w:ascii="Wingdings" w:hAnsi="Wingdings" w:hint="default"/>
       </w:rPr>
     </w:lvl>
-    <w:lvl w:ilvl="5" w:tentative="0">
+    <w:lvl w:ilvl="5" w:tplc="04090005" w:tentative="1">
       <w:start w:val="1"/>
       <w:numFmt w:val="bullet"/>
       <w:lvlText w:val=""/>
       <w:lvlJc w:val="left"/>
       <w:pPr>
-        <w:ind w:left="2640" w:hanging="440"/>
+        <w:ind w:left="3060" w:hanging="440"/>
       </w:pPr>
       <w:rPr>
-        <w:rFonts w:hint="default" w:ascii="Wingdings" w:hAnsi="Wingdings"/>
+        <w:rFonts w:ascii="Wingdings" w:hAnsi="Wingdings" w:hint="default"/>
       </w:rPr>
     </w:lvl>
-    <w:lvl w:ilvl="6" w:tentative="0">
+    <w:lvl w:ilvl="6" w:tplc="04090001" w:tentative="1">
       <w:start w:val="1"/>
       <w:numFmt w:val="bullet"/>
       <w:lvlText w:val=""/>
       <w:lvlJc w:val="left"/>
       <w:pPr>
-        <w:ind w:left="3080" w:hanging="440"/>
+        <w:ind w:left="3500" w:hanging="440"/>
       </w:pPr>
       <w:rPr>
-        <w:rFonts w:hint="default" w:ascii="Wingdings" w:hAnsi="Wingdings"/>
+        <w:rFonts w:ascii="Wingdings" w:hAnsi="Wingdings" w:hint="default"/>
       </w:rPr>
     </w:lvl>
-    <w:lvl w:ilvl="7" w:tentative="0">
+    <w:lvl w:ilvl="7" w:tplc="04090003" w:tentative="1">
       <w:start w:val="1"/>
       <w:numFmt w:val="bullet"/>
       <w:lvlText w:val=""/>
       <w:lvlJc w:val="left"/>
       <w:pPr>
-        <w:ind w:left="3520" w:hanging="440"/>
+        <w:ind w:left="3940" w:hanging="440"/>
       </w:pPr>
       <w:rPr>
-        <w:rFonts w:hint="default" w:ascii="Wingdings" w:hAnsi="Wingdings"/>
+        <w:rFonts w:ascii="Wingdings" w:hAnsi="Wingdings" w:hint="default"/>
       </w:rPr>
     </w:lvl>
-    <w:lvl w:ilvl="8" w:tentative="0">
+    <w:lvl w:ilvl="8" w:tplc="04090005" w:tentative="1">
       <w:start w:val="1"/>
       <w:numFmt w:val="bullet"/>
       <w:lvlText w:val=""/>
       <w:lvlJc w:val="left"/>
       <w:pPr>
-        <w:ind w:left="3960" w:hanging="440"/>
+        <w:ind w:left="4380" w:hanging="440"/>
       </w:pPr>
       <w:rPr>
-        <w:rFonts w:hint="default" w:ascii="Wingdings" w:hAnsi="Wingdings"/>
+        <w:rFonts w:ascii="Wingdings" w:hAnsi="Wingdings" w:hint="default"/>
       </w:rPr>
     </w:lvl>
   </w:abstractNum>
-  <w:abstractNum w:abstractNumId="3">
-    <w:nsid w:val="66F91D36"/>
-    <w:multiLevelType w:val="multilevel"/>
-    <w:tmpl w:val="66F91D36"/>
-    <w:lvl w:ilvl="0" w:tentative="0">
+  <w:abstractNum w:abstractNumId="4" w15:restartNumberingAfterBreak="0">
+    <w:nsid w:val="2DDA40E8"/>
+    <w:multiLevelType w:val="hybridMultilevel"/>
+    <w:tmpl w:val="B694E56A"/>
+    <w:lvl w:ilvl="0" w:tplc="3E024CF4">
       <w:start w:val="1"/>
       <w:numFmt w:val="decimal"/>
-      <w:lvlText w:val="%1."/>
-      <w:lvlJc w:val="left"/>
-      <w:pPr>
-        <w:ind w:left="2172" w:hanging="360"/>
+      <w:lvlText w:val="%1、"/>
+      <w:lvlJc w:val="left"/>
+      <w:pPr>
+        <w:ind w:left="800" w:hanging="360"/>
       </w:pPr>
       <w:rPr>
         <w:rFonts w:hint="default"/>
       </w:rPr>
     </w:lvl>
-    <w:lvl w:ilvl="1" w:tentative="0">
+    <w:lvl w:ilvl="1" w:tplc="04090019" w:tentative="1">
       <w:start w:val="1"/>
       <w:numFmt w:val="lowerLetter"/>
       <w:lvlText w:val="%2)"/>
       <w:lvlJc w:val="left"/>
       <w:pPr>
-        <w:ind w:left="2692" w:hanging="440"/>
-      </w:pPr>
-    </w:lvl>
-    <w:lvl w:ilvl="2" w:tentative="0">
+        <w:ind w:left="1320" w:hanging="440"/>
+      </w:pPr>
+    </w:lvl>
+    <w:lvl w:ilvl="2" w:tplc="0409001B" w:tentative="1">
       <w:start w:val="1"/>
       <w:numFmt w:val="lowerRoman"/>
       <w:lvlText w:val="%3."/>
       <w:lvlJc w:val="right"/>
       <w:pPr>
-        <w:ind w:left="3132" w:hanging="440"/>
-      </w:pPr>
-    </w:lvl>
-    <w:lvl w:ilvl="3" w:tentative="0">
+        <w:ind w:left="1760" w:hanging="440"/>
+      </w:pPr>
+    </w:lvl>
+    <w:lvl w:ilvl="3" w:tplc="0409000F" w:tentative="1">
       <w:start w:val="1"/>
       <w:numFmt w:val="decimal"/>
       <w:lvlText w:val="%4."/>
       <w:lvlJc w:val="left"/>
       <w:pPr>
-        <w:ind w:left="3572" w:hanging="440"/>
-      </w:pPr>
-    </w:lvl>
-    <w:lvl w:ilvl="4" w:tentative="0">
+        <w:ind w:left="2200" w:hanging="440"/>
+      </w:pPr>
+    </w:lvl>
+    <w:lvl w:ilvl="4" w:tplc="04090019" w:tentative="1">
       <w:start w:val="1"/>
       <w:numFmt w:val="lowerLetter"/>
       <w:lvlText w:val="%5)"/>
       <w:lvlJc w:val="left"/>
       <w:pPr>
-        <w:ind w:left="4012" w:hanging="440"/>
-      </w:pPr>
-    </w:lvl>
-    <w:lvl w:ilvl="5" w:tentative="0">
+        <w:ind w:left="2640" w:hanging="440"/>
+      </w:pPr>
+    </w:lvl>
+    <w:lvl w:ilvl="5" w:tplc="0409001B" w:tentative="1">
       <w:start w:val="1"/>
       <w:numFmt w:val="lowerRoman"/>
       <w:lvlText w:val="%6."/>
       <w:lvlJc w:val="right"/>
       <w:pPr>
-        <w:ind w:left="4452" w:hanging="440"/>
-      </w:pPr>
-    </w:lvl>
-    <w:lvl w:ilvl="6" w:tentative="0">
+        <w:ind w:left="3080" w:hanging="440"/>
+      </w:pPr>
+    </w:lvl>
+    <w:lvl w:ilvl="6" w:tplc="0409000F" w:tentative="1">
       <w:start w:val="1"/>
       <w:numFmt w:val="decimal"/>
       <w:lvlText w:val="%7."/>
       <w:lvlJc w:val="left"/>
       <w:pPr>
-        <w:ind w:left="4892" w:hanging="440"/>
-      </w:pPr>
-    </w:lvl>
-    <w:lvl w:ilvl="7" w:tentative="0">
+        <w:ind w:left="3520" w:hanging="440"/>
+      </w:pPr>
+    </w:lvl>
+    <w:lvl w:ilvl="7" w:tplc="04090019" w:tentative="1">
       <w:start w:val="1"/>
       <w:numFmt w:val="lowerLetter"/>
       <w:lvlText w:val="%8)"/>
       <w:lvlJc w:val="left"/>
       <w:pPr>
-        <w:ind w:left="5332" w:hanging="440"/>
-      </w:pPr>
-    </w:lvl>
-    <w:lvl w:ilvl="8" w:tentative="0">
+        <w:ind w:left="3960" w:hanging="440"/>
+      </w:pPr>
+    </w:lvl>
+    <w:lvl w:ilvl="8" w:tplc="0409001B" w:tentative="1">
       <w:start w:val="1"/>
       <w:numFmt w:val="lowerRoman"/>
       <w:lvlText w:val="%9."/>
       <w:lvlJc w:val="right"/>
       <w:pPr>
+        <w:ind w:left="4400" w:hanging="440"/>
+      </w:pPr>
+    </w:lvl>
+  </w:abstractNum>
+  <w:abstractNum w:abstractNumId="5" w15:restartNumberingAfterBreak="0">
+    <w:nsid w:val="2EB922D6"/>
+    <w:multiLevelType w:val="hybridMultilevel"/>
+    <w:tmpl w:val="CAE68698"/>
+    <w:lvl w:ilvl="0" w:tplc="36E8C5EE">
+      <w:start w:val="1"/>
+      <w:numFmt w:val="japaneseCounting"/>
+      <w:lvlText w:val="%1、"/>
+      <w:lvlJc w:val="left"/>
+      <w:pPr>
+        <w:ind w:left="720" w:hanging="720"/>
+      </w:pPr>
+      <w:rPr>
+        <w:rFonts w:hint="default"/>
+      </w:rPr>
+    </w:lvl>
+    <w:lvl w:ilvl="1" w:tplc="04090019" w:tentative="1">
+      <w:start w:val="1"/>
+      <w:numFmt w:val="lowerLetter"/>
+      <w:lvlText w:val="%2)"/>
+      <w:lvlJc w:val="left"/>
+      <w:pPr>
+        <w:ind w:left="880" w:hanging="440"/>
+      </w:pPr>
+    </w:lvl>
+    <w:lvl w:ilvl="2" w:tplc="0409001B" w:tentative="1">
+      <w:start w:val="1"/>
+      <w:numFmt w:val="lowerRoman"/>
+      <w:lvlText w:val="%3."/>
+      <w:lvlJc w:val="right"/>
+      <w:pPr>
+        <w:ind w:left="1320" w:hanging="440"/>
+      </w:pPr>
+    </w:lvl>
+    <w:lvl w:ilvl="3" w:tplc="0409000F" w:tentative="1">
+      <w:start w:val="1"/>
+      <w:numFmt w:val="decimal"/>
+      <w:lvlText w:val="%4."/>
+      <w:lvlJc w:val="left"/>
+      <w:pPr>
+        <w:ind w:left="1760" w:hanging="440"/>
+      </w:pPr>
+    </w:lvl>
+    <w:lvl w:ilvl="4" w:tplc="04090019" w:tentative="1">
+      <w:start w:val="1"/>
+      <w:numFmt w:val="lowerLetter"/>
+      <w:lvlText w:val="%5)"/>
+      <w:lvlJc w:val="left"/>
+      <w:pPr>
+        <w:ind w:left="2200" w:hanging="440"/>
+      </w:pPr>
+    </w:lvl>
+    <w:lvl w:ilvl="5" w:tplc="0409001B" w:tentative="1">
+      <w:start w:val="1"/>
+      <w:numFmt w:val="lowerRoman"/>
+      <w:lvlText w:val="%6."/>
+      <w:lvlJc w:val="right"/>
+      <w:pPr>
+        <w:ind w:left="2640" w:hanging="440"/>
+      </w:pPr>
+    </w:lvl>
+    <w:lvl w:ilvl="6" w:tplc="0409000F" w:tentative="1">
+      <w:start w:val="1"/>
+      <w:numFmt w:val="decimal"/>
+      <w:lvlText w:val="%7."/>
+      <w:lvlJc w:val="left"/>
+      <w:pPr>
+        <w:ind w:left="3080" w:hanging="440"/>
+      </w:pPr>
+    </w:lvl>
+    <w:lvl w:ilvl="7" w:tplc="04090019" w:tentative="1">
+      <w:start w:val="1"/>
+      <w:numFmt w:val="lowerLetter"/>
+      <w:lvlText w:val="%8)"/>
+      <w:lvlJc w:val="left"/>
+      <w:pPr>
+        <w:ind w:left="3520" w:hanging="440"/>
+      </w:pPr>
+    </w:lvl>
+    <w:lvl w:ilvl="8" w:tplc="0409001B" w:tentative="1">
+      <w:start w:val="1"/>
+      <w:numFmt w:val="lowerRoman"/>
+      <w:lvlText w:val="%9."/>
+      <w:lvlJc w:val="right"/>
+      <w:pPr>
+        <w:ind w:left="3960" w:hanging="440"/>
+      </w:pPr>
+    </w:lvl>
+  </w:abstractNum>
+  <w:abstractNum w:abstractNumId="6" w15:restartNumberingAfterBreak="0">
+    <w:nsid w:val="2F1C0B89"/>
+    <w:multiLevelType w:val="hybridMultilevel"/>
+    <w:tmpl w:val="3FC82DCE"/>
+    <w:lvl w:ilvl="0" w:tplc="A5E02218">
+      <w:start w:val="1"/>
+      <w:numFmt w:val="decimal"/>
+      <w:lvlText w:val="%1、"/>
+      <w:lvlJc w:val="left"/>
+      <w:pPr>
+        <w:ind w:left="800" w:hanging="360"/>
+      </w:pPr>
+      <w:rPr>
+        <w:rFonts w:hint="default"/>
+      </w:rPr>
+    </w:lvl>
+    <w:lvl w:ilvl="1" w:tplc="04090019" w:tentative="1">
+      <w:start w:val="1"/>
+      <w:numFmt w:val="lowerLetter"/>
+      <w:lvlText w:val="%2)"/>
+      <w:lvlJc w:val="left"/>
+      <w:pPr>
+        <w:ind w:left="1320" w:hanging="440"/>
+      </w:pPr>
+    </w:lvl>
+    <w:lvl w:ilvl="2" w:tplc="0409001B" w:tentative="1">
+      <w:start w:val="1"/>
+      <w:numFmt w:val="lowerRoman"/>
+      <w:lvlText w:val="%3."/>
+      <w:lvlJc w:val="right"/>
+      <w:pPr>
+        <w:ind w:left="1760" w:hanging="440"/>
+      </w:pPr>
+    </w:lvl>
+    <w:lvl w:ilvl="3" w:tplc="0409000F" w:tentative="1">
+      <w:start w:val="1"/>
+      <w:numFmt w:val="decimal"/>
+      <w:lvlText w:val="%4."/>
+      <w:lvlJc w:val="left"/>
+      <w:pPr>
+        <w:ind w:left="2200" w:hanging="440"/>
+      </w:pPr>
+    </w:lvl>
+    <w:lvl w:ilvl="4" w:tplc="04090019" w:tentative="1">
+      <w:start w:val="1"/>
+      <w:numFmt w:val="lowerLetter"/>
+      <w:lvlText w:val="%5)"/>
+      <w:lvlJc w:val="left"/>
+      <w:pPr>
+        <w:ind w:left="2640" w:hanging="440"/>
+      </w:pPr>
+    </w:lvl>
+    <w:lvl w:ilvl="5" w:tplc="0409001B" w:tentative="1">
+      <w:start w:val="1"/>
+      <w:numFmt w:val="lowerRoman"/>
+      <w:lvlText w:val="%6."/>
+      <w:lvlJc w:val="right"/>
+      <w:pPr>
+        <w:ind w:left="3080" w:hanging="440"/>
+      </w:pPr>
+    </w:lvl>
+    <w:lvl w:ilvl="6" w:tplc="0409000F" w:tentative="1">
+      <w:start w:val="1"/>
+      <w:numFmt w:val="decimal"/>
+      <w:lvlText w:val="%7."/>
+      <w:lvlJc w:val="left"/>
+      <w:pPr>
+        <w:ind w:left="3520" w:hanging="440"/>
+      </w:pPr>
+    </w:lvl>
+    <w:lvl w:ilvl="7" w:tplc="04090019" w:tentative="1">
+      <w:start w:val="1"/>
+      <w:numFmt w:val="lowerLetter"/>
+      <w:lvlText w:val="%8)"/>
+      <w:lvlJc w:val="left"/>
+      <w:pPr>
+        <w:ind w:left="3960" w:hanging="440"/>
+      </w:pPr>
+    </w:lvl>
+    <w:lvl w:ilvl="8" w:tplc="0409001B" w:tentative="1">
+      <w:start w:val="1"/>
+      <w:numFmt w:val="lowerRoman"/>
+      <w:lvlText w:val="%9."/>
+      <w:lvlJc w:val="right"/>
+      <w:pPr>
+        <w:ind w:left="4400" w:hanging="440"/>
+      </w:pPr>
+    </w:lvl>
+  </w:abstractNum>
+  <w:abstractNum w:abstractNumId="7" w15:restartNumberingAfterBreak="0">
+    <w:nsid w:val="33A74A81"/>
+    <w:multiLevelType w:val="hybridMultilevel"/>
+    <w:tmpl w:val="4952387C"/>
+    <w:lvl w:ilvl="0" w:tplc="61649E8E">
+      <w:start w:val="1"/>
+      <w:numFmt w:val="bullet"/>
+      <w:lvlText w:val=""/>
+      <w:lvlJc w:val="left"/>
+      <w:pPr>
+        <w:ind w:left="440" w:hanging="440"/>
+      </w:pPr>
+      <w:rPr>
+        <w:rFonts w:ascii="Wingdings" w:hAnsi="Wingdings" w:hint="default"/>
+      </w:rPr>
+    </w:lvl>
+    <w:lvl w:ilvl="1" w:tplc="04090003">
+      <w:start w:val="1"/>
+      <w:numFmt w:val="bullet"/>
+      <w:lvlText w:val=""/>
+      <w:lvlJc w:val="left"/>
+      <w:pPr>
+        <w:ind w:left="880" w:hanging="440"/>
+      </w:pPr>
+      <w:rPr>
+        <w:rFonts w:ascii="Wingdings" w:hAnsi="Wingdings" w:hint="default"/>
+      </w:rPr>
+    </w:lvl>
+    <w:lvl w:ilvl="2" w:tplc="04090005">
+      <w:start w:val="1"/>
+      <w:numFmt w:val="bullet"/>
+      <w:lvlText w:val=""/>
+      <w:lvlJc w:val="left"/>
+      <w:pPr>
+        <w:ind w:left="1320" w:hanging="440"/>
+      </w:pPr>
+      <w:rPr>
+        <w:rFonts w:ascii="Wingdings" w:hAnsi="Wingdings" w:hint="default"/>
+      </w:rPr>
+    </w:lvl>
+    <w:lvl w:ilvl="3" w:tplc="04090001">
+      <w:start w:val="1"/>
+      <w:numFmt w:val="bullet"/>
+      <w:lvlText w:val=""/>
+      <w:lvlJc w:val="left"/>
+      <w:pPr>
+        <w:ind w:left="1760" w:hanging="440"/>
+      </w:pPr>
+      <w:rPr>
+        <w:rFonts w:ascii="Wingdings" w:hAnsi="Wingdings" w:hint="default"/>
+      </w:rPr>
+    </w:lvl>
+    <w:lvl w:ilvl="4" w:tplc="04090003">
+      <w:start w:val="1"/>
+      <w:numFmt w:val="bullet"/>
+      <w:lvlText w:val=""/>
+      <w:lvlJc w:val="left"/>
+      <w:pPr>
+        <w:ind w:left="2200" w:hanging="440"/>
+      </w:pPr>
+      <w:rPr>
+        <w:rFonts w:ascii="Wingdings" w:hAnsi="Wingdings" w:hint="default"/>
+      </w:rPr>
+    </w:lvl>
+    <w:lvl w:ilvl="5" w:tplc="04090005">
+      <w:start w:val="1"/>
+      <w:numFmt w:val="bullet"/>
+      <w:lvlText w:val=""/>
+      <w:lvlJc w:val="left"/>
+      <w:pPr>
+        <w:ind w:left="2640" w:hanging="440"/>
+      </w:pPr>
+      <w:rPr>
+        <w:rFonts w:ascii="Wingdings" w:hAnsi="Wingdings" w:hint="default"/>
+      </w:rPr>
+    </w:lvl>
+    <w:lvl w:ilvl="6" w:tplc="04090001">
+      <w:start w:val="1"/>
+      <w:numFmt w:val="bullet"/>
+      <w:lvlText w:val=""/>
+      <w:lvlJc w:val="left"/>
+      <w:pPr>
+        <w:ind w:left="3080" w:hanging="440"/>
+      </w:pPr>
+      <w:rPr>
+        <w:rFonts w:ascii="Wingdings" w:hAnsi="Wingdings" w:hint="default"/>
+      </w:rPr>
+    </w:lvl>
+    <w:lvl w:ilvl="7" w:tplc="04090003" w:tentative="1">
+      <w:start w:val="1"/>
+      <w:numFmt w:val="bullet"/>
+      <w:lvlText w:val=""/>
+      <w:lvlJc w:val="left"/>
+      <w:pPr>
+        <w:ind w:left="3520" w:hanging="440"/>
+      </w:pPr>
+      <w:rPr>
+        <w:rFonts w:ascii="Wingdings" w:hAnsi="Wingdings" w:hint="default"/>
+      </w:rPr>
+    </w:lvl>
+    <w:lvl w:ilvl="8" w:tplc="04090005" w:tentative="1">
+      <w:start w:val="1"/>
+      <w:numFmt w:val="bullet"/>
+      <w:lvlText w:val=""/>
+      <w:lvlJc w:val="left"/>
+      <w:pPr>
+        <w:ind w:left="3960" w:hanging="440"/>
+      </w:pPr>
+      <w:rPr>
+        <w:rFonts w:ascii="Wingdings" w:hAnsi="Wingdings" w:hint="default"/>
+      </w:rPr>
+    </w:lvl>
+  </w:abstractNum>
+  <w:abstractNum w:abstractNumId="8" w15:restartNumberingAfterBreak="0">
+    <w:nsid w:val="3FEA412D"/>
+    <w:multiLevelType w:val="hybridMultilevel"/>
+    <w:tmpl w:val="4BDC864C"/>
+    <w:lvl w:ilvl="0" w:tplc="61649E8E">
+      <w:start w:val="1"/>
+      <w:numFmt w:val="bullet"/>
+      <w:lvlText w:val=""/>
+      <w:lvlJc w:val="left"/>
+      <w:pPr>
+        <w:ind w:left="1160" w:hanging="440"/>
+      </w:pPr>
+      <w:rPr>
+        <w:rFonts w:ascii="Wingdings" w:hAnsi="Wingdings" w:hint="default"/>
+      </w:rPr>
+    </w:lvl>
+    <w:lvl w:ilvl="1" w:tplc="04090003" w:tentative="1">
+      <w:start w:val="1"/>
+      <w:numFmt w:val="bullet"/>
+      <w:lvlText w:val=""/>
+      <w:lvlJc w:val="left"/>
+      <w:pPr>
+        <w:ind w:left="1600" w:hanging="440"/>
+      </w:pPr>
+      <w:rPr>
+        <w:rFonts w:ascii="Wingdings" w:hAnsi="Wingdings" w:hint="default"/>
+      </w:rPr>
+    </w:lvl>
+    <w:lvl w:ilvl="2" w:tplc="04090005" w:tentative="1">
+      <w:start w:val="1"/>
+      <w:numFmt w:val="bullet"/>
+      <w:lvlText w:val=""/>
+      <w:lvlJc w:val="left"/>
+      <w:pPr>
+        <w:ind w:left="2040" w:hanging="440"/>
+      </w:pPr>
+      <w:rPr>
+        <w:rFonts w:ascii="Wingdings" w:hAnsi="Wingdings" w:hint="default"/>
+      </w:rPr>
+    </w:lvl>
+    <w:lvl w:ilvl="3" w:tplc="04090001" w:tentative="1">
+      <w:start w:val="1"/>
+      <w:numFmt w:val="bullet"/>
+      <w:lvlText w:val=""/>
+      <w:lvlJc w:val="left"/>
+      <w:pPr>
+        <w:ind w:left="2480" w:hanging="440"/>
+      </w:pPr>
+      <w:rPr>
+        <w:rFonts w:ascii="Wingdings" w:hAnsi="Wingdings" w:hint="default"/>
+      </w:rPr>
+    </w:lvl>
+    <w:lvl w:ilvl="4" w:tplc="04090003" w:tentative="1">
+      <w:start w:val="1"/>
+      <w:numFmt w:val="bullet"/>
+      <w:lvlText w:val=""/>
+      <w:lvlJc w:val="left"/>
+      <w:pPr>
+        <w:ind w:left="2920" w:hanging="440"/>
+      </w:pPr>
+      <w:rPr>
+        <w:rFonts w:ascii="Wingdings" w:hAnsi="Wingdings" w:hint="default"/>
+      </w:rPr>
+    </w:lvl>
+    <w:lvl w:ilvl="5" w:tplc="04090005" w:tentative="1">
+      <w:start w:val="1"/>
+      <w:numFmt w:val="bullet"/>
+      <w:lvlText w:val=""/>
+      <w:lvlJc w:val="left"/>
+      <w:pPr>
+        <w:ind w:left="3360" w:hanging="440"/>
+      </w:pPr>
+      <w:rPr>
+        <w:rFonts w:ascii="Wingdings" w:hAnsi="Wingdings" w:hint="default"/>
+      </w:rPr>
+    </w:lvl>
+    <w:lvl w:ilvl="6" w:tplc="04090001" w:tentative="1">
+      <w:start w:val="1"/>
+      <w:numFmt w:val="bullet"/>
+      <w:lvlText w:val=""/>
+      <w:lvlJc w:val="left"/>
+      <w:pPr>
+        <w:ind w:left="3800" w:hanging="440"/>
+      </w:pPr>
+      <w:rPr>
+        <w:rFonts w:ascii="Wingdings" w:hAnsi="Wingdings" w:hint="default"/>
+      </w:rPr>
+    </w:lvl>
+    <w:lvl w:ilvl="7" w:tplc="04090003" w:tentative="1">
+      <w:start w:val="1"/>
+      <w:numFmt w:val="bullet"/>
+      <w:lvlText w:val=""/>
+      <w:lvlJc w:val="left"/>
+      <w:pPr>
+        <w:ind w:left="4240" w:hanging="440"/>
+      </w:pPr>
+      <w:rPr>
+        <w:rFonts w:ascii="Wingdings" w:hAnsi="Wingdings" w:hint="default"/>
+      </w:rPr>
+    </w:lvl>
+    <w:lvl w:ilvl="8" w:tplc="04090005" w:tentative="1">
+      <w:start w:val="1"/>
+      <w:numFmt w:val="bullet"/>
+      <w:lvlText w:val=""/>
+      <w:lvlJc w:val="left"/>
+      <w:pPr>
+        <w:ind w:left="4680" w:hanging="440"/>
+      </w:pPr>
+      <w:rPr>
+        <w:rFonts w:ascii="Wingdings" w:hAnsi="Wingdings" w:hint="default"/>
+      </w:rPr>
+    </w:lvl>
+  </w:abstractNum>
+  <w:abstractNum w:abstractNumId="9" w15:restartNumberingAfterBreak="0">
+    <w:nsid w:val="48441A28"/>
+    <w:multiLevelType w:val="hybridMultilevel"/>
+    <w:tmpl w:val="6FF8E19E"/>
+    <w:lvl w:ilvl="0" w:tplc="61649E8E">
+      <w:start w:val="1"/>
+      <w:numFmt w:val="bullet"/>
+      <w:lvlText w:val=""/>
+      <w:lvlJc w:val="left"/>
+      <w:pPr>
+        <w:ind w:left="440" w:hanging="440"/>
+      </w:pPr>
+      <w:rPr>
+        <w:rFonts w:ascii="Wingdings" w:hAnsi="Wingdings" w:hint="default"/>
+      </w:rPr>
+    </w:lvl>
+    <w:lvl w:ilvl="1" w:tplc="04090003" w:tentative="1">
+      <w:start w:val="1"/>
+      <w:numFmt w:val="bullet"/>
+      <w:lvlText w:val=""/>
+      <w:lvlJc w:val="left"/>
+      <w:pPr>
+        <w:ind w:left="880" w:hanging="440"/>
+      </w:pPr>
+      <w:rPr>
+        <w:rFonts w:ascii="Wingdings" w:hAnsi="Wingdings" w:hint="default"/>
+      </w:rPr>
+    </w:lvl>
+    <w:lvl w:ilvl="2" w:tplc="04090005" w:tentative="1">
+      <w:start w:val="1"/>
+      <w:numFmt w:val="bullet"/>
+      <w:lvlText w:val=""/>
+      <w:lvlJc w:val="left"/>
+      <w:pPr>
+        <w:ind w:left="1320" w:hanging="440"/>
+      </w:pPr>
+      <w:rPr>
+        <w:rFonts w:ascii="Wingdings" w:hAnsi="Wingdings" w:hint="default"/>
+      </w:rPr>
+    </w:lvl>
+    <w:lvl w:ilvl="3" w:tplc="04090001" w:tentative="1">
+      <w:start w:val="1"/>
+      <w:numFmt w:val="bullet"/>
+      <w:lvlText w:val=""/>
+      <w:lvlJc w:val="left"/>
+      <w:pPr>
+        <w:ind w:left="1760" w:hanging="440"/>
+      </w:pPr>
+      <w:rPr>
+        <w:rFonts w:ascii="Wingdings" w:hAnsi="Wingdings" w:hint="default"/>
+      </w:rPr>
+    </w:lvl>
+    <w:lvl w:ilvl="4" w:tplc="04090003" w:tentative="1">
+      <w:start w:val="1"/>
+      <w:numFmt w:val="bullet"/>
+      <w:lvlText w:val=""/>
+      <w:lvlJc w:val="left"/>
+      <w:pPr>
+        <w:ind w:left="2200" w:hanging="440"/>
+      </w:pPr>
+      <w:rPr>
+        <w:rFonts w:ascii="Wingdings" w:hAnsi="Wingdings" w:hint="default"/>
+      </w:rPr>
+    </w:lvl>
+    <w:lvl w:ilvl="5" w:tplc="04090005" w:tentative="1">
+      <w:start w:val="1"/>
+      <w:numFmt w:val="bullet"/>
+      <w:lvlText w:val=""/>
+      <w:lvlJc w:val="left"/>
+      <w:pPr>
+        <w:ind w:left="2640" w:hanging="440"/>
+      </w:pPr>
+      <w:rPr>
+        <w:rFonts w:ascii="Wingdings" w:hAnsi="Wingdings" w:hint="default"/>
+      </w:rPr>
+    </w:lvl>
+    <w:lvl w:ilvl="6" w:tplc="04090001" w:tentative="1">
+      <w:start w:val="1"/>
+      <w:numFmt w:val="bullet"/>
+      <w:lvlText w:val=""/>
+      <w:lvlJc w:val="left"/>
+      <w:pPr>
+        <w:ind w:left="3080" w:hanging="440"/>
+      </w:pPr>
+      <w:rPr>
+        <w:rFonts w:ascii="Wingdings" w:hAnsi="Wingdings" w:hint="default"/>
+      </w:rPr>
+    </w:lvl>
+    <w:lvl w:ilvl="7" w:tplc="04090003" w:tentative="1">
+      <w:start w:val="1"/>
+      <w:numFmt w:val="bullet"/>
+      <w:lvlText w:val=""/>
+      <w:lvlJc w:val="left"/>
+      <w:pPr>
+        <w:ind w:left="3520" w:hanging="440"/>
+      </w:pPr>
+      <w:rPr>
+        <w:rFonts w:ascii="Wingdings" w:hAnsi="Wingdings" w:hint="default"/>
+      </w:rPr>
+    </w:lvl>
+    <w:lvl w:ilvl="8" w:tplc="04090005" w:tentative="1">
+      <w:start w:val="1"/>
+      <w:numFmt w:val="bullet"/>
+      <w:lvlText w:val=""/>
+      <w:lvlJc w:val="left"/>
+      <w:pPr>
+        <w:ind w:left="3960" w:hanging="440"/>
+      </w:pPr>
+      <w:rPr>
+        <w:rFonts w:ascii="Wingdings" w:hAnsi="Wingdings" w:hint="default"/>
+      </w:rPr>
+    </w:lvl>
+  </w:abstractNum>
+  <w:abstractNum w:abstractNumId="10" w15:restartNumberingAfterBreak="0">
+    <w:nsid w:val="58FA2D42"/>
+    <w:multiLevelType w:val="hybridMultilevel"/>
+    <w:tmpl w:val="FD985962"/>
+    <w:lvl w:ilvl="0" w:tplc="197ACA14">
+      <w:start w:val="1"/>
+      <w:numFmt w:val="decimal"/>
+      <w:lvlText w:val="%1."/>
+      <w:lvlJc w:val="left"/>
+      <w:pPr>
+        <w:ind w:left="360" w:hanging="360"/>
+      </w:pPr>
+      <w:rPr>
+        <w:rFonts w:hint="default"/>
+      </w:rPr>
+    </w:lvl>
+    <w:lvl w:ilvl="1" w:tplc="04090019" w:tentative="1">
+      <w:start w:val="1"/>
+      <w:numFmt w:val="lowerLetter"/>
+      <w:lvlText w:val="%2)"/>
+      <w:lvlJc w:val="left"/>
+      <w:pPr>
+        <w:ind w:left="880" w:hanging="440"/>
+      </w:pPr>
+    </w:lvl>
+    <w:lvl w:ilvl="2" w:tplc="0409001B" w:tentative="1">
+      <w:start w:val="1"/>
+      <w:numFmt w:val="lowerRoman"/>
+      <w:lvlText w:val="%3."/>
+      <w:lvlJc w:val="right"/>
+      <w:pPr>
+        <w:ind w:left="1320" w:hanging="440"/>
+      </w:pPr>
+    </w:lvl>
+    <w:lvl w:ilvl="3" w:tplc="0409000F" w:tentative="1">
+      <w:start w:val="1"/>
+      <w:numFmt w:val="decimal"/>
+      <w:lvlText w:val="%4."/>
+      <w:lvlJc w:val="left"/>
+      <w:pPr>
+        <w:ind w:left="1760" w:hanging="440"/>
+      </w:pPr>
+    </w:lvl>
+    <w:lvl w:ilvl="4" w:tplc="04090019" w:tentative="1">
+      <w:start w:val="1"/>
+      <w:numFmt w:val="lowerLetter"/>
+      <w:lvlText w:val="%5)"/>
+      <w:lvlJc w:val="left"/>
+      <w:pPr>
+        <w:ind w:left="2200" w:hanging="440"/>
+      </w:pPr>
+    </w:lvl>
+    <w:lvl w:ilvl="5" w:tplc="0409001B" w:tentative="1">
+      <w:start w:val="1"/>
+      <w:numFmt w:val="lowerRoman"/>
+      <w:lvlText w:val="%6."/>
+      <w:lvlJc w:val="right"/>
+      <w:pPr>
+        <w:ind w:left="2640" w:hanging="440"/>
+      </w:pPr>
+    </w:lvl>
+    <w:lvl w:ilvl="6" w:tplc="0409000F" w:tentative="1">
+      <w:start w:val="1"/>
+      <w:numFmt w:val="decimal"/>
+      <w:lvlText w:val="%7."/>
+      <w:lvlJc w:val="left"/>
+      <w:pPr>
+        <w:ind w:left="3080" w:hanging="440"/>
+      </w:pPr>
+    </w:lvl>
+    <w:lvl w:ilvl="7" w:tplc="04090019" w:tentative="1">
+      <w:start w:val="1"/>
+      <w:numFmt w:val="lowerLetter"/>
+      <w:lvlText w:val="%8)"/>
+      <w:lvlJc w:val="left"/>
+      <w:pPr>
+        <w:ind w:left="3520" w:hanging="440"/>
+      </w:pPr>
+    </w:lvl>
+    <w:lvl w:ilvl="8" w:tplc="0409001B" w:tentative="1">
+      <w:start w:val="1"/>
+      <w:numFmt w:val="lowerRoman"/>
+      <w:lvlText w:val="%9."/>
+      <w:lvlJc w:val="right"/>
+      <w:pPr>
+        <w:ind w:left="3960" w:hanging="440"/>
+      </w:pPr>
+    </w:lvl>
+  </w:abstractNum>
+  <w:abstractNum w:abstractNumId="11" w15:restartNumberingAfterBreak="0">
+    <w:nsid w:val="66F91D36"/>
+    <w:multiLevelType w:val="hybridMultilevel"/>
+    <w:tmpl w:val="B18604F6"/>
+    <w:lvl w:ilvl="0" w:tplc="F68635A0">
+      <w:start w:val="1"/>
+      <w:numFmt w:val="decimal"/>
+      <w:lvlText w:val="%1."/>
+      <w:lvlJc w:val="left"/>
+      <w:pPr>
+        <w:ind w:left="2172" w:hanging="360"/>
+      </w:pPr>
+      <w:rPr>
+        <w:rFonts w:hint="default"/>
+      </w:rPr>
+    </w:lvl>
+    <w:lvl w:ilvl="1" w:tplc="04090019" w:tentative="1">
+      <w:start w:val="1"/>
+      <w:numFmt w:val="lowerLetter"/>
+      <w:lvlText w:val="%2)"/>
+      <w:lvlJc w:val="left"/>
+      <w:pPr>
+        <w:ind w:left="2692" w:hanging="440"/>
+      </w:pPr>
+    </w:lvl>
+    <w:lvl w:ilvl="2" w:tplc="0409001B" w:tentative="1">
+      <w:start w:val="1"/>
+      <w:numFmt w:val="lowerRoman"/>
+      <w:lvlText w:val="%3."/>
+      <w:lvlJc w:val="right"/>
+      <w:pPr>
+        <w:ind w:left="3132" w:hanging="440"/>
+      </w:pPr>
+    </w:lvl>
+    <w:lvl w:ilvl="3" w:tplc="0409000F" w:tentative="1">
+      <w:start w:val="1"/>
+      <w:numFmt w:val="decimal"/>
+      <w:lvlText w:val="%4."/>
+      <w:lvlJc w:val="left"/>
+      <w:pPr>
+        <w:ind w:left="3572" w:hanging="440"/>
+      </w:pPr>
+    </w:lvl>
+    <w:lvl w:ilvl="4" w:tplc="04090019" w:tentative="1">
+      <w:start w:val="1"/>
+      <w:numFmt w:val="lowerLetter"/>
+      <w:lvlText w:val="%5)"/>
+      <w:lvlJc w:val="left"/>
+      <w:pPr>
+        <w:ind w:left="4012" w:hanging="440"/>
+      </w:pPr>
+    </w:lvl>
+    <w:lvl w:ilvl="5" w:tplc="0409001B" w:tentative="1">
+      <w:start w:val="1"/>
+      <w:numFmt w:val="lowerRoman"/>
+      <w:lvlText w:val="%6."/>
+      <w:lvlJc w:val="right"/>
+      <w:pPr>
+        <w:ind w:left="4452" w:hanging="440"/>
+      </w:pPr>
+    </w:lvl>
+    <w:lvl w:ilvl="6" w:tplc="0409000F" w:tentative="1">
+      <w:start w:val="1"/>
+      <w:numFmt w:val="decimal"/>
+      <w:lvlText w:val="%7."/>
+      <w:lvlJc w:val="left"/>
+      <w:pPr>
+        <w:ind w:left="4892" w:hanging="440"/>
+      </w:pPr>
+    </w:lvl>
+    <w:lvl w:ilvl="7" w:tplc="04090019" w:tentative="1">
+      <w:start w:val="1"/>
+      <w:numFmt w:val="lowerLetter"/>
+      <w:lvlText w:val="%8)"/>
+      <w:lvlJc w:val="left"/>
+      <w:pPr>
+        <w:ind w:left="5332" w:hanging="440"/>
+      </w:pPr>
+    </w:lvl>
+    <w:lvl w:ilvl="8" w:tplc="0409001B" w:tentative="1">
+      <w:start w:val="1"/>
+      <w:numFmt w:val="lowerRoman"/>
+      <w:lvlText w:val="%9."/>
+      <w:lvlJc w:val="right"/>
+      <w:pPr>
         <w:ind w:left="5772" w:hanging="440"/>
       </w:pPr>
     </w:lvl>
   </w:abstractNum>
-  <w:num w:numId="1">
+  <w:abstractNum w:abstractNumId="12" w15:restartNumberingAfterBreak="0">
+    <w:nsid w:val="68764EF2"/>
+    <w:multiLevelType w:val="hybridMultilevel"/>
+    <w:tmpl w:val="8BCC91B0"/>
+    <w:lvl w:ilvl="0" w:tplc="61649E8E">
+      <w:start w:val="1"/>
+      <w:numFmt w:val="bullet"/>
+      <w:lvlText w:val=""/>
+      <w:lvlJc w:val="left"/>
+      <w:pPr>
+        <w:ind w:left="440" w:hanging="440"/>
+      </w:pPr>
+      <w:rPr>
+        <w:rFonts w:ascii="Wingdings" w:hAnsi="Wingdings" w:hint="default"/>
+      </w:rPr>
+    </w:lvl>
+    <w:lvl w:ilvl="1" w:tplc="04090003" w:tentative="1">
+      <w:start w:val="1"/>
+      <w:numFmt w:val="bullet"/>
+      <w:lvlText w:val=""/>
+      <w:lvlJc w:val="left"/>
+      <w:pPr>
+        <w:ind w:left="880" w:hanging="440"/>
+      </w:pPr>
+      <w:rPr>
+        <w:rFonts w:ascii="Wingdings" w:hAnsi="Wingdings" w:hint="default"/>
+      </w:rPr>
+    </w:lvl>
+    <w:lvl w:ilvl="2" w:tplc="04090005" w:tentative="1">
+      <w:start w:val="1"/>
+      <w:numFmt w:val="bullet"/>
+      <w:lvlText w:val=""/>
+      <w:lvlJc w:val="left"/>
+      <w:pPr>
+        <w:ind w:left="1320" w:hanging="440"/>
+      </w:pPr>
+      <w:rPr>
+        <w:rFonts w:ascii="Wingdings" w:hAnsi="Wingdings" w:hint="default"/>
+      </w:rPr>
+    </w:lvl>
+    <w:lvl w:ilvl="3" w:tplc="04090001" w:tentative="1">
+      <w:start w:val="1"/>
+      <w:numFmt w:val="bullet"/>
+      <w:lvlText w:val=""/>
+      <w:lvlJc w:val="left"/>
+      <w:pPr>
+        <w:ind w:left="1760" w:hanging="440"/>
+      </w:pPr>
+      <w:rPr>
+        <w:rFonts w:ascii="Wingdings" w:hAnsi="Wingdings" w:hint="default"/>
+      </w:rPr>
+    </w:lvl>
+    <w:lvl w:ilvl="4" w:tplc="04090003" w:tentative="1">
+      <w:start w:val="1"/>
+      <w:numFmt w:val="bullet"/>
+      <w:lvlText w:val=""/>
+      <w:lvlJc w:val="left"/>
+      <w:pPr>
+        <w:ind w:left="2200" w:hanging="440"/>
+      </w:pPr>
+      <w:rPr>
+        <w:rFonts w:ascii="Wingdings" w:hAnsi="Wingdings" w:hint="default"/>
+      </w:rPr>
+    </w:lvl>
+    <w:lvl w:ilvl="5" w:tplc="04090005" w:tentative="1">
+      <w:start w:val="1"/>
+      <w:numFmt w:val="bullet"/>
+      <w:lvlText w:val=""/>
+      <w:lvlJc w:val="left"/>
+      <w:pPr>
+        <w:ind w:left="2640" w:hanging="440"/>
+      </w:pPr>
+      <w:rPr>
+        <w:rFonts w:ascii="Wingdings" w:hAnsi="Wingdings" w:hint="default"/>
+      </w:rPr>
+    </w:lvl>
+    <w:lvl w:ilvl="6" w:tplc="04090001" w:tentative="1">
+      <w:start w:val="1"/>
+      <w:numFmt w:val="bullet"/>
+      <w:lvlText w:val=""/>
+      <w:lvlJc w:val="left"/>
+      <w:pPr>
+        <w:ind w:left="3080" w:hanging="440"/>
+      </w:pPr>
+      <w:rPr>
+        <w:rFonts w:ascii="Wingdings" w:hAnsi="Wingdings" w:hint="default"/>
+      </w:rPr>
+    </w:lvl>
+    <w:lvl w:ilvl="7" w:tplc="04090003" w:tentative="1">
+      <w:start w:val="1"/>
+      <w:numFmt w:val="bullet"/>
+      <w:lvlText w:val=""/>
+      <w:lvlJc w:val="left"/>
+      <w:pPr>
+        <w:ind w:left="3520" w:hanging="440"/>
+      </w:pPr>
+      <w:rPr>
+        <w:rFonts w:ascii="Wingdings" w:hAnsi="Wingdings" w:hint="default"/>
+      </w:rPr>
+    </w:lvl>
+    <w:lvl w:ilvl="8" w:tplc="04090005" w:tentative="1">
+      <w:start w:val="1"/>
+      <w:numFmt w:val="bullet"/>
+      <w:lvlText w:val=""/>
+      <w:lvlJc w:val="left"/>
+      <w:pPr>
+        <w:ind w:left="3960" w:hanging="440"/>
+      </w:pPr>
+      <w:rPr>
+        <w:rFonts w:ascii="Wingdings" w:hAnsi="Wingdings" w:hint="default"/>
+      </w:rPr>
+    </w:lvl>
+  </w:abstractNum>
+  <w:abstractNum w:abstractNumId="13" w15:restartNumberingAfterBreak="0">
+    <w:nsid w:val="72643636"/>
+    <w:multiLevelType w:val="hybridMultilevel"/>
+    <w:tmpl w:val="0100A636"/>
+    <w:lvl w:ilvl="0" w:tplc="0409000F">
+      <w:start w:val="1"/>
+      <w:numFmt w:val="decimal"/>
+      <w:lvlText w:val="%1."/>
+      <w:lvlJc w:val="left"/>
+      <w:pPr>
+        <w:ind w:left="880" w:hanging="440"/>
+      </w:pPr>
+    </w:lvl>
+    <w:lvl w:ilvl="1" w:tplc="04090019" w:tentative="1">
+      <w:start w:val="1"/>
+      <w:numFmt w:val="lowerLetter"/>
+      <w:lvlText w:val="%2)"/>
+      <w:lvlJc w:val="left"/>
+      <w:pPr>
+        <w:ind w:left="1320" w:hanging="440"/>
+      </w:pPr>
+    </w:lvl>
+    <w:lvl w:ilvl="2" w:tplc="0409001B" w:tentative="1">
+      <w:start w:val="1"/>
+      <w:numFmt w:val="lowerRoman"/>
+      <w:lvlText w:val="%3."/>
+      <w:lvlJc w:val="right"/>
+      <w:pPr>
+        <w:ind w:left="1760" w:hanging="440"/>
+      </w:pPr>
+    </w:lvl>
+    <w:lvl w:ilvl="3" w:tplc="0409000F" w:tentative="1">
+      <w:start w:val="1"/>
+      <w:numFmt w:val="decimal"/>
+      <w:lvlText w:val="%4."/>
+      <w:lvlJc w:val="left"/>
+      <w:pPr>
+        <w:ind w:left="2200" w:hanging="440"/>
+      </w:pPr>
+    </w:lvl>
+    <w:lvl w:ilvl="4" w:tplc="04090019" w:tentative="1">
+      <w:start w:val="1"/>
+      <w:numFmt w:val="lowerLetter"/>
+      <w:lvlText w:val="%5)"/>
+      <w:lvlJc w:val="left"/>
+      <w:pPr>
+        <w:ind w:left="2640" w:hanging="440"/>
+      </w:pPr>
+    </w:lvl>
+    <w:lvl w:ilvl="5" w:tplc="0409001B" w:tentative="1">
+      <w:start w:val="1"/>
+      <w:numFmt w:val="lowerRoman"/>
+      <w:lvlText w:val="%6."/>
+      <w:lvlJc w:val="right"/>
+      <w:pPr>
+        <w:ind w:left="3080" w:hanging="440"/>
+      </w:pPr>
+    </w:lvl>
+    <w:lvl w:ilvl="6" w:tplc="0409000F" w:tentative="1">
+      <w:start w:val="1"/>
+      <w:numFmt w:val="decimal"/>
+      <w:lvlText w:val="%7."/>
+      <w:lvlJc w:val="left"/>
+      <w:pPr>
+        <w:ind w:left="3520" w:hanging="440"/>
+      </w:pPr>
+    </w:lvl>
+    <w:lvl w:ilvl="7" w:tplc="04090019" w:tentative="1">
+      <w:start w:val="1"/>
+      <w:numFmt w:val="lowerLetter"/>
+      <w:lvlText w:val="%8)"/>
+      <w:lvlJc w:val="left"/>
+      <w:pPr>
+        <w:ind w:left="3960" w:hanging="440"/>
+      </w:pPr>
+    </w:lvl>
+    <w:lvl w:ilvl="8" w:tplc="0409001B" w:tentative="1">
+      <w:start w:val="1"/>
+      <w:numFmt w:val="lowerRoman"/>
+      <w:lvlText w:val="%9."/>
+      <w:lvlJc w:val="right"/>
+      <w:pPr>
+        <w:ind w:left="4400" w:hanging="440"/>
+      </w:pPr>
+    </w:lvl>
+  </w:abstractNum>
+  <w:num w:numId="1" w16cid:durableId="376199531">
+    <w:abstractNumId w:val="5"/>
+  </w:num>
+  <w:num w:numId="2" w16cid:durableId="1359962575">
     <w:abstractNumId w:val="1"/>
   </w:num>
-  <w:num w:numId="2">
+  <w:num w:numId="3" w16cid:durableId="2110268789">
+    <w:abstractNumId w:val="7"/>
+  </w:num>
+  <w:num w:numId="4" w16cid:durableId="1226378949">
+    <w:abstractNumId w:val="8"/>
+  </w:num>
+  <w:num w:numId="5" w16cid:durableId="1478107665">
+    <w:abstractNumId w:val="3"/>
+  </w:num>
+  <w:num w:numId="6" w16cid:durableId="189608912">
+    <w:abstractNumId w:val="11"/>
+  </w:num>
+  <w:num w:numId="7" w16cid:durableId="668606992">
+    <w:abstractNumId w:val="0"/>
+  </w:num>
+  <w:num w:numId="8" w16cid:durableId="314917511">
+    <w:abstractNumId w:val="13"/>
+  </w:num>
+  <w:num w:numId="9" w16cid:durableId="1637105159">
     <w:abstractNumId w:val="2"/>
   </w:num>
-  <w:num w:numId="3">
-    <w:abstractNumId w:val="3"/>
+  <w:num w:numId="10" w16cid:durableId="1504661488">
+    <w:abstractNumId w:val="12"/>
   </w:num>
-  <w:num w:numId="4">
-    <w:abstractNumId w:val="0"/>
+  <w:num w:numId="11" w16cid:durableId="1579747486">
+    <w:abstractNumId w:val="6"/>
+  </w:num>
+  <w:num w:numId="12" w16cid:durableId="1428306028">
+    <w:abstractNumId w:val="9"/>
+  </w:num>
+  <w:num w:numId="13" w16cid:durableId="627467584">
+    <w:abstractNumId w:val="4"/>
+  </w:num>
+  <w:num w:numId="14" w16cid:durableId="1163739760">
+    <w:abstractNumId w:val="10"/>
   </w:num>
 </w:numbering>
 </file>
 
 <file path=word/styles.xml><?xml version="1.0" encoding="utf-8"?>
-<w:styles xmlns:mc="http://schemas.openxmlformats.org/markup-compatibility/2006" xmlns:o="urn:schemas-microsoft-com:office:office" xmlns:r="http://schemas.openxmlformats.org/officeDocument/2006/relationships" xmlns:m="http://schemas.openxmlformats.org/officeDocument/2006/math" xmlns:v="urn:schemas-microsoft-com:vml" xmlns:w="http://schemas.openxmlformats.org/wordprocessingml/2006/main" xmlns:w14="http://schemas.microsoft.com/office/word/2010/wordml" xmlns:w10="urn:schemas-microsoft-com:office:word" xmlns:sl="http://schemas.openxmlformats.org/schemaLibrary/2006/main" xmlns:wpsCustomData="http://www.wps.cn/officeDocument/2013/wpsCustomData" mc:Ignorable="w14">
+<w:styles xmlns:mc="http://schemas.openxmlformats.org/markup-compatibility/2006" xmlns:r="http://schemas.openxmlformats.org/officeDocument/2006/relationships" xmlns:w="http://schemas.openxmlformats.org/wordprocessingml/2006/main" xmlns:w14="http://schemas.microsoft.com/office/word/2010/wordml" xmlns:w15="http://schemas.microsoft.com/office/word/2012/wordml" xmlns:w16cex="http://schemas.microsoft.com/office/word/2018/wordml/cex" xmlns:w16cid="http://schemas.microsoft.com/office/word/2016/wordml/cid" xmlns:w16="http://schemas.microsoft.com/office/word/2018/wordml" xmlns:w16du="http://schemas.microsoft.com/office/word/2023/wordml/word16du" xmlns:w16sdtdh="http://schemas.microsoft.com/office/word/2020/wordml/sdtdatahash" xmlns:w16sdtfl="http://schemas.microsoft.com/office/word/2024/wordml/sdtformatlock" xmlns:w16se="http://schemas.microsoft.com/office/word/2015/wordml/symex" mc:Ignorable="w14 w15 w16se w16cid w16 w16cex w16sdtdh w16sdtfl w16du">
   <w:docDefaults>
     <w:rPrDefault>
       <w:rPr>
-        <w:rFonts w:asciiTheme="minorHAnsi" w:hAnsiTheme="minorHAnsi" w:eastAsiaTheme="minorEastAsia" w:cstheme="minorBidi"/>
+        <w:rFonts w:asciiTheme="minorHAnsi" w:eastAsiaTheme="minorEastAsia" w:hAnsiTheme="minorHAnsi" w:cstheme="minorBidi"/>
+        <w:kern w:val="2"/>
+        <w:sz w:val="22"/>
+        <w:szCs w:val="24"/>
+        <w:lang w:val="en-US" w:eastAsia="zh-CN" w:bidi="ar-SA"/>
+        <w14:ligatures w14:val="standardContextual"/>
       </w:rPr>
     </w:rPrDefault>
-    <w:pPrDefault/>
+    <w:pPrDefault>
+      <w:pPr>
+        <w:spacing w:after="160" w:line="278" w:lineRule="auto"/>
+      </w:pPr>
+    </w:pPrDefault>
   </w:docDefaults>
-  <w:latentStyles w:count="260" w:defQFormat="0" w:defUnhideWhenUsed="1" w:defSemiHidden="1" w:defUIPriority="99" w:defLockedState="0">
-    <w:lsdException w:qFormat="1" w:unhideWhenUsed="0" w:uiPriority="0" w:semiHidden="0" w:name="Normal"/>
-    <w:lsdException w:qFormat="1" w:unhideWhenUsed="0" w:uiPriority="9" w:semiHidden="0" w:name="heading 1"/>
-    <w:lsdException w:qFormat="1" w:uiPriority="9" w:name="heading 2"/>
-    <w:lsdException w:qFormat="1" w:uiPriority="9" w:name="heading 3"/>
-    <w:lsdException w:qFormat="1" w:uiPriority="9" w:name="heading 4"/>
-    <w:lsdException w:qFormat="1" w:uiPriority="9" w:name="heading 5"/>
-    <w:lsdException w:qFormat="1" w:uiPriority="9" w:name="heading 6"/>
-    <w:lsdException w:qFormat="1" w:uiPriority="9" w:name="heading 7"/>
-    <w:lsdException w:qFormat="1" w:uiPriority="9" w:name="heading 8"/>
-    <w:lsdException w:qFormat="1" w:uiPriority="9" w:name="heading 9"/>
-    <w:lsdException w:uiPriority="99" w:name="index 1"/>
-    <w:lsdException w:uiPriority="99" w:name="index 2"/>
-    <w:lsdException w:uiPriority="99" w:name="index 3"/>
-    <w:lsdException w:uiPriority="99" w:name="index 4"/>
-    <w:lsdException w:uiPriority="99" w:name="index 5"/>
-    <w:lsdException w:uiPriority="99" w:name="index 6"/>
-    <w:lsdException w:uiPriority="99" w:name="index 7"/>
-    <w:lsdException w:uiPriority="99" w:name="index 8"/>
-    <w:lsdException w:uiPriority="99" w:name="index 9"/>
-    <w:lsdException w:uiPriority="39" w:name="toc 1"/>
-    <w:lsdException w:uiPriority="39" w:name="toc 2"/>
-    <w:lsdException w:uiPriority="39" w:name="toc 3"/>
-    <w:lsdException w:uiPriority="39" w:name="toc 4"/>
-    <w:lsdException w:uiPriority="39" w:name="toc 5"/>
-    <w:lsdException w:uiPriority="39" w:name="toc 6"/>
-    <w:lsdException w:uiPriority="39" w:name="toc 7"/>
-    <w:lsdException w:uiPriority="39" w:name="toc 8"/>
-    <w:lsdException w:uiPriority="39" w:name="toc 9"/>
-    <w:lsdException w:uiPriority="99" w:name="Normal Indent"/>
-    <w:lsdException w:uiPriority="99" w:name="footnote text"/>
-    <w:lsdException w:uiPriority="99" w:name="annotation text"/>
-    <w:lsdException w:qFormat="1" w:uiPriority="99" w:semiHidden="0" w:name="header"/>
-    <w:lsdException w:qFormat="1" w:uiPriority="99" w:semiHidden="0" w:name="footer"/>
-    <w:lsdException w:uiPriority="99" w:name="index heading"/>
-    <w:lsdException w:qFormat="1" w:uiPriority="35" w:name="caption"/>
-    <w:lsdException w:uiPriority="99" w:name="table of figures"/>
-    <w:lsdException w:uiPriority="99" w:name="envelope address"/>
-    <w:lsdException w:uiPriority="99" w:name="envelope return"/>
-    <w:lsdException w:uiPriority="99" w:name="footnote reference"/>
-    <w:lsdException w:uiPriority="99" w:name="annotation reference"/>
-    <w:lsdException w:uiPriority="99" w:name="line number"/>
-    <w:lsdException w:uiPriority="99" w:name="page number"/>
-    <w:lsdException w:uiPriority="99" w:name="endnote reference"/>
-    <w:lsdException w:uiPriority="99" w:name="endnote text"/>
-    <w:lsdException w:uiPriority="99" w:name="table of authorities"/>
-    <w:lsdException w:uiPriority="99" w:name="macro"/>
-    <w:lsdException w:uiPriority="99" w:name="toa heading"/>
-    <w:lsdException w:uiPriority="99" w:name="List"/>
-    <w:lsdException w:uiPriority="99" w:name="List Bullet"/>
-    <w:lsdException w:uiPriority="99" w:name="List Number"/>
-    <w:lsdException w:uiPriority="99" w:name="List 2"/>
-    <w:lsdException w:uiPriority="99" w:name="List 3"/>
-    <w:lsdException w:uiPriority="99" w:name="List 4"/>
-    <w:lsdException w:uiPriority="99" w:name="List 5"/>
-    <w:lsdException w:uiPriority="99" w:name="List Bullet 2"/>
-    <w:lsdException w:uiPriority="99" w:name="List Bullet 3"/>
-    <w:lsdException w:uiPriority="99" w:name="List Bullet 4"/>
-    <w:lsdException w:uiPriority="99" w:name="List Bullet 5"/>
-    <w:lsdException w:uiPriority="99" w:name="List Number 2"/>
-    <w:lsdException w:uiPriority="99" w:name="List Number 3"/>
-    <w:lsdException w:uiPriority="99" w:name="List Number 4"/>
-    <w:lsdException w:uiPriority="99" w:name="List Number 5"/>
-    <w:lsdException w:qFormat="1" w:unhideWhenUsed="0" w:uiPriority="10" w:semiHidden="0" w:name="Title"/>
-    <w:lsdException w:uiPriority="99" w:name="Closing"/>
-    <w:lsdException w:uiPriority="99" w:name="Signature"/>
-    <w:lsdException w:uiPriority="1" w:name="Default Paragraph Font"/>
-    <w:lsdException w:uiPriority="99" w:name="Body Text"/>
-    <w:lsdException w:uiPriority="99" w:name="Body Text Indent"/>
-    <w:lsdException w:uiPriority="99" w:name="List Continue"/>
-    <w:lsdException w:uiPriority="99" w:name="List Continue 2"/>
-    <w:lsdException w:uiPriority="99" w:name="List Continue 3"/>
-    <w:lsdException w:uiPriority="99" w:name="List Continue 4"/>
-    <w:lsdException w:uiPriority="99" w:name="List Continue 5"/>
-    <w:lsdException w:uiPriority="99" w:name="Message Header"/>
-    <w:lsdException w:qFormat="1" w:unhideWhenUsed="0" w:uiPriority="11" w:semiHidden="0" w:name="Subtitle"/>
-    <w:lsdException w:uiPriority="99" w:name="Salutation"/>
-    <w:lsdException w:uiPriority="99" w:name="Date"/>
-    <w:lsdException w:uiPriority="99" w:name="Body Text First Indent"/>
-    <w:lsdException w:uiPriority="99" w:name="Body Text First Indent 2"/>
-    <w:lsdException w:uiPriority="99" w:name="Note Heading"/>
-    <w:lsdException w:uiPriority="99" w:name="Body Text 2"/>
-    <w:lsdException w:uiPriority="99" w:name="Body Text 3"/>
-    <w:lsdException w:uiPriority="99" w:name="Body Text Indent 2"/>
-    <w:lsdException w:uiPriority="99" w:name="Body Text Indent 3"/>
-    <w:lsdException w:uiPriority="99" w:name="Block Text"/>
-    <w:lsdException w:uiPriority="99" w:name="Hyperlink"/>
-    <w:lsdException w:uiPriority="99" w:name="FollowedHyperlink"/>
-    <w:lsdException w:qFormat="1" w:unhideWhenUsed="0" w:uiPriority="22" w:semiHidden="0" w:name="Strong"/>
-    <w:lsdException w:qFormat="1" w:unhideWhenUsed="0" w:uiPriority="20" w:semiHidden="0" w:name="Emphasis"/>
-    <w:lsdException w:uiPriority="99" w:name="Document Map"/>
-    <w:lsdException w:uiPriority="99" w:name="Plain Text"/>
-    <w:lsdException w:uiPriority="99" w:name="E-mail Signature"/>
-    <w:lsdException w:uiPriority="99" w:name="Normal (Web)"/>
-    <w:lsdException w:uiPriority="99" w:name="HTML Acronym"/>
-    <w:lsdException w:uiPriority="99" w:name="HTML Address"/>
-    <w:lsdException w:uiPriority="99" w:name="HTML Cite"/>
-    <w:lsdException w:uiPriority="99" w:name="HTML Code"/>
-    <w:lsdException w:uiPriority="99" w:name="HTML Definition"/>
-    <w:lsdException w:uiPriority="99" w:name="HTML Keyboard"/>
-    <w:lsdException w:uiPriority="99" w:name="HTML Preformatted"/>
-    <w:lsdException w:uiPriority="99" w:name="HTML Sample"/>
-    <w:lsdException w:uiPriority="99" w:name="HTML Typewriter"/>
-    <w:lsdException w:uiPriority="99" w:name="HTML Variable"/>
-    <w:lsdException w:uiPriority="99" w:name="Normal Table"/>
-    <w:lsdException w:uiPriority="99" w:name="annotation subject"/>
-    <w:lsdException w:uiPriority="99" w:name="Table Simple 1"/>
-    <w:lsdException w:uiPriority="99" w:name="Table Simple 2"/>
-    <w:lsdException w:uiPriority="99" w:name="Table Simple 3"/>
-    <w:lsdException w:uiPriority="99" w:name="Table Classic 1"/>
-    <w:lsdException w:uiPriority="99" w:name="Table Classic 2"/>
-    <w:lsdException w:uiPriority="99" w:name="Table Classic 3"/>
-    <w:lsdException w:uiPriority="99" w:name="Table Classic 4"/>
-    <w:lsdException w:uiPriority="99" w:name="Table Colorful 1"/>
-    <w:lsdException w:uiPriority="99" w:name="Table Colorful 2"/>
-    <w:lsdException w:uiPriority="99" w:name="Table Colorful 3"/>
-    <w:lsdException w:uiPriority="99" w:name="Table Columns 1"/>
-    <w:lsdException w:uiPriority="99" w:name="Table Columns 2"/>
-    <w:lsdException w:uiPriority="99" w:name="Table Columns 3"/>
-    <w:lsdException w:uiPriority="99" w:name="Table Columns 4"/>
-    <w:lsdException w:uiPriority="99" w:name="Table Columns 5"/>
-    <w:lsdException w:uiPriority="99" w:name="Table Grid 1"/>
-    <w:lsdException w:uiPriority="99" w:name="Table Grid 2"/>
-    <w:lsdException w:uiPriority="99" w:name="Table Grid 3"/>
-    <w:lsdException w:uiPriority="99" w:name="Table Grid 4"/>
-    <w:lsdException w:uiPriority="99" w:name="Table Grid 5"/>
-    <w:lsdException w:uiPriority="99" w:name="Table Grid 6"/>
-    <w:lsdException w:uiPriority="99" w:name="Table Grid 7"/>
-    <w:lsdException w:uiPriority="99" w:name="Table Grid 8"/>
-    <w:lsdException w:uiPriority="99" w:name="Table List 1"/>
-    <w:lsdException w:uiPriority="99" w:name="Table List 2"/>
-    <w:lsdException w:uiPriority="99" w:name="Table List 3"/>
-    <w:lsdException w:uiPriority="99" w:name="Table List 4"/>
-    <w:lsdException w:uiPriority="99" w:name="Table List 5"/>
-    <w:lsdException w:uiPriority="99" w:name="Table List 6"/>
-    <w:lsdException w:uiPriority="99" w:name="Table List 7"/>
-    <w:lsdException w:uiPriority="99" w:name="Table List 8"/>
-    <w:lsdException w:uiPriority="99" w:name="Table 3D effects 1"/>
-    <w:lsdException w:uiPriority="99" w:name="Table 3D effects 2"/>
-    <w:lsdException w:uiPriority="99" w:name="Table 3D effects 3"/>
-    <w:lsdException w:uiPriority="99" w:name="Table Contemporary"/>
-    <w:lsdException w:uiPriority="99" w:name="Table Elegant"/>
-    <w:lsdException w:uiPriority="99" w:name="Table Professional"/>
-    <w:lsdException w:uiPriority="99" w:name="Table Subtle 1"/>
-    <w:lsdException w:uiPriority="99" w:name="Table Subtle 2"/>
-    <w:lsdException w:uiPriority="99" w:name="Table Web 1"/>
-    <w:lsdException w:uiPriority="99" w:name="Table Web 2"/>
-    <w:lsdException w:uiPriority="99" w:name="Table Web 3"/>
-    <w:lsdException w:uiPriority="99" w:name="Balloon Text"/>
-    <w:lsdException w:qFormat="1" w:unhideWhenUsed="0" w:uiPriority="39" w:semiHidden="0" w:name="Table Grid"/>
-    <w:lsdException w:uiPriority="99" w:name="Table Theme"/>
-    <w:lsdException w:unhideWhenUsed="0" w:uiPriority="60" w:semiHidden="0" w:name="Light Shading"/>
-    <w:lsdException w:unhideWhenUsed="0" w:uiPriority="61" w:semiHidden="0" w:name="Light List"/>
-    <w:lsdException w:unhideWhenUsed="0" w:uiPriority="62" w:semiHidden="0" w:name="Light Grid"/>
-    <w:lsdException w:unhideWhenUsed="0" w:uiPriority="63" w:semiHidden="0" w:name="Medium Shading 1"/>
-    <w:lsdException w:unhideWhenUsed="0" w:uiPriority="64" w:semiHidden="0" w:name="Medium Shading 2"/>
-    <w:lsdException w:unhideWhenUsed="0" w:uiPriority="65" w:semiHidden="0" w:name="Medium List 1"/>
-    <w:lsdException w:unhideWhenUsed="0" w:uiPriority="66" w:semiHidden="0" w:name="Medium List 2"/>
-    <w:lsdException w:unhideWhenUsed="0" w:uiPriority="67" w:semiHidden="0" w:name="Medium Grid 1"/>
-    <w:lsdException w:unhideWhenUsed="0" w:uiPriority="68" w:semiHidden="0" w:name="Medium Grid 2"/>
-    <w:lsdException w:unhideWhenUsed="0" w:uiPriority="69" w:semiHidden="0" w:name="Medium Grid 3"/>
-    <w:lsdException w:unhideWhenUsed="0" w:uiPriority="70" w:semiHidden="0" w:name="Dark List"/>
-    <w:lsdException w:unhideWhenUsed="0" w:uiPriority="71" w:semiHidden="0" w:name="Colorful Shading"/>
-    <w:lsdException w:unhideWhenUsed="0" w:uiPriority="72" w:semiHidden="0" w:name="Colorful List"/>
-    <w:lsdException w:unhideWhenUsed="0" w:uiPriority="73" w:semiHidden="0" w:name="Colorful Grid"/>
-    <w:lsdException w:unhideWhenUsed="0" w:uiPriority="60" w:semiHidden="0" w:name="Light Shading Accent 1"/>
-    <w:lsdException w:unhideWhenUsed="0" w:uiPriority="61" w:semiHidden="0" w:name="Light List Accent 1"/>
-    <w:lsdException w:unhideWhenUsed="0" w:uiPriority="62" w:semiHidden="0" w:name="Light Grid Accent 1"/>
-    <w:lsdException w:unhideWhenUsed="0" w:uiPriority="63" w:semiHidden="0" w:name="Medium Shading 1 Accent 1"/>
-    <w:lsdException w:unhideWhenUsed="0" w:uiPriority="64" w:semiHidden="0" w:name="Medium Shading 2 Accent 1"/>
-    <w:lsdException w:unhideWhenUsed="0" w:uiPriority="65" w:semiHidden="0" w:name="Medium List 1 Accent 1"/>
-    <w:lsdException w:qFormat="1" w:unhideWhenUsed="0" w:uiPriority="34" w:semiHidden="0" w:name="List Paragraph"/>
-    <w:lsdException w:qFormat="1" w:unhideWhenUsed="0" w:uiPriority="29" w:semiHidden="0" w:name="Quote"/>
-    <w:lsdException w:qFormat="1" w:unhideWhenUsed="0" w:uiPriority="30" w:semiHidden="0" w:name="Intense Quote"/>
-    <w:lsdException w:unhideWhenUsed="0" w:uiPriority="66" w:semiHidden="0" w:name="Medium List 2 Accent 1"/>
-    <w:lsdException w:unhideWhenUsed="0" w:uiPriority="67" w:semiHidden="0" w:name="Medium Grid 1 Accent 1"/>
-    <w:lsdException w:unhideWhenUsed="0" w:uiPriority="68" w:semiHidden="0" w:name="Medium Grid 2 Accent 1"/>
-    <w:lsdException w:unhideWhenUsed="0" w:uiPriority="69" w:semiHidden="0" w:name="Medium Grid 3 Accent 1"/>
-    <w:lsdException w:unhideWhenUsed="0" w:uiPriority="70" w:semiHidden="0" w:name="Dark List Accent 1"/>
-    <w:lsdException w:unhideWhenUsed="0" w:uiPriority="71" w:semiHidden="0" w:name="Colorful Shading Accent 1"/>
-    <w:lsdException w:unhideWhenUsed="0" w:uiPriority="72" w:semiHidden="0" w:name="Colorful List Accent 1"/>
-    <w:lsdException w:unhideWhenUsed="0" w:uiPriority="73" w:semiHidden="0" w:name="Colorful Grid Accent 1"/>
-    <w:lsdException w:unhideWhenUsed="0" w:uiPriority="60" w:semiHidden="0" w:name="Light Shading Accent 2"/>
-    <w:lsdException w:unhideWhenUsed="0" w:uiPriority="61" w:semiHidden="0" w:name="Light List Accent 2"/>
-    <w:lsdException w:unhideWhenUsed="0" w:uiPriority="62" w:semiHidden="0" w:name="Light Grid Accent 2"/>
-    <w:lsdException w:unhideWhenUsed="0" w:uiPriority="63" w:semiHidden="0" w:name="Medium Shading 1 Accent 2"/>
-    <w:lsdException w:unhideWhenUsed="0" w:uiPriority="64" w:semiHidden="0" w:name="Medium Shading 2 Accent 2"/>
-    <w:lsdException w:unhideWhenUsed="0" w:uiPriority="65" w:semiHidden="0" w:name="Medium List 1 Accent 2"/>
-    <w:lsdException w:unhideWhenUsed="0" w:uiPriority="66" w:semiHidden="0" w:name="Medium List 2 Accent 2"/>
-    <w:lsdException w:unhideWhenUsed="0" w:uiPriority="67" w:semiHidden="0" w:name="Medium Grid 1 Accent 2"/>
-    <w:lsdException w:unhideWhenUsed="0" w:uiPriority="68" w:semiHidden="0" w:name="Medium Grid 2 Accent 2"/>
-    <w:lsdException w:unhideWhenUsed="0" w:uiPriority="69" w:semiHidden="0" w:name="Medium Grid 3 Accent 2"/>
-    <w:lsdException w:unhideWhenUsed="0" w:uiPriority="70" w:semiHidden="0" w:name="Dark List Accent 2"/>
-    <w:lsdException w:unhideWhenUsed="0" w:uiPriority="71" w:semiHidden="0" w:name="Colorful Shading Accent 2"/>
-    <w:lsdException w:unhideWhenUsed="0" w:uiPriority="72" w:semiHidden="0" w:name="Colorful List Accent 2"/>
-    <w:lsdException w:unhideWhenUsed="0" w:uiPriority="73" w:semiHidden="0" w:name="Colorful Grid Accent 2"/>
-    <w:lsdException w:unhideWhenUsed="0" w:uiPriority="60" w:semiHidden="0" w:name="Light Shading Accent 3"/>
-    <w:lsdException w:unhideWhenUsed="0" w:uiPriority="61" w:semiHidden="0" w:name="Light List Accent 3"/>
-    <w:lsdException w:unhideWhenUsed="0" w:uiPriority="62" w:semiHidden="0" w:name="Light Grid Accent 3"/>
-    <w:lsdException w:unhideWhenUsed="0" w:uiPriority="63" w:semiHidden="0" w:name="Medium Shading 1 Accent 3"/>
-    <w:lsdException w:unhideWhenUsed="0" w:uiPriority="64" w:semiHidden="0" w:name="Medium Shading 2 Accent 3"/>
-    <w:lsdException w:unhideWhenUsed="0" w:uiPriority="65" w:semiHidden="0" w:name="Medium List 1 Accent 3"/>
-    <w:lsdException w:unhideWhenUsed="0" w:uiPriority="66" w:semiHidden="0" w:name="Medium List 2 Accent 3"/>
-    <w:lsdException w:unhideWhenUsed="0" w:uiPriority="67" w:semiHidden="0" w:name="Medium Grid 1 Accent 3"/>
-    <w:lsdException w:unhideWhenUsed="0" w:uiPriority="68" w:semiHidden="0" w:name="Medium Grid 2 Accent 3"/>
-    <w:lsdException w:unhideWhenUsed="0" w:uiPriority="69" w:semiHidden="0" w:name="Medium Grid 3 Accent 3"/>
-    <w:lsdException w:unhideWhenUsed="0" w:uiPriority="70" w:semiHidden="0" w:name="Dark List Accent 3"/>
-    <w:lsdException w:unhideWhenUsed="0" w:uiPriority="71" w:semiHidden="0" w:name="Colorful Shading Accent 3"/>
-    <w:lsdException w:unhideWhenUsed="0" w:uiPriority="72" w:semiHidden="0" w:name="Colorful List Accent 3"/>
-    <w:lsdException w:unhideWhenUsed="0" w:uiPriority="73" w:semiHidden="0" w:name="Colorful Grid Accent 3"/>
-    <w:lsdException w:unhideWhenUsed="0" w:uiPriority="60" w:semiHidden="0" w:name="Light Shading Accent 4"/>
-    <w:lsdException w:unhideWhenUsed="0" w:uiPriority="61" w:semiHidden="0" w:name="Light List Accent 4"/>
-    <w:lsdException w:unhideWhenUsed="0" w:uiPriority="62" w:semiHidden="0" w:name="Light Grid Accent 4"/>
-    <w:lsdException w:unhideWhenUsed="0" w:uiPriority="63" w:semiHidden="0" w:name="Medium Shading 1 Accent 4"/>
-    <w:lsdException w:unhideWhenUsed="0" w:uiPriority="64" w:semiHidden="0" w:name="Medium Shading 2 Accent 4"/>
-    <w:lsdException w:unhideWhenUsed="0" w:uiPriority="65" w:semiHidden="0" w:name="Medium List 1 Accent 4"/>
-    <w:lsdException w:unhideWhenUsed="0" w:uiPriority="66" w:semiHidden="0" w:name="Medium List 2 Accent 4"/>
-    <w:lsdException w:unhideWhenUsed="0" w:uiPriority="67" w:semiHidden="0" w:name="Medium Grid 1 Accent 4"/>
-    <w:lsdException w:unhideWhenUsed="0" w:uiPriority="68" w:semiHidden="0" w:name="Medium Grid 2 Accent 4"/>
-    <w:lsdException w:unhideWhenUsed="0" w:uiPriority="69" w:semiHidden="0" w:name="Medium Grid 3 Accent 4"/>
-    <w:lsdException w:unhideWhenUsed="0" w:uiPriority="70" w:semiHidden="0" w:name="Dark List Accent 4"/>
-    <w:lsdException w:unhideWhenUsed="0" w:uiPriority="71" w:semiHidden="0" w:name="Colorful Shading Accent 4"/>
-    <w:lsdException w:unhideWhenUsed="0" w:uiPriority="72" w:semiHidden="0" w:name="Colorful List Accent 4"/>
-    <w:lsdException w:unhideWhenUsed="0" w:uiPriority="73" w:semiHidden="0" w:name="Colorful Grid Accent 4"/>
-    <w:lsdException w:unhideWhenUsed="0" w:uiPriority="60" w:semiHidden="0" w:name="Light Shading Accent 5"/>
-    <w:lsdException w:unhideWhenUsed="0" w:uiPriority="61" w:semiHidden="0" w:name="Light List Accent 5"/>
-    <w:lsdException w:unhideWhenUsed="0" w:uiPriority="62" w:semiHidden="0" w:name="Light Grid Accent 5"/>
-    <w:lsdException w:unhideWhenUsed="0" w:uiPriority="63" w:semiHidden="0" w:name="Medium Shading 1 Accent 5"/>
-    <w:lsdException w:unhideWhenUsed="0" w:uiPriority="64" w:semiHidden="0" w:name="Medium Shading 2 Accent 5"/>
-    <w:lsdException w:unhideWhenUsed="0" w:uiPriority="65" w:semiHidden="0" w:name="Medium List 1 Accent 5"/>
-    <w:lsdException w:unhideWhenUsed="0" w:uiPriority="66" w:semiHidden="0" w:name="Medium List 2 Accent 5"/>
-    <w:lsdException w:unhideWhenUsed="0" w:uiPriority="67" w:semiHidden="0" w:name="Medium Grid 1 Accent 5"/>
-    <w:lsdException w:unhideWhenUsed="0" w:uiPriority="68" w:semiHidden="0" w:name="Medium Grid 2 Accent 5"/>
-    <w:lsdException w:unhideWhenUsed="0" w:uiPriority="69" w:semiHidden="0" w:name="Medium Grid 3 Accent 5"/>
-    <w:lsdException w:unhideWhenUsed="0" w:uiPriority="70" w:semiHidden="0" w:name="Dark List Accent 5"/>
-    <w:lsdException w:unhideWhenUsed="0" w:uiPriority="71" w:semiHidden="0" w:name="Colorful Shading Accent 5"/>
-    <w:lsdException w:unhideWhenUsed="0" w:uiPriority="72" w:semiHidden="0" w:name="Colorful List Accent 5"/>
-    <w:lsdException w:unhideWhenUsed="0" w:uiPriority="73" w:semiHidden="0" w:name="Colorful Grid Accent 5"/>
-    <w:lsdException w:unhideWhenUsed="0" w:uiPriority="60" w:semiHidden="0" w:name="Light Shading Accent 6"/>
-    <w:lsdException w:unhideWhenUsed="0" w:uiPriority="61" w:semiHidden="0" w:name="Light List Accent 6"/>
-    <w:lsdException w:unhideWhenUsed="0" w:uiPriority="62" w:semiHidden="0" w:name="Light Grid Accent 6"/>
-    <w:lsdException w:unhideWhenUsed="0" w:uiPriority="63" w:semiHidden="0" w:name="Medium Shading 1 Accent 6"/>
-    <w:lsdException w:unhideWhenUsed="0" w:uiPriority="64" w:semiHidden="0" w:name="Medium Shading 2 Accent 6"/>
-    <w:lsdException w:unhideWhenUsed="0" w:uiPriority="65" w:semiHidden="0" w:name="Medium List 1 Accent 6"/>
-    <w:lsdException w:unhideWhenUsed="0" w:uiPriority="66" w:semiHidden="0" w:name="Medium List 2 Accent 6"/>
-    <w:lsdException w:unhideWhenUsed="0" w:uiPriority="67" w:semiHidden="0" w:name="Medium Grid 1 Accent 6"/>
-    <w:lsdException w:unhideWhenUsed="0" w:uiPriority="68" w:semiHidden="0" w:name="Medium Grid 2 Accent 6"/>
-    <w:lsdException w:unhideWhenUsed="0" w:uiPriority="69" w:semiHidden="0" w:name="Medium Grid 3 Accent 6"/>
-    <w:lsdException w:unhideWhenUsed="0" w:uiPriority="70" w:semiHidden="0" w:name="Dark List Accent 6"/>
-    <w:lsdException w:unhideWhenUsed="0" w:uiPriority="71" w:semiHidden="0" w:name="Colorful Shading Accent 6"/>
-    <w:lsdException w:unhideWhenUsed="0" w:uiPriority="72" w:semiHidden="0" w:name="Colorful List Accent 6"/>
-    <w:lsdException w:unhideWhenUsed="0" w:uiPriority="73" w:semiHidden="0" w:name="Colorful Grid Accent 6"/>
+  <w:latentStyles w:defLockedState="0" w:defUIPriority="99" w:defSemiHidden="0" w:defUnhideWhenUsed="0" w:defQFormat="0" w:count="376">
+    <w:lsdException w:name="Normal" w:uiPriority="0" w:qFormat="1"/>
+    <w:lsdException w:name="heading 1" w:uiPriority="9" w:qFormat="1"/>
+    <w:lsdException w:name="heading 2" w:semiHidden="1" w:uiPriority="9" w:unhideWhenUsed="1" w:qFormat="1"/>
+    <w:lsdException w:name="heading 3" w:semiHidden="1" w:uiPriority="9" w:unhideWhenUsed="1" w:qFormat="1"/>
+    <w:lsdException w:name="heading 4" w:semiHidden="1" w:uiPriority="9" w:unhideWhenUsed="1" w:qFormat="1"/>
+    <w:lsdException w:name="heading 5" w:semiHidden="1" w:uiPriority="9" w:unhideWhenUsed="1" w:qFormat="1"/>
+    <w:lsdException w:name="heading 6" w:semiHidden="1" w:uiPriority="9" w:unhideWhenUsed="1" w:qFormat="1"/>
+    <w:lsdException w:name="heading 7" w:semiHidden="1" w:uiPriority="9" w:unhideWhenUsed="1" w:qFormat="1"/>
+    <w:lsdException w:name="heading 8" w:semiHidden="1" w:uiPriority="9" w:unhideWhenUsed="1" w:qFormat="1"/>
+    <w:lsdException w:name="heading 9" w:semiHidden="1" w:uiPriority="9" w:unhideWhenUsed="1" w:qFormat="1"/>
+    <w:lsdException w:name="index 1" w:semiHidden="1" w:unhideWhenUsed="1"/>
+    <w:lsdException w:name="index 2" w:semiHidden="1" w:unhideWhenUsed="1"/>
+    <w:lsdException w:name="index 3" w:semiHidden="1" w:unhideWhenUsed="1"/>
+    <w:lsdException w:name="index 4" w:semiHidden="1" w:unhideWhenUsed="1"/>
+    <w:lsdException w:name="index 5" w:semiHidden="1" w:unhideWhenUsed="1"/>
+    <w:lsdException w:name="index 6" w:semiHidden="1" w:unhideWhenUsed="1"/>
+    <w:lsdException w:name="index 7" w:semiHidden="1" w:unhideWhenUsed="1"/>
+    <w:lsdException w:name="index 8" w:semiHidden="1" w:unhideWhenUsed="1"/>
+    <w:lsdException w:name="index 9" w:semiHidden="1" w:unhideWhenUsed="1"/>
+    <w:lsdException w:name="toc 1" w:semiHidden="1" w:uiPriority="39" w:unhideWhenUsed="1"/>
+    <w:lsdException w:name="toc 2" w:semiHidden="1" w:uiPriority="39" w:unhideWhenUsed="1"/>
+    <w:lsdException w:name="toc 3" w:semiHidden="1" w:uiPriority="39" w:unhideWhenUsed="1"/>
+    <w:lsdException w:name="toc 4" w:semiHidden="1" w:uiPriority="39" w:unhideWhenUsed="1"/>
+    <w:lsdException w:name="toc 5" w:semiHidden="1" w:uiPriority="39" w:unhideWhenUsed="1"/>
+    <w:lsdException w:name="toc 6" w:semiHidden="1" w:uiPriority="39" w:unhideWhenUsed="1"/>
+    <w:lsdException w:name="toc 7" w:semiHidden="1" w:uiPriority="39" w:unhideWhenUsed="1"/>
+    <w:lsdException w:name="toc 8" w:semiHidden="1" w:uiPriority="39" w:unhideWhenUsed="1"/>
+    <w:lsdException w:name="toc 9" w:semiHidden="1" w:uiPriority="39" w:unhideWhenUsed="1"/>
+    <w:lsdException w:name="Normal Indent" w:semiHidden="1" w:unhideWhenUsed="1"/>
+    <w:lsdException w:name="footnote text" w:semiHidden="1" w:unhideWhenUsed="1"/>
+    <w:lsdException w:name="annotation text" w:semiHidden="1" w:unhideWhenUsed="1"/>
+    <w:lsdException w:name="header" w:semiHidden="1" w:unhideWhenUsed="1"/>
+    <w:lsdException w:name="footer" w:semiHidden="1" w:unhideWhenUsed="1"/>
+    <w:lsdException w:name="index heading" w:semiHidden="1" w:unhideWhenUsed="1"/>
+    <w:lsdException w:name="caption" w:semiHidden="1" w:uiPriority="35" w:unhideWhenUsed="1" w:qFormat="1"/>
+    <w:lsdException w:name="table of figures" w:semiHidden="1" w:unhideWhenUsed="1"/>
+    <w:lsdException w:name="envelope address" w:semiHidden="1" w:unhideWhenUsed="1"/>
+    <w:lsdException w:name="envelope return" w:semiHidden="1" w:unhideWhenUsed="1"/>
+    <w:lsdException w:name="footnote reference" w:semiHidden="1" w:unhideWhenUsed="1"/>
+    <w:lsdException w:name="annotation reference" w:semiHidden="1" w:unhideWhenUsed="1"/>
+    <w:lsdException w:name="line number" w:semiHidden="1" w:unhideWhenUsed="1"/>
+    <w:lsdException w:name="page number" w:semiHidden="1" w:unhideWhenUsed="1"/>
+    <w:lsdException w:name="endnote reference" w:semiHidden="1" w:unhideWhenUsed="1"/>
+    <w:lsdException w:name="endnote text" w:semiHidden="1" w:unhideWhenUsed="1"/>
+    <w:lsdException w:name="table of authorities" w:semiHidden="1" w:unhideWhenUsed="1"/>
+    <w:lsdException w:name="macro" w:semiHidden="1" w:unhideWhenUsed="1"/>
+    <w:lsdException w:name="toa heading" w:semiHidden="1" w:unhideWhenUsed="1"/>
+    <w:lsdException w:name="List" w:semiHidden="1" w:unhideWhenUsed="1"/>
+    <w:lsdException w:name="List Bullet" w:semiHidden="1" w:unhideWhenUsed="1"/>
+    <w:lsdException w:name="List Number" w:semiHidden="1" w:unhideWhenUsed="1"/>
+    <w:lsdException w:name="List 2" w:semiHidden="1" w:unhideWhenUsed="1"/>
+    <w:lsdException w:name="List 3" w:semiHidden="1" w:unhideWhenUsed="1"/>
+    <w:lsdException w:name="List 4" w:semiHidden="1" w:unhideWhenUsed="1"/>
+    <w:lsdException w:name="List 5" w:semiHidden="1" w:unhideWhenUsed="1"/>
+    <w:lsdException w:name="List Bullet 2" w:semiHidden="1" w:unhideWhenUsed="1"/>
+    <w:lsdException w:name="List Bullet 3" w:semiHidden="1" w:unhideWhenUsed="1"/>
+    <w:lsdException w:name="List Bullet 4" w:semiHidden="1" w:unhideWhenUsed="1"/>
+    <w:lsdException w:name="List Bullet 5" w:semiHidden="1" w:unhideWhenUsed="1"/>
+    <w:lsdException w:name="List Number 2" w:semiHidden="1" w:unhideWhenUsed="1"/>
+    <w:lsdException w:name="List Number 3" w:semiHidden="1" w:unhideWhenUsed="1"/>
+    <w:lsdException w:name="List Number 4" w:semiHidden="1" w:unhideWhenUsed="1"/>
+    <w:lsdException w:name="List Number 5" w:semiHidden="1" w:unhideWhenUsed="1"/>
+    <w:lsdException w:name="Title" w:uiPriority="10" w:qFormat="1"/>
+    <w:lsdException w:name="Closing" w:semiHidden="1" w:unhideWhenUsed="1"/>
+    <w:lsdException w:name="Signature" w:semiHidden="1" w:unhideWhenUsed="1"/>
+    <w:lsdException w:name="Default Paragraph Font" w:semiHidden="1" w:uiPriority="1" w:unhideWhenUsed="1"/>
+    <w:lsdException w:name="Body Text" w:semiHidden="1" w:unhideWhenUsed="1"/>
+    <w:lsdException w:name="Body Text Indent" w:semiHidden="1" w:unhideWhenUsed="1"/>
+    <w:lsdException w:name="List Continue" w:semiHidden="1" w:unhideWhenUsed="1"/>
+    <w:lsdException w:name="List Continue 2" w:semiHidden="1" w:unhideWhenUsed="1"/>
+    <w:lsdException w:name="List Continue 3" w:semiHidden="1" w:unhideWhenUsed="1"/>
+    <w:lsdException w:name="List Continue 4" w:semiHidden="1" w:unhideWhenUsed="1"/>
+    <w:lsdException w:name="List Continue 5" w:semiHidden="1" w:unhideWhenUsed="1"/>
+    <w:lsdException w:name="Message Header" w:semiHidden="1" w:unhideWhenUsed="1"/>
+    <w:lsdException w:name="Subtitle" w:uiPriority="11" w:qFormat="1"/>
+    <w:lsdException w:name="Salutation" w:semiHidden="1" w:unhideWhenUsed="1"/>
+    <w:lsdException w:name="Date" w:semiHidden="1" w:unhideWhenUsed="1"/>
+    <w:lsdException w:name="Body Text First Indent" w:semiHidden="1" w:unhideWhenUsed="1"/>
+    <w:lsdException w:name="Body Text First Indent 2" w:semiHidden="1" w:unhideWhenUsed="1"/>
+    <w:lsdException w:name="Note Heading" w:semiHidden="1" w:unhideWhenUsed="1"/>
+    <w:lsdException w:name="Body Text 2" w:semiHidden="1" w:unhideWhenUsed="1"/>
+    <w:lsdException w:name="Body Text 3" w:semiHidden="1" w:unhideWhenUsed="1"/>
+    <w:lsdException w:name="Body Text Indent 2" w:semiHidden="1" w:unhideWhenUsed="1"/>
+    <w:lsdException w:name="Body Text Indent 3" w:semiHidden="1" w:unhideWhenUsed="1"/>
+    <w:lsdException w:name="Block Text" w:semiHidden="1" w:unhideWhenUsed="1"/>
+    <w:lsdException w:name="Hyperlink" w:semiHidden="1" w:unhideWhenUsed="1"/>
+    <w:lsdException w:name="FollowedHyperlink" w:semiHidden="1" w:unhideWhenUsed="1"/>
+    <w:lsdException w:name="Strong" w:uiPriority="22" w:qFormat="1"/>
+    <w:lsdException w:name="Emphasis" w:uiPriority="20" w:qFormat="1"/>
+    <w:lsdException w:name="Document Map" w:semiHidden="1" w:unhideWhenUsed="1"/>
+    <w:lsdException w:name="Plain Text" w:semiHidden="1" w:unhideWhenUsed="1"/>
+    <w:lsdException w:name="E-mail Signature" w:semiHidden="1" w:unhideWhenUsed="1"/>
+    <w:lsdException w:name="HTML Top of Form" w:semiHidden="1" w:unhideWhenUsed="1"/>
+    <w:lsdException w:name="HTML Bottom of Form" w:semiHidden="1" w:unhideWhenUsed="1"/>
+    <w:lsdException w:name="Normal (Web)" w:semiHidden="1" w:unhideWhenUsed="1"/>
+    <w:lsdException w:name="HTML Acronym" w:semiHidden="1" w:unhideWhenUsed="1"/>
+    <w:lsdException w:name="HTML Address" w:semiHidden="1" w:unhideWhenUsed="1"/>
+    <w:lsdException w:name="HTML Cite" w:semiHidden="1" w:unhideWhenUsed="1"/>
+    <w:lsdException w:name="HTML Code" w:semiHidden="1" w:unhideWhenUsed="1"/>
+    <w:lsdException w:name="HTML Definition" w:semiHidden="1" w:unhideWhenUsed="1"/>
+    <w:lsdException w:name="HTML Keyboard" w:semiHidden="1" w:unhideWhenUsed="1"/>
+    <w:lsdException w:name="HTML Preformatted" w:semiHidden="1" w:unhideWhenUsed="1"/>
+    <w:lsdException w:name="HTML Sample" w:semiHidden="1" w:unhideWhenUsed="1"/>
+    <w:lsdException w:name="HTML Typewriter" w:semiHidden="1" w:unhideWhenUsed="1"/>
+    <w:lsdException w:name="HTML Variable" w:semiHidden="1" w:unhideWhenUsed="1"/>
+    <w:lsdException w:name="Normal Table" w:semiHidden="1" w:unhideWhenUsed="1"/>
+    <w:lsdException w:name="annotation subject" w:semiHidden="1" w:unhideWhenUsed="1"/>
+    <w:lsdException w:name="No List" w:semiHidden="1" w:unhideWhenUsed="1"/>
+    <w:lsdException w:name="Outline List 1" w:semiHidden="1" w:unhideWhenUsed="1"/>
+    <w:lsdException w:name="Outline List 2" w:semiHidden="1" w:unhideWhenUsed="1"/>
+    <w:lsdException w:name="Outline List 3" w:semiHidden="1" w:unhideWhenUsed="1"/>
+    <w:lsdException w:name="Table Simple 1" w:semiHidden="1" w:unhideWhenUsed="1"/>
+    <w:lsdException w:name="Table Simple 2" w:semiHidden="1" w:unhideWhenUsed="1"/>
+    <w:lsdException w:name="Table Simple 3" w:semiHidden="1" w:unhideWhenUsed="1"/>
+    <w:lsdException w:name="Table Classic 1" w:semiHidden="1" w:unhideWhenUsed="1"/>
+    <w:lsdException w:name="Table Classic 2" w:semiHidden="1" w:unhideWhenUsed="1"/>
+    <w:lsdException w:name="Table Classic 3" w:semiHidden="1" w:unhideWhenUsed="1"/>
+    <w:lsdException w:name="Table Classic 4" w:semiHidden="1" w:unhideWhenUsed="1"/>
+    <w:lsdException w:name="Table Colorful 1" w:semiHidden="1" w:unhideWhenUsed="1"/>
+    <w:lsdException w:name="Table Colorful 2" w:semiHidden="1" w:unhideWhenUsed="1"/>
+    <w:lsdException w:name="Table Colorful 3" w:semiHidden="1" w:unhideWhenUsed="1"/>
+    <w:lsdException w:name="Table Columns 1" w:semiHidden="1" w:unhideWhenUsed="1"/>
+    <w:lsdException w:name="Table Columns 2" w:semiHidden="1" w:unhideWhenUsed="1"/>
+    <w:lsdException w:name="Table Columns 3" w:semiHidden="1" w:unhideWhenUsed="1"/>
+    <w:lsdException w:name="Table Columns 4" w:semiHidden="1" w:unhideWhenUsed="1"/>
+    <w:lsdException w:name="Table Columns 5" w:semiHidden="1" w:unhideWhenUsed="1"/>
+    <w:lsdException w:name="Table Grid 1" w:semiHidden="1" w:unhideWhenUsed="1"/>
+    <w:lsdException w:name="Table Grid 2" w:semiHidden="1" w:unhideWhenUsed="1"/>
+    <w:lsdException w:name="Table Grid 3" w:semiHidden="1" w:unhideWhenUsed="1"/>
+    <w:lsdException w:name="Table Grid 4" w:semiHidden="1" w:unhideWhenUsed="1"/>
+    <w:lsdException w:name="Table Grid 5" w:semiHidden="1" w:unhideWhenUsed="1"/>
+    <w:lsdException w:name="Table Grid 6" w:semiHidden="1" w:unhideWhenUsed="1"/>
+    <w:lsdException w:name="Table Grid 7" w:semiHidden="1" w:unhideWhenUsed="1"/>
+    <w:lsdException w:name="Table Grid 8" w:semiHidden="1" w:unhideWhenUsed="1"/>
+    <w:lsdException w:name="Table List 1" w:semiHidden="1" w:unhideWhenUsed="1"/>
+    <w:lsdException w:name="Table List 2" w:semiHidden="1" w:unhideWhenUsed="1"/>
+    <w:lsdException w:name="Table List 3" w:semiHidden="1" w:unhideWhenUsed="1"/>
+    <w:lsdException w:name="Table List 4" w:semiHidden="1" w:unhideWhenUsed="1"/>
+    <w:lsdException w:name="Table List 5" w:semiHidden="1" w:unhideWhenUsed="1"/>
+    <w:lsdException w:name="Table List 6" w:semiHidden="1" w:unhideWhenUsed="1"/>
+    <w:lsdException w:name="Table List 7" w:semiHidden="1" w:unhideWhenUsed="1"/>
+    <w:lsdException w:name="Table List 8" w:semiHidden="1" w:unhideWhenUsed="1"/>
+    <w:lsdException w:name="Table 3D effects 1" w:semiHidden="1" w:unhideWhenUsed="1"/>
+    <w:lsdException w:name="Table 3D effects 2" w:semiHidden="1" w:unhideWhenUsed="1"/>
+    <w:lsdException w:name="Table 3D effects 3" w:semiHidden="1" w:unhideWhenUsed="1"/>
+    <w:lsdException w:name="Table Contemporary" w:semiHidden="1" w:unhideWhenUsed="1"/>
+    <w:lsdException w:name="Table Elegant" w:semiHidden="1" w:unhideWhenUsed="1"/>
+    <w:lsdException w:name="Table Professional" w:semiHidden="1" w:unhideWhenUsed="1"/>
+    <w:lsdException w:name="Table Subtle 1" w:semiHidden="1" w:unhideWhenUsed="1"/>
+    <w:lsdException w:name="Table Subtle 2" w:semiHidden="1" w:unhideWhenUsed="1"/>
+    <w:lsdException w:name="Table Web 1" w:semiHidden="1" w:unhideWhenUsed="1"/>
+    <w:lsdException w:name="Table Web 2" w:semiHidden="1" w:unhideWhenUsed="1"/>
+    <w:lsdException w:name="Table Web 3" w:semiHidden="1" w:unhideWhenUsed="1"/>
+    <w:lsdException w:name="Balloon Text" w:semiHidden="1" w:unhideWhenUsed="1"/>
+    <w:lsdException w:name="Table Grid" w:uiPriority="39"/>
+    <w:lsdException w:name="Table Theme" w:semiHidden="1" w:unhideWhenUsed="1"/>
+    <w:lsdException w:name="Placeholder Text" w:semiHidden="1"/>
+    <w:lsdException w:name="No Spacing" w:uiPriority="1" w:qFormat="1"/>
+    <w:lsdException w:name="Light Shading" w:uiPriority="60"/>
+    <w:lsdException w:name="Light List" w:uiPriority="61"/>
+    <w:lsdException w:name="Light Grid" w:uiPriority="62"/>
+    <w:lsdException w:name="Medium Shading 1" w:uiPriority="63"/>
+    <w:lsdException w:name="Medium Shading 2" w:uiPriority="64"/>
+    <w:lsdException w:name="Medium List 1" w:uiPriority="65"/>
+    <w:lsdException w:name="Medium List 2" w:uiPriority="66"/>
+    <w:lsdException w:name="Medium Grid 1" w:uiPriority="67"/>
+    <w:lsdException w:name="Medium Grid 2" w:uiPriority="68"/>
+    <w:lsdException w:name="Medium Grid 3" w:uiPriority="69"/>
+    <w:lsdException w:name="Dark List" w:uiPriority="70"/>
+    <w:lsdException w:name="Colorful Shading" w:uiPriority="71"/>
+    <w:lsdException w:name="Colorful List" w:uiPriority="72"/>
+    <w:lsdException w:name="Colorful Grid" w:uiPriority="73"/>
+    <w:lsdException w:name="Light Shading Accent 1" w:uiPriority="60"/>
+    <w:lsdException w:name="Light List Accent 1" w:uiPriority="61"/>
+    <w:lsdException w:name="Light Grid Accent 1" w:uiPriority="62"/>
+    <w:lsdException w:name="Medium Shading 1 Accent 1" w:uiPriority="63"/>
+    <w:lsdException w:name="Medium Shading 2 Accent 1" w:uiPriority="64"/>
+    <w:lsdException w:name="Medium List 1 Accent 1" w:uiPriority="65"/>
+    <w:lsdException w:name="Revision" w:semiHidden="1"/>
+    <w:lsdException w:name="List Paragraph" w:uiPriority="34" w:qFormat="1"/>
+    <w:lsdException w:name="Quote" w:uiPriority="29" w:qFormat="1"/>
+    <w:lsdException w:name="Intense Quote" w:uiPriority="30" w:qFormat="1"/>
+    <w:lsdException w:name="Medium List 2 Accent 1" w:uiPriority="66"/>
+    <w:lsdException w:name="Medium Grid 1 Accent 1" w:uiPriority="67"/>
+    <w:lsdException w:name="Medium Grid 2 Accent 1" w:uiPriority="68"/>
+    <w:lsdException w:name="Medium Grid 3 Accent 1" w:uiPriority="69"/>
+    <w:lsdException w:name="Dark List Accent 1" w:uiPriority="70"/>
+    <w:lsdException w:name="Colorful Shading Accent 1" w:uiPriority="71"/>
+    <w:lsdException w:name="Colorful List Accent 1" w:uiPriority="72"/>
+    <w:lsdException w:name="Colorful Grid Accent 1" w:uiPriority="73"/>
+    <w:lsdException w:name="Light Shading Accent 2" w:uiPriority="60"/>
+    <w:lsdException w:name="Light List Accent 2" w:uiPriority="61"/>
+    <w:lsdException w:name="Light Grid Accent 2" w:uiPriority="62"/>
+    <w:lsdException w:name="Medium Shading 1 Accent 2" w:uiPriority="63"/>
+    <w:lsdException w:name="Medium Shading 2 Accent 2" w:uiPriority="64"/>
+    <w:lsdException w:name="Medium List 1 Accent 2" w:uiPriority="65"/>
+    <w:lsdException w:name="Medium List 2 Accent 2" w:uiPriority="66"/>
+    <w:lsdException w:name="Medium Grid 1 Accent 2" w:uiPriority="67"/>
+    <w:lsdException w:name="Medium Grid 2 Accent 2" w:uiPriority="68"/>
+    <w:lsdException w:name="Medium Grid 3 Accent 2" w:uiPriority="69"/>
+    <w:lsdException w:name="Dark List Accent 2" w:uiPriority="70"/>
+    <w:lsdException w:name="Colorful Shading Accent 2" w:uiPriority="71"/>
+    <w:lsdException w:name="Colorful List Accent 2" w:uiPriority="72"/>
+    <w:lsdException w:name="Colorful Grid Accent 2" w:uiPriority="73"/>
+    <w:lsdException w:name="Light Shading Accent 3" w:uiPriority="60"/>
+    <w:lsdException w:name="Light List Accent 3" w:uiPriority="61"/>
+    <w:lsdException w:name="Light Grid Accent 3" w:uiPriority="62"/>
+    <w:lsdException w:name="Medium Shading 1 Accent 3" w:uiPriority="63"/>
+    <w:lsdException w:name="Medium Shading 2 Accent 3" w:uiPriority="64"/>
+    <w:lsdException w:name="Medium List 1 Accent 3" w:uiPriority="65"/>
+    <w:lsdException w:name="Medium List 2 Accent 3" w:uiPriority="66"/>
+    <w:lsdException w:name="Medium Grid 1 Accent 3" w:uiPriority="67"/>
+    <w:lsdException w:name="Medium Grid 2 Accent 3" w:uiPriority="68"/>
+    <w:lsdException w:name="Medium Grid 3 Accent 3" w:uiPriority="69"/>
+    <w:lsdException w:name="Dark List Accent 3" w:uiPriority="70"/>
+    <w:lsdException w:name="Colorful Shading Accent 3" w:uiPriority="71"/>
+    <w:lsdException w:name="Colorful List Accent 3" w:uiPriority="72"/>
+    <w:lsdException w:name="Colorful Grid Accent 3" w:uiPriority="73"/>
+    <w:lsdException w:name="Light Shading Accent 4" w:uiPriority="60"/>
+    <w:lsdException w:name="Light List Accent 4" w:uiPriority="61"/>
+    <w:lsdException w:name="Light Grid Accent 4" w:uiPriority="62"/>
+    <w:lsdException w:name="Medium Shading 1 Accent 4" w:uiPriority="63"/>
+    <w:lsdException w:name="Medium Shading 2 Accent 4" w:uiPriority="64"/>
+    <w:lsdException w:name="Medium List 1 Accent 4" w:uiPriority="65"/>
+    <w:lsdException w:name="Medium List 2 Accent 4" w:uiPriority="66"/>
+    <w:lsdException w:name="Medium Grid 1 Accent 4" w:uiPriority="67"/>
+    <w:lsdException w:name="Medium Grid 2 Accent 4" w:uiPriority="68"/>
+    <w:lsdException w:name="Medium Grid 3 Accent 4" w:uiPriority="69"/>
+    <w:lsdException w:name="Dark List Accent 4" w:uiPriority="70"/>
+    <w:lsdException w:name="Colorful Shading Accent 4" w:uiPriority="71"/>
+    <w:lsdException w:name="Colorful List Accent 4" w:uiPriority="72"/>
+    <w:lsdException w:name="Colorful Grid Accent 4" w:uiPriority="73"/>
+    <w:lsdException w:name="Light Shading Accent 5" w:uiPriority="60"/>
+    <w:lsdException w:name="Light List Accent 5" w:uiPriority="61"/>
+    <w:lsdException w:name="Light Grid Accent 5" w:uiPriority="62"/>
+    <w:lsdException w:name="Medium Shading 1 Accent 5" w:uiPriority="63"/>
+    <w:lsdException w:name="Medium Shading 2 Accent 5" w:uiPriority="64"/>
+    <w:lsdException w:name="Medium List 1 Accent 5" w:uiPriority="65"/>
+    <w:lsdException w:name="Medium List 2 Accent 5" w:uiPriority="66"/>
+    <w:lsdException w:name="Medium Grid 1 Accent 5" w:uiPriority="67"/>
+    <w:lsdException w:name="Medium Grid 2 Accent 5" w:uiPriority="68"/>
+    <w:lsdException w:name="Medium Grid 3 Accent 5" w:uiPriority="69"/>
+    <w:lsdException w:name="Dark List Accent 5" w:uiPriority="70"/>
+    <w:lsdException w:name="Colorful Shading Accent 5" w:uiPriority="71"/>
+    <w:lsdException w:name="Colorful List Accent 5" w:uiPriority="72"/>
+    <w:lsdException w:name="Colorful Grid Accent 5" w:uiPriority="73"/>
+    <w:lsdException w:name="Light Shading Accent 6" w:uiPriority="60"/>
+    <w:lsdException w:name="Light List Accent 6" w:uiPriority="61"/>
+    <w:lsdException w:name="Light Grid Accent 6" w:uiPriority="62"/>
+    <w:lsdException w:name="Medium Shading 1 Accent 6" w:uiPriority="63"/>
+    <w:lsdException w:name="Medium Shading 2 Accent 6" w:uiPriority="64"/>
+    <w:lsdException w:name="Medium List 1 Accent 6" w:uiPriority="65"/>
+    <w:lsdException w:name="Medium List 2 Accent 6" w:uiPriority="66"/>
+    <w:lsdException w:name="Medium Grid 1 Accent 6" w:uiPriority="67"/>
+    <w:lsdException w:name="Medium Grid 2 Accent 6" w:uiPriority="68"/>
+    <w:lsdException w:name="Medium Grid 3 Accent 6" w:uiPriority="69"/>
+    <w:lsdException w:name="Dark List Accent 6" w:uiPriority="70"/>
+    <w:lsdException w:name="Colorful Shading Accent 6" w:uiPriority="71"/>
+    <w:lsdException w:name="Colorful List Accent 6" w:uiPriority="72"/>
+    <w:lsdException w:name="Colorful Grid Accent 6" w:uiPriority="73"/>
+    <w:lsdException w:name="Subtle Emphasis" w:uiPriority="19" w:qFormat="1"/>
+    <w:lsdException w:name="Intense Emphasis" w:uiPriority="21" w:qFormat="1"/>
+    <w:lsdException w:name="Subtle Reference" w:uiPriority="31" w:qFormat="1"/>
+    <w:lsdException w:name="Intense Reference" w:uiPriority="32" w:qFormat="1"/>
+    <w:lsdException w:name="Book Title" w:uiPriority="33" w:qFormat="1"/>
+    <w:lsdException w:name="Bibliography" w:semiHidden="1" w:uiPriority="37" w:unhideWhenUsed="1"/>
+    <w:lsdException w:name="TOC Heading" w:semiHidden="1" w:uiPriority="39" w:unhideWhenUsed="1" w:qFormat="1"/>
+    <w:lsdException w:name="Plain Table 1" w:uiPriority="41"/>
+    <w:lsdException w:name="Plain Table 2" w:uiPriority="42"/>
+    <w:lsdException w:name="Plain Table 3" w:uiPriority="43"/>
+    <w:lsdException w:name="Plain Table 4" w:uiPriority="44"/>
+    <w:lsdException w:name="Plain Table 5" w:uiPriority="45"/>
+    <w:lsdException w:name="Grid Table Light" w:uiPriority="40"/>
+    <w:lsdException w:name="Grid Table 1 Light" w:uiPriority="46"/>
+    <w:lsdException w:name="Grid Table 2" w:uiPriority="47"/>
+    <w:lsdException w:name="Grid Table 3" w:uiPriority="48"/>
+    <w:lsdException w:name="Grid Table 4" w:uiPriority="49"/>
+    <w:lsdException w:name="Grid Table 5 Dark" w:uiPriority="50"/>
+    <w:lsdException w:name="Grid Table 6 Colorful" w:uiPriority="51"/>
+    <w:lsdException w:name="Grid Table 7 Colorful" w:uiPriority="52"/>
+    <w:lsdException w:name="Grid Table 1 Light Accent 1" w:uiPriority="46"/>
+    <w:lsdException w:name="Grid Table 2 Accent 1" w:uiPriority="47"/>
+    <w:lsdException w:name="Grid Table 3 Accent 1" w:uiPriority="48"/>
+    <w:lsdException w:name="Grid Table 4 Accent 1" w:uiPriority="49"/>
+    <w:lsdException w:name="Grid Table 5 Dark Accent 1" w:uiPriority="50"/>
+    <w:lsdException w:name="Grid Table 6 Colorful Accent 1" w:uiPriority="51"/>
+    <w:lsdException w:name="Grid Table 7 Colorful Accent 1" w:uiPriority="52"/>
+    <w:lsdException w:name="Grid Table 1 Light Accent 2" w:uiPriority="46"/>
+    <w:lsdException w:name="Grid Table 2 Accent 2" w:uiPriority="47"/>
+    <w:lsdException w:name="Grid Table 3 Accent 2" w:uiPriority="48"/>
+    <w:lsdException w:name="Grid Table 4 Accent 2" w:uiPriority="49"/>
+    <w:lsdException w:name="Grid Table 5 Dark Accent 2" w:uiPriority="50"/>
+    <w:lsdException w:name="Grid Table 6 Colorful Accent 2" w:uiPriority="51"/>
+    <w:lsdException w:name="Grid Table 7 Colorful Accent 2" w:uiPriority="52"/>
+    <w:lsdException w:name="Grid Table 1 Light Accent 3" w:uiPriority="46"/>
+    <w:lsdException w:name="Grid Table 2 Accent 3" w:uiPriority="47"/>
+    <w:lsdException w:name="Grid Table 3 Accent 3" w:uiPriority="48"/>
+    <w:lsdException w:name="Grid Table 4 Accent 3" w:uiPriority="49"/>
+    <w:lsdException w:name="Grid Table 5 Dark Accent 3" w:uiPriority="50"/>
+    <w:lsdException w:name="Grid Table 6 Colorful Accent 3" w:uiPriority="51"/>
+    <w:lsdException w:name="Grid Table 7 Colorful Accent 3" w:uiPriority="52"/>
+    <w:lsdException w:name="Grid Table 1 Light Accent 4" w:uiPriority="46"/>
+    <w:lsdException w:name="Grid Table 2 Accent 4" w:uiPriority="47"/>
+    <w:lsdException w:name="Grid Table 3 Accent 4" w:uiPriority="48"/>
+    <w:lsdException w:name="Grid Table 4 Accent 4" w:uiPriority="49"/>
+    <w:lsdException w:name="Grid Table 5 Dark Accent 4" w:uiPriority="50"/>
+    <w:lsdException w:name="Grid Table 6 Colorful Accent 4" w:uiPriority="51"/>
+    <w:lsdException w:name="Grid Table 7 Colorful Accent 4" w:uiPriority="52"/>
+    <w:lsdException w:name="Grid Table 1 Light Accent 5" w:uiPriority="46"/>
+    <w:lsdException w:name="Grid Table 2 Accent 5" w:uiPriority="47"/>
+    <w:lsdException w:name="Grid Table 3 Accent 5" w:uiPriority="48"/>
+    <w:lsdException w:name="Grid Table 4 Accent 5" w:uiPriority="49"/>
+    <w:lsdException w:name="Grid Table 5 Dark Accent 5" w:uiPriority="50"/>
+    <w:lsdException w:name="Grid Table 6 Colorful Accent 5" w:uiPriority="51"/>
+    <w:lsdException w:name="Grid Table 7 Colorful Accent 5" w:uiPriority="52"/>
+    <w:lsdException w:name="Grid Table 1 Light Accent 6" w:uiPriority="46"/>
+    <w:lsdException w:name="Grid Table 2 Accent 6" w:uiPriority="47"/>
+    <w:lsdException w:name="Grid Table 3 Accent 6" w:uiPriority="48"/>
+    <w:lsdException w:name="Grid Table 4 Accent 6" w:uiPriority="49"/>
+    <w:lsdException w:name="Grid Table 5 Dark Accent 6" w:uiPriority="50"/>
+    <w:lsdException w:name="Grid Table 6 Colorful Accent 6" w:uiPriority="51"/>
+    <w:lsdException w:name="Grid Table 7 Colorful Accent 6" w:uiPriority="52"/>
+    <w:lsdException w:name="List Table 1 Light" w:uiPriority="46"/>
+    <w:lsdException w:name="List Table 2" w:uiPriority="47"/>
+    <w:lsdException w:name="List Table 3" w:uiPriority="48"/>
+    <w:lsdException w:name="List Table 4" w:uiPriority="49"/>
+    <w:lsdException w:name="List Table 5 Dark" w:uiPriority="50"/>
+    <w:lsdException w:name="List Table 6 Colorful" w:uiPriority="51"/>
+    <w:lsdException w:name="List Table 7 Colorful" w:uiPriority="52"/>
+    <w:lsdException w:name="List Table 1 Light Accent 1" w:uiPriority="46"/>
+    <w:lsdException w:name="List Table 2 Accent 1" w:uiPriority="47"/>
+    <w:lsdException w:name="List Table 3 Accent 1" w:uiPriority="48"/>
+    <w:lsdException w:name="List Table 4 Accent 1" w:uiPriority="49"/>
+    <w:lsdException w:name="List Table 5 Dark Accent 1" w:uiPriority="50"/>
+    <w:lsdException w:name="List Table 6 Colorful Accent 1" w:uiPriority="51"/>
+    <w:lsdException w:name="List Table 7 Colorful Accent 1" w:uiPriority="52"/>
+    <w:lsdException w:name="List Table 1 Light Accent 2" w:uiPriority="46"/>
+    <w:lsdException w:name="List Table 2 Accent 2" w:uiPriority="47"/>
+    <w:lsdException w:name="List Table 3 Accent 2" w:uiPriority="48"/>
+    <w:lsdException w:name="List Table 4 Accent 2" w:uiPriority="49"/>
+    <w:lsdException w:name="List Table 5 Dark Accent 2" w:uiPriority="50"/>
+    <w:lsdException w:name="List Table 6 Colorful Accent 2" w:uiPriority="51"/>
+    <w:lsdException w:name="List Table 7 Colorful Accent 2" w:uiPriority="52"/>
+    <w:lsdException w:name="List Table 1 Light Accent 3" w:uiPriority="46"/>
+    <w:lsdException w:name="List Table 2 Accent 3" w:uiPriority="47"/>
+    <w:lsdException w:name="List Table 3 Accent 3" w:uiPriority="48"/>
+    <w:lsdException w:name="List Table 4 Accent 3" w:uiPriority="49"/>
+    <w:lsdException w:name="List Table 5 Dark Accent 3" w:uiPriority="50"/>
+    <w:lsdException w:name="List Table 6 Colorful Accent 3" w:uiPriority="51"/>
+    <w:lsdException w:name="List Table 7 Colorful Accent 3" w:uiPriority="52"/>
+    <w:lsdException w:name="List Table 1 Light Accent 4" w:uiPriority="46"/>
+    <w:lsdException w:name="List Table 2 Accent 4" w:uiPriority="47"/>
+    <w:lsdException w:name="List Table 3 Accent 4" w:uiPriority="48"/>
+    <w:lsdException w:name="List Table 4 Accent 4" w:uiPriority="49"/>
+    <w:lsdException w:name="List Table 5 Dark Accent 4" w:uiPriority="50"/>
+    <w:lsdException w:name="List Table 6 Colorful Accent 4" w:uiPriority="51"/>
+    <w:lsdException w:name="List Table 7 Colorful Accent 4" w:uiPriority="52"/>
+    <w:lsdException w:name="List Table 1 Light Accent 5" w:uiPriority="46"/>
+    <w:lsdException w:name="List Table 2 Accent 5" w:uiPriority="47"/>
+    <w:lsdException w:name="List Table 3 Accent 5" w:uiPriority="48"/>
+    <w:lsdException w:name="List Table 4 Accent 5" w:uiPriority="49"/>
+    <w:lsdException w:name="List Table 5 Dark Accent 5" w:uiPriority="50"/>
+    <w:lsdException w:name="List Table 6 Colorful Accent 5" w:uiPriority="51"/>
+    <w:lsdException w:name="List Table 7 Colorful Accent 5" w:uiPriority="52"/>
+    <w:lsdException w:name="List Table 1 Light Accent 6" w:uiPriority="46"/>
+    <w:lsdException w:name="List Table 2 Accent 6" w:uiPriority="47"/>
+    <w:lsdException w:name="List Table 3 Accent 6" w:uiPriority="48"/>
+    <w:lsdException w:name="List Table 4 Accent 6" w:uiPriority="49"/>
+    <w:lsdException w:name="List Table 5 Dark Accent 6" w:uiPriority="50"/>
+    <w:lsdException w:name="List Table 6 Colorful Accent 6" w:uiPriority="51"/>
+    <w:lsdException w:name="List Table 7 Colorful Accent 6" w:uiPriority="52"/>
+    <w:lsdException w:name="Mention" w:semiHidden="1" w:unhideWhenUsed="1"/>
+    <w:lsdException w:name="Smart Hyperlink" w:semiHidden="1" w:unhideWhenUsed="1"/>
+    <w:lsdException w:name="Hashtag" w:semiHidden="1" w:unhideWhenUsed="1"/>
+    <w:lsdException w:name="Unresolved Mention" w:semiHidden="1" w:unhideWhenUsed="1"/>
+    <w:lsdException w:name="Smart Link" w:semiHidden="1" w:unhideWhenUsed="1"/>
   </w:latentStyles>
-  <w:style w:type="paragraph" w:default="1" w:styleId="1">
+  <w:style w:type="paragraph" w:default="1" w:styleId="a">
     <w:name w:val="Normal"/>
     <w:qFormat/>
-    <w:uiPriority w:val="0"/>
     <w:pPr>
       <w:widowControl w:val="0"/>
-      <w:spacing w:after="160" w:line="278" w:lineRule="auto"/>
     </w:pPr>
-    <w:rPr>
-      <w:rFonts w:asciiTheme="minorHAnsi" w:hAnsiTheme="minorHAnsi" w:eastAsiaTheme="minorEastAsia" w:cstheme="minorBidi"/>
-      <w:kern w:val="2"/>
-      <w:sz w:val="22"/>
-      <w:szCs w:val="24"/>
-      <w:lang w:val="en-US" w:eastAsia="zh-CN" w:bidi="ar-SA"/>
-      <w14:ligatures w14:val="standardContextual"/>
-    </w:rPr>
   </w:style>
-  <w:style w:type="paragraph" w:styleId="2">
+  <w:style w:type="paragraph" w:styleId="1">
     <w:name w:val="heading 1"/>
-    <w:basedOn w:val="1"/>
-    <w:next w:val="1"/>
-    <w:link w:val="18"/>
+    <w:basedOn w:val="a"/>
+    <w:next w:val="a"/>
+    <w:link w:val="10"/>
+    <w:uiPriority w:val="9"/>
     <w:qFormat/>
-    <w:uiPriority w:val="9"/>
+    <w:rsid w:val="00B566C3"/>
     <w:pPr>
       <w:keepNext/>
       <w:keepLines/>
@@ -4560,21 +6467,22 @@
       <w:outlineLvl w:val="0"/>
     </w:pPr>
     <w:rPr>
-      <w:rFonts w:asciiTheme="majorHAnsi" w:hAnsiTheme="majorHAnsi" w:eastAsiaTheme="majorEastAsia" w:cstheme="majorBidi"/>
-      <w:color w:val="104862" w:themeColor="accent1" w:themeShade="BF"/>
+      <w:rFonts w:asciiTheme="majorHAnsi" w:eastAsiaTheme="majorEastAsia" w:hAnsiTheme="majorHAnsi" w:cstheme="majorBidi"/>
+      <w:color w:val="0F4761" w:themeColor="accent1" w:themeShade="BF"/>
       <w:sz w:val="48"/>
       <w:szCs w:val="48"/>
     </w:rPr>
   </w:style>
-  <w:style w:type="paragraph" w:styleId="3">
+  <w:style w:type="paragraph" w:styleId="2">
     <w:name w:val="heading 2"/>
-    <w:basedOn w:val="1"/>
-    <w:next w:val="1"/>
-    <w:link w:val="19"/>
+    <w:basedOn w:val="a"/>
+    <w:next w:val="a"/>
+    <w:link w:val="20"/>
+    <w:uiPriority w:val="9"/>
     <w:semiHidden/>
     <w:unhideWhenUsed/>
     <w:qFormat/>
-    <w:uiPriority w:val="9"/>
+    <w:rsid w:val="00B566C3"/>
     <w:pPr>
       <w:keepNext/>
       <w:keepLines/>
@@ -4582,21 +6490,22 @@
       <w:outlineLvl w:val="1"/>
     </w:pPr>
     <w:rPr>
-      <w:rFonts w:asciiTheme="majorHAnsi" w:hAnsiTheme="majorHAnsi" w:eastAsiaTheme="majorEastAsia" w:cstheme="majorBidi"/>
-      <w:color w:val="104862" w:themeColor="accent1" w:themeShade="BF"/>
+      <w:rFonts w:asciiTheme="majorHAnsi" w:eastAsiaTheme="majorEastAsia" w:hAnsiTheme="majorHAnsi" w:cstheme="majorBidi"/>
+      <w:color w:val="0F4761" w:themeColor="accent1" w:themeShade="BF"/>
       <w:sz w:val="40"/>
       <w:szCs w:val="40"/>
     </w:rPr>
   </w:style>
-  <w:style w:type="paragraph" w:styleId="4">
+  <w:style w:type="paragraph" w:styleId="3">
     <w:name w:val="heading 3"/>
-    <w:basedOn w:val="1"/>
-    <w:next w:val="1"/>
-    <w:link w:val="20"/>
+    <w:basedOn w:val="a"/>
+    <w:next w:val="a"/>
+    <w:link w:val="30"/>
+    <w:uiPriority w:val="9"/>
     <w:semiHidden/>
     <w:unhideWhenUsed/>
     <w:qFormat/>
-    <w:uiPriority w:val="9"/>
+    <w:rsid w:val="00B566C3"/>
     <w:pPr>
       <w:keepNext/>
       <w:keepLines/>
@@ -4604,21 +6513,22 @@
       <w:outlineLvl w:val="2"/>
     </w:pPr>
     <w:rPr>
-      <w:rFonts w:asciiTheme="majorHAnsi" w:hAnsiTheme="majorHAnsi" w:eastAsiaTheme="majorEastAsia" w:cstheme="majorBidi"/>
-      <w:color w:val="104862" w:themeColor="accent1" w:themeShade="BF"/>
+      <w:rFonts w:asciiTheme="majorHAnsi" w:eastAsiaTheme="majorEastAsia" w:hAnsiTheme="majorHAnsi" w:cstheme="majorBidi"/>
+      <w:color w:val="0F4761" w:themeColor="accent1" w:themeShade="BF"/>
       <w:sz w:val="32"/>
       <w:szCs w:val="32"/>
     </w:rPr>
   </w:style>
-  <w:style w:type="paragraph" w:styleId="5">
+  <w:style w:type="paragraph" w:styleId="4">
     <w:name w:val="heading 4"/>
-    <w:basedOn w:val="1"/>
-    <w:next w:val="1"/>
-    <w:link w:val="21"/>
+    <w:basedOn w:val="a"/>
+    <w:next w:val="a"/>
+    <w:link w:val="40"/>
+    <w:uiPriority w:val="9"/>
     <w:semiHidden/>
     <w:unhideWhenUsed/>
     <w:qFormat/>
-    <w:uiPriority w:val="9"/>
+    <w:rsid w:val="00B566C3"/>
     <w:pPr>
       <w:keepNext/>
       <w:keepLines/>
@@ -4627,20 +6537,21 @@
     </w:pPr>
     <w:rPr>
       <w:rFonts w:cstheme="majorBidi"/>
-      <w:color w:val="104862" w:themeColor="accent1" w:themeShade="BF"/>
+      <w:color w:val="0F4761" w:themeColor="accent1" w:themeShade="BF"/>
       <w:sz w:val="28"/>
       <w:szCs w:val="28"/>
     </w:rPr>
   </w:style>
-  <w:style w:type="paragraph" w:styleId="6">
+  <w:style w:type="paragraph" w:styleId="5">
     <w:name w:val="heading 5"/>
-    <w:basedOn w:val="1"/>
-    <w:next w:val="1"/>
-    <w:link w:val="22"/>
+    <w:basedOn w:val="a"/>
+    <w:next w:val="a"/>
+    <w:link w:val="50"/>
+    <w:uiPriority w:val="9"/>
     <w:semiHidden/>
     <w:unhideWhenUsed/>
     <w:qFormat/>
-    <w:uiPriority w:val="9"/>
+    <w:rsid w:val="00B566C3"/>
     <w:pPr>
       <w:keepNext/>
       <w:keepLines/>
@@ -4649,19 +6560,20 @@
     </w:pPr>
     <w:rPr>
       <w:rFonts w:cstheme="majorBidi"/>
-      <w:color w:val="104862" w:themeColor="accent1" w:themeShade="BF"/>
+      <w:color w:val="0F4761" w:themeColor="accent1" w:themeShade="BF"/>
       <w:sz w:val="24"/>
     </w:rPr>
   </w:style>
-  <w:style w:type="paragraph" w:styleId="7">
+  <w:style w:type="paragraph" w:styleId="6">
     <w:name w:val="heading 6"/>
-    <w:basedOn w:val="1"/>
-    <w:next w:val="1"/>
-    <w:link w:val="23"/>
+    <w:basedOn w:val="a"/>
+    <w:next w:val="a"/>
+    <w:link w:val="60"/>
+    <w:uiPriority w:val="9"/>
     <w:semiHidden/>
     <w:unhideWhenUsed/>
     <w:qFormat/>
-    <w:uiPriority w:val="9"/>
+    <w:rsid w:val="00B566C3"/>
     <w:pPr>
       <w:keepNext/>
       <w:keepLines/>
@@ -4672,18 +6584,19 @@
       <w:rFonts w:cstheme="majorBidi"/>
       <w:b/>
       <w:bCs/>
-      <w:color w:val="104862" w:themeColor="accent1" w:themeShade="BF"/>
+      <w:color w:val="0F4761" w:themeColor="accent1" w:themeShade="BF"/>
     </w:rPr>
   </w:style>
-  <w:style w:type="paragraph" w:styleId="8">
+  <w:style w:type="paragraph" w:styleId="7">
     <w:name w:val="heading 7"/>
-    <w:basedOn w:val="1"/>
-    <w:next w:val="1"/>
-    <w:link w:val="24"/>
+    <w:basedOn w:val="a"/>
+    <w:next w:val="a"/>
+    <w:link w:val="70"/>
+    <w:uiPriority w:val="9"/>
     <w:semiHidden/>
     <w:unhideWhenUsed/>
     <w:qFormat/>
-    <w:uiPriority w:val="9"/>
+    <w:rsid w:val="00B566C3"/>
     <w:pPr>
       <w:keepNext/>
       <w:keepLines/>
@@ -4695,25 +6608,18 @@
       <w:b/>
       <w:bCs/>
       <w:color w:val="595959" w:themeColor="text1" w:themeTint="A6"/>
-      <w14:textFill>
-        <w14:solidFill>
-          <w14:schemeClr w14:val="tx1">
-            <w14:lumMod w14:val="65000"/>
-            <w14:lumOff w14:val="35000"/>
-          </w14:schemeClr>
-        </w14:solidFill>
-      </w14:textFill>
     </w:rPr>
   </w:style>
-  <w:style w:type="paragraph" w:styleId="9">
+  <w:style w:type="paragraph" w:styleId="8">
     <w:name w:val="heading 8"/>
-    <w:basedOn w:val="1"/>
-    <w:next w:val="1"/>
-    <w:link w:val="25"/>
+    <w:basedOn w:val="a"/>
+    <w:next w:val="a"/>
+    <w:link w:val="80"/>
+    <w:uiPriority w:val="9"/>
     <w:semiHidden/>
     <w:unhideWhenUsed/>
     <w:qFormat/>
-    <w:uiPriority w:val="9"/>
+    <w:rsid w:val="00B566C3"/>
     <w:pPr>
       <w:keepNext/>
       <w:keepLines/>
@@ -4723,25 +6629,18 @@
     <w:rPr>
       <w:rFonts w:cstheme="majorBidi"/>
       <w:color w:val="595959" w:themeColor="text1" w:themeTint="A6"/>
-      <w14:textFill>
-        <w14:solidFill>
-          <w14:schemeClr w14:val="tx1">
-            <w14:lumMod w14:val="65000"/>
-            <w14:lumOff w14:val="35000"/>
-          </w14:schemeClr>
-        </w14:solidFill>
-      </w14:textFill>
     </w:rPr>
   </w:style>
-  <w:style w:type="paragraph" w:styleId="10">
+  <w:style w:type="paragraph" w:styleId="9">
     <w:name w:val="heading 9"/>
-    <w:basedOn w:val="1"/>
-    <w:next w:val="1"/>
-    <w:link w:val="26"/>
+    <w:basedOn w:val="a"/>
+    <w:next w:val="a"/>
+    <w:link w:val="90"/>
+    <w:uiPriority w:val="9"/>
     <w:semiHidden/>
     <w:unhideWhenUsed/>
     <w:qFormat/>
-    <w:uiPriority w:val="9"/>
+    <w:rsid w:val="00B566C3"/>
     <w:pPr>
       <w:keepNext/>
       <w:keepLines/>
@@ -4751,28 +6650,21 @@
     <w:rPr>
       <w:rFonts w:eastAsiaTheme="majorEastAsia" w:cstheme="majorBidi"/>
       <w:color w:val="595959" w:themeColor="text1" w:themeTint="A6"/>
-      <w14:textFill>
-        <w14:solidFill>
-          <w14:schemeClr w14:val="tx1">
-            <w14:lumMod w14:val="65000"/>
-            <w14:lumOff w14:val="35000"/>
-          </w14:schemeClr>
-        </w14:solidFill>
-      </w14:textFill>
     </w:rPr>
   </w:style>
-  <w:style w:type="character" w:default="1" w:styleId="17">
+  <w:style w:type="character" w:default="1" w:styleId="a0">
     <w:name w:val="Default Paragraph Font"/>
+    <w:uiPriority w:val="1"/>
     <w:semiHidden/>
     <w:unhideWhenUsed/>
-    <w:uiPriority w:val="1"/>
   </w:style>
-  <w:style w:type="table" w:default="1" w:styleId="15">
+  <w:style w:type="table" w:default="1" w:styleId="a1">
     <w:name w:val="Normal Table"/>
+    <w:uiPriority w:val="99"/>
     <w:semiHidden/>
     <w:unhideWhenUsed/>
-    <w:uiPriority w:val="99"/>
     <w:tblPr>
+      <w:tblInd w:w="0" w:type="dxa"/>
       <w:tblCellMar>
         <w:top w:w="0" w:type="dxa"/>
         <w:left w:w="108" w:type="dxa"/>
@@ -4781,33 +6673,312 @@
       </w:tblCellMar>
     </w:tblPr>
   </w:style>
-  <w:style w:type="paragraph" w:styleId="11">
-    <w:name w:val="footer"/>
-    <w:basedOn w:val="1"/>
-    <w:link w:val="37"/>
+  <w:style w:type="numbering" w:default="1" w:styleId="a2">
+    <w:name w:val="No List"/>
+    <w:uiPriority w:val="99"/>
+    <w:semiHidden/>
     <w:unhideWhenUsed/>
+  </w:style>
+  <w:style w:type="character" w:customStyle="1" w:styleId="10">
+    <w:name w:val="标题 1 字符"/>
+    <w:basedOn w:val="a0"/>
+    <w:link w:val="1"/>
+    <w:uiPriority w:val="9"/>
+    <w:rsid w:val="00B566C3"/>
+    <w:rPr>
+      <w:rFonts w:asciiTheme="majorHAnsi" w:eastAsiaTheme="majorEastAsia" w:hAnsiTheme="majorHAnsi" w:cstheme="majorBidi"/>
+      <w:color w:val="0F4761" w:themeColor="accent1" w:themeShade="BF"/>
+      <w:sz w:val="48"/>
+      <w:szCs w:val="48"/>
+    </w:rPr>
+  </w:style>
+  <w:style w:type="character" w:customStyle="1" w:styleId="20">
+    <w:name w:val="标题 2 字符"/>
+    <w:basedOn w:val="a0"/>
+    <w:link w:val="2"/>
+    <w:uiPriority w:val="9"/>
+    <w:semiHidden/>
+    <w:rsid w:val="00B566C3"/>
+    <w:rPr>
+      <w:rFonts w:asciiTheme="majorHAnsi" w:eastAsiaTheme="majorEastAsia" w:hAnsiTheme="majorHAnsi" w:cstheme="majorBidi"/>
+      <w:color w:val="0F4761" w:themeColor="accent1" w:themeShade="BF"/>
+      <w:sz w:val="40"/>
+      <w:szCs w:val="40"/>
+    </w:rPr>
+  </w:style>
+  <w:style w:type="character" w:customStyle="1" w:styleId="30">
+    <w:name w:val="标题 3 字符"/>
+    <w:basedOn w:val="a0"/>
+    <w:link w:val="3"/>
+    <w:uiPriority w:val="9"/>
+    <w:semiHidden/>
+    <w:rsid w:val="00B566C3"/>
+    <w:rPr>
+      <w:rFonts w:asciiTheme="majorHAnsi" w:eastAsiaTheme="majorEastAsia" w:hAnsiTheme="majorHAnsi" w:cstheme="majorBidi"/>
+      <w:color w:val="0F4761" w:themeColor="accent1" w:themeShade="BF"/>
+      <w:sz w:val="32"/>
+      <w:szCs w:val="32"/>
+    </w:rPr>
+  </w:style>
+  <w:style w:type="character" w:customStyle="1" w:styleId="40">
+    <w:name w:val="标题 4 字符"/>
+    <w:basedOn w:val="a0"/>
+    <w:link w:val="4"/>
+    <w:uiPriority w:val="9"/>
+    <w:semiHidden/>
+    <w:rsid w:val="00B566C3"/>
+    <w:rPr>
+      <w:rFonts w:cstheme="majorBidi"/>
+      <w:color w:val="0F4761" w:themeColor="accent1" w:themeShade="BF"/>
+      <w:sz w:val="28"/>
+      <w:szCs w:val="28"/>
+    </w:rPr>
+  </w:style>
+  <w:style w:type="character" w:customStyle="1" w:styleId="50">
+    <w:name w:val="标题 5 字符"/>
+    <w:basedOn w:val="a0"/>
+    <w:link w:val="5"/>
+    <w:uiPriority w:val="9"/>
+    <w:semiHidden/>
+    <w:rsid w:val="00B566C3"/>
+    <w:rPr>
+      <w:rFonts w:cstheme="majorBidi"/>
+      <w:color w:val="0F4761" w:themeColor="accent1" w:themeShade="BF"/>
+      <w:sz w:val="24"/>
+    </w:rPr>
+  </w:style>
+  <w:style w:type="character" w:customStyle="1" w:styleId="60">
+    <w:name w:val="标题 6 字符"/>
+    <w:basedOn w:val="a0"/>
+    <w:link w:val="6"/>
+    <w:uiPriority w:val="9"/>
+    <w:semiHidden/>
+    <w:rsid w:val="00B566C3"/>
+    <w:rPr>
+      <w:rFonts w:cstheme="majorBidi"/>
+      <w:b/>
+      <w:bCs/>
+      <w:color w:val="0F4761" w:themeColor="accent1" w:themeShade="BF"/>
+    </w:rPr>
+  </w:style>
+  <w:style w:type="character" w:customStyle="1" w:styleId="70">
+    <w:name w:val="标题 7 字符"/>
+    <w:basedOn w:val="a0"/>
+    <w:link w:val="7"/>
+    <w:uiPriority w:val="9"/>
+    <w:semiHidden/>
+    <w:rsid w:val="00B566C3"/>
+    <w:rPr>
+      <w:rFonts w:cstheme="majorBidi"/>
+      <w:b/>
+      <w:bCs/>
+      <w:color w:val="595959" w:themeColor="text1" w:themeTint="A6"/>
+    </w:rPr>
+  </w:style>
+  <w:style w:type="character" w:customStyle="1" w:styleId="80">
+    <w:name w:val="标题 8 字符"/>
+    <w:basedOn w:val="a0"/>
+    <w:link w:val="8"/>
+    <w:uiPriority w:val="9"/>
+    <w:semiHidden/>
+    <w:rsid w:val="00B566C3"/>
+    <w:rPr>
+      <w:rFonts w:cstheme="majorBidi"/>
+      <w:color w:val="595959" w:themeColor="text1" w:themeTint="A6"/>
+    </w:rPr>
+  </w:style>
+  <w:style w:type="character" w:customStyle="1" w:styleId="90">
+    <w:name w:val="标题 9 字符"/>
+    <w:basedOn w:val="a0"/>
+    <w:link w:val="9"/>
+    <w:uiPriority w:val="9"/>
+    <w:semiHidden/>
+    <w:rsid w:val="00B566C3"/>
+    <w:rPr>
+      <w:rFonts w:eastAsiaTheme="majorEastAsia" w:cstheme="majorBidi"/>
+      <w:color w:val="595959" w:themeColor="text1" w:themeTint="A6"/>
+    </w:rPr>
+  </w:style>
+  <w:style w:type="paragraph" w:styleId="a3">
+    <w:name w:val="Title"/>
+    <w:basedOn w:val="a"/>
+    <w:next w:val="a"/>
+    <w:link w:val="a4"/>
+    <w:uiPriority w:val="10"/>
     <w:qFormat/>
-    <w:uiPriority w:val="99"/>
+    <w:rsid w:val="00B566C3"/>
     <w:pPr>
-      <w:tabs>
-        <w:tab w:val="center" w:pos="4153"/>
-        <w:tab w:val="right" w:pos="8306"/>
-      </w:tabs>
-      <w:snapToGrid w:val="0"/>
-      <w:spacing w:line="240" w:lineRule="auto"/>
+      <w:spacing w:after="80" w:line="240" w:lineRule="auto"/>
+      <w:contextualSpacing/>
+      <w:jc w:val="center"/>
     </w:pPr>
     <w:rPr>
-      <w:sz w:val="18"/>
-      <w:szCs w:val="18"/>
+      <w:rFonts w:asciiTheme="majorHAnsi" w:eastAsiaTheme="majorEastAsia" w:hAnsiTheme="majorHAnsi" w:cstheme="majorBidi"/>
+      <w:spacing w:val="-10"/>
+      <w:kern w:val="28"/>
+      <w:sz w:val="56"/>
+      <w:szCs w:val="56"/>
     </w:rPr>
   </w:style>
-  <w:style w:type="paragraph" w:styleId="12">
+  <w:style w:type="character" w:customStyle="1" w:styleId="a4">
+    <w:name w:val="标题 字符"/>
+    <w:basedOn w:val="a0"/>
+    <w:link w:val="a3"/>
+    <w:uiPriority w:val="10"/>
+    <w:rsid w:val="00B566C3"/>
+    <w:rPr>
+      <w:rFonts w:asciiTheme="majorHAnsi" w:eastAsiaTheme="majorEastAsia" w:hAnsiTheme="majorHAnsi" w:cstheme="majorBidi"/>
+      <w:spacing w:val="-10"/>
+      <w:kern w:val="28"/>
+      <w:sz w:val="56"/>
+      <w:szCs w:val="56"/>
+    </w:rPr>
+  </w:style>
+  <w:style w:type="paragraph" w:styleId="a5">
+    <w:name w:val="Subtitle"/>
+    <w:basedOn w:val="a"/>
+    <w:next w:val="a"/>
+    <w:link w:val="a6"/>
+    <w:uiPriority w:val="11"/>
+    <w:qFormat/>
+    <w:rsid w:val="00B566C3"/>
+    <w:pPr>
+      <w:numPr>
+        <w:ilvl w:val="1"/>
+      </w:numPr>
+      <w:jc w:val="center"/>
+    </w:pPr>
+    <w:rPr>
+      <w:rFonts w:asciiTheme="majorHAnsi" w:eastAsiaTheme="majorEastAsia" w:hAnsiTheme="majorHAnsi" w:cstheme="majorBidi"/>
+      <w:color w:val="595959" w:themeColor="text1" w:themeTint="A6"/>
+      <w:spacing w:val="15"/>
+      <w:sz w:val="28"/>
+      <w:szCs w:val="28"/>
+    </w:rPr>
+  </w:style>
+  <w:style w:type="character" w:customStyle="1" w:styleId="a6">
+    <w:name w:val="副标题 字符"/>
+    <w:basedOn w:val="a0"/>
+    <w:link w:val="a5"/>
+    <w:uiPriority w:val="11"/>
+    <w:rsid w:val="00B566C3"/>
+    <w:rPr>
+      <w:rFonts w:asciiTheme="majorHAnsi" w:eastAsiaTheme="majorEastAsia" w:hAnsiTheme="majorHAnsi" w:cstheme="majorBidi"/>
+      <w:color w:val="595959" w:themeColor="text1" w:themeTint="A6"/>
+      <w:spacing w:val="15"/>
+      <w:sz w:val="28"/>
+      <w:szCs w:val="28"/>
+    </w:rPr>
+  </w:style>
+  <w:style w:type="paragraph" w:styleId="a7">
+    <w:name w:val="Quote"/>
+    <w:basedOn w:val="a"/>
+    <w:next w:val="a"/>
+    <w:link w:val="a8"/>
+    <w:uiPriority w:val="29"/>
+    <w:qFormat/>
+    <w:rsid w:val="00B566C3"/>
+    <w:pPr>
+      <w:spacing w:before="160"/>
+      <w:jc w:val="center"/>
+    </w:pPr>
+    <w:rPr>
+      <w:i/>
+      <w:iCs/>
+      <w:color w:val="404040" w:themeColor="text1" w:themeTint="BF"/>
+    </w:rPr>
+  </w:style>
+  <w:style w:type="character" w:customStyle="1" w:styleId="a8">
+    <w:name w:val="引用 字符"/>
+    <w:basedOn w:val="a0"/>
+    <w:link w:val="a7"/>
+    <w:uiPriority w:val="29"/>
+    <w:rsid w:val="00B566C3"/>
+    <w:rPr>
+      <w:i/>
+      <w:iCs/>
+      <w:color w:val="404040" w:themeColor="text1" w:themeTint="BF"/>
+    </w:rPr>
+  </w:style>
+  <w:style w:type="paragraph" w:styleId="a9">
+    <w:name w:val="List Paragraph"/>
+    <w:basedOn w:val="a"/>
+    <w:uiPriority w:val="34"/>
+    <w:qFormat/>
+    <w:rsid w:val="00B566C3"/>
+    <w:pPr>
+      <w:ind w:left="720"/>
+      <w:contextualSpacing/>
+    </w:pPr>
+  </w:style>
+  <w:style w:type="character" w:styleId="aa">
+    <w:name w:val="Intense Emphasis"/>
+    <w:basedOn w:val="a0"/>
+    <w:uiPriority w:val="21"/>
+    <w:qFormat/>
+    <w:rsid w:val="00B566C3"/>
+    <w:rPr>
+      <w:i/>
+      <w:iCs/>
+      <w:color w:val="0F4761" w:themeColor="accent1" w:themeShade="BF"/>
+    </w:rPr>
+  </w:style>
+  <w:style w:type="paragraph" w:styleId="ab">
+    <w:name w:val="Intense Quote"/>
+    <w:basedOn w:val="a"/>
+    <w:next w:val="a"/>
+    <w:link w:val="ac"/>
+    <w:uiPriority w:val="30"/>
+    <w:qFormat/>
+    <w:rsid w:val="00B566C3"/>
+    <w:pPr>
+      <w:pBdr>
+        <w:top w:val="single" w:sz="4" w:space="10" w:color="0F4761" w:themeColor="accent1" w:themeShade="BF"/>
+        <w:bottom w:val="single" w:sz="4" w:space="10" w:color="0F4761" w:themeColor="accent1" w:themeShade="BF"/>
+      </w:pBdr>
+      <w:spacing w:before="360" w:after="360"/>
+      <w:ind w:left="864" w:right="864"/>
+      <w:jc w:val="center"/>
+    </w:pPr>
+    <w:rPr>
+      <w:i/>
+      <w:iCs/>
+      <w:color w:val="0F4761" w:themeColor="accent1" w:themeShade="BF"/>
+    </w:rPr>
+  </w:style>
+  <w:style w:type="character" w:customStyle="1" w:styleId="ac">
+    <w:name w:val="明显引用 字符"/>
+    <w:basedOn w:val="a0"/>
+    <w:link w:val="ab"/>
+    <w:uiPriority w:val="30"/>
+    <w:rsid w:val="00B566C3"/>
+    <w:rPr>
+      <w:i/>
+      <w:iCs/>
+      <w:color w:val="0F4761" w:themeColor="accent1" w:themeShade="BF"/>
+    </w:rPr>
+  </w:style>
+  <w:style w:type="character" w:styleId="ad">
+    <w:name w:val="Intense Reference"/>
+    <w:basedOn w:val="a0"/>
+    <w:uiPriority w:val="32"/>
+    <w:qFormat/>
+    <w:rsid w:val="00B566C3"/>
+    <w:rPr>
+      <w:b/>
+      <w:bCs/>
+      <w:smallCaps/>
+      <w:color w:val="0F4761" w:themeColor="accent1" w:themeShade="BF"/>
+      <w:spacing w:val="5"/>
+    </w:rPr>
+  </w:style>
+  <w:style w:type="paragraph" w:styleId="ae">
     <w:name w:val="header"/>
-    <w:basedOn w:val="1"/>
-    <w:link w:val="36"/>
+    <w:basedOn w:val="a"/>
+    <w:link w:val="af"/>
+    <w:uiPriority w:val="99"/>
     <w:unhideWhenUsed/>
-    <w:qFormat/>
-    <w:uiPriority w:val="99"/>
+    <w:rsid w:val="00B566C3"/>
     <w:pPr>
       <w:tabs>
         <w:tab w:val="center" w:pos="4153"/>
@@ -4822,385 +6993,66 @@
       <w:szCs w:val="18"/>
     </w:rPr>
   </w:style>
-  <w:style w:type="paragraph" w:styleId="13">
-    <w:name w:val="Subtitle"/>
-    <w:basedOn w:val="1"/>
-    <w:next w:val="1"/>
-    <w:link w:val="28"/>
-    <w:qFormat/>
-    <w:uiPriority w:val="11"/>
+  <w:style w:type="character" w:customStyle="1" w:styleId="af">
+    <w:name w:val="页眉 字符"/>
+    <w:basedOn w:val="a0"/>
+    <w:link w:val="ae"/>
+    <w:uiPriority w:val="99"/>
+    <w:rsid w:val="00B566C3"/>
+    <w:rPr>
+      <w:sz w:val="18"/>
+      <w:szCs w:val="18"/>
+    </w:rPr>
+  </w:style>
+  <w:style w:type="paragraph" w:styleId="af0">
+    <w:name w:val="footer"/>
+    <w:basedOn w:val="a"/>
+    <w:link w:val="af1"/>
+    <w:uiPriority w:val="99"/>
+    <w:unhideWhenUsed/>
+    <w:rsid w:val="00B566C3"/>
     <w:pPr>
-      <w:jc w:val="center"/>
+      <w:tabs>
+        <w:tab w:val="center" w:pos="4153"/>
+        <w:tab w:val="right" w:pos="8306"/>
+      </w:tabs>
+      <w:snapToGrid w:val="0"/>
+      <w:spacing w:line="240" w:lineRule="auto"/>
     </w:pPr>
     <w:rPr>
-      <w:rFonts w:asciiTheme="majorHAnsi" w:hAnsiTheme="majorHAnsi" w:eastAsiaTheme="majorEastAsia" w:cstheme="majorBidi"/>
-      <w:color w:val="595959" w:themeColor="text1" w:themeTint="A6"/>
-      <w:spacing w:val="15"/>
-      <w:sz w:val="28"/>
-      <w:szCs w:val="28"/>
-      <w14:textFill>
-        <w14:solidFill>
-          <w14:schemeClr w14:val="tx1">
-            <w14:lumMod w14:val="65000"/>
-            <w14:lumOff w14:val="35000"/>
-          </w14:schemeClr>
-        </w14:solidFill>
-      </w14:textFill>
+      <w:sz w:val="18"/>
+      <w:szCs w:val="18"/>
     </w:rPr>
   </w:style>
-  <w:style w:type="paragraph" w:styleId="14">
-    <w:name w:val="Title"/>
-    <w:basedOn w:val="1"/>
-    <w:next w:val="1"/>
-    <w:link w:val="27"/>
-    <w:qFormat/>
-    <w:uiPriority w:val="10"/>
-    <w:pPr>
-      <w:spacing w:after="80" w:line="240" w:lineRule="auto"/>
-      <w:contextualSpacing/>
-      <w:jc w:val="center"/>
-    </w:pPr>
+  <w:style w:type="character" w:customStyle="1" w:styleId="af1">
+    <w:name w:val="页脚 字符"/>
+    <w:basedOn w:val="a0"/>
+    <w:link w:val="af0"/>
+    <w:uiPriority w:val="99"/>
+    <w:rsid w:val="00B566C3"/>
     <w:rPr>
-      <w:rFonts w:asciiTheme="majorHAnsi" w:hAnsiTheme="majorHAnsi" w:eastAsiaTheme="majorEastAsia" w:cstheme="majorBidi"/>
-      <w:spacing w:val="-10"/>
-      <w:kern w:val="28"/>
-      <w:sz w:val="56"/>
-      <w:szCs w:val="56"/>
+      <w:sz w:val="18"/>
+      <w:szCs w:val="18"/>
     </w:rPr>
   </w:style>
-  <w:style w:type="table" w:styleId="16">
+  <w:style w:type="table" w:styleId="af2">
     <w:name w:val="Table Grid"/>
-    <w:basedOn w:val="15"/>
-    <w:qFormat/>
+    <w:basedOn w:val="a1"/>
     <w:uiPriority w:val="39"/>
+    <w:rsid w:val="002C3D85"/>
     <w:pPr>
       <w:spacing w:after="0" w:line="240" w:lineRule="auto"/>
     </w:pPr>
     <w:tblPr>
       <w:tblBorders>
-        <w:top w:val="single" w:color="auto" w:sz="4" w:space="0"/>
-        <w:left w:val="single" w:color="auto" w:sz="4" w:space="0"/>
-        <w:bottom w:val="single" w:color="auto" w:sz="4" w:space="0"/>
-        <w:right w:val="single" w:color="auto" w:sz="4" w:space="0"/>
-        <w:insideH w:val="single" w:color="auto" w:sz="4" w:space="0"/>
-        <w:insideV w:val="single" w:color="auto" w:sz="4" w:space="0"/>
+        <w:top w:val="single" w:sz="4" w:space="0" w:color="auto"/>
+        <w:left w:val="single" w:sz="4" w:space="0" w:color="auto"/>
+        <w:bottom w:val="single" w:sz="4" w:space="0" w:color="auto"/>
+        <w:right w:val="single" w:sz="4" w:space="0" w:color="auto"/>
+        <w:insideH w:val="single" w:sz="4" w:space="0" w:color="auto"/>
+        <w:insideV w:val="single" w:sz="4" w:space="0" w:color="auto"/>
       </w:tblBorders>
     </w:tblPr>
-  </w:style>
-  <w:style w:type="character" w:customStyle="1" w:styleId="18">
-    <w:name w:val="标题 1 字符"/>
-    <w:basedOn w:val="17"/>
-    <w:link w:val="2"/>
-    <w:qFormat/>
-    <w:uiPriority w:val="9"/>
-    <w:rPr>
-      <w:rFonts w:asciiTheme="majorHAnsi" w:hAnsiTheme="majorHAnsi" w:eastAsiaTheme="majorEastAsia" w:cstheme="majorBidi"/>
-      <w:color w:val="104862" w:themeColor="accent1" w:themeShade="BF"/>
-      <w:sz w:val="48"/>
-      <w:szCs w:val="48"/>
-    </w:rPr>
-  </w:style>
-  <w:style w:type="character" w:customStyle="1" w:styleId="19">
-    <w:name w:val="标题 2 字符"/>
-    <w:basedOn w:val="17"/>
-    <w:link w:val="3"/>
-    <w:semiHidden/>
-    <w:qFormat/>
-    <w:uiPriority w:val="9"/>
-    <w:rPr>
-      <w:rFonts w:asciiTheme="majorHAnsi" w:hAnsiTheme="majorHAnsi" w:eastAsiaTheme="majorEastAsia" w:cstheme="majorBidi"/>
-      <w:color w:val="104862" w:themeColor="accent1" w:themeShade="BF"/>
-      <w:sz w:val="40"/>
-      <w:szCs w:val="40"/>
-    </w:rPr>
-  </w:style>
-  <w:style w:type="character" w:customStyle="1" w:styleId="20">
-    <w:name w:val="标题 3 字符"/>
-    <w:basedOn w:val="17"/>
-    <w:link w:val="4"/>
-    <w:semiHidden/>
-    <w:qFormat/>
-    <w:uiPriority w:val="9"/>
-    <w:rPr>
-      <w:rFonts w:asciiTheme="majorHAnsi" w:hAnsiTheme="majorHAnsi" w:eastAsiaTheme="majorEastAsia" w:cstheme="majorBidi"/>
-      <w:color w:val="104862" w:themeColor="accent1" w:themeShade="BF"/>
-      <w:sz w:val="32"/>
-      <w:szCs w:val="32"/>
-    </w:rPr>
-  </w:style>
-  <w:style w:type="character" w:customStyle="1" w:styleId="21">
-    <w:name w:val="标题 4 字符"/>
-    <w:basedOn w:val="17"/>
-    <w:link w:val="5"/>
-    <w:semiHidden/>
-    <w:qFormat/>
-    <w:uiPriority w:val="9"/>
-    <w:rPr>
-      <w:rFonts w:cstheme="majorBidi"/>
-      <w:color w:val="104862" w:themeColor="accent1" w:themeShade="BF"/>
-      <w:sz w:val="28"/>
-      <w:szCs w:val="28"/>
-    </w:rPr>
-  </w:style>
-  <w:style w:type="character" w:customStyle="1" w:styleId="22">
-    <w:name w:val="标题 5 字符"/>
-    <w:basedOn w:val="17"/>
-    <w:link w:val="6"/>
-    <w:semiHidden/>
-    <w:qFormat/>
-    <w:uiPriority w:val="9"/>
-    <w:rPr>
-      <w:rFonts w:cstheme="majorBidi"/>
-      <w:color w:val="104862" w:themeColor="accent1" w:themeShade="BF"/>
-      <w:sz w:val="24"/>
-    </w:rPr>
-  </w:style>
-  <w:style w:type="character" w:customStyle="1" w:styleId="23">
-    <w:name w:val="标题 6 字符"/>
-    <w:basedOn w:val="17"/>
-    <w:link w:val="7"/>
-    <w:semiHidden/>
-    <w:qFormat/>
-    <w:uiPriority w:val="9"/>
-    <w:rPr>
-      <w:rFonts w:cstheme="majorBidi"/>
-      <w:b/>
-      <w:bCs/>
-      <w:color w:val="104862" w:themeColor="accent1" w:themeShade="BF"/>
-    </w:rPr>
-  </w:style>
-  <w:style w:type="character" w:customStyle="1" w:styleId="24">
-    <w:name w:val="标题 7 字符"/>
-    <w:basedOn w:val="17"/>
-    <w:link w:val="8"/>
-    <w:semiHidden/>
-    <w:qFormat/>
-    <w:uiPriority w:val="9"/>
-    <w:rPr>
-      <w:rFonts w:cstheme="majorBidi"/>
-      <w:b/>
-      <w:bCs/>
-      <w:color w:val="595959" w:themeColor="text1" w:themeTint="A6"/>
-      <w14:textFill>
-        <w14:solidFill>
-          <w14:schemeClr w14:val="tx1">
-            <w14:lumMod w14:val="65000"/>
-            <w14:lumOff w14:val="35000"/>
-          </w14:schemeClr>
-        </w14:solidFill>
-      </w14:textFill>
-    </w:rPr>
-  </w:style>
-  <w:style w:type="character" w:customStyle="1" w:styleId="25">
-    <w:name w:val="标题 8 字符"/>
-    <w:basedOn w:val="17"/>
-    <w:link w:val="9"/>
-    <w:semiHidden/>
-    <w:qFormat/>
-    <w:uiPriority w:val="9"/>
-    <w:rPr>
-      <w:rFonts w:cstheme="majorBidi"/>
-      <w:color w:val="595959" w:themeColor="text1" w:themeTint="A6"/>
-      <w14:textFill>
-        <w14:solidFill>
-          <w14:schemeClr w14:val="tx1">
-            <w14:lumMod w14:val="65000"/>
-            <w14:lumOff w14:val="35000"/>
-          </w14:schemeClr>
-        </w14:solidFill>
-      </w14:textFill>
-    </w:rPr>
-  </w:style>
-  <w:style w:type="character" w:customStyle="1" w:styleId="26">
-    <w:name w:val="标题 9 字符"/>
-    <w:basedOn w:val="17"/>
-    <w:link w:val="10"/>
-    <w:semiHidden/>
-    <w:qFormat/>
-    <w:uiPriority w:val="9"/>
-    <w:rPr>
-      <w:rFonts w:eastAsiaTheme="majorEastAsia" w:cstheme="majorBidi"/>
-      <w:color w:val="595959" w:themeColor="text1" w:themeTint="A6"/>
-      <w14:textFill>
-        <w14:solidFill>
-          <w14:schemeClr w14:val="tx1">
-            <w14:lumMod w14:val="65000"/>
-            <w14:lumOff w14:val="35000"/>
-          </w14:schemeClr>
-        </w14:solidFill>
-      </w14:textFill>
-    </w:rPr>
-  </w:style>
-  <w:style w:type="character" w:customStyle="1" w:styleId="27">
-    <w:name w:val="标题 字符"/>
-    <w:basedOn w:val="17"/>
-    <w:link w:val="14"/>
-    <w:qFormat/>
-    <w:uiPriority w:val="10"/>
-    <w:rPr>
-      <w:rFonts w:asciiTheme="majorHAnsi" w:hAnsiTheme="majorHAnsi" w:eastAsiaTheme="majorEastAsia" w:cstheme="majorBidi"/>
-      <w:spacing w:val="-10"/>
-      <w:kern w:val="28"/>
-      <w:sz w:val="56"/>
-      <w:szCs w:val="56"/>
-    </w:rPr>
-  </w:style>
-  <w:style w:type="character" w:customStyle="1" w:styleId="28">
-    <w:name w:val="副标题 字符"/>
-    <w:basedOn w:val="17"/>
-    <w:link w:val="13"/>
-    <w:qFormat/>
-    <w:uiPriority w:val="11"/>
-    <w:rPr>
-      <w:rFonts w:asciiTheme="majorHAnsi" w:hAnsiTheme="majorHAnsi" w:eastAsiaTheme="majorEastAsia" w:cstheme="majorBidi"/>
-      <w:color w:val="595959" w:themeColor="text1" w:themeTint="A6"/>
-      <w:spacing w:val="15"/>
-      <w:sz w:val="28"/>
-      <w:szCs w:val="28"/>
-      <w14:textFill>
-        <w14:solidFill>
-          <w14:schemeClr w14:val="tx1">
-            <w14:lumMod w14:val="65000"/>
-            <w14:lumOff w14:val="35000"/>
-          </w14:schemeClr>
-        </w14:solidFill>
-      </w14:textFill>
-    </w:rPr>
-  </w:style>
-  <w:style w:type="paragraph" w:styleId="29">
-    <w:name w:val="Quote"/>
-    <w:basedOn w:val="1"/>
-    <w:next w:val="1"/>
-    <w:link w:val="30"/>
-    <w:qFormat/>
-    <w:uiPriority w:val="29"/>
-    <w:pPr>
-      <w:spacing w:before="160"/>
-      <w:jc w:val="center"/>
-    </w:pPr>
-    <w:rPr>
-      <w:i/>
-      <w:iCs/>
-      <w:color w:val="404040" w:themeColor="text1" w:themeTint="BF"/>
-      <w14:textFill>
-        <w14:solidFill>
-          <w14:schemeClr w14:val="tx1">
-            <w14:lumMod w14:val="75000"/>
-            <w14:lumOff w14:val="25000"/>
-          </w14:schemeClr>
-        </w14:solidFill>
-      </w14:textFill>
-    </w:rPr>
-  </w:style>
-  <w:style w:type="character" w:customStyle="1" w:styleId="30">
-    <w:name w:val="引用 字符"/>
-    <w:basedOn w:val="17"/>
-    <w:link w:val="29"/>
-    <w:qFormat/>
-    <w:uiPriority w:val="29"/>
-    <w:rPr>
-      <w:i/>
-      <w:iCs/>
-      <w:color w:val="404040" w:themeColor="text1" w:themeTint="BF"/>
-      <w14:textFill>
-        <w14:solidFill>
-          <w14:schemeClr w14:val="tx1">
-            <w14:lumMod w14:val="75000"/>
-            <w14:lumOff w14:val="25000"/>
-          </w14:schemeClr>
-        </w14:solidFill>
-      </w14:textFill>
-    </w:rPr>
-  </w:style>
-  <w:style w:type="paragraph" w:styleId="31">
-    <w:name w:val="List Paragraph"/>
-    <w:basedOn w:val="1"/>
-    <w:qFormat/>
-    <w:uiPriority w:val="34"/>
-    <w:pPr>
-      <w:ind w:left="720"/>
-      <w:contextualSpacing/>
-    </w:pPr>
-  </w:style>
-  <w:style w:type="character" w:customStyle="1" w:styleId="32">
-    <w:name w:val="Intense Emphasis"/>
-    <w:basedOn w:val="17"/>
-    <w:qFormat/>
-    <w:uiPriority w:val="21"/>
-    <w:rPr>
-      <w:i/>
-      <w:iCs/>
-      <w:color w:val="104862" w:themeColor="accent1" w:themeShade="BF"/>
-    </w:rPr>
-  </w:style>
-  <w:style w:type="paragraph" w:styleId="33">
-    <w:name w:val="Intense Quote"/>
-    <w:basedOn w:val="1"/>
-    <w:next w:val="1"/>
-    <w:link w:val="34"/>
-    <w:qFormat/>
-    <w:uiPriority w:val="30"/>
-    <w:pPr>
-      <w:pBdr>
-        <w:top w:val="single" w:color="0F4761" w:themeColor="accent1" w:themeShade="BF" w:sz="4" w:space="10"/>
-        <w:bottom w:val="single" w:color="0F4761" w:themeColor="accent1" w:themeShade="BF" w:sz="4" w:space="10"/>
-      </w:pBdr>
-      <w:spacing w:before="360" w:after="360"/>
-      <w:ind w:left="864" w:right="864"/>
-      <w:jc w:val="center"/>
-    </w:pPr>
-    <w:rPr>
-      <w:i/>
-      <w:iCs/>
-      <w:color w:val="104862" w:themeColor="accent1" w:themeShade="BF"/>
-    </w:rPr>
-  </w:style>
-  <w:style w:type="character" w:customStyle="1" w:styleId="34">
-    <w:name w:val="明显引用 字符"/>
-    <w:basedOn w:val="17"/>
-    <w:link w:val="33"/>
-    <w:qFormat/>
-    <w:uiPriority w:val="30"/>
-    <w:rPr>
-      <w:i/>
-      <w:iCs/>
-      <w:color w:val="104862" w:themeColor="accent1" w:themeShade="BF"/>
-    </w:rPr>
-  </w:style>
-  <w:style w:type="character" w:customStyle="1" w:styleId="35">
-    <w:name w:val="Intense Reference"/>
-    <w:basedOn w:val="17"/>
-    <w:qFormat/>
-    <w:uiPriority w:val="32"/>
-    <w:rPr>
-      <w:b/>
-      <w:bCs/>
-      <w:smallCaps/>
-      <w:color w:val="104862" w:themeColor="accent1" w:themeShade="BF"/>
-      <w:spacing w:val="5"/>
-    </w:rPr>
-  </w:style>
-  <w:style w:type="character" w:customStyle="1" w:styleId="36">
-    <w:name w:val="页眉 字符"/>
-    <w:basedOn w:val="17"/>
-    <w:link w:val="12"/>
-    <w:qFormat/>
-    <w:uiPriority w:val="99"/>
-    <w:rPr>
-      <w:sz w:val="18"/>
-      <w:szCs w:val="18"/>
-    </w:rPr>
-  </w:style>
-  <w:style w:type="character" w:customStyle="1" w:styleId="37">
-    <w:name w:val="页脚 字符"/>
-    <w:basedOn w:val="17"/>
-    <w:link w:val="11"/>
-    <w:qFormat/>
-    <w:uiPriority w:val="99"/>
-    <w:rPr>
-      <w:sz w:val="18"/>
-      <w:szCs w:val="18"/>
-    </w:rPr>
   </w:style>
 </w:styles>
 </file>
@@ -5248,7 +7100,7 @@
     </a:clrScheme>
     <a:fontScheme name="Office">
       <a:majorFont>
-        <a:latin typeface="等线 Light"/>
+        <a:latin typeface="等线 Light" panose="02110004020202020204"/>
         <a:ea typeface=""/>
         <a:cs typeface=""/>
         <a:font script="Jpan" typeface="游ゴシック Light"/>
@@ -5281,9 +7133,26 @@
         <a:font script="Viet" typeface="Times New Roman"/>
         <a:font script="Uigh" typeface="Microsoft Uighur"/>
         <a:font script="Geor" typeface="Sylfaen"/>
+        <a:font script="Armn" typeface="Arial"/>
+        <a:font script="Bugi" typeface="Leelawadee UI"/>
+        <a:font script="Bopo" typeface="Microsoft JhengHei"/>
+        <a:font script="Java" typeface="Javanese Text"/>
+        <a:font script="Lisu" typeface="Segoe UI"/>
+        <a:font script="Mymr" typeface="Myanmar Text"/>
+        <a:font script="Nkoo" typeface="Ebrima"/>
+        <a:font script="Olck" typeface="Nirmala UI"/>
+        <a:font script="Osma" typeface="Ebrima"/>
+        <a:font script="Phag" typeface="Phagspa"/>
+        <a:font script="Syrn" typeface="Estrangelo Edessa"/>
+        <a:font script="Syrj" typeface="Estrangelo Edessa"/>
+        <a:font script="Syre" typeface="Estrangelo Edessa"/>
+        <a:font script="Sora" typeface="Nirmala UI"/>
+        <a:font script="Tale" typeface="Microsoft Tai Le"/>
+        <a:font script="Talu" typeface="Microsoft New Tai Lue"/>
+        <a:font script="Tfng" typeface="Ebrima"/>
       </a:majorFont>
       <a:minorFont>
-        <a:latin typeface="等线"/>
+        <a:latin typeface="等线" panose="02110004020202020204"/>
         <a:ea typeface=""/>
         <a:cs typeface=""/>
         <a:font script="Jpan" typeface="游明朝"/>
@@ -5316,6 +7185,23 @@
         <a:font script="Viet" typeface="Arial"/>
         <a:font script="Uigh" typeface="Microsoft Uighur"/>
         <a:font script="Geor" typeface="Sylfaen"/>
+        <a:font script="Armn" typeface="Arial"/>
+        <a:font script="Bugi" typeface="Leelawadee UI"/>
+        <a:font script="Bopo" typeface="Microsoft JhengHei"/>
+        <a:font script="Java" typeface="Javanese Text"/>
+        <a:font script="Lisu" typeface="Segoe UI"/>
+        <a:font script="Mymr" typeface="Myanmar Text"/>
+        <a:font script="Nkoo" typeface="Ebrima"/>
+        <a:font script="Olck" typeface="Nirmala UI"/>
+        <a:font script="Osma" typeface="Ebrima"/>
+        <a:font script="Phag" typeface="Phagspa"/>
+        <a:font script="Syrn" typeface="Estrangelo Edessa"/>
+        <a:font script="Syrj" typeface="Estrangelo Edessa"/>
+        <a:font script="Syre" typeface="Estrangelo Edessa"/>
+        <a:font script="Sora" typeface="Nirmala UI"/>
+        <a:font script="Tale" typeface="Microsoft Tai Le"/>
+        <a:font script="Talu" typeface="Microsoft New Tai Lue"/>
+        <a:font script="Tfng" typeface="Ebrima"/>
       </a:minorFont>
     </a:fontScheme>
     <a:fmtScheme name="Office">
@@ -5477,6 +7363,12 @@
       </a:style>
     </a:lnDef>
   </a:objectDefaults>
+  <a:extraClrSchemeLst/>
+  <a:extLst>
+    <a:ext uri="{05A4C25C-085E-4340-85A3-A5531E510DB2}">
+      <thm15:themeFamily xmlns:thm15="http://schemas.microsoft.com/office/thememl/2012/main" name="Office Theme" id="{2E142A2C-CD16-42D6-873A-C26D2A0506FA}" vid="{1BDDFF52-6CD6-40A5-AB3C-68EB2F1E4D0A}"/>
+    </a:ext>
+  </a:extLst>
 </a:theme>
 </file>
 
@@ -5486,6 +7378,8 @@
 
 <file path=customXml/itemProps1.xml><?xml version="1.0" encoding="utf-8"?>
 <ds:datastoreItem xmlns:ds="http://schemas.openxmlformats.org/officeDocument/2006/customXml" ds:itemID="{2D983A4D-75DD-4B41-A453-004F0A905CF3}">
-  <ds:schemaRefs/>
+  <ds:schemaRefs>
+    <ds:schemaRef ds:uri="http://schemas.openxmlformats.org/officeDocument/2006/bibliography"/>
+  </ds:schemaRefs>
 </ds:datastoreItem>
 </file>